--- a/Book/Deep Learning From Scratch in C++.docx
+++ b/Book/Deep Learning From Scratch in C++.docx
@@ -37,7 +37,7 @@
                     </pic:cNvPicPr>
                   </pic:nvPicPr>
                   <pic:blipFill>
-                    <a:blip r:embed="rId7">
+                    <a:blip r:embed="rId8">
                       <a:extLst>
                         <a:ext uri="{28A0092B-C50C-407E-A947-70E740481C1C}">
                           <a14:useLocalDpi xmlns:a14="http://schemas.microsoft.com/office/drawing/2010/main" val="0"/>
@@ -280,13 +280,8 @@
         <w:jc w:val="both"/>
       </w:pPr>
       <w:r>
-        <w:t>[</w:t>
-      </w:r>
-      <w:proofErr w:type="gramStart"/>
-      <w:r>
-        <w:t>Publisher ]</w:t>
-      </w:r>
-      <w:proofErr w:type="gramEnd"/>
+        <w:t>[Publisher ]</w:t>
+      </w:r>
     </w:p>
     <w:p>
       <w:pPr>
@@ -455,15 +450,7 @@
         <w:jc w:val="both"/>
       </w:pPr>
       <w:r>
-        <w:t xml:space="preserve">**Clarity**: No hidden </w:t>
-      </w:r>
-      <w:proofErr w:type="spellStart"/>
-      <w:r>
-        <w:t>autograd</w:t>
-      </w:r>
-      <w:proofErr w:type="spellEnd"/>
-      <w:r>
-        <w:t xml:space="preserve"> magic. Every gradient and weight update is explicit.</w:t>
+        <w:t>**Clarity**: No hidden autograd magic. Every gradient and weight update is explicit.</w:t>
       </w:r>
     </w:p>
     <w:p>
@@ -511,18 +498,10 @@
         <w:jc w:val="both"/>
       </w:pPr>
       <w:r>
-        <w:t>This is a **builder’s guide*</w:t>
-      </w:r>
-      <w:proofErr w:type="gramStart"/>
-      <w:r>
-        <w:t>*</w:t>
-      </w:r>
-      <w:r>
-        <w:t xml:space="preserve"> ,</w:t>
-      </w:r>
-      <w:proofErr w:type="gramEnd"/>
-      <w:r>
-        <w:t xml:space="preserve"> </w:t>
+        <w:t>This is a **builder’s guide**</w:t>
+      </w:r>
+      <w:r>
+        <w:t xml:space="preserve"> , </w:t>
       </w:r>
       <w:r>
         <w:t xml:space="preserve"> the story of how we sit down and construct deep learning from first principles.</w:t>
@@ -870,11 +849,1230 @@
     </w:p>
     <w:p>
       <w:pPr>
+        <w:spacing w:after="80"/>
+      </w:pPr>
+      <w:r>
+        <w:rPr>
+          <w:rFonts w:ascii="Arial" w:eastAsia="Arial" w:hAnsi="Arial" w:cs="Arial"/>
+          <w:b/>
+          <w:bCs/>
+          <w:caps/>
+          <w:color w:val="2E75B6"/>
+          <w:spacing w:val="120"/>
+          <w:sz w:val="22"/>
+          <w:szCs w:val="22"/>
+        </w:rPr>
+        <w:lastRenderedPageBreak/>
+        <w:t>Chapter 1</w:t>
+      </w:r>
+    </w:p>
+    <w:p>
+      <w:pPr>
+        <w:pBdr>
+          <w:bottom w:val="single" w:sz="6" w:space="6" w:color="2E75B6"/>
+        </w:pBdr>
+        <w:spacing w:before="80" w:after="480"/>
+      </w:pPr>
+      <w:r>
+        <w:rPr>
+          <w:rFonts w:ascii="Georgia" w:eastAsia="Georgia" w:hAnsi="Georgia" w:cs="Georgia"/>
+          <w:b/>
+          <w:bCs/>
+          <w:color w:val="1F3864"/>
+          <w:sz w:val="52"/>
+          <w:szCs w:val="52"/>
+        </w:rPr>
+        <w:t>Why Build Neural Networks from Scratch?</w:t>
+      </w:r>
+    </w:p>
+    <w:p>
+      <w:pPr>
+        <w:pBdr>
+          <w:left w:val="single" w:sz="18" w:space="12" w:color="2E75B6"/>
+        </w:pBdr>
+        <w:spacing w:before="180" w:after="180"/>
+        <w:ind w:left="720" w:right="720"/>
+      </w:pPr>
+      <w:r>
+        <w:rPr>
+          <w:rFonts w:ascii="Georgia" w:eastAsia="Georgia" w:hAnsi="Georgia" w:cs="Georgia"/>
+          <w:i/>
+          <w:iCs/>
+          <w:color w:val="555555"/>
+        </w:rPr>
+        <w:t>“What I cannot create, I do not understand.” — Richard Feynman</w:t>
+      </w:r>
+    </w:p>
+    <w:p>
+      <w:pPr>
+        <w:spacing w:after="240"/>
+      </w:pPr>
+    </w:p>
+    <w:p>
+      <w:pPr>
+        <w:pStyle w:val="Heading2"/>
+      </w:pPr>
+      <w:r>
+        <w:rPr>
+          <w:rFonts w:ascii="Arial" w:eastAsia="Arial" w:hAnsi="Arial" w:cs="Arial"/>
+          <w:b/>
+          <w:bCs/>
+          <w:color w:val="2E75B6"/>
+          <w:sz w:val="28"/>
+          <w:szCs w:val="28"/>
+        </w:rPr>
+        <w:t>1.1 The Allure and the Trap of Modern Frameworks</w:t>
+      </w:r>
+    </w:p>
+    <w:p>
+      <w:pPr>
+        <w:spacing w:after="180"/>
+        <w:jc w:val="both"/>
+      </w:pPr>
+      <w:r>
+        <w:rPr>
+          <w:rFonts w:ascii="Georgia" w:eastAsia="Georgia" w:hAnsi="Georgia" w:cs="Georgia"/>
+          <w:color w:val="1A1A1A"/>
+        </w:rPr>
+        <w:t xml:space="preserve">In 2026, building a neural network has never been easier. A handful of lines of Python </w:t>
+      </w:r>
+      <w:r>
+        <w:rPr>
+          <w:rFonts w:ascii="Georgia" w:eastAsia="Georgia" w:hAnsi="Georgia" w:cs="Georgia"/>
+          <w:color w:val="1A1A1A"/>
+        </w:rPr>
+        <w:t xml:space="preserve">, </w:t>
+      </w:r>
+      <w:r>
+        <w:rPr>
+          <w:rFonts w:ascii="Georgia" w:eastAsia="Georgia" w:hAnsi="Georgia" w:cs="Georgia"/>
+          <w:color w:val="1A1A1A"/>
+        </w:rPr>
+        <w:t xml:space="preserve"> a </w:t>
+      </w:r>
+      <w:r>
+        <w:rPr>
+          <w:rFonts w:ascii="Courier New" w:eastAsia="Courier New" w:hAnsi="Courier New" w:cs="Courier New"/>
+          <w:color w:val="2E4057"/>
+          <w:sz w:val="22"/>
+          <w:szCs w:val="22"/>
+        </w:rPr>
+        <w:t>torch.nn.Sequential</w:t>
+      </w:r>
+      <w:r>
+        <w:rPr>
+          <w:rFonts w:ascii="Georgia" w:eastAsia="Georgia" w:hAnsi="Georgia" w:cs="Georgia"/>
+          <w:color w:val="1A1A1A"/>
+        </w:rPr>
+        <w:t xml:space="preserve"> here, a </w:t>
+      </w:r>
+      <w:r>
+        <w:rPr>
+          <w:rFonts w:ascii="Courier New" w:eastAsia="Courier New" w:hAnsi="Courier New" w:cs="Courier New"/>
+          <w:color w:val="2E4057"/>
+          <w:sz w:val="22"/>
+          <w:szCs w:val="22"/>
+        </w:rPr>
+        <w:t>model.fit()</w:t>
+      </w:r>
+      <w:r>
+        <w:rPr>
+          <w:rFonts w:ascii="Georgia" w:eastAsia="Georgia" w:hAnsi="Georgia" w:cs="Georgia"/>
+          <w:color w:val="1A1A1A"/>
+        </w:rPr>
+        <w:t xml:space="preserve"> there</w:t>
+      </w:r>
+      <w:r>
+        <w:rPr>
+          <w:rFonts w:ascii="Georgia" w:eastAsia="Georgia" w:hAnsi="Georgia" w:cs="Georgia"/>
+          <w:color w:val="1A1A1A"/>
+        </w:rPr>
+        <w:t>,</w:t>
+      </w:r>
+      <w:r>
+        <w:rPr>
+          <w:rFonts w:ascii="Georgia" w:eastAsia="Georgia" w:hAnsi="Georgia" w:cs="Georgia"/>
+          <w:color w:val="1A1A1A"/>
+        </w:rPr>
+        <w:t xml:space="preserve"> and you have a working classifier trained on a GPU you rent by the hour. The convenience is extraordinary, and the results can be genuinely impressive.</w:t>
+      </w:r>
+    </w:p>
+    <w:p>
+      <w:pPr>
+        <w:spacing w:after="180"/>
+        <w:jc w:val="both"/>
+      </w:pPr>
+      <w:r>
+        <w:rPr>
+          <w:rFonts w:ascii="Georgia" w:eastAsia="Georgia" w:hAnsi="Georgia" w:cs="Georgia"/>
+          <w:color w:val="1A1A1A"/>
+        </w:rPr>
+        <w:t xml:space="preserve">But convenience has a shadow side. When that model fails to converge, when gradients vanish inexplicably, when inference is mysteriously slow, or when a small change to the architecture produces wildly different results — most practitioners can only reach for the same handful of remedies: adjust the learning rate, try a different optimizer, swap in batch normalization, and hope. The </w:t>
+      </w:r>
+      <w:r>
+        <w:rPr>
+          <w:rFonts w:ascii="Georgia" w:eastAsia="Georgia" w:hAnsi="Georgia" w:cs="Georgia"/>
+          <w:i/>
+          <w:iCs/>
+          <w:color w:val="1A1A1A"/>
+        </w:rPr>
+        <w:t>why</w:t>
+      </w:r>
+      <w:r>
+        <w:rPr>
+          <w:rFonts w:ascii="Georgia" w:eastAsia="Georgia" w:hAnsi="Georgia" w:cs="Georgia"/>
+          <w:color w:val="1A1A1A"/>
+        </w:rPr>
+        <w:t xml:space="preserve"> of the problem stays hidden.</w:t>
+      </w:r>
+    </w:p>
+    <w:p>
+      <w:pPr>
+        <w:spacing w:after="180"/>
+        <w:jc w:val="both"/>
+      </w:pPr>
+      <w:r>
+        <w:rPr>
+          <w:rFonts w:ascii="Georgia" w:eastAsia="Georgia" w:hAnsi="Georgia" w:cs="Georgia"/>
+          <w:b/>
+          <w:bCs/>
+          <w:color w:val="1A1A1A"/>
+        </w:rPr>
+        <w:t>We have become users of magic rather than its creators.</w:t>
+      </w:r>
+    </w:p>
+    <w:p>
+      <w:pPr>
+        <w:spacing w:after="180"/>
+        <w:jc w:val="both"/>
+      </w:pPr>
+      <w:r>
+        <w:rPr>
+          <w:rFonts w:ascii="Georgia" w:eastAsia="Georgia" w:hAnsi="Georgia" w:cs="Georgia"/>
+          <w:color w:val="1A1A1A"/>
+        </w:rPr>
+        <w:t>This is not a criticism of PyTorch or TensorFlow. Those frameworks are engineering triumphs. But they are tools optimized for productivity, and productivity-oriented tools necessarily abstract away the details. The autograd engine that silently differentiates your computation graph is a marvel</w:t>
+      </w:r>
+      <w:r>
+        <w:rPr>
+          <w:rFonts w:ascii="Georgia" w:eastAsia="Georgia" w:hAnsi="Georgia" w:cs="Georgia"/>
+          <w:color w:val="1A1A1A"/>
+        </w:rPr>
+        <w:t>,</w:t>
+      </w:r>
+      <w:r>
+        <w:rPr>
+          <w:rFonts w:ascii="Georgia" w:eastAsia="Georgia" w:hAnsi="Georgia" w:cs="Georgia"/>
+          <w:color w:val="1A1A1A"/>
+        </w:rPr>
+        <w:t xml:space="preserve"> and also a black box. The moment you need to step outside the happy path, that black box becomes a wall.</w:t>
+      </w:r>
+    </w:p>
+    <w:p>
+      <w:pPr>
+        <w:spacing w:after="180"/>
+        <w:jc w:val="both"/>
+      </w:pPr>
+      <w:r>
+        <w:rPr>
+          <w:rFonts w:ascii="Georgia" w:eastAsia="Georgia" w:hAnsi="Georgia" w:cs="Georgia"/>
+          <w:color w:val="1A1A1A"/>
+        </w:rPr>
+        <w:t xml:space="preserve">This book is written for those who want to dismantle the wall. Not to avoid frameworks </w:t>
+      </w:r>
+      <w:r>
+        <w:rPr>
+          <w:rFonts w:ascii="Georgia" w:eastAsia="Georgia" w:hAnsi="Georgia" w:cs="Georgia"/>
+          <w:color w:val="1A1A1A"/>
+        </w:rPr>
+        <w:t>,</w:t>
+      </w:r>
+      <w:r>
+        <w:rPr>
+          <w:rFonts w:ascii="Georgia" w:eastAsia="Georgia" w:hAnsi="Georgia" w:cs="Georgia"/>
+          <w:color w:val="1A1A1A"/>
+        </w:rPr>
+        <w:t xml:space="preserve"> you will still use them in your day-to-day work</w:t>
+      </w:r>
+      <w:r>
+        <w:rPr>
+          <w:rFonts w:ascii="Georgia" w:eastAsia="Georgia" w:hAnsi="Georgia" w:cs="Georgia"/>
+          <w:color w:val="1A1A1A"/>
+        </w:rPr>
+        <w:t xml:space="preserve">, </w:t>
+      </w:r>
+      <w:r>
+        <w:rPr>
+          <w:rFonts w:ascii="Georgia" w:eastAsia="Georgia" w:hAnsi="Georgia" w:cs="Georgia"/>
+          <w:color w:val="1A1A1A"/>
+        </w:rPr>
+        <w:t>but to understand what is behind them, so that when something goes wrong, you know exactly where to look.</w:t>
+      </w:r>
+    </w:p>
+    <w:p>
+      <w:pPr>
+        <w:pStyle w:val="Heading2"/>
+      </w:pPr>
+      <w:r>
+        <w:rPr>
+          <w:rFonts w:ascii="Arial" w:eastAsia="Arial" w:hAnsi="Arial" w:cs="Arial"/>
+          <w:b/>
+          <w:bCs/>
+          <w:color w:val="2E75B6"/>
+          <w:sz w:val="28"/>
+          <w:szCs w:val="28"/>
+        </w:rPr>
+        <w:t>1.2 What “From Scratch” Really Means</w:t>
+      </w:r>
+    </w:p>
+    <w:p>
+      <w:pPr>
+        <w:spacing w:after="180"/>
+        <w:jc w:val="both"/>
+      </w:pPr>
+      <w:r>
+        <w:rPr>
+          <w:rFonts w:ascii="Georgia" w:eastAsia="Georgia" w:hAnsi="Georgia" w:cs="Georgia"/>
+          <w:color w:val="1A1A1A"/>
+        </w:rPr>
+        <w:t>The phrase “from scratch” is sometimes used loosely, so let us be precise about what it means in this book.</w:t>
+      </w:r>
+    </w:p>
+    <w:p>
+      <w:pPr>
+        <w:spacing w:after="180"/>
+        <w:jc w:val="both"/>
+      </w:pPr>
+      <w:r>
+        <w:rPr>
+          <w:rFonts w:ascii="Georgia" w:eastAsia="Georgia" w:hAnsi="Georgia" w:cs="Georgia"/>
+          <w:color w:val="1A1A1A"/>
+        </w:rPr>
+        <w:t xml:space="preserve">We will </w:t>
+      </w:r>
+      <w:r>
+        <w:rPr>
+          <w:rFonts w:ascii="Georgia" w:eastAsia="Georgia" w:hAnsi="Georgia" w:cs="Georgia"/>
+          <w:i/>
+          <w:iCs/>
+          <w:color w:val="1A1A1A"/>
+        </w:rPr>
+        <w:t>not</w:t>
+      </w:r>
+      <w:r>
+        <w:rPr>
+          <w:rFonts w:ascii="Georgia" w:eastAsia="Georgia" w:hAnsi="Georgia" w:cs="Georgia"/>
+          <w:color w:val="1A1A1A"/>
+        </w:rPr>
+        <w:t xml:space="preserve"> write everything with raw arrays and manual pointer arithmetic, although that is entirely possible in C++. Instead, we will build a clean, modern, and extensible neural network library using thoughtful object-oriented design and the C++ Standard Library</w:t>
+      </w:r>
+      <w:r>
+        <w:rPr>
+          <w:rFonts w:ascii="Georgia" w:eastAsia="Georgia" w:hAnsi="Georgia" w:cs="Georgia"/>
+          <w:color w:val="1A1A1A"/>
+        </w:rPr>
+        <w:t>,</w:t>
+      </w:r>
+      <w:r>
+        <w:rPr>
+          <w:rFonts w:ascii="Georgia" w:eastAsia="Georgia" w:hAnsi="Georgia" w:cs="Georgia"/>
+          <w:color w:val="1A1A1A"/>
+        </w:rPr>
+        <w:t xml:space="preserve"> nothing else. No Eigen. No BLAS. No external deep learning frameworks of any kind.</w:t>
+      </w:r>
+    </w:p>
+    <w:p>
+      <w:pPr>
+        <w:spacing w:after="180"/>
+        <w:jc w:val="both"/>
+      </w:pPr>
+      <w:r>
+        <w:rPr>
+          <w:rFonts w:ascii="Georgia" w:eastAsia="Georgia" w:hAnsi="Georgia" w:cs="Georgia"/>
+          <w:color w:val="1A1A1A"/>
+        </w:rPr>
+        <w:t xml:space="preserve">The library you build will be fully functional. By the end of the </w:t>
+      </w:r>
+      <w:r>
+        <w:rPr>
+          <w:rFonts w:ascii="Georgia" w:eastAsia="Georgia" w:hAnsi="Georgia" w:cs="Georgia"/>
+          <w:color w:val="1A1A1A"/>
+        </w:rPr>
+        <w:t>book,</w:t>
+      </w:r>
+      <w:r>
+        <w:rPr>
+          <w:rFonts w:ascii="Georgia" w:eastAsia="Georgia" w:hAnsi="Georgia" w:cs="Georgia"/>
+          <w:color w:val="1A1A1A"/>
+        </w:rPr>
+        <w:t xml:space="preserve"> it will include:</w:t>
+      </w:r>
+    </w:p>
+    <w:p>
+      <w:pPr>
+        <w:pStyle w:val="ListParagraph"/>
+        <w:numPr>
+          <w:ilvl w:val="0"/>
+          <w:numId w:val="8"/>
+        </w:numPr>
+        <w:spacing w:before="60" w:after="60" w:line="240" w:lineRule="auto"/>
+        <w:contextualSpacing w:val="0"/>
+      </w:pPr>
+    </w:p>
+    <w:p>
+      <w:pPr>
+        <w:pStyle w:val="ListParagraph"/>
+        <w:numPr>
+          <w:ilvl w:val="0"/>
+          <w:numId w:val="8"/>
+        </w:numPr>
+        <w:spacing w:before="60" w:after="60" w:line="240" w:lineRule="auto"/>
+        <w:contextualSpacing w:val="0"/>
+      </w:pPr>
+    </w:p>
+    <w:p>
+      <w:pPr>
+        <w:pStyle w:val="ListParagraph"/>
+        <w:numPr>
+          <w:ilvl w:val="0"/>
+          <w:numId w:val="8"/>
+        </w:numPr>
+        <w:spacing w:before="60" w:after="60" w:line="240" w:lineRule="auto"/>
+        <w:contextualSpacing w:val="0"/>
+      </w:pPr>
+    </w:p>
+    <w:p>
+      <w:pPr>
+        <w:pStyle w:val="ListParagraph"/>
+        <w:numPr>
+          <w:ilvl w:val="0"/>
+          <w:numId w:val="8"/>
+        </w:numPr>
+        <w:spacing w:before="60" w:after="60" w:line="240" w:lineRule="auto"/>
+        <w:contextualSpacing w:val="0"/>
+      </w:pPr>
+    </w:p>
+    <w:p>
+      <w:pPr>
+        <w:pStyle w:val="ListParagraph"/>
+        <w:numPr>
+          <w:ilvl w:val="0"/>
+          <w:numId w:val="8"/>
+        </w:numPr>
+        <w:spacing w:before="60" w:after="60" w:line="240" w:lineRule="auto"/>
+        <w:contextualSpacing w:val="0"/>
+      </w:pPr>
+    </w:p>
+    <w:p>
+      <w:pPr>
+        <w:pStyle w:val="ListParagraph"/>
+        <w:numPr>
+          <w:ilvl w:val="0"/>
+          <w:numId w:val="8"/>
+        </w:numPr>
+        <w:spacing w:before="60" w:after="60" w:line="240" w:lineRule="auto"/>
+        <w:contextualSpacing w:val="0"/>
+      </w:pPr>
+    </w:p>
+    <w:p>
+      <w:pPr>
+        <w:spacing w:after="60"/>
+      </w:pPr>
+    </w:p>
+    <w:p>
+      <w:pPr>
+        <w:spacing w:after="180"/>
+        <w:jc w:val="both"/>
+      </w:pPr>
+      <w:r>
+        <w:rPr>
+          <w:rFonts w:ascii="Georgia" w:eastAsia="Georgia" w:hAnsi="Georgia" w:cs="Georgia"/>
+          <w:color w:val="1A1A1A"/>
+        </w:rPr>
+        <w:t xml:space="preserve">Every component is written explicitly. There is no hidden autograd engine. When you call </w:t>
+      </w:r>
+      <w:r>
+        <w:rPr>
+          <w:rFonts w:ascii="Courier New" w:eastAsia="Courier New" w:hAnsi="Courier New" w:cs="Courier New"/>
+          <w:color w:val="2E4057"/>
+          <w:sz w:val="22"/>
+          <w:szCs w:val="22"/>
+        </w:rPr>
+        <w:t>backward()</w:t>
+      </w:r>
+      <w:r>
+        <w:rPr>
+          <w:rFonts w:ascii="Georgia" w:eastAsia="Georgia" w:hAnsi="Georgia" w:cs="Georgia"/>
+          <w:color w:val="1A1A1A"/>
+        </w:rPr>
+        <w:t>, you will see, line by line, how error signals propagate backward through the graph and how each weight is updated. This explicitness is the point. Opacity is comfortable; transparency is educational.</w:t>
+      </w:r>
+    </w:p>
+    <w:p>
+      <w:pPr>
+        <w:pStyle w:val="Heading2"/>
+      </w:pPr>
+      <w:r>
+        <w:rPr>
+          <w:rFonts w:ascii="Arial" w:eastAsia="Arial" w:hAnsi="Arial" w:cs="Arial"/>
+          <w:b/>
+          <w:bCs/>
+          <w:color w:val="2E75B6"/>
+          <w:sz w:val="28"/>
+          <w:szCs w:val="28"/>
+        </w:rPr>
+        <w:t>1.3 The Philosophy Behind This Book</w:t>
+      </w:r>
+    </w:p>
+    <w:p>
+      <w:pPr>
+        <w:spacing w:after="180"/>
+        <w:jc w:val="both"/>
+      </w:pPr>
+      <w:r>
+        <w:rPr>
+          <w:rFonts w:ascii="Georgia" w:eastAsia="Georgia" w:hAnsi="Georgia" w:cs="Georgia"/>
+          <w:color w:val="1A1A1A"/>
+        </w:rPr>
+        <w:t>There is a certain kind of understanding that only comes from building. You can read a hundred explanations of backpropagation</w:t>
+      </w:r>
+      <w:r>
+        <w:rPr>
+          <w:rFonts w:ascii="Georgia" w:eastAsia="Georgia" w:hAnsi="Georgia" w:cs="Georgia"/>
+          <w:color w:val="1A1A1A"/>
+        </w:rPr>
+        <w:t xml:space="preserve">, </w:t>
+      </w:r>
+      <w:r>
+        <w:rPr>
+          <w:rFonts w:ascii="Georgia" w:eastAsia="Georgia" w:hAnsi="Georgia" w:cs="Georgia"/>
+          <w:color w:val="1A1A1A"/>
+        </w:rPr>
+        <w:t>the chain rule, the computation graph, the flow of gradients backward through layers</w:t>
+      </w:r>
+      <w:r>
+        <w:rPr>
+          <w:rFonts w:ascii="Georgia" w:eastAsia="Georgia" w:hAnsi="Georgia" w:cs="Georgia"/>
+          <w:color w:val="1A1A1A"/>
+        </w:rPr>
+        <w:t xml:space="preserve">, </w:t>
+      </w:r>
+      <w:r>
+        <w:rPr>
+          <w:rFonts w:ascii="Georgia" w:eastAsia="Georgia" w:hAnsi="Georgia" w:cs="Georgia"/>
+          <w:color w:val="1A1A1A"/>
+        </w:rPr>
+        <w:t xml:space="preserve">and nod along to all of them. But the moment you sit down and </w:t>
+      </w:r>
+      <w:r>
+        <w:rPr>
+          <w:rFonts w:ascii="Georgia" w:eastAsia="Georgia" w:hAnsi="Georgia" w:cs="Georgia"/>
+          <w:color w:val="1A1A1A"/>
+        </w:rPr>
+        <w:t>implement</w:t>
+      </w:r>
+      <w:r>
+        <w:rPr>
+          <w:rFonts w:ascii="Georgia" w:eastAsia="Georgia" w:hAnsi="Georgia" w:cs="Georgia"/>
+          <w:color w:val="1A1A1A"/>
+        </w:rPr>
+        <w:t xml:space="preserve"> it, when you write the code that computes </w:t>
+      </w:r>
+      <w:r>
+        <w:rPr>
+          <w:rFonts w:ascii="Georgia" w:eastAsia="Georgia" w:hAnsi="Georgia" w:cs="Georgia"/>
+          <w:i/>
+          <w:iCs/>
+          <w:color w:val="1A1A1A"/>
+        </w:rPr>
+        <w:t>∂L/∂w</w:t>
+      </w:r>
+      <w:r>
+        <w:rPr>
+          <w:rFonts w:ascii="Georgia" w:eastAsia="Georgia" w:hAnsi="Georgia" w:cs="Georgia"/>
+          <w:color w:val="1A1A1A"/>
+        </w:rPr>
+        <w:t xml:space="preserve"> for a single neuron and watch the weight move in the right direction, something clicks that no explanation could have produced. The abstraction becomes concrete.</w:t>
+      </w:r>
+    </w:p>
+    <w:p>
+      <w:pPr>
+        <w:spacing w:after="180"/>
+        <w:jc w:val="both"/>
+      </w:pPr>
+      <w:r>
+        <w:rPr>
+          <w:rFonts w:ascii="Georgia" w:eastAsia="Georgia" w:hAnsi="Georgia" w:cs="Georgia"/>
+          <w:color w:val="1A1A1A"/>
+        </w:rPr>
+        <w:t xml:space="preserve">This book is built on that conviction. Its organizing principle is simple: </w:t>
+      </w:r>
+      <w:r>
+        <w:rPr>
+          <w:rFonts w:ascii="Georgia" w:eastAsia="Georgia" w:hAnsi="Georgia" w:cs="Georgia"/>
+          <w:b/>
+          <w:bCs/>
+          <w:color w:val="1A1A1A"/>
+        </w:rPr>
+        <w:t>the best way to understand something deeply is to build it yourself.</w:t>
+      </w:r>
+    </w:p>
+    <w:p>
+      <w:pPr>
+        <w:spacing w:after="180"/>
+        <w:jc w:val="both"/>
+      </w:pPr>
+      <w:r>
+        <w:rPr>
+          <w:rFonts w:ascii="Georgia" w:eastAsia="Georgia" w:hAnsi="Georgia" w:cs="Georgia"/>
+          <w:color w:val="1A1A1A"/>
+        </w:rPr>
+        <w:t>Building from first principles will give you three things that reading alone cannot:</w:t>
+      </w:r>
+    </w:p>
+    <w:p>
+      <w:pPr>
+        <w:spacing w:after="180"/>
+        <w:jc w:val="both"/>
+      </w:pPr>
+      <w:r>
+        <w:rPr>
+          <w:rFonts w:ascii="Georgia" w:eastAsia="Georgia" w:hAnsi="Georgia" w:cs="Georgia"/>
+          <w:b/>
+          <w:bCs/>
+          <w:color w:val="1A1A1A"/>
+        </w:rPr>
+        <w:t xml:space="preserve">Deep intuition. </w:t>
+      </w:r>
+      <w:r>
+        <w:rPr>
+          <w:rFonts w:ascii="Georgia" w:eastAsia="Georgia" w:hAnsi="Georgia" w:cs="Georgia"/>
+          <w:color w:val="1A1A1A"/>
+        </w:rPr>
+        <w:t>You will no longer think of backpropagation as an algorithm that happens inside the framework. You will think of it as a natural consequence of the chain rule, applied recursively through a graph you designed and wired yourself. That intuition travels with you to every framework you ever use.</w:t>
+      </w:r>
+    </w:p>
+    <w:p>
+      <w:pPr>
+        <w:spacing w:after="180"/>
+        <w:jc w:val="both"/>
+      </w:pPr>
+      <w:r>
+        <w:rPr>
+          <w:rFonts w:ascii="Georgia" w:eastAsia="Georgia" w:hAnsi="Georgia" w:cs="Georgia"/>
+          <w:b/>
+          <w:bCs/>
+          <w:color w:val="1A1A1A"/>
+        </w:rPr>
+        <w:t xml:space="preserve">Performance awareness. </w:t>
+      </w:r>
+      <w:r>
+        <w:rPr>
+          <w:rFonts w:ascii="Georgia" w:eastAsia="Georgia" w:hAnsi="Georgia" w:cs="Georgia"/>
+          <w:color w:val="1A1A1A"/>
+        </w:rPr>
+        <w:t>C++ forces you to think about memory. You will see exactly where allocations happen, where cache misses lurk, and which loops dominate runtime. This awareness makes you a better engineer even when you return to higher-level languages.</w:t>
+      </w:r>
+    </w:p>
+    <w:p>
+      <w:pPr>
+        <w:spacing w:after="180"/>
+        <w:jc w:val="both"/>
+      </w:pPr>
+      <w:r>
+        <w:rPr>
+          <w:rFonts w:ascii="Georgia" w:eastAsia="Georgia" w:hAnsi="Georgia" w:cs="Georgia"/>
+          <w:b/>
+          <w:bCs/>
+          <w:color w:val="1A1A1A"/>
+        </w:rPr>
+        <w:t xml:space="preserve">Confidence to extend and debug. </w:t>
+      </w:r>
+      <w:r>
+        <w:rPr>
+          <w:rFonts w:ascii="Georgia" w:eastAsia="Georgia" w:hAnsi="Georgia" w:cs="Georgia"/>
+          <w:color w:val="1A1A1A"/>
+        </w:rPr>
+        <w:t>When you have built a residual connection from scratch, debugging one in PyTorch is a fundamentally different experience. You are not staring at a black box; you are reading a familiar story in a different dialect.</w:t>
+      </w:r>
+    </w:p>
+    <w:p>
+      <w:pPr>
+        <w:pStyle w:val="Heading2"/>
+      </w:pPr>
+      <w:r>
+        <w:rPr>
+          <w:rFonts w:ascii="Arial" w:eastAsia="Arial" w:hAnsi="Arial" w:cs="Arial"/>
+          <w:b/>
+          <w:bCs/>
+          <w:color w:val="2E75B6"/>
+          <w:sz w:val="28"/>
+          <w:szCs w:val="28"/>
+        </w:rPr>
+        <w:t>1.4 The Running Project: A Natural Language Appliance Controller</w:t>
+      </w:r>
+    </w:p>
+    <w:p>
+      <w:pPr>
+        <w:spacing w:after="180"/>
+        <w:jc w:val="both"/>
+      </w:pPr>
+      <w:r>
+        <w:rPr>
+          <w:rFonts w:ascii="Georgia" w:eastAsia="Georgia" w:hAnsi="Georgia" w:cs="Georgia"/>
+          <w:color w:val="1A1A1A"/>
+        </w:rPr>
+        <w:t>A book about neural networks needs a real neural network to build toward. Abstract examples are useful for illustration, but there is no substitute for watching your own code learn something genuinely useful.</w:t>
+      </w:r>
+    </w:p>
+    <w:p>
+      <w:pPr>
+        <w:spacing w:after="180"/>
+        <w:jc w:val="both"/>
+      </w:pPr>
+      <w:r>
+        <w:rPr>
+          <w:rFonts w:ascii="Georgia" w:eastAsia="Georgia" w:hAnsi="Georgia" w:cs="Georgia"/>
+          <w:color w:val="1A1A1A"/>
+        </w:rPr>
+        <w:lastRenderedPageBreak/>
+        <w:t>Our running project throughout this book is a natural language appliance controller. Given commands in plain English such as:</w:t>
+      </w:r>
+    </w:p>
+    <w:p>
+      <w:pPr>
+        <w:pStyle w:val="ListParagraph"/>
+        <w:numPr>
+          <w:ilvl w:val="0"/>
+          <w:numId w:val="8"/>
+        </w:numPr>
+        <w:spacing w:before="60" w:after="60" w:line="240" w:lineRule="auto"/>
+        <w:contextualSpacing w:val="0"/>
+      </w:pPr>
+    </w:p>
+    <w:p>
+      <w:pPr>
+        <w:pStyle w:val="ListParagraph"/>
+        <w:numPr>
+          <w:ilvl w:val="0"/>
+          <w:numId w:val="8"/>
+        </w:numPr>
+        <w:spacing w:before="60" w:after="60" w:line="240" w:lineRule="auto"/>
+        <w:contextualSpacing w:val="0"/>
+      </w:pPr>
+    </w:p>
+    <w:p>
+      <w:pPr>
+        <w:pStyle w:val="ListParagraph"/>
+        <w:numPr>
+          <w:ilvl w:val="0"/>
+          <w:numId w:val="8"/>
+        </w:numPr>
+        <w:spacing w:before="60" w:after="60" w:line="240" w:lineRule="auto"/>
+        <w:contextualSpacing w:val="0"/>
+      </w:pPr>
+    </w:p>
+    <w:p>
+      <w:pPr>
+        <w:spacing w:after="60"/>
+      </w:pPr>
+    </w:p>
+    <w:p>
+      <w:pPr>
+        <w:spacing w:after="180"/>
+        <w:jc w:val="both"/>
+      </w:pPr>
+      <w:r>
+        <w:rPr>
+          <w:rFonts w:ascii="Georgia" w:eastAsia="Georgia" w:hAnsi="Georgia" w:cs="Georgia"/>
+          <w:color w:val="1A1A1A"/>
+        </w:rPr>
+        <w:t>the model will predict which appliances should be turned on or off. It is a multi-label classification problem, and solving it properly requires the full stack of techniques covered in this book: text tokenization, a vocabulary class, 1D convolutions over word sequences, and sigmoid outputs for independent per-appliance predictions.</w:t>
+      </w:r>
+    </w:p>
+    <w:p>
+      <w:pPr>
+        <w:spacing w:after="180"/>
+        <w:jc w:val="both"/>
+      </w:pPr>
+      <w:r>
+        <w:rPr>
+          <w:rFonts w:ascii="Georgia" w:eastAsia="Georgia" w:hAnsi="Georgia" w:cs="Georgia"/>
+          <w:color w:val="1A1A1A"/>
+        </w:rPr>
+        <w:t>The project is carefully chosen. It is complex enough to demonstrate real techniques in a realistic setting</w:t>
+      </w:r>
+      <w:r>
+        <w:rPr>
+          <w:rFonts w:ascii="Georgia" w:eastAsia="Georgia" w:hAnsi="Georgia" w:cs="Georgia"/>
+          <w:color w:val="1A1A1A"/>
+        </w:rPr>
+        <w:t>,</w:t>
+      </w:r>
+      <w:r>
+        <w:rPr>
+          <w:rFonts w:ascii="Georgia" w:eastAsia="Georgia" w:hAnsi="Georgia" w:cs="Georgia"/>
+          <w:color w:val="1A1A1A"/>
+        </w:rPr>
+        <w:t xml:space="preserve"> </w:t>
+      </w:r>
+      <w:r>
+        <w:rPr>
+          <w:rFonts w:ascii="Georgia" w:eastAsia="Georgia" w:hAnsi="Georgia" w:cs="Georgia"/>
+          <w:color w:val="1A1A1A"/>
+        </w:rPr>
+        <w:t xml:space="preserve"> </w:t>
+      </w:r>
+      <w:r>
+        <w:rPr>
+          <w:rFonts w:ascii="Georgia" w:eastAsia="Georgia" w:hAnsi="Georgia" w:cs="Georgia"/>
+          <w:color w:val="1A1A1A"/>
+        </w:rPr>
+        <w:t xml:space="preserve">it involves language, sequence </w:t>
+      </w:r>
+      <w:r>
+        <w:rPr>
+          <w:rFonts w:ascii="Georgia" w:eastAsia="Georgia" w:hAnsi="Georgia" w:cs="Georgia"/>
+          <w:color w:val="1A1A1A"/>
+        </w:rPr>
+        <w:t>modelling</w:t>
+      </w:r>
+      <w:r>
+        <w:rPr>
+          <w:rFonts w:ascii="Georgia" w:eastAsia="Georgia" w:hAnsi="Georgia" w:cs="Georgia"/>
+          <w:color w:val="1A1A1A"/>
+        </w:rPr>
+        <w:t xml:space="preserve">, and multi-label outputs </w:t>
+      </w:r>
+      <w:r>
+        <w:rPr>
+          <w:rFonts w:ascii="Georgia" w:eastAsia="Georgia" w:hAnsi="Georgia" w:cs="Georgia"/>
+          <w:color w:val="1A1A1A"/>
+        </w:rPr>
+        <w:t xml:space="preserve">, </w:t>
+      </w:r>
+      <w:r>
+        <w:rPr>
+          <w:rFonts w:ascii="Georgia" w:eastAsia="Georgia" w:hAnsi="Georgia" w:cs="Georgia"/>
+          <w:color w:val="1A1A1A"/>
+        </w:rPr>
+        <w:t>yet simple enough to train to convergence in seconds on a laptop CPU. You will see it working, and you will understand every layer of why it works.</w:t>
+      </w:r>
+    </w:p>
+    <w:p>
+      <w:pPr>
+        <w:spacing w:after="180"/>
+        <w:jc w:val="both"/>
+      </w:pPr>
+      <w:r>
+        <w:rPr>
+          <w:rFonts w:ascii="Georgia" w:eastAsia="Georgia" w:hAnsi="Georgia" w:cs="Georgia"/>
+          <w:color w:val="1A1A1A"/>
+        </w:rPr>
+        <w:t>We introduce pieces of the project gradually as each new concept is covered, so that by the time you reach Chapter 9, the full system feels like a natural culmination rather than a sudden leap.</w:t>
+      </w:r>
+    </w:p>
+    <w:p>
+      <w:pPr>
+        <w:pStyle w:val="Heading2"/>
+      </w:pPr>
+      <w:r>
+        <w:rPr>
+          <w:rFonts w:ascii="Arial" w:eastAsia="Arial" w:hAnsi="Arial" w:cs="Arial"/>
+          <w:b/>
+          <w:bCs/>
+          <w:color w:val="2E75B6"/>
+          <w:sz w:val="28"/>
+          <w:szCs w:val="28"/>
+        </w:rPr>
+        <w:t>1.5 Who This Book Is For</w:t>
+      </w:r>
+    </w:p>
+    <w:p>
+      <w:pPr>
+        <w:spacing w:after="180"/>
+        <w:jc w:val="both"/>
+      </w:pPr>
+      <w:r>
+        <w:rPr>
+          <w:rFonts w:ascii="Georgia" w:eastAsia="Georgia" w:hAnsi="Georgia" w:cs="Georgia"/>
+          <w:color w:val="1A1A1A"/>
+        </w:rPr>
+        <w:t>This book is written for people who already know how to write software and want to understand machine learning at a level most practitioners never reach. More specifically:</w:t>
+      </w:r>
+    </w:p>
+    <w:p>
+      <w:pPr>
+        <w:pStyle w:val="ListParagraph"/>
+        <w:numPr>
+          <w:ilvl w:val="0"/>
+          <w:numId w:val="8"/>
+        </w:numPr>
+        <w:spacing w:before="60" w:after="60" w:line="240" w:lineRule="auto"/>
+        <w:contextualSpacing w:val="0"/>
+      </w:pPr>
+    </w:p>
+    <w:p>
+      <w:pPr>
+        <w:pStyle w:val="ListParagraph"/>
+        <w:numPr>
+          <w:ilvl w:val="0"/>
+          <w:numId w:val="8"/>
+        </w:numPr>
+        <w:spacing w:before="60" w:after="60" w:line="240" w:lineRule="auto"/>
+        <w:contextualSpacing w:val="0"/>
+      </w:pPr>
+    </w:p>
+    <w:p>
+      <w:pPr>
+        <w:pStyle w:val="ListParagraph"/>
+        <w:numPr>
+          <w:ilvl w:val="0"/>
+          <w:numId w:val="8"/>
+        </w:numPr>
+        <w:spacing w:before="60" w:after="60" w:line="240" w:lineRule="auto"/>
+        <w:contextualSpacing w:val="0"/>
+      </w:pPr>
+    </w:p>
+    <w:p>
+      <w:pPr>
+        <w:pStyle w:val="ListParagraph"/>
+        <w:numPr>
+          <w:ilvl w:val="0"/>
+          <w:numId w:val="8"/>
+        </w:numPr>
+        <w:spacing w:before="60" w:after="60" w:line="240" w:lineRule="auto"/>
+        <w:contextualSpacing w:val="0"/>
+      </w:pPr>
+    </w:p>
+    <w:p>
+      <w:pPr>
+        <w:pStyle w:val="ListParagraph"/>
+        <w:numPr>
+          <w:ilvl w:val="0"/>
+          <w:numId w:val="8"/>
+        </w:numPr>
+        <w:spacing w:before="60" w:after="60" w:line="240" w:lineRule="auto"/>
+        <w:contextualSpacing w:val="0"/>
+      </w:pPr>
+    </w:p>
+    <w:p>
+      <w:pPr>
+        <w:spacing w:after="60"/>
+      </w:pPr>
+    </w:p>
+    <w:p>
+      <w:pPr>
+        <w:spacing w:after="180"/>
+        <w:jc w:val="both"/>
+      </w:pPr>
+      <w:r>
+        <w:rPr>
+          <w:rFonts w:ascii="Georgia" w:eastAsia="Georgia" w:hAnsi="Georgia" w:cs="Georgia"/>
+          <w:color w:val="1A1A1A"/>
+        </w:rPr>
+        <w:t>You should be comfortable with C++ classes, pointers, templates, and the Standard Template Library. No prior deep learning experience is required. The mathematics</w:t>
+      </w:r>
+      <w:r>
+        <w:rPr>
+          <w:rFonts w:ascii="Georgia" w:eastAsia="Georgia" w:hAnsi="Georgia" w:cs="Georgia"/>
+          <w:color w:val="1A1A1A"/>
+        </w:rPr>
+        <w:t xml:space="preserve">, </w:t>
+      </w:r>
+      <w:r>
+        <w:rPr>
+          <w:rFonts w:ascii="Georgia" w:eastAsia="Georgia" w:hAnsi="Georgia" w:cs="Georgia"/>
+          <w:color w:val="1A1A1A"/>
+        </w:rPr>
+        <w:t xml:space="preserve"> calculus, linear algebra, a touch of probability will be developed carefully as each concept is introduced. If you want a refresher, Appendix B provides a concise review.</w:t>
+      </w:r>
+    </w:p>
+    <w:p>
+      <w:pPr>
+        <w:pStyle w:val="Heading2"/>
+      </w:pPr>
+      <w:r>
+        <w:rPr>
+          <w:rFonts w:ascii="Arial" w:eastAsia="Arial" w:hAnsi="Arial" w:cs="Arial"/>
+          <w:b/>
+          <w:bCs/>
+          <w:color w:val="2E75B6"/>
+          <w:sz w:val="28"/>
+          <w:szCs w:val="28"/>
+        </w:rPr>
+        <w:t>1.6 How to Use This Book</w:t>
+      </w:r>
+    </w:p>
+    <w:p>
+      <w:pPr>
+        <w:spacing w:after="180"/>
+        <w:jc w:val="both"/>
+      </w:pPr>
+      <w:r>
+        <w:rPr>
+          <w:rFonts w:ascii="Georgia" w:eastAsia="Georgia" w:hAnsi="Georgia" w:cs="Georgia"/>
+          <w:color w:val="1A1A1A"/>
+        </w:rPr>
+        <w:t>The book is organized in three parts. Part I (Chapters 1–4) builds the foundations: from a single neuron to multi-layer networks and backpropagation. Part II (Chapters 5–8) introduces the components that make modern deep learning work in practice</w:t>
+      </w:r>
+      <w:r>
+        <w:rPr>
+          <w:rFonts w:ascii="Georgia" w:eastAsia="Georgia" w:hAnsi="Georgia" w:cs="Georgia"/>
+          <w:color w:val="1A1A1A"/>
+        </w:rPr>
+        <w:t xml:space="preserve">, </w:t>
+      </w:r>
+      <w:r>
+        <w:rPr>
+          <w:rFonts w:ascii="Georgia" w:eastAsia="Georgia" w:hAnsi="Georgia" w:cs="Georgia"/>
+          <w:color w:val="1A1A1A"/>
+        </w:rPr>
+        <w:t xml:space="preserve"> Adam, convolutions, regularization, and residual connections. Part III (Chapters 9–12) brings everything together in complete applications and looks ahead to what lies beyond.</w:t>
+      </w:r>
+    </w:p>
+    <w:p>
+      <w:pPr>
+        <w:spacing w:after="180"/>
+        <w:jc w:val="both"/>
+      </w:pPr>
+      <w:r>
+        <w:rPr>
+          <w:rFonts w:ascii="Georgia" w:eastAsia="Georgia" w:hAnsi="Georgia" w:cs="Georgia"/>
+          <w:color w:val="1A1A1A"/>
+        </w:rPr>
+        <w:lastRenderedPageBreak/>
+        <w:t>Each chapter follows the same rhythm: motivation and theory first, then implementation, then a working example you can compile and run immediately. The recommended workflow is to read the chapter, study the accompanying code in parallel, compile and run the examples, and then experiment. Change the architecture. Break the training loop on purpose and watch what happens. Curiosity-driven tinkering is far more instructive than passive reading.</w:t>
+      </w:r>
+    </w:p>
+    <w:p>
+      <w:pPr>
+        <w:spacing w:after="180"/>
+        <w:jc w:val="both"/>
+      </w:pPr>
+      <w:r>
+        <w:rPr>
+          <w:rFonts w:ascii="Georgia" w:eastAsia="Georgia" w:hAnsi="Georgia" w:cs="Georgia"/>
+          <w:color w:val="1A1A1A"/>
+        </w:rPr>
+        <w:t>The complete library can be compiled with a single command from the source directory:</w:t>
+      </w:r>
+    </w:p>
+    <w:p>
+      <w:pPr>
+        <w:shd w:val="clear" w:color="auto" w:fill="F0F4F8"/>
+        <w:spacing w:before="120" w:after="120"/>
+        <w:ind w:left="720"/>
+      </w:pPr>
+      <w:r>
+        <w:rPr>
+          <w:rFonts w:ascii="Courier New" w:eastAsia="Courier New" w:hAnsi="Courier New" w:cs="Courier New"/>
+          <w:color w:val="2E4057"/>
+          <w:sz w:val="22"/>
+          <w:szCs w:val="22"/>
+        </w:rPr>
+        <w:t>g++ -std=c++17 -O2 -o appliance *.cpp</w:t>
+      </w:r>
+    </w:p>
+    <w:p>
+      <w:pPr>
+        <w:spacing w:after="180"/>
+        <w:jc w:val="both"/>
+      </w:pPr>
+      <w:r>
+        <w:rPr>
+          <w:rFonts w:ascii="Georgia" w:eastAsia="Georgia" w:hAnsi="Georgia" w:cs="Georgia"/>
+          <w:color w:val="1A1A1A"/>
+        </w:rPr>
+        <w:t>No build system, no dependency manager, no CMake. One command, one binary. That simplicity is deliberate: we want nothing between you and the code.</w:t>
+      </w:r>
+    </w:p>
+    <w:p>
+      <w:pPr>
+        <w:pStyle w:val="Heading2"/>
+      </w:pPr>
+      <w:r>
+        <w:rPr>
+          <w:rFonts w:ascii="Arial" w:eastAsia="Arial" w:hAnsi="Arial" w:cs="Arial"/>
+          <w:b/>
+          <w:bCs/>
+          <w:color w:val="2E75B6"/>
+          <w:sz w:val="28"/>
+          <w:szCs w:val="28"/>
+        </w:rPr>
+        <w:t>1.7 What You Will Have Built by the End</w:t>
+      </w:r>
+    </w:p>
+    <w:p>
+      <w:pPr>
+        <w:spacing w:after="180"/>
+        <w:jc w:val="both"/>
+      </w:pPr>
+      <w:r>
+        <w:rPr>
+          <w:rFonts w:ascii="Georgia" w:eastAsia="Georgia" w:hAnsi="Georgia" w:cs="Georgia"/>
+          <w:color w:val="1A1A1A"/>
+        </w:rPr>
+        <w:t>By the final chapter, you will have a complete, production-capable neural network library implemented entirely in C++ with the Standard Library. It will support dense networks, 1D and 2D convolutional networks, residual architectures, and a working natural language model — all trained with the Adam optimizer.</w:t>
+      </w:r>
+    </w:p>
+    <w:p>
+      <w:pPr>
+        <w:spacing w:after="180"/>
+        <w:jc w:val="both"/>
+      </w:pPr>
+      <w:r>
+        <w:rPr>
+          <w:rFonts w:ascii="Georgia" w:eastAsia="Georgia" w:hAnsi="Georgia" w:cs="Georgia"/>
+          <w:color w:val="1A1A1A"/>
+        </w:rPr>
+        <w:t xml:space="preserve">More importantly, you will understand </w:t>
+      </w:r>
+      <w:r>
+        <w:rPr>
+          <w:rFonts w:ascii="Georgia" w:eastAsia="Georgia" w:hAnsi="Georgia" w:cs="Georgia"/>
+          <w:i/>
+          <w:iCs/>
+          <w:color w:val="1A1A1A"/>
+        </w:rPr>
+        <w:t>why</w:t>
+      </w:r>
+      <w:r>
+        <w:rPr>
+          <w:rFonts w:ascii="Georgia" w:eastAsia="Georgia" w:hAnsi="Georgia" w:cs="Georgia"/>
+          <w:color w:val="1A1A1A"/>
+        </w:rPr>
+        <w:t xml:space="preserve"> each component exists. Not at the level of “residual connections help gradients flow,” but at the level of the exact lines of code that make it true. That understanding will make you a better machine learning engineer, a better C++ programmer, and perhaps most valuably a more confident and independent thinker when you encounter something new.</w:t>
+      </w:r>
+    </w:p>
+    <w:p>
+      <w:pPr>
+        <w:spacing w:after="180"/>
+        <w:jc w:val="both"/>
+      </w:pPr>
+      <w:r>
+        <w:rPr>
+          <w:rFonts w:ascii="Georgia" w:eastAsia="Georgia" w:hAnsi="Georgia" w:cs="Georgia"/>
+          <w:color w:val="1A1A1A"/>
+        </w:rPr>
+        <w:t>Let us begin.</w:t>
+      </w:r>
+    </w:p>
+    <w:p>
+      <w:pPr>
+        <w:spacing w:after="180"/>
+        <w:jc w:val="both"/>
+      </w:pPr>
+    </w:p>
+    <w:p>
+      <w:pPr>
+        <w:pBdr>
+          <w:top w:val="single" w:sz="6" w:space="4" w:color="2E75B6"/>
+          <w:left w:val="single" w:sz="6" w:space="4" w:color="2E75B6"/>
+          <w:bottom w:val="single" w:sz="6" w:space="4" w:color="2E75B6"/>
+          <w:right w:val="single" w:sz="6" w:space="4" w:color="2E75B6"/>
+        </w:pBdr>
+        <w:shd w:val="clear" w:color="auto" w:fill="EBF2FA"/>
+        <w:spacing w:before="120" w:after="60"/>
+        <w:ind w:left="240" w:right="240"/>
+      </w:pPr>
+      <w:r>
+        <w:rPr>
+          <w:rFonts w:ascii="Arial" w:eastAsia="Arial" w:hAnsi="Arial" w:cs="Arial"/>
+          <w:b/>
+          <w:bCs/>
+          <w:color w:val="1F3864"/>
+        </w:rPr>
+        <w:t>Chapter Summary</w:t>
+      </w:r>
+    </w:p>
+    <w:p>
+      <w:pPr>
+        <w:pStyle w:val="ListParagraph"/>
+        <w:numPr>
+          <w:ilvl w:val="0"/>
+          <w:numId w:val="8"/>
+        </w:numPr>
+        <w:shd w:val="clear" w:color="auto" w:fill="EBF2FA"/>
+        <w:spacing w:before="60" w:after="60" w:line="240" w:lineRule="auto"/>
+        <w:ind w:left="960"/>
+        <w:contextualSpacing w:val="0"/>
+      </w:pPr>
+      <w:r>
+        <w:rPr>
+          <w:rFonts w:ascii="Georgia" w:eastAsia="Georgia" w:hAnsi="Georgia" w:cs="Georgia"/>
+          <w:color w:val="1A1A1A"/>
+        </w:rPr>
+        <w:t>Modern frameworks hide the details that matter most when things go wrong.</w:t>
+      </w:r>
+    </w:p>
+    <w:p>
+      <w:pPr>
+        <w:pStyle w:val="ListParagraph"/>
+        <w:numPr>
+          <w:ilvl w:val="0"/>
+          <w:numId w:val="8"/>
+        </w:numPr>
+        <w:shd w:val="clear" w:color="auto" w:fill="EBF2FA"/>
+        <w:spacing w:before="60" w:after="60" w:line="240" w:lineRule="auto"/>
+        <w:ind w:left="960"/>
+        <w:contextualSpacing w:val="0"/>
+      </w:pPr>
+      <w:r>
+        <w:rPr>
+          <w:rFonts w:ascii="Georgia" w:eastAsia="Georgia" w:hAnsi="Georgia" w:cs="Georgia"/>
+          <w:color w:val="1A1A1A"/>
+        </w:rPr>
+        <w:t>This book builds a complete neural network library from scratch in C++17, using only the Standard Library.</w:t>
+      </w:r>
+    </w:p>
+    <w:p>
+      <w:pPr>
+        <w:pStyle w:val="ListParagraph"/>
+        <w:numPr>
+          <w:ilvl w:val="0"/>
+          <w:numId w:val="8"/>
+        </w:numPr>
+        <w:shd w:val="clear" w:color="auto" w:fill="EBF2FA"/>
+        <w:spacing w:before="60" w:after="60" w:line="240" w:lineRule="auto"/>
+        <w:ind w:left="960"/>
+        <w:contextualSpacing w:val="0"/>
+      </w:pPr>
+      <w:r>
+        <w:rPr>
+          <w:rFonts w:ascii="Georgia" w:eastAsia="Georgia" w:hAnsi="Georgia" w:cs="Georgia"/>
+          <w:color w:val="1A1A1A"/>
+        </w:rPr>
+        <w:t>The running project — a natural language appliance controller — provides a concrete, trainable target throughout.</w:t>
+      </w:r>
+    </w:p>
+    <w:p>
+      <w:pPr>
+        <w:pStyle w:val="ListParagraph"/>
+        <w:numPr>
+          <w:ilvl w:val="0"/>
+          <w:numId w:val="8"/>
+        </w:numPr>
+        <w:shd w:val="clear" w:color="auto" w:fill="EBF2FA"/>
+        <w:spacing w:before="60" w:after="120" w:line="240" w:lineRule="auto"/>
+        <w:ind w:left="960"/>
+        <w:contextualSpacing w:val="0"/>
+      </w:pPr>
+      <w:r>
+        <w:rPr>
+          <w:rFonts w:ascii="Georgia" w:eastAsia="Georgia" w:hAnsi="Georgia" w:cs="Georgia"/>
+          <w:color w:val="1A1A1A"/>
+        </w:rPr>
+        <w:t>Building from first principles develops intuition that no framework tutorial can provide.</w:t>
+      </w:r>
+    </w:p>
+    <w:p>
+      <w:pPr>
         <w:jc w:val="both"/>
       </w:pPr>
     </w:p>
     <w:sectPr>
-      <w:footerReference w:type="default" r:id="rId8"/>
+      <w:footerReference w:type="default" r:id="rId9"/>
       <w:pgSz w:w="11906" w:h="16838"/>
       <w:pgMar w:top="1440" w:right="1440" w:bottom="1440" w:left="1440" w:header="708" w:footer="708" w:gutter="0"/>
       <w:cols w:space="708"/>
@@ -955,6 +2153,1099 @@
     </w:p>
   </w:footnote>
 </w:footnotes>
+</file>
+
+<file path=word/numbering.xml><?xml version="1.0" encoding="utf-8"?>
+<w:numbering xmlns:wpc="http://schemas.microsoft.com/office/word/2010/wordprocessingCanvas" xmlns:cx="http://schemas.microsoft.com/office/drawing/2014/chartex" xmlns:cx1="http://schemas.microsoft.com/office/drawing/2015/9/8/chartex" xmlns:cx2="http://schemas.microsoft.com/office/drawing/2015/10/21/chartex" xmlns:cx3="http://schemas.microsoft.com/office/drawing/2016/5/9/chartex" xmlns:cx4="http://schemas.microsoft.com/office/drawing/2016/5/10/chartex" xmlns:cx5="http://schemas.microsoft.com/office/drawing/2016/5/11/chartex" xmlns:cx6="http://schemas.microsoft.com/office/drawing/2016/5/12/chartex" xmlns:cx7="http://schemas.microsoft.com/office/drawing/2016/5/13/chartex" xmlns:cx8="http://schemas.microsoft.com/office/drawing/2016/5/14/chartex" xmlns:mc="http://schemas.openxmlformats.org/markup-compatibility/2006" xmlns:aink="http://schemas.microsoft.com/office/drawing/2016/ink" xmlns:am3d="http://schemas.microsoft.com/office/drawing/2017/model3d" xmlns:o="urn:schemas-microsoft-com:office:office" xmlns:oel="http://schemas.microsoft.com/office/2019/extlst" xmlns:r="http://schemas.openxmlformats.org/officeDocument/2006/relationships" xmlns:m="http://schemas.openxmlformats.org/officeDocument/2006/math" xmlns:v="urn:schemas-microsoft-com:vml" xmlns:wp14="http://schemas.microsoft.com/office/word/2010/wordprocessingDrawing" xmlns:wp="http://schemas.openxmlformats.org/drawingml/2006/wordprocessingDrawing" xmlns:w10="urn:schemas-microsoft-com:office:word" xmlns:w="http://schemas.openxmlformats.org/wordprocessingml/2006/main" xmlns:w14="http://schemas.microsoft.com/office/word/2010/wordml" xmlns:w15="http://schemas.microsoft.com/office/word/2012/wordml" xmlns:w16cex="http://schemas.microsoft.com/office/word/2018/wordml/cex" xmlns:w16cid="http://schemas.microsoft.com/office/word/2016/wordml/cid" xmlns:w16="http://schemas.microsoft.com/office/word/2018/wordml" xmlns:w16du="http://schemas.microsoft.com/office/word/2023/wordml/word16du" xmlns:w16sdtdh="http://schemas.microsoft.com/office/word/2020/wordml/sdtdatahash" xmlns:w16sdtfl="http://schemas.microsoft.com/office/word/2024/wordml/sdtformatlock" xmlns:w16se="http://schemas.microsoft.com/office/word/2015/wordml/symex" xmlns:wpg="http://schemas.microsoft.com/office/word/2010/wordprocessingGroup" xmlns:wpi="http://schemas.microsoft.com/office/word/2010/wordprocessingInk" xmlns:wne="http://schemas.microsoft.com/office/word/2006/wordml" xmlns:wps="http://schemas.microsoft.com/office/word/2010/wordprocessingShape" mc:Ignorable="w14 w15 w16se w16cid w16 w16cex w16sdtdh w16sdtfl w16du wp14">
+  <w:abstractNum w:abstractNumId="0" w15:restartNumberingAfterBreak="0">
+    <w:nsid w:val="23B91921"/>
+    <w:multiLevelType w:val="multilevel"/>
+    <w:tmpl w:val="82A8D280"/>
+    <w:lvl w:ilvl="0">
+      <w:start w:val="1"/>
+      <w:numFmt w:val="bullet"/>
+      <w:lvlText w:val=""/>
+      <w:lvlJc w:val="left"/>
+      <w:pPr>
+        <w:tabs>
+          <w:tab w:val="num" w:pos="720"/>
+        </w:tabs>
+        <w:ind w:left="720" w:hanging="360"/>
+      </w:pPr>
+      <w:rPr>
+        <w:rFonts w:ascii="Symbol" w:hAnsi="Symbol" w:hint="default"/>
+        <w:sz w:val="20"/>
+      </w:rPr>
+    </w:lvl>
+    <w:lvl w:ilvl="1" w:tentative="1">
+      <w:start w:val="1"/>
+      <w:numFmt w:val="bullet"/>
+      <w:lvlText w:val="o"/>
+      <w:lvlJc w:val="left"/>
+      <w:pPr>
+        <w:tabs>
+          <w:tab w:val="num" w:pos="1440"/>
+        </w:tabs>
+        <w:ind w:left="1440" w:hanging="360"/>
+      </w:pPr>
+      <w:rPr>
+        <w:rFonts w:ascii="Courier New" w:hAnsi="Courier New" w:hint="default"/>
+        <w:sz w:val="20"/>
+      </w:rPr>
+    </w:lvl>
+    <w:lvl w:ilvl="2" w:tentative="1">
+      <w:start w:val="1"/>
+      <w:numFmt w:val="bullet"/>
+      <w:lvlText w:val=""/>
+      <w:lvlJc w:val="left"/>
+      <w:pPr>
+        <w:tabs>
+          <w:tab w:val="num" w:pos="2160"/>
+        </w:tabs>
+        <w:ind w:left="2160" w:hanging="360"/>
+      </w:pPr>
+      <w:rPr>
+        <w:rFonts w:ascii="Wingdings" w:hAnsi="Wingdings" w:hint="default"/>
+        <w:sz w:val="20"/>
+      </w:rPr>
+    </w:lvl>
+    <w:lvl w:ilvl="3" w:tentative="1">
+      <w:start w:val="1"/>
+      <w:numFmt w:val="bullet"/>
+      <w:lvlText w:val=""/>
+      <w:lvlJc w:val="left"/>
+      <w:pPr>
+        <w:tabs>
+          <w:tab w:val="num" w:pos="2880"/>
+        </w:tabs>
+        <w:ind w:left="2880" w:hanging="360"/>
+      </w:pPr>
+      <w:rPr>
+        <w:rFonts w:ascii="Wingdings" w:hAnsi="Wingdings" w:hint="default"/>
+        <w:sz w:val="20"/>
+      </w:rPr>
+    </w:lvl>
+    <w:lvl w:ilvl="4" w:tentative="1">
+      <w:start w:val="1"/>
+      <w:numFmt w:val="bullet"/>
+      <w:lvlText w:val=""/>
+      <w:lvlJc w:val="left"/>
+      <w:pPr>
+        <w:tabs>
+          <w:tab w:val="num" w:pos="3600"/>
+        </w:tabs>
+        <w:ind w:left="3600" w:hanging="360"/>
+      </w:pPr>
+      <w:rPr>
+        <w:rFonts w:ascii="Wingdings" w:hAnsi="Wingdings" w:hint="default"/>
+        <w:sz w:val="20"/>
+      </w:rPr>
+    </w:lvl>
+    <w:lvl w:ilvl="5" w:tentative="1">
+      <w:start w:val="1"/>
+      <w:numFmt w:val="bullet"/>
+      <w:lvlText w:val=""/>
+      <w:lvlJc w:val="left"/>
+      <w:pPr>
+        <w:tabs>
+          <w:tab w:val="num" w:pos="4320"/>
+        </w:tabs>
+        <w:ind w:left="4320" w:hanging="360"/>
+      </w:pPr>
+      <w:rPr>
+        <w:rFonts w:ascii="Wingdings" w:hAnsi="Wingdings" w:hint="default"/>
+        <w:sz w:val="20"/>
+      </w:rPr>
+    </w:lvl>
+    <w:lvl w:ilvl="6" w:tentative="1">
+      <w:start w:val="1"/>
+      <w:numFmt w:val="bullet"/>
+      <w:lvlText w:val=""/>
+      <w:lvlJc w:val="left"/>
+      <w:pPr>
+        <w:tabs>
+          <w:tab w:val="num" w:pos="5040"/>
+        </w:tabs>
+        <w:ind w:left="5040" w:hanging="360"/>
+      </w:pPr>
+      <w:rPr>
+        <w:rFonts w:ascii="Wingdings" w:hAnsi="Wingdings" w:hint="default"/>
+        <w:sz w:val="20"/>
+      </w:rPr>
+    </w:lvl>
+    <w:lvl w:ilvl="7" w:tentative="1">
+      <w:start w:val="1"/>
+      <w:numFmt w:val="bullet"/>
+      <w:lvlText w:val=""/>
+      <w:lvlJc w:val="left"/>
+      <w:pPr>
+        <w:tabs>
+          <w:tab w:val="num" w:pos="5760"/>
+        </w:tabs>
+        <w:ind w:left="5760" w:hanging="360"/>
+      </w:pPr>
+      <w:rPr>
+        <w:rFonts w:ascii="Wingdings" w:hAnsi="Wingdings" w:hint="default"/>
+        <w:sz w:val="20"/>
+      </w:rPr>
+    </w:lvl>
+    <w:lvl w:ilvl="8" w:tentative="1">
+      <w:start w:val="1"/>
+      <w:numFmt w:val="bullet"/>
+      <w:lvlText w:val=""/>
+      <w:lvlJc w:val="left"/>
+      <w:pPr>
+        <w:tabs>
+          <w:tab w:val="num" w:pos="6480"/>
+        </w:tabs>
+        <w:ind w:left="6480" w:hanging="360"/>
+      </w:pPr>
+      <w:rPr>
+        <w:rFonts w:ascii="Wingdings" w:hAnsi="Wingdings" w:hint="default"/>
+        <w:sz w:val="20"/>
+      </w:rPr>
+    </w:lvl>
+  </w:abstractNum>
+  <w:abstractNum w:abstractNumId="1" w15:restartNumberingAfterBreak="0">
+    <w:nsid w:val="30126ADC"/>
+    <w:multiLevelType w:val="multilevel"/>
+    <w:tmpl w:val="A7620BEE"/>
+    <w:lvl w:ilvl="0">
+      <w:start w:val="1"/>
+      <w:numFmt w:val="bullet"/>
+      <w:lvlText w:val=""/>
+      <w:lvlJc w:val="left"/>
+      <w:pPr>
+        <w:tabs>
+          <w:tab w:val="num" w:pos="720"/>
+        </w:tabs>
+        <w:ind w:left="720" w:hanging="360"/>
+      </w:pPr>
+      <w:rPr>
+        <w:rFonts w:ascii="Symbol" w:hAnsi="Symbol" w:hint="default"/>
+        <w:sz w:val="20"/>
+      </w:rPr>
+    </w:lvl>
+    <w:lvl w:ilvl="1" w:tentative="1">
+      <w:start w:val="1"/>
+      <w:numFmt w:val="bullet"/>
+      <w:lvlText w:val="o"/>
+      <w:lvlJc w:val="left"/>
+      <w:pPr>
+        <w:tabs>
+          <w:tab w:val="num" w:pos="1440"/>
+        </w:tabs>
+        <w:ind w:left="1440" w:hanging="360"/>
+      </w:pPr>
+      <w:rPr>
+        <w:rFonts w:ascii="Courier New" w:hAnsi="Courier New" w:hint="default"/>
+        <w:sz w:val="20"/>
+      </w:rPr>
+    </w:lvl>
+    <w:lvl w:ilvl="2" w:tentative="1">
+      <w:start w:val="1"/>
+      <w:numFmt w:val="bullet"/>
+      <w:lvlText w:val=""/>
+      <w:lvlJc w:val="left"/>
+      <w:pPr>
+        <w:tabs>
+          <w:tab w:val="num" w:pos="2160"/>
+        </w:tabs>
+        <w:ind w:left="2160" w:hanging="360"/>
+      </w:pPr>
+      <w:rPr>
+        <w:rFonts w:ascii="Wingdings" w:hAnsi="Wingdings" w:hint="default"/>
+        <w:sz w:val="20"/>
+      </w:rPr>
+    </w:lvl>
+    <w:lvl w:ilvl="3" w:tentative="1">
+      <w:start w:val="1"/>
+      <w:numFmt w:val="bullet"/>
+      <w:lvlText w:val=""/>
+      <w:lvlJc w:val="left"/>
+      <w:pPr>
+        <w:tabs>
+          <w:tab w:val="num" w:pos="2880"/>
+        </w:tabs>
+        <w:ind w:left="2880" w:hanging="360"/>
+      </w:pPr>
+      <w:rPr>
+        <w:rFonts w:ascii="Wingdings" w:hAnsi="Wingdings" w:hint="default"/>
+        <w:sz w:val="20"/>
+      </w:rPr>
+    </w:lvl>
+    <w:lvl w:ilvl="4" w:tentative="1">
+      <w:start w:val="1"/>
+      <w:numFmt w:val="bullet"/>
+      <w:lvlText w:val=""/>
+      <w:lvlJc w:val="left"/>
+      <w:pPr>
+        <w:tabs>
+          <w:tab w:val="num" w:pos="3600"/>
+        </w:tabs>
+        <w:ind w:left="3600" w:hanging="360"/>
+      </w:pPr>
+      <w:rPr>
+        <w:rFonts w:ascii="Wingdings" w:hAnsi="Wingdings" w:hint="default"/>
+        <w:sz w:val="20"/>
+      </w:rPr>
+    </w:lvl>
+    <w:lvl w:ilvl="5" w:tentative="1">
+      <w:start w:val="1"/>
+      <w:numFmt w:val="bullet"/>
+      <w:lvlText w:val=""/>
+      <w:lvlJc w:val="left"/>
+      <w:pPr>
+        <w:tabs>
+          <w:tab w:val="num" w:pos="4320"/>
+        </w:tabs>
+        <w:ind w:left="4320" w:hanging="360"/>
+      </w:pPr>
+      <w:rPr>
+        <w:rFonts w:ascii="Wingdings" w:hAnsi="Wingdings" w:hint="default"/>
+        <w:sz w:val="20"/>
+      </w:rPr>
+    </w:lvl>
+    <w:lvl w:ilvl="6" w:tentative="1">
+      <w:start w:val="1"/>
+      <w:numFmt w:val="bullet"/>
+      <w:lvlText w:val=""/>
+      <w:lvlJc w:val="left"/>
+      <w:pPr>
+        <w:tabs>
+          <w:tab w:val="num" w:pos="5040"/>
+        </w:tabs>
+        <w:ind w:left="5040" w:hanging="360"/>
+      </w:pPr>
+      <w:rPr>
+        <w:rFonts w:ascii="Wingdings" w:hAnsi="Wingdings" w:hint="default"/>
+        <w:sz w:val="20"/>
+      </w:rPr>
+    </w:lvl>
+    <w:lvl w:ilvl="7" w:tentative="1">
+      <w:start w:val="1"/>
+      <w:numFmt w:val="bullet"/>
+      <w:lvlText w:val=""/>
+      <w:lvlJc w:val="left"/>
+      <w:pPr>
+        <w:tabs>
+          <w:tab w:val="num" w:pos="5760"/>
+        </w:tabs>
+        <w:ind w:left="5760" w:hanging="360"/>
+      </w:pPr>
+      <w:rPr>
+        <w:rFonts w:ascii="Wingdings" w:hAnsi="Wingdings" w:hint="default"/>
+        <w:sz w:val="20"/>
+      </w:rPr>
+    </w:lvl>
+    <w:lvl w:ilvl="8" w:tentative="1">
+      <w:start w:val="1"/>
+      <w:numFmt w:val="bullet"/>
+      <w:lvlText w:val=""/>
+      <w:lvlJc w:val="left"/>
+      <w:pPr>
+        <w:tabs>
+          <w:tab w:val="num" w:pos="6480"/>
+        </w:tabs>
+        <w:ind w:left="6480" w:hanging="360"/>
+      </w:pPr>
+      <w:rPr>
+        <w:rFonts w:ascii="Wingdings" w:hAnsi="Wingdings" w:hint="default"/>
+        <w:sz w:val="20"/>
+      </w:rPr>
+    </w:lvl>
+  </w:abstractNum>
+  <w:abstractNum w:abstractNumId="2" w15:restartNumberingAfterBreak="0">
+    <w:nsid w:val="407925AA"/>
+    <w:multiLevelType w:val="multilevel"/>
+    <w:tmpl w:val="47202242"/>
+    <w:lvl w:ilvl="0">
+      <w:start w:val="1"/>
+      <w:numFmt w:val="decimal"/>
+      <w:lvlText w:val="%1."/>
+      <w:lvlJc w:val="left"/>
+      <w:pPr>
+        <w:tabs>
+          <w:tab w:val="num" w:pos="720"/>
+        </w:tabs>
+        <w:ind w:left="720" w:hanging="360"/>
+      </w:pPr>
+    </w:lvl>
+    <w:lvl w:ilvl="1" w:tentative="1">
+      <w:start w:val="1"/>
+      <w:numFmt w:val="decimal"/>
+      <w:lvlText w:val="%2."/>
+      <w:lvlJc w:val="left"/>
+      <w:pPr>
+        <w:tabs>
+          <w:tab w:val="num" w:pos="1440"/>
+        </w:tabs>
+        <w:ind w:left="1440" w:hanging="360"/>
+      </w:pPr>
+    </w:lvl>
+    <w:lvl w:ilvl="2" w:tentative="1">
+      <w:start w:val="1"/>
+      <w:numFmt w:val="decimal"/>
+      <w:lvlText w:val="%3."/>
+      <w:lvlJc w:val="left"/>
+      <w:pPr>
+        <w:tabs>
+          <w:tab w:val="num" w:pos="2160"/>
+        </w:tabs>
+        <w:ind w:left="2160" w:hanging="360"/>
+      </w:pPr>
+    </w:lvl>
+    <w:lvl w:ilvl="3" w:tentative="1">
+      <w:start w:val="1"/>
+      <w:numFmt w:val="decimal"/>
+      <w:lvlText w:val="%4."/>
+      <w:lvlJc w:val="left"/>
+      <w:pPr>
+        <w:tabs>
+          <w:tab w:val="num" w:pos="2880"/>
+        </w:tabs>
+        <w:ind w:left="2880" w:hanging="360"/>
+      </w:pPr>
+    </w:lvl>
+    <w:lvl w:ilvl="4" w:tentative="1">
+      <w:start w:val="1"/>
+      <w:numFmt w:val="decimal"/>
+      <w:lvlText w:val="%5."/>
+      <w:lvlJc w:val="left"/>
+      <w:pPr>
+        <w:tabs>
+          <w:tab w:val="num" w:pos="3600"/>
+        </w:tabs>
+        <w:ind w:left="3600" w:hanging="360"/>
+      </w:pPr>
+    </w:lvl>
+    <w:lvl w:ilvl="5" w:tentative="1">
+      <w:start w:val="1"/>
+      <w:numFmt w:val="decimal"/>
+      <w:lvlText w:val="%6."/>
+      <w:lvlJc w:val="left"/>
+      <w:pPr>
+        <w:tabs>
+          <w:tab w:val="num" w:pos="4320"/>
+        </w:tabs>
+        <w:ind w:left="4320" w:hanging="360"/>
+      </w:pPr>
+    </w:lvl>
+    <w:lvl w:ilvl="6" w:tentative="1">
+      <w:start w:val="1"/>
+      <w:numFmt w:val="decimal"/>
+      <w:lvlText w:val="%7."/>
+      <w:lvlJc w:val="left"/>
+      <w:pPr>
+        <w:tabs>
+          <w:tab w:val="num" w:pos="5040"/>
+        </w:tabs>
+        <w:ind w:left="5040" w:hanging="360"/>
+      </w:pPr>
+    </w:lvl>
+    <w:lvl w:ilvl="7" w:tentative="1">
+      <w:start w:val="1"/>
+      <w:numFmt w:val="decimal"/>
+      <w:lvlText w:val="%8."/>
+      <w:lvlJc w:val="left"/>
+      <w:pPr>
+        <w:tabs>
+          <w:tab w:val="num" w:pos="5760"/>
+        </w:tabs>
+        <w:ind w:left="5760" w:hanging="360"/>
+      </w:pPr>
+    </w:lvl>
+    <w:lvl w:ilvl="8" w:tentative="1">
+      <w:start w:val="1"/>
+      <w:numFmt w:val="decimal"/>
+      <w:lvlText w:val="%9."/>
+      <w:lvlJc w:val="left"/>
+      <w:pPr>
+        <w:tabs>
+          <w:tab w:val="num" w:pos="6480"/>
+        </w:tabs>
+        <w:ind w:left="6480" w:hanging="360"/>
+      </w:pPr>
+    </w:lvl>
+  </w:abstractNum>
+  <w:abstractNum w:abstractNumId="3" w15:restartNumberingAfterBreak="0">
+    <w:nsid w:val="44FC3563"/>
+    <w:multiLevelType w:val="multilevel"/>
+    <w:tmpl w:val="AC32A544"/>
+    <w:lvl w:ilvl="0">
+      <w:start w:val="1"/>
+      <w:numFmt w:val="bullet"/>
+      <w:lvlText w:val=""/>
+      <w:lvlJc w:val="left"/>
+      <w:pPr>
+        <w:tabs>
+          <w:tab w:val="num" w:pos="720"/>
+        </w:tabs>
+        <w:ind w:left="720" w:hanging="360"/>
+      </w:pPr>
+      <w:rPr>
+        <w:rFonts w:ascii="Symbol" w:hAnsi="Symbol" w:hint="default"/>
+        <w:sz w:val="20"/>
+      </w:rPr>
+    </w:lvl>
+    <w:lvl w:ilvl="1" w:tentative="1">
+      <w:start w:val="1"/>
+      <w:numFmt w:val="bullet"/>
+      <w:lvlText w:val="o"/>
+      <w:lvlJc w:val="left"/>
+      <w:pPr>
+        <w:tabs>
+          <w:tab w:val="num" w:pos="1440"/>
+        </w:tabs>
+        <w:ind w:left="1440" w:hanging="360"/>
+      </w:pPr>
+      <w:rPr>
+        <w:rFonts w:ascii="Courier New" w:hAnsi="Courier New" w:hint="default"/>
+        <w:sz w:val="20"/>
+      </w:rPr>
+    </w:lvl>
+    <w:lvl w:ilvl="2" w:tentative="1">
+      <w:start w:val="1"/>
+      <w:numFmt w:val="bullet"/>
+      <w:lvlText w:val=""/>
+      <w:lvlJc w:val="left"/>
+      <w:pPr>
+        <w:tabs>
+          <w:tab w:val="num" w:pos="2160"/>
+        </w:tabs>
+        <w:ind w:left="2160" w:hanging="360"/>
+      </w:pPr>
+      <w:rPr>
+        <w:rFonts w:ascii="Wingdings" w:hAnsi="Wingdings" w:hint="default"/>
+        <w:sz w:val="20"/>
+      </w:rPr>
+    </w:lvl>
+    <w:lvl w:ilvl="3" w:tentative="1">
+      <w:start w:val="1"/>
+      <w:numFmt w:val="bullet"/>
+      <w:lvlText w:val=""/>
+      <w:lvlJc w:val="left"/>
+      <w:pPr>
+        <w:tabs>
+          <w:tab w:val="num" w:pos="2880"/>
+        </w:tabs>
+        <w:ind w:left="2880" w:hanging="360"/>
+      </w:pPr>
+      <w:rPr>
+        <w:rFonts w:ascii="Wingdings" w:hAnsi="Wingdings" w:hint="default"/>
+        <w:sz w:val="20"/>
+      </w:rPr>
+    </w:lvl>
+    <w:lvl w:ilvl="4" w:tentative="1">
+      <w:start w:val="1"/>
+      <w:numFmt w:val="bullet"/>
+      <w:lvlText w:val=""/>
+      <w:lvlJc w:val="left"/>
+      <w:pPr>
+        <w:tabs>
+          <w:tab w:val="num" w:pos="3600"/>
+        </w:tabs>
+        <w:ind w:left="3600" w:hanging="360"/>
+      </w:pPr>
+      <w:rPr>
+        <w:rFonts w:ascii="Wingdings" w:hAnsi="Wingdings" w:hint="default"/>
+        <w:sz w:val="20"/>
+      </w:rPr>
+    </w:lvl>
+    <w:lvl w:ilvl="5" w:tentative="1">
+      <w:start w:val="1"/>
+      <w:numFmt w:val="bullet"/>
+      <w:lvlText w:val=""/>
+      <w:lvlJc w:val="left"/>
+      <w:pPr>
+        <w:tabs>
+          <w:tab w:val="num" w:pos="4320"/>
+        </w:tabs>
+        <w:ind w:left="4320" w:hanging="360"/>
+      </w:pPr>
+      <w:rPr>
+        <w:rFonts w:ascii="Wingdings" w:hAnsi="Wingdings" w:hint="default"/>
+        <w:sz w:val="20"/>
+      </w:rPr>
+    </w:lvl>
+    <w:lvl w:ilvl="6" w:tentative="1">
+      <w:start w:val="1"/>
+      <w:numFmt w:val="bullet"/>
+      <w:lvlText w:val=""/>
+      <w:lvlJc w:val="left"/>
+      <w:pPr>
+        <w:tabs>
+          <w:tab w:val="num" w:pos="5040"/>
+        </w:tabs>
+        <w:ind w:left="5040" w:hanging="360"/>
+      </w:pPr>
+      <w:rPr>
+        <w:rFonts w:ascii="Wingdings" w:hAnsi="Wingdings" w:hint="default"/>
+        <w:sz w:val="20"/>
+      </w:rPr>
+    </w:lvl>
+    <w:lvl w:ilvl="7" w:tentative="1">
+      <w:start w:val="1"/>
+      <w:numFmt w:val="bullet"/>
+      <w:lvlText w:val=""/>
+      <w:lvlJc w:val="left"/>
+      <w:pPr>
+        <w:tabs>
+          <w:tab w:val="num" w:pos="5760"/>
+        </w:tabs>
+        <w:ind w:left="5760" w:hanging="360"/>
+      </w:pPr>
+      <w:rPr>
+        <w:rFonts w:ascii="Wingdings" w:hAnsi="Wingdings" w:hint="default"/>
+        <w:sz w:val="20"/>
+      </w:rPr>
+    </w:lvl>
+    <w:lvl w:ilvl="8" w:tentative="1">
+      <w:start w:val="1"/>
+      <w:numFmt w:val="bullet"/>
+      <w:lvlText w:val=""/>
+      <w:lvlJc w:val="left"/>
+      <w:pPr>
+        <w:tabs>
+          <w:tab w:val="num" w:pos="6480"/>
+        </w:tabs>
+        <w:ind w:left="6480" w:hanging="360"/>
+      </w:pPr>
+      <w:rPr>
+        <w:rFonts w:ascii="Wingdings" w:hAnsi="Wingdings" w:hint="default"/>
+        <w:sz w:val="20"/>
+      </w:rPr>
+    </w:lvl>
+  </w:abstractNum>
+  <w:abstractNum w:abstractNumId="4" w15:restartNumberingAfterBreak="0">
+    <w:nsid w:val="5B411392"/>
+    <w:multiLevelType w:val="multilevel"/>
+    <w:tmpl w:val="178EFCBA"/>
+    <w:lvl w:ilvl="0">
+      <w:start w:val="1"/>
+      <w:numFmt w:val="bullet"/>
+      <w:lvlText w:val=""/>
+      <w:lvlJc w:val="left"/>
+      <w:pPr>
+        <w:tabs>
+          <w:tab w:val="num" w:pos="720"/>
+        </w:tabs>
+        <w:ind w:left="720" w:hanging="360"/>
+      </w:pPr>
+      <w:rPr>
+        <w:rFonts w:ascii="Symbol" w:hAnsi="Symbol" w:hint="default"/>
+        <w:sz w:val="20"/>
+      </w:rPr>
+    </w:lvl>
+    <w:lvl w:ilvl="1" w:tentative="1">
+      <w:start w:val="1"/>
+      <w:numFmt w:val="bullet"/>
+      <w:lvlText w:val="o"/>
+      <w:lvlJc w:val="left"/>
+      <w:pPr>
+        <w:tabs>
+          <w:tab w:val="num" w:pos="1440"/>
+        </w:tabs>
+        <w:ind w:left="1440" w:hanging="360"/>
+      </w:pPr>
+      <w:rPr>
+        <w:rFonts w:ascii="Courier New" w:hAnsi="Courier New" w:hint="default"/>
+        <w:sz w:val="20"/>
+      </w:rPr>
+    </w:lvl>
+    <w:lvl w:ilvl="2" w:tentative="1">
+      <w:start w:val="1"/>
+      <w:numFmt w:val="bullet"/>
+      <w:lvlText w:val=""/>
+      <w:lvlJc w:val="left"/>
+      <w:pPr>
+        <w:tabs>
+          <w:tab w:val="num" w:pos="2160"/>
+        </w:tabs>
+        <w:ind w:left="2160" w:hanging="360"/>
+      </w:pPr>
+      <w:rPr>
+        <w:rFonts w:ascii="Wingdings" w:hAnsi="Wingdings" w:hint="default"/>
+        <w:sz w:val="20"/>
+      </w:rPr>
+    </w:lvl>
+    <w:lvl w:ilvl="3" w:tentative="1">
+      <w:start w:val="1"/>
+      <w:numFmt w:val="bullet"/>
+      <w:lvlText w:val=""/>
+      <w:lvlJc w:val="left"/>
+      <w:pPr>
+        <w:tabs>
+          <w:tab w:val="num" w:pos="2880"/>
+        </w:tabs>
+        <w:ind w:left="2880" w:hanging="360"/>
+      </w:pPr>
+      <w:rPr>
+        <w:rFonts w:ascii="Wingdings" w:hAnsi="Wingdings" w:hint="default"/>
+        <w:sz w:val="20"/>
+      </w:rPr>
+    </w:lvl>
+    <w:lvl w:ilvl="4" w:tentative="1">
+      <w:start w:val="1"/>
+      <w:numFmt w:val="bullet"/>
+      <w:lvlText w:val=""/>
+      <w:lvlJc w:val="left"/>
+      <w:pPr>
+        <w:tabs>
+          <w:tab w:val="num" w:pos="3600"/>
+        </w:tabs>
+        <w:ind w:left="3600" w:hanging="360"/>
+      </w:pPr>
+      <w:rPr>
+        <w:rFonts w:ascii="Wingdings" w:hAnsi="Wingdings" w:hint="default"/>
+        <w:sz w:val="20"/>
+      </w:rPr>
+    </w:lvl>
+    <w:lvl w:ilvl="5" w:tentative="1">
+      <w:start w:val="1"/>
+      <w:numFmt w:val="bullet"/>
+      <w:lvlText w:val=""/>
+      <w:lvlJc w:val="left"/>
+      <w:pPr>
+        <w:tabs>
+          <w:tab w:val="num" w:pos="4320"/>
+        </w:tabs>
+        <w:ind w:left="4320" w:hanging="360"/>
+      </w:pPr>
+      <w:rPr>
+        <w:rFonts w:ascii="Wingdings" w:hAnsi="Wingdings" w:hint="default"/>
+        <w:sz w:val="20"/>
+      </w:rPr>
+    </w:lvl>
+    <w:lvl w:ilvl="6" w:tentative="1">
+      <w:start w:val="1"/>
+      <w:numFmt w:val="bullet"/>
+      <w:lvlText w:val=""/>
+      <w:lvlJc w:val="left"/>
+      <w:pPr>
+        <w:tabs>
+          <w:tab w:val="num" w:pos="5040"/>
+        </w:tabs>
+        <w:ind w:left="5040" w:hanging="360"/>
+      </w:pPr>
+      <w:rPr>
+        <w:rFonts w:ascii="Wingdings" w:hAnsi="Wingdings" w:hint="default"/>
+        <w:sz w:val="20"/>
+      </w:rPr>
+    </w:lvl>
+    <w:lvl w:ilvl="7" w:tentative="1">
+      <w:start w:val="1"/>
+      <w:numFmt w:val="bullet"/>
+      <w:lvlText w:val=""/>
+      <w:lvlJc w:val="left"/>
+      <w:pPr>
+        <w:tabs>
+          <w:tab w:val="num" w:pos="5760"/>
+        </w:tabs>
+        <w:ind w:left="5760" w:hanging="360"/>
+      </w:pPr>
+      <w:rPr>
+        <w:rFonts w:ascii="Wingdings" w:hAnsi="Wingdings" w:hint="default"/>
+        <w:sz w:val="20"/>
+      </w:rPr>
+    </w:lvl>
+    <w:lvl w:ilvl="8" w:tentative="1">
+      <w:start w:val="1"/>
+      <w:numFmt w:val="bullet"/>
+      <w:lvlText w:val=""/>
+      <w:lvlJc w:val="left"/>
+      <w:pPr>
+        <w:tabs>
+          <w:tab w:val="num" w:pos="6480"/>
+        </w:tabs>
+        <w:ind w:left="6480" w:hanging="360"/>
+      </w:pPr>
+      <w:rPr>
+        <w:rFonts w:ascii="Wingdings" w:hAnsi="Wingdings" w:hint="default"/>
+        <w:sz w:val="20"/>
+      </w:rPr>
+    </w:lvl>
+  </w:abstractNum>
+  <w:abstractNum w:abstractNumId="5" w15:restartNumberingAfterBreak="0">
+    <w:nsid w:val="71807A61"/>
+    <w:multiLevelType w:val="multilevel"/>
+    <w:tmpl w:val="3A0E9DE2"/>
+    <w:lvl w:ilvl="0">
+      <w:start w:val="1"/>
+      <w:numFmt w:val="bullet"/>
+      <w:lvlText w:val=""/>
+      <w:lvlJc w:val="left"/>
+      <w:pPr>
+        <w:tabs>
+          <w:tab w:val="num" w:pos="720"/>
+        </w:tabs>
+        <w:ind w:left="720" w:hanging="360"/>
+      </w:pPr>
+      <w:rPr>
+        <w:rFonts w:ascii="Symbol" w:hAnsi="Symbol" w:hint="default"/>
+        <w:sz w:val="20"/>
+      </w:rPr>
+    </w:lvl>
+    <w:lvl w:ilvl="1" w:tentative="1">
+      <w:start w:val="1"/>
+      <w:numFmt w:val="bullet"/>
+      <w:lvlText w:val="o"/>
+      <w:lvlJc w:val="left"/>
+      <w:pPr>
+        <w:tabs>
+          <w:tab w:val="num" w:pos="1440"/>
+        </w:tabs>
+        <w:ind w:left="1440" w:hanging="360"/>
+      </w:pPr>
+      <w:rPr>
+        <w:rFonts w:ascii="Courier New" w:hAnsi="Courier New" w:hint="default"/>
+        <w:sz w:val="20"/>
+      </w:rPr>
+    </w:lvl>
+    <w:lvl w:ilvl="2" w:tentative="1">
+      <w:start w:val="1"/>
+      <w:numFmt w:val="bullet"/>
+      <w:lvlText w:val=""/>
+      <w:lvlJc w:val="left"/>
+      <w:pPr>
+        <w:tabs>
+          <w:tab w:val="num" w:pos="2160"/>
+        </w:tabs>
+        <w:ind w:left="2160" w:hanging="360"/>
+      </w:pPr>
+      <w:rPr>
+        <w:rFonts w:ascii="Wingdings" w:hAnsi="Wingdings" w:hint="default"/>
+        <w:sz w:val="20"/>
+      </w:rPr>
+    </w:lvl>
+    <w:lvl w:ilvl="3" w:tentative="1">
+      <w:start w:val="1"/>
+      <w:numFmt w:val="bullet"/>
+      <w:lvlText w:val=""/>
+      <w:lvlJc w:val="left"/>
+      <w:pPr>
+        <w:tabs>
+          <w:tab w:val="num" w:pos="2880"/>
+        </w:tabs>
+        <w:ind w:left="2880" w:hanging="360"/>
+      </w:pPr>
+      <w:rPr>
+        <w:rFonts w:ascii="Wingdings" w:hAnsi="Wingdings" w:hint="default"/>
+        <w:sz w:val="20"/>
+      </w:rPr>
+    </w:lvl>
+    <w:lvl w:ilvl="4" w:tentative="1">
+      <w:start w:val="1"/>
+      <w:numFmt w:val="bullet"/>
+      <w:lvlText w:val=""/>
+      <w:lvlJc w:val="left"/>
+      <w:pPr>
+        <w:tabs>
+          <w:tab w:val="num" w:pos="3600"/>
+        </w:tabs>
+        <w:ind w:left="3600" w:hanging="360"/>
+      </w:pPr>
+      <w:rPr>
+        <w:rFonts w:ascii="Wingdings" w:hAnsi="Wingdings" w:hint="default"/>
+        <w:sz w:val="20"/>
+      </w:rPr>
+    </w:lvl>
+    <w:lvl w:ilvl="5" w:tentative="1">
+      <w:start w:val="1"/>
+      <w:numFmt w:val="bullet"/>
+      <w:lvlText w:val=""/>
+      <w:lvlJc w:val="left"/>
+      <w:pPr>
+        <w:tabs>
+          <w:tab w:val="num" w:pos="4320"/>
+        </w:tabs>
+        <w:ind w:left="4320" w:hanging="360"/>
+      </w:pPr>
+      <w:rPr>
+        <w:rFonts w:ascii="Wingdings" w:hAnsi="Wingdings" w:hint="default"/>
+        <w:sz w:val="20"/>
+      </w:rPr>
+    </w:lvl>
+    <w:lvl w:ilvl="6" w:tentative="1">
+      <w:start w:val="1"/>
+      <w:numFmt w:val="bullet"/>
+      <w:lvlText w:val=""/>
+      <w:lvlJc w:val="left"/>
+      <w:pPr>
+        <w:tabs>
+          <w:tab w:val="num" w:pos="5040"/>
+        </w:tabs>
+        <w:ind w:left="5040" w:hanging="360"/>
+      </w:pPr>
+      <w:rPr>
+        <w:rFonts w:ascii="Wingdings" w:hAnsi="Wingdings" w:hint="default"/>
+        <w:sz w:val="20"/>
+      </w:rPr>
+    </w:lvl>
+    <w:lvl w:ilvl="7" w:tentative="1">
+      <w:start w:val="1"/>
+      <w:numFmt w:val="bullet"/>
+      <w:lvlText w:val=""/>
+      <w:lvlJc w:val="left"/>
+      <w:pPr>
+        <w:tabs>
+          <w:tab w:val="num" w:pos="5760"/>
+        </w:tabs>
+        <w:ind w:left="5760" w:hanging="360"/>
+      </w:pPr>
+      <w:rPr>
+        <w:rFonts w:ascii="Wingdings" w:hAnsi="Wingdings" w:hint="default"/>
+        <w:sz w:val="20"/>
+      </w:rPr>
+    </w:lvl>
+    <w:lvl w:ilvl="8" w:tentative="1">
+      <w:start w:val="1"/>
+      <w:numFmt w:val="bullet"/>
+      <w:lvlText w:val=""/>
+      <w:lvlJc w:val="left"/>
+      <w:pPr>
+        <w:tabs>
+          <w:tab w:val="num" w:pos="6480"/>
+        </w:tabs>
+        <w:ind w:left="6480" w:hanging="360"/>
+      </w:pPr>
+      <w:rPr>
+        <w:rFonts w:ascii="Wingdings" w:hAnsi="Wingdings" w:hint="default"/>
+        <w:sz w:val="20"/>
+      </w:rPr>
+    </w:lvl>
+  </w:abstractNum>
+  <w:abstractNum w:abstractNumId="6" w15:restartNumberingAfterBreak="0">
+    <w:nsid w:val="780B1895"/>
+    <w:multiLevelType w:val="multilevel"/>
+    <w:tmpl w:val="A59281EA"/>
+    <w:lvl w:ilvl="0">
+      <w:start w:val="1"/>
+      <w:numFmt w:val="bullet"/>
+      <w:lvlText w:val=""/>
+      <w:lvlJc w:val="left"/>
+      <w:pPr>
+        <w:tabs>
+          <w:tab w:val="num" w:pos="720"/>
+        </w:tabs>
+        <w:ind w:left="720" w:hanging="360"/>
+      </w:pPr>
+      <w:rPr>
+        <w:rFonts w:ascii="Symbol" w:hAnsi="Symbol" w:hint="default"/>
+        <w:sz w:val="20"/>
+      </w:rPr>
+    </w:lvl>
+    <w:lvl w:ilvl="1" w:tentative="1">
+      <w:start w:val="1"/>
+      <w:numFmt w:val="bullet"/>
+      <w:lvlText w:val="o"/>
+      <w:lvlJc w:val="left"/>
+      <w:pPr>
+        <w:tabs>
+          <w:tab w:val="num" w:pos="1440"/>
+        </w:tabs>
+        <w:ind w:left="1440" w:hanging="360"/>
+      </w:pPr>
+      <w:rPr>
+        <w:rFonts w:ascii="Courier New" w:hAnsi="Courier New" w:hint="default"/>
+        <w:sz w:val="20"/>
+      </w:rPr>
+    </w:lvl>
+    <w:lvl w:ilvl="2" w:tentative="1">
+      <w:start w:val="1"/>
+      <w:numFmt w:val="bullet"/>
+      <w:lvlText w:val=""/>
+      <w:lvlJc w:val="left"/>
+      <w:pPr>
+        <w:tabs>
+          <w:tab w:val="num" w:pos="2160"/>
+        </w:tabs>
+        <w:ind w:left="2160" w:hanging="360"/>
+      </w:pPr>
+      <w:rPr>
+        <w:rFonts w:ascii="Wingdings" w:hAnsi="Wingdings" w:hint="default"/>
+        <w:sz w:val="20"/>
+      </w:rPr>
+    </w:lvl>
+    <w:lvl w:ilvl="3" w:tentative="1">
+      <w:start w:val="1"/>
+      <w:numFmt w:val="bullet"/>
+      <w:lvlText w:val=""/>
+      <w:lvlJc w:val="left"/>
+      <w:pPr>
+        <w:tabs>
+          <w:tab w:val="num" w:pos="2880"/>
+        </w:tabs>
+        <w:ind w:left="2880" w:hanging="360"/>
+      </w:pPr>
+      <w:rPr>
+        <w:rFonts w:ascii="Wingdings" w:hAnsi="Wingdings" w:hint="default"/>
+        <w:sz w:val="20"/>
+      </w:rPr>
+    </w:lvl>
+    <w:lvl w:ilvl="4" w:tentative="1">
+      <w:start w:val="1"/>
+      <w:numFmt w:val="bullet"/>
+      <w:lvlText w:val=""/>
+      <w:lvlJc w:val="left"/>
+      <w:pPr>
+        <w:tabs>
+          <w:tab w:val="num" w:pos="3600"/>
+        </w:tabs>
+        <w:ind w:left="3600" w:hanging="360"/>
+      </w:pPr>
+      <w:rPr>
+        <w:rFonts w:ascii="Wingdings" w:hAnsi="Wingdings" w:hint="default"/>
+        <w:sz w:val="20"/>
+      </w:rPr>
+    </w:lvl>
+    <w:lvl w:ilvl="5" w:tentative="1">
+      <w:start w:val="1"/>
+      <w:numFmt w:val="bullet"/>
+      <w:lvlText w:val=""/>
+      <w:lvlJc w:val="left"/>
+      <w:pPr>
+        <w:tabs>
+          <w:tab w:val="num" w:pos="4320"/>
+        </w:tabs>
+        <w:ind w:left="4320" w:hanging="360"/>
+      </w:pPr>
+      <w:rPr>
+        <w:rFonts w:ascii="Wingdings" w:hAnsi="Wingdings" w:hint="default"/>
+        <w:sz w:val="20"/>
+      </w:rPr>
+    </w:lvl>
+    <w:lvl w:ilvl="6" w:tentative="1">
+      <w:start w:val="1"/>
+      <w:numFmt w:val="bullet"/>
+      <w:lvlText w:val=""/>
+      <w:lvlJc w:val="left"/>
+      <w:pPr>
+        <w:tabs>
+          <w:tab w:val="num" w:pos="5040"/>
+        </w:tabs>
+        <w:ind w:left="5040" w:hanging="360"/>
+      </w:pPr>
+      <w:rPr>
+        <w:rFonts w:ascii="Wingdings" w:hAnsi="Wingdings" w:hint="default"/>
+        <w:sz w:val="20"/>
+      </w:rPr>
+    </w:lvl>
+    <w:lvl w:ilvl="7" w:tentative="1">
+      <w:start w:val="1"/>
+      <w:numFmt w:val="bullet"/>
+      <w:lvlText w:val=""/>
+      <w:lvlJc w:val="left"/>
+      <w:pPr>
+        <w:tabs>
+          <w:tab w:val="num" w:pos="5760"/>
+        </w:tabs>
+        <w:ind w:left="5760" w:hanging="360"/>
+      </w:pPr>
+      <w:rPr>
+        <w:rFonts w:ascii="Wingdings" w:hAnsi="Wingdings" w:hint="default"/>
+        <w:sz w:val="20"/>
+      </w:rPr>
+    </w:lvl>
+    <w:lvl w:ilvl="8" w:tentative="1">
+      <w:start w:val="1"/>
+      <w:numFmt w:val="bullet"/>
+      <w:lvlText w:val=""/>
+      <w:lvlJc w:val="left"/>
+      <w:pPr>
+        <w:tabs>
+          <w:tab w:val="num" w:pos="6480"/>
+        </w:tabs>
+        <w:ind w:left="6480" w:hanging="360"/>
+      </w:pPr>
+      <w:rPr>
+        <w:rFonts w:ascii="Wingdings" w:hAnsi="Wingdings" w:hint="default"/>
+        <w:sz w:val="20"/>
+      </w:rPr>
+    </w:lvl>
+  </w:abstractNum>
+  <w:abstractNum w:abstractNumId="7" w15:restartNumberingAfterBreak="0">
+    <w:nsid w:val="7ACA6EFF"/>
+    <w:multiLevelType w:val="hybridMultilevel"/>
+    <w:tmpl w:val="184A27A4"/>
+    <w:lvl w:ilvl="0" w:tplc="4296FE98">
+      <w:start w:val="1"/>
+      <w:numFmt w:val="bullet"/>
+      <w:lvlText w:val="•"/>
+      <w:lvlJc w:val="left"/>
+      <w:pPr>
+        <w:ind w:left="720" w:hanging="360"/>
+      </w:pPr>
+    </w:lvl>
+    <w:lvl w:ilvl="1" w:tplc="B44ECA82">
+      <w:numFmt w:val="decimal"/>
+      <w:lvlText w:val=""/>
+      <w:lvlJc w:val="left"/>
+    </w:lvl>
+    <w:lvl w:ilvl="2" w:tplc="87681138">
+      <w:numFmt w:val="decimal"/>
+      <w:lvlText w:val=""/>
+      <w:lvlJc w:val="left"/>
+    </w:lvl>
+    <w:lvl w:ilvl="3" w:tplc="CE203434">
+      <w:numFmt w:val="decimal"/>
+      <w:lvlText w:val=""/>
+      <w:lvlJc w:val="left"/>
+    </w:lvl>
+    <w:lvl w:ilvl="4" w:tplc="3FA283CC">
+      <w:numFmt w:val="decimal"/>
+      <w:lvlText w:val=""/>
+      <w:lvlJc w:val="left"/>
+    </w:lvl>
+    <w:lvl w:ilvl="5" w:tplc="A6D84CD0">
+      <w:numFmt w:val="decimal"/>
+      <w:lvlText w:val=""/>
+      <w:lvlJc w:val="left"/>
+    </w:lvl>
+    <w:lvl w:ilvl="6" w:tplc="1FF0BF6A">
+      <w:numFmt w:val="decimal"/>
+      <w:lvlText w:val=""/>
+      <w:lvlJc w:val="left"/>
+    </w:lvl>
+    <w:lvl w:ilvl="7" w:tplc="EFEE42AE">
+      <w:numFmt w:val="decimal"/>
+      <w:lvlText w:val=""/>
+      <w:lvlJc w:val="left"/>
+    </w:lvl>
+    <w:lvl w:ilvl="8" w:tplc="63D8CE8C">
+      <w:numFmt w:val="decimal"/>
+      <w:lvlText w:val=""/>
+      <w:lvlJc w:val="left"/>
+    </w:lvl>
+  </w:abstractNum>
+  <w:num w:numId="1" w16cid:durableId="217203133">
+    <w:abstractNumId w:val="1"/>
+  </w:num>
+  <w:num w:numId="2" w16cid:durableId="163322013">
+    <w:abstractNumId w:val="0"/>
+  </w:num>
+  <w:num w:numId="3" w16cid:durableId="761220150">
+    <w:abstractNumId w:val="5"/>
+  </w:num>
+  <w:num w:numId="4" w16cid:durableId="1163811030">
+    <w:abstractNumId w:val="6"/>
+  </w:num>
+  <w:num w:numId="5" w16cid:durableId="389504127">
+    <w:abstractNumId w:val="4"/>
+  </w:num>
+  <w:num w:numId="6" w16cid:durableId="1235898861">
+    <w:abstractNumId w:val="2"/>
+  </w:num>
+  <w:num w:numId="7" w16cid:durableId="1275282315">
+    <w:abstractNumId w:val="3"/>
+  </w:num>
+  <w:num w:numId="8" w16cid:durableId="699167122">
+    <w:abstractNumId w:val="7"/>
+    <w:lvlOverride w:ilvl="0">
+      <w:startOverride w:val="1"/>
+    </w:lvlOverride>
+  </w:num>
+</w:numbering>
 </file>
 
 <file path=word/styles.xml><?xml version="1.0" encoding="utf-8"?>
@@ -1156,7 +3447,7 @@
     <w:lsdException w:name="Medium Shading 2 Accent 1" w:uiPriority="64"/>
     <w:lsdException w:name="Medium List 1 Accent 1" w:uiPriority="65"/>
     <w:lsdException w:name="Revision" w:semiHidden="1"/>
-    <w:lsdException w:name="List Paragraph" w:uiPriority="34" w:qFormat="1"/>
+    <w:lsdException w:name="List Paragraph" w:uiPriority="0" w:qFormat="1"/>
     <w:lsdException w:name="Quote" w:uiPriority="29" w:qFormat="1"/>
     <w:lsdException w:name="Intense Quote" w:uiPriority="30" w:qFormat="1"/>
     <w:lsdException w:name="Medium List 2 Accent 1" w:uiPriority="66"/>
@@ -1385,7 +3676,6 @@
     <w:next w:val="Normal"/>
     <w:link w:val="Heading2Char"/>
     <w:uiPriority w:val="9"/>
-    <w:semiHidden/>
     <w:unhideWhenUsed/>
     <w:qFormat/>
     <w:rsid w:val="00A24A47"/>
@@ -1560,7 +3850,6 @@
   <w:style w:type="character" w:default="1" w:styleId="DefaultParagraphFont">
     <w:name w:val="Default Paragraph Font"/>
     <w:uiPriority w:val="1"/>
-    <w:semiHidden/>
     <w:unhideWhenUsed/>
   </w:style>
   <w:style w:type="table" w:default="1" w:styleId="TableNormal">
@@ -1805,7 +4094,6 @@
   <w:style w:type="paragraph" w:styleId="ListParagraph">
     <w:name w:val="List Paragraph"/>
     <w:basedOn w:val="Normal"/>
-    <w:uiPriority w:val="34"/>
     <w:qFormat/>
     <w:rsid w:val="00A24A47"/>
     <w:pPr>

--- a/Book/Deep Learning From Scratch in C++.docx
+++ b/Book/Deep Learning From Scratch in C++.docx
@@ -280,8 +280,13 @@
         <w:jc w:val="both"/>
       </w:pPr>
       <w:r>
-        <w:t>[Publisher ]</w:t>
-      </w:r>
+        <w:t>[</w:t>
+      </w:r>
+      <w:proofErr w:type="gramStart"/>
+      <w:r>
+        <w:t>Publisher ]</w:t>
+      </w:r>
+      <w:proofErr w:type="gramEnd"/>
     </w:p>
     <w:p>
       <w:pPr>
@@ -365,467 +370,6 @@
       <w:pPr>
         <w:jc w:val="both"/>
       </w:pPr>
-    </w:p>
-    <w:p>
-      <w:pPr>
-        <w:jc w:val="both"/>
-      </w:pPr>
-    </w:p>
-    <w:p>
-      <w:pPr>
-        <w:jc w:val="both"/>
-      </w:pPr>
-    </w:p>
-    <w:p>
-      <w:pPr>
-        <w:jc w:val="both"/>
-      </w:pPr>
-    </w:p>
-    <w:p>
-      <w:pPr>
-        <w:jc w:val="both"/>
-      </w:pPr>
-    </w:p>
-    <w:p>
-      <w:pPr>
-        <w:jc w:val="both"/>
-        <w:rPr>
-          <w:b/>
-          <w:sz w:val="36"/>
-          <w:szCs w:val="36"/>
-        </w:rPr>
-      </w:pPr>
-      <w:r>
-        <w:rPr>
-          <w:b/>
-          <w:sz w:val="36"/>
-          <w:szCs w:val="36"/>
-        </w:rPr>
-        <w:lastRenderedPageBreak/>
-        <w:t># Preface</w:t>
-      </w:r>
-    </w:p>
-    <w:p>
-      <w:pPr>
-        <w:jc w:val="both"/>
-      </w:pPr>
-      <w:r>
-        <w:t>The field of deep learning has transformed our world. From voice assistants to medical imaging and autonomous vehicles, neural networks are now everywhere. Yet most practitioners treat them as black boxes wrapped inside high-level frameworks like PyTorch or TensorFlow.</w:t>
-      </w:r>
-    </w:p>
-    <w:p>
-      <w:pPr>
-        <w:jc w:val="both"/>
-      </w:pPr>
-      <w:r>
-        <w:t>This book takes the opposite approach.</w:t>
-      </w:r>
-    </w:p>
-    <w:p>
-      <w:pPr>
-        <w:jc w:val="both"/>
-      </w:pPr>
-      <w:r>
-        <w:t>We will build a complete, modern neural network library **from scratch in C++** — using only the C++ Standard Library. No external deep learning frameworks. By the end of this book, you will have implemented dense layers, convolutional networks, residual connections, layer normalization, dropout, the Adam optimizer, and even a working natural language appliance controller.</w:t>
-      </w:r>
-    </w:p>
-    <w:p>
-      <w:pPr>
-        <w:jc w:val="both"/>
-      </w:pPr>
-      <w:r>
-        <w:t xml:space="preserve"> Why C++?</w:t>
-      </w:r>
-    </w:p>
-    <w:p>
-      <w:pPr>
-        <w:jc w:val="both"/>
-      </w:pPr>
-      <w:r>
-        <w:t xml:space="preserve"> **Performance**: You see exactly where the computational cycles are spent.</w:t>
-      </w:r>
-    </w:p>
-    <w:p>
-      <w:pPr>
-        <w:jc w:val="both"/>
-      </w:pPr>
-      <w:r>
-        <w:t>**Clarity**: No hidden autograd magic. Every gradient and weight update is explicit.</w:t>
-      </w:r>
-    </w:p>
-    <w:p>
-      <w:pPr>
-        <w:jc w:val="both"/>
-      </w:pPr>
-      <w:r>
-        <w:t>**Control**: You own the memory layout, the graph wiring, and the training loop.</w:t>
-      </w:r>
-    </w:p>
-    <w:p>
-      <w:pPr>
-        <w:jc w:val="both"/>
-      </w:pPr>
-      <w:r>
-        <w:t>**Deep Understanding**: Nothing teaches you neural networks better than building them yourself.</w:t>
-      </w:r>
-    </w:p>
-    <w:p>
-      <w:pPr>
-        <w:jc w:val="both"/>
-      </w:pPr>
-      <w:r>
-        <w:t>This book is for software engineers, students, researchers, and curious programmers who want to move beyond APIs and truly understand how deep learning works under the hood.</w:t>
-      </w:r>
-    </w:p>
-    <w:p>
-      <w:pPr>
-        <w:jc w:val="both"/>
-      </w:pPr>
-      <w:r>
-        <w:t>You should be comfortable with C++ (classes, pointers, and the STL). Prior deep learning experience is helpful but not required — I explain the necessary mathematics along the way.</w:t>
-      </w:r>
-    </w:p>
-    <w:p>
-      <w:pPr>
-        <w:jc w:val="both"/>
-      </w:pPr>
-      <w:r>
-        <w:t>The complete source code for the library developed in this book is provided and can be compiled and run immediately. Every chapter includes working examples you can experiment with.</w:t>
-      </w:r>
-    </w:p>
-    <w:p>
-      <w:pPr>
-        <w:jc w:val="both"/>
-      </w:pPr>
-      <w:r>
-        <w:t>This is a **builder’s guide**</w:t>
-      </w:r>
-      <w:r>
-        <w:t xml:space="preserve"> , </w:t>
-      </w:r>
-      <w:r>
-        <w:t xml:space="preserve"> the story of how we sit down and construct deep learning from first principles.</w:t>
-      </w:r>
-    </w:p>
-    <w:p>
-      <w:pPr>
-        <w:jc w:val="both"/>
-      </w:pPr>
-      <w:r>
-        <w:t>Welcome to the journey.</w:t>
-      </w:r>
-    </w:p>
-    <w:p>
-      <w:pPr>
-        <w:jc w:val="both"/>
-      </w:pPr>
-      <w:r>
-        <w:t xml:space="preserve">Baher Nicola </w:t>
-      </w:r>
-    </w:p>
-    <w:p>
-      <w:pPr>
-        <w:jc w:val="both"/>
-      </w:pPr>
-    </w:p>
-    <w:p>
-      <w:pPr>
-        <w:jc w:val="both"/>
-      </w:pPr>
-    </w:p>
-    <w:p>
-      <w:pPr>
-        <w:jc w:val="both"/>
-        <w:rPr>
-          <w:b/>
-          <w:sz w:val="36"/>
-          <w:szCs w:val="36"/>
-        </w:rPr>
-      </w:pPr>
-      <w:r>
-        <w:rPr>
-          <w:b/>
-          <w:sz w:val="36"/>
-          <w:szCs w:val="36"/>
-        </w:rPr>
-        <w:lastRenderedPageBreak/>
-        <w:t>Table of Contents</w:t>
-      </w:r>
-    </w:p>
-    <w:p>
-      <w:pPr>
-        <w:jc w:val="both"/>
-        <w:rPr>
-          <w:b/>
-          <w:sz w:val="28"/>
-          <w:szCs w:val="28"/>
-        </w:rPr>
-      </w:pPr>
-      <w:r>
-        <w:rPr>
-          <w:b/>
-          <w:sz w:val="28"/>
-          <w:szCs w:val="28"/>
-        </w:rPr>
-        <w:t xml:space="preserve"> Part I: Foundations</w:t>
-      </w:r>
-    </w:p>
-    <w:p>
-      <w:pPr>
-        <w:jc w:val="both"/>
-      </w:pPr>
-      <w:r>
-        <w:t xml:space="preserve">**Chapter 1: Why Build Neural Networks from </w:t>
-      </w:r>
-      <w:r>
-        <w:t>Scratch? *</w:t>
-      </w:r>
-      <w:r>
-        <w:t>* ......</w:t>
-      </w:r>
-      <w:r>
-        <w:t>..........................</w:t>
-      </w:r>
-      <w:r>
-        <w:t xml:space="preserve">.......... 1  </w:t>
-      </w:r>
-    </w:p>
-    <w:p>
-      <w:pPr>
-        <w:jc w:val="both"/>
-      </w:pPr>
-      <w:r>
-        <w:t>**Chapter 2: The Perceptron** ..................................</w:t>
-      </w:r>
-      <w:r>
-        <w:t>....................................</w:t>
-      </w:r>
-      <w:r>
-        <w:t xml:space="preserve">........... 15  </w:t>
-      </w:r>
-    </w:p>
-    <w:p>
-      <w:pPr>
-        <w:jc w:val="both"/>
-      </w:pPr>
-      <w:r>
-        <w:t xml:space="preserve">**Chapter 3: Multi-Layer Networks and Backpropagation** </w:t>
-      </w:r>
-      <w:r>
-        <w:t>……………………….</w:t>
-      </w:r>
-      <w:r>
-        <w:t xml:space="preserve">............. 35  </w:t>
-      </w:r>
-    </w:p>
-    <w:p>
-      <w:pPr>
-        <w:jc w:val="both"/>
-      </w:pPr>
-      <w:r>
-        <w:t>**Chapter 4: Activation Functions and Loss** ...............</w:t>
-      </w:r>
-      <w:r>
-        <w:t>...............................</w:t>
-      </w:r>
-      <w:r>
-        <w:t>............. 65</w:t>
-      </w:r>
-    </w:p>
-    <w:p>
-      <w:pPr>
-        <w:jc w:val="both"/>
-      </w:pPr>
-    </w:p>
-    <w:p>
-      <w:pPr>
-        <w:jc w:val="both"/>
-        <w:rPr>
-          <w:b/>
-          <w:sz w:val="28"/>
-          <w:szCs w:val="28"/>
-        </w:rPr>
-      </w:pPr>
-      <w:r>
-        <w:rPr>
-          <w:b/>
-          <w:sz w:val="28"/>
-          <w:szCs w:val="28"/>
-        </w:rPr>
-        <w:t xml:space="preserve"> Part II: Modern Deep Learning Components</w:t>
-      </w:r>
-    </w:p>
-    <w:p>
-      <w:pPr>
-        <w:jc w:val="both"/>
-      </w:pPr>
-      <w:r>
-        <w:t>**Chapter 5: Optimization with Adam** .................</w:t>
-      </w:r>
-      <w:r>
-        <w:t>................................</w:t>
-      </w:r>
-      <w:r>
-        <w:t xml:space="preserve">................... 85  </w:t>
-      </w:r>
-    </w:p>
-    <w:p>
-      <w:pPr>
-        <w:jc w:val="both"/>
-      </w:pPr>
-      <w:r>
-        <w:t>**Chapter 6: Convolutional Neural Networks** ..........</w:t>
-      </w:r>
-      <w:r>
-        <w:t>..........................</w:t>
-      </w:r>
-      <w:r>
-        <w:t xml:space="preserve">................... 105  </w:t>
-      </w:r>
-    </w:p>
-    <w:p>
-      <w:pPr>
-        <w:jc w:val="both"/>
-      </w:pPr>
-      <w:r>
-        <w:t>**Chapter 7: Regularization Techniques** .........</w:t>
-      </w:r>
-      <w:r>
-        <w:t>.............................</w:t>
-      </w:r>
-      <w:r>
-        <w:t xml:space="preserve">......................... 135  </w:t>
-      </w:r>
-    </w:p>
-    <w:p>
-      <w:pPr>
-        <w:jc w:val="both"/>
-      </w:pPr>
-      <w:r>
-        <w:t>**Chapter 8: Residual Connections** ...........</w:t>
-      </w:r>
-      <w:r>
-        <w:t>..............................</w:t>
-      </w:r>
-      <w:r>
-        <w:t>............................ 155</w:t>
-      </w:r>
-    </w:p>
-    <w:p>
-      <w:pPr>
-        <w:jc w:val="both"/>
-      </w:pPr>
-    </w:p>
-    <w:p>
-      <w:pPr>
-        <w:jc w:val="both"/>
-        <w:rPr>
-          <w:b/>
-          <w:sz w:val="28"/>
-          <w:szCs w:val="28"/>
-        </w:rPr>
-      </w:pPr>
-      <w:r>
-        <w:rPr>
-          <w:b/>
-          <w:sz w:val="28"/>
-          <w:szCs w:val="28"/>
-        </w:rPr>
-        <w:t>Part III: Applications and Advanced Topics</w:t>
-      </w:r>
-    </w:p>
-    <w:p>
-      <w:pPr>
-        <w:jc w:val="both"/>
-      </w:pPr>
-      <w:r>
-        <w:t>**Chapter 9: Natural Language Appliance Controller** ......</w:t>
-      </w:r>
-      <w:r>
-        <w:t>.........................</w:t>
-      </w:r>
-      <w:r>
-        <w:t xml:space="preserve">............. 175  </w:t>
-      </w:r>
-    </w:p>
-    <w:p>
-      <w:pPr>
-        <w:jc w:val="both"/>
-      </w:pPr>
-      <w:r>
-        <w:t>**Chapter 10: Image Classification with Conv2D + MaxPool** ......</w:t>
-      </w:r>
-      <w:r>
-        <w:t>......................</w:t>
-      </w:r>
-      <w:r>
-        <w:t xml:space="preserve">...... 205  </w:t>
-      </w:r>
-    </w:p>
-    <w:p>
-      <w:pPr>
-        <w:jc w:val="both"/>
-      </w:pPr>
-      <w:r>
-        <w:t>**Chapter 11: Saving, Loading, and Production** ............</w:t>
-      </w:r>
-      <w:r>
-        <w:t>...........................</w:t>
-      </w:r>
-      <w:r>
-        <w:t xml:space="preserve">............. 225  </w:t>
-      </w:r>
-    </w:p>
-    <w:p>
-      <w:pPr>
-        <w:jc w:val="both"/>
-      </w:pPr>
-      <w:r>
-        <w:t>**Chapter 12: Beyond This Book** ............</w:t>
-      </w:r>
-      <w:r>
-        <w:t>................................</w:t>
-      </w:r>
-      <w:r>
-        <w:t xml:space="preserve">.............................. 245  </w:t>
-      </w:r>
-    </w:p>
-    <w:p>
-      <w:pPr>
-        <w:jc w:val="both"/>
-      </w:pPr>
-    </w:p>
-    <w:p>
-      <w:pPr>
-        <w:jc w:val="both"/>
-      </w:pPr>
-      <w:r>
-        <w:t xml:space="preserve">Appendix A: Complete Library Reference  </w:t>
-      </w:r>
-    </w:p>
-    <w:p>
-      <w:pPr>
-        <w:jc w:val="both"/>
-      </w:pPr>
-      <w:r>
-        <w:t xml:space="preserve">Appendix B: Mathematics Review  </w:t>
-      </w:r>
-    </w:p>
-    <w:p>
-      <w:pPr>
-        <w:jc w:val="both"/>
-      </w:pPr>
-      <w:r>
-        <w:t xml:space="preserve">Bibliography  </w:t>
-      </w:r>
-    </w:p>
-    <w:p>
-      <w:pPr>
-        <w:jc w:val="both"/>
-      </w:pPr>
-      <w:r>
-        <w:t>Index</w:t>
-      </w:r>
     </w:p>
     <w:p>
       <w:pPr>
@@ -863,7 +407,7 @@
           <w:szCs w:val="22"/>
         </w:rPr>
         <w:lastRenderedPageBreak/>
-        <w:t>Chapter 1</w:t>
+        <w:t>Preface</w:t>
       </w:r>
     </w:p>
     <w:p>
@@ -882,31 +426,102 @@
           <w:sz w:val="52"/>
           <w:szCs w:val="52"/>
         </w:rPr>
-        <w:t>Why Build Neural Networks from Scratch?</w:t>
-      </w:r>
-    </w:p>
-    <w:p>
-      <w:pPr>
-        <w:pBdr>
-          <w:left w:val="single" w:sz="18" w:space="12" w:color="2E75B6"/>
-        </w:pBdr>
-        <w:spacing w:before="180" w:after="180"/>
-        <w:ind w:left="720" w:right="720"/>
-      </w:pPr>
-      <w:r>
-        <w:rPr>
-          <w:rFonts w:ascii="Georgia" w:eastAsia="Georgia" w:hAnsi="Georgia" w:cs="Georgia"/>
-          <w:i/>
-          <w:iCs/>
-          <w:color w:val="555555"/>
-        </w:rPr>
-        <w:t>“What I cannot create, I do not understand.” — Richard Feynman</w:t>
-      </w:r>
-    </w:p>
-    <w:p>
-      <w:pPr>
-        <w:spacing w:after="240"/>
-      </w:pPr>
+        <w:t>A Builder's Guide to Deep Learnin</w:t>
+      </w:r>
+      <w:r>
+        <w:rPr>
+          <w:rFonts w:ascii="Georgia" w:eastAsia="Georgia" w:hAnsi="Georgia" w:cs="Georgia"/>
+          <w:b/>
+          <w:bCs/>
+          <w:color w:val="1F3864"/>
+          <w:sz w:val="52"/>
+          <w:szCs w:val="52"/>
+        </w:rPr>
+        <w:t>g</w:t>
+      </w:r>
+    </w:p>
+    <w:p>
+      <w:pPr>
+        <w:spacing w:after="200"/>
+        <w:jc w:val="both"/>
+      </w:pPr>
+      <w:r>
+        <w:rPr>
+          <w:rFonts w:ascii="Georgia" w:eastAsia="Georgia" w:hAnsi="Georgia" w:cs="Georgia"/>
+          <w:color w:val="1A1A1A"/>
+        </w:rPr>
+        <w:t xml:space="preserve">There is a moment, familiar to anyone who has worked seriously with neural networks, when the system does </w:t>
+      </w:r>
+      <w:proofErr w:type="gramStart"/>
+      <w:r>
+        <w:rPr>
+          <w:rFonts w:ascii="Georgia" w:eastAsia="Georgia" w:hAnsi="Georgia" w:cs="Georgia"/>
+          <w:color w:val="1A1A1A"/>
+        </w:rPr>
+        <w:t>somewhat</w:t>
+      </w:r>
+      <w:r>
+        <w:rPr>
+          <w:rFonts w:ascii="Georgia" w:eastAsia="Georgia" w:hAnsi="Georgia" w:cs="Georgia"/>
+          <w:color w:val="1A1A1A"/>
+        </w:rPr>
+        <w:t xml:space="preserve"> </w:t>
+      </w:r>
+      <w:r>
+        <w:rPr>
+          <w:rFonts w:ascii="Georgia" w:eastAsia="Georgia" w:hAnsi="Georgia" w:cs="Georgia"/>
+          <w:color w:val="1A1A1A"/>
+        </w:rPr>
+        <w:t xml:space="preserve"> you</w:t>
+      </w:r>
+      <w:proofErr w:type="gramEnd"/>
+      <w:r>
+        <w:rPr>
+          <w:rFonts w:ascii="Georgia" w:eastAsia="Georgia" w:hAnsi="Georgia" w:cs="Georgia"/>
+          <w:color w:val="1A1A1A"/>
+        </w:rPr>
+        <w:t xml:space="preserve"> did not expect. The loss curve drops sharply after a long plateau. A model you trained on text correctly generalizes to a phrase it has never seen. A convolutional network identifies an object in an image with a confidence that seems, briefly, almost uncanny. It is a genuinely arresting experience, and it is one of the reasons people find this field so compelling.</w:t>
+      </w:r>
+    </w:p>
+    <w:p>
+      <w:pPr>
+        <w:spacing w:after="200"/>
+        <w:jc w:val="both"/>
+      </w:pPr>
+      <w:r>
+        <w:rPr>
+          <w:rFonts w:ascii="Georgia" w:eastAsia="Georgia" w:hAnsi="Georgia" w:cs="Georgia"/>
+          <w:color w:val="1A1A1A"/>
+        </w:rPr>
+        <w:t xml:space="preserve">But there is another moment, less discussed, that follows shortly after: the moment when something goes wrong and you have no idea why. The loss stops decreasing and no adjustment you make seems to help. The model performs well on the training data and fails completely on everything else. Inference is inexplicably slow. A change to one part of the network produces unexpected </w:t>
+      </w:r>
+      <w:r>
+        <w:rPr>
+          <w:rFonts w:ascii="Georgia" w:eastAsia="Georgia" w:hAnsi="Georgia" w:cs="Georgia"/>
+          <w:color w:val="1A1A1A"/>
+        </w:rPr>
+        <w:t>behaviour</w:t>
+      </w:r>
+      <w:r>
+        <w:rPr>
+          <w:rFonts w:ascii="Georgia" w:eastAsia="Georgia" w:hAnsi="Georgia" w:cs="Georgia"/>
+          <w:color w:val="1A1A1A"/>
+        </w:rPr>
+        <w:t xml:space="preserve"> in a completely different part. And when you open the framework's source code looking for answers, you find yourself in a vast codebase of optimized kernels, dispatch tables, and automatic differentiation machinery that was not designed to be read, only used.</w:t>
+      </w:r>
+    </w:p>
+    <w:p>
+      <w:pPr>
+        <w:spacing w:after="200"/>
+        <w:jc w:val="both"/>
+      </w:pPr>
+      <w:r>
+        <w:rPr>
+          <w:rFonts w:ascii="Georgia" w:eastAsia="Georgia" w:hAnsi="Georgia" w:cs="Georgia"/>
+          <w:color w:val="1A1A1A"/>
+        </w:rPr>
+        <w:t>This book was written in response to that second moment. It is an attempt to make the internals of deep learning legible, by building them from scratch in C++.</w:t>
+      </w:r>
     </w:p>
     <w:p>
       <w:pPr>
@@ -921,192 +536,81 @@
           <w:sz w:val="28"/>
           <w:szCs w:val="28"/>
         </w:rPr>
-        <w:t>1.1 The Allure and the Trap of Modern Frameworks</w:t>
-      </w:r>
-    </w:p>
-    <w:p>
-      <w:pPr>
-        <w:spacing w:after="180"/>
-        <w:jc w:val="both"/>
-      </w:pPr>
-      <w:r>
-        <w:rPr>
-          <w:rFonts w:ascii="Georgia" w:eastAsia="Georgia" w:hAnsi="Georgia" w:cs="Georgia"/>
-          <w:color w:val="1A1A1A"/>
-        </w:rPr>
-        <w:t xml:space="preserve">In 2026, building a neural network has never been easier. A handful of lines of Python </w:t>
-      </w:r>
-      <w:r>
-        <w:rPr>
-          <w:rFonts w:ascii="Georgia" w:eastAsia="Georgia" w:hAnsi="Georgia" w:cs="Georgia"/>
-          <w:color w:val="1A1A1A"/>
-        </w:rPr>
-        <w:t xml:space="preserve">, </w:t>
-      </w:r>
-      <w:r>
-        <w:rPr>
-          <w:rFonts w:ascii="Georgia" w:eastAsia="Georgia" w:hAnsi="Georgia" w:cs="Georgia"/>
-          <w:color w:val="1A1A1A"/>
-        </w:rPr>
-        <w:t xml:space="preserve"> a </w:t>
-      </w:r>
-      <w:r>
-        <w:rPr>
-          <w:rFonts w:ascii="Courier New" w:eastAsia="Courier New" w:hAnsi="Courier New" w:cs="Courier New"/>
-          <w:color w:val="2E4057"/>
-          <w:sz w:val="22"/>
-          <w:szCs w:val="22"/>
-        </w:rPr>
-        <w:t>torch.nn.Sequential</w:t>
-      </w:r>
-      <w:r>
-        <w:rPr>
-          <w:rFonts w:ascii="Georgia" w:eastAsia="Georgia" w:hAnsi="Georgia" w:cs="Georgia"/>
-          <w:color w:val="1A1A1A"/>
-        </w:rPr>
-        <w:t xml:space="preserve"> here, a </w:t>
-      </w:r>
-      <w:r>
-        <w:rPr>
-          <w:rFonts w:ascii="Courier New" w:eastAsia="Courier New" w:hAnsi="Courier New" w:cs="Courier New"/>
-          <w:color w:val="2E4057"/>
-          <w:sz w:val="22"/>
-          <w:szCs w:val="22"/>
-        </w:rPr>
-        <w:t>model.fit()</w:t>
-      </w:r>
-      <w:r>
-        <w:rPr>
-          <w:rFonts w:ascii="Georgia" w:eastAsia="Georgia" w:hAnsi="Georgia" w:cs="Georgia"/>
-          <w:color w:val="1A1A1A"/>
-        </w:rPr>
-        <w:t xml:space="preserve"> there</w:t>
-      </w:r>
-      <w:r>
-        <w:rPr>
-          <w:rFonts w:ascii="Georgia" w:eastAsia="Georgia" w:hAnsi="Georgia" w:cs="Georgia"/>
-          <w:color w:val="1A1A1A"/>
-        </w:rPr>
-        <w:t>,</w:t>
-      </w:r>
-      <w:r>
-        <w:rPr>
-          <w:rFonts w:ascii="Georgia" w:eastAsia="Georgia" w:hAnsi="Georgia" w:cs="Georgia"/>
-          <w:color w:val="1A1A1A"/>
-        </w:rPr>
-        <w:t xml:space="preserve"> and you have a working classifier trained on a GPU you rent by the hour. The convenience is extraordinary, and the results can be genuinely impressive.</w:t>
-      </w:r>
-    </w:p>
-    <w:p>
-      <w:pPr>
-        <w:spacing w:after="180"/>
-        <w:jc w:val="both"/>
-      </w:pPr>
-      <w:r>
-        <w:rPr>
-          <w:rFonts w:ascii="Georgia" w:eastAsia="Georgia" w:hAnsi="Georgia" w:cs="Georgia"/>
-          <w:color w:val="1A1A1A"/>
-        </w:rPr>
-        <w:t xml:space="preserve">But convenience has a shadow side. When that model fails to converge, when gradients vanish inexplicably, when inference is mysteriously slow, or when a small change to the architecture produces wildly different results — most practitioners can only reach for the same handful of remedies: adjust the learning rate, try a different optimizer, swap in batch normalization, and hope. The </w:t>
-      </w:r>
-      <w:r>
-        <w:rPr>
-          <w:rFonts w:ascii="Georgia" w:eastAsia="Georgia" w:hAnsi="Georgia" w:cs="Georgia"/>
-          <w:i/>
-          <w:iCs/>
-          <w:color w:val="1A1A1A"/>
-        </w:rPr>
-        <w:t>why</w:t>
-      </w:r>
-      <w:r>
-        <w:rPr>
-          <w:rFonts w:ascii="Georgia" w:eastAsia="Georgia" w:hAnsi="Georgia" w:cs="Georgia"/>
-          <w:color w:val="1A1A1A"/>
-        </w:rPr>
-        <w:t xml:space="preserve"> of the problem stays hidden.</w:t>
-      </w:r>
-    </w:p>
-    <w:p>
-      <w:pPr>
-        <w:spacing w:after="180"/>
-        <w:jc w:val="both"/>
-      </w:pPr>
-      <w:r>
-        <w:rPr>
-          <w:rFonts w:ascii="Georgia" w:eastAsia="Georgia" w:hAnsi="Georgia" w:cs="Georgia"/>
-          <w:b/>
-          <w:bCs/>
-          <w:color w:val="1A1A1A"/>
-        </w:rPr>
-        <w:t>We have become users of magic rather than its creators.</w:t>
-      </w:r>
-    </w:p>
-    <w:p>
-      <w:pPr>
-        <w:spacing w:after="180"/>
-        <w:jc w:val="both"/>
-      </w:pPr>
-      <w:r>
-        <w:rPr>
-          <w:rFonts w:ascii="Georgia" w:eastAsia="Georgia" w:hAnsi="Georgia" w:cs="Georgia"/>
-          <w:color w:val="1A1A1A"/>
-        </w:rPr>
-        <w:t>This is not a criticism of PyTorch or TensorFlow. Those frameworks are engineering triumphs. But they are tools optimized for productivity, and productivity-oriented tools necessarily abstract away the details. The autograd engine that silently differentiates your computation graph is a marvel</w:t>
-      </w:r>
-      <w:r>
-        <w:rPr>
-          <w:rFonts w:ascii="Georgia" w:eastAsia="Georgia" w:hAnsi="Georgia" w:cs="Georgia"/>
-          <w:color w:val="1A1A1A"/>
-        </w:rPr>
-        <w:t>,</w:t>
-      </w:r>
-      <w:r>
-        <w:rPr>
-          <w:rFonts w:ascii="Georgia" w:eastAsia="Georgia" w:hAnsi="Georgia" w:cs="Georgia"/>
-          <w:color w:val="1A1A1A"/>
-        </w:rPr>
-        <w:t xml:space="preserve"> and also a black box. The moment you need to step outside the happy path, that black box becomes a wall.</w:t>
-      </w:r>
-    </w:p>
-    <w:p>
-      <w:pPr>
-        <w:spacing w:after="180"/>
-        <w:jc w:val="both"/>
-      </w:pPr>
-      <w:r>
-        <w:rPr>
-          <w:rFonts w:ascii="Georgia" w:eastAsia="Georgia" w:hAnsi="Georgia" w:cs="Georgia"/>
-          <w:color w:val="1A1A1A"/>
-        </w:rPr>
-        <w:t xml:space="preserve">This book is written for those who want to dismantle the wall. Not to avoid frameworks </w:t>
-      </w:r>
-      <w:r>
-        <w:rPr>
-          <w:rFonts w:ascii="Georgia" w:eastAsia="Georgia" w:hAnsi="Georgia" w:cs="Georgia"/>
-          <w:color w:val="1A1A1A"/>
-        </w:rPr>
-        <w:t>,</w:t>
-      </w:r>
-      <w:r>
-        <w:rPr>
-          <w:rFonts w:ascii="Georgia" w:eastAsia="Georgia" w:hAnsi="Georgia" w:cs="Georgia"/>
-          <w:color w:val="1A1A1A"/>
-        </w:rPr>
-        <w:t xml:space="preserve"> you will still use them in your day-to-day work</w:t>
-      </w:r>
-      <w:r>
-        <w:rPr>
-          <w:rFonts w:ascii="Georgia" w:eastAsia="Georgia" w:hAnsi="Georgia" w:cs="Georgia"/>
-          <w:color w:val="1A1A1A"/>
-        </w:rPr>
-        <w:t xml:space="preserve">, </w:t>
-      </w:r>
-      <w:r>
-        <w:rPr>
-          <w:rFonts w:ascii="Georgia" w:eastAsia="Georgia" w:hAnsi="Georgia" w:cs="Georgia"/>
-          <w:color w:val="1A1A1A"/>
-        </w:rPr>
-        <w:t>but to understand what is behind them, so that when something goes wrong, you know exactly where to look.</w:t>
+        <w:t>Why I Wrote This Book</w:t>
+      </w:r>
+    </w:p>
+    <w:p>
+      <w:pPr>
+        <w:spacing w:after="200"/>
+        <w:jc w:val="both"/>
+      </w:pPr>
+      <w:r>
+        <w:rPr>
+          <w:rFonts w:ascii="Georgia" w:eastAsia="Georgia" w:hAnsi="Georgia" w:cs="Georgia"/>
+          <w:color w:val="1A1A1A"/>
+        </w:rPr>
+        <w:t>I came to deep learning as a software engineer, not as a researcher. My background was in systems programming, and my instinct when encountering a new technology was always the same: find the source code, read it, understand how it works, and only then use it. That instinct served me well in most areas of software development. It served me poorly, at first, when I tried to apply it to deep learning.</w:t>
+      </w:r>
+    </w:p>
+    <w:p>
+      <w:pPr>
+        <w:spacing w:after="200"/>
+        <w:jc w:val="both"/>
+      </w:pPr>
+      <w:r>
+        <w:rPr>
+          <w:rFonts w:ascii="Georgia" w:eastAsia="Georgia" w:hAnsi="Georgia" w:cs="Georgia"/>
+          <w:color w:val="1A1A1A"/>
+        </w:rPr>
+        <w:t xml:space="preserve">The frameworks were too large and too complex to read as a learning exercise. The research papers assumed a mathematical background I had developed only partially. The tutorials got me to a working model </w:t>
+      </w:r>
+      <w:r>
+        <w:rPr>
+          <w:rFonts w:ascii="Georgia" w:eastAsia="Georgia" w:hAnsi="Georgia" w:cs="Georgia"/>
+          <w:color w:val="1A1A1A"/>
+        </w:rPr>
+        <w:t>quickly but</w:t>
+      </w:r>
+      <w:r>
+        <w:rPr>
+          <w:rFonts w:ascii="Georgia" w:eastAsia="Georgia" w:hAnsi="Georgia" w:cs="Georgia"/>
+          <w:color w:val="1A1A1A"/>
+        </w:rPr>
+        <w:t xml:space="preserve"> left me with the uneasy feeling of having followed a recipe without understanding the cuisine. I could reproduce results. I could not reason about them.</w:t>
+      </w:r>
+    </w:p>
+    <w:p>
+      <w:pPr>
+        <w:spacing w:after="200"/>
+        <w:jc w:val="both"/>
+      </w:pPr>
+      <w:r>
+        <w:rPr>
+          <w:rFonts w:ascii="Georgia" w:eastAsia="Georgia" w:hAnsi="Georgia" w:cs="Georgia"/>
+          <w:color w:val="1A1A1A"/>
+        </w:rPr>
+        <w:t xml:space="preserve">The breakthrough came when I decided to set the frameworks aside entirely and build a neural network from the ground up. Not a toy implementation with hard-coded architectures, but a genuine library with the structure and extensibility of a real system, implemented in the language I knew best. The process of building it was the most effective learning experience I have had in this field. Every component that had seemed mysterious became clear the moment I had to implement it. Backpropagation, </w:t>
+      </w:r>
+      <w:r>
+        <w:rPr>
+          <w:rFonts w:ascii="Georgia" w:eastAsia="Georgia" w:hAnsi="Georgia" w:cs="Georgia"/>
+          <w:color w:val="1A1A1A"/>
+        </w:rPr>
+        <w:lastRenderedPageBreak/>
+        <w:t>which had always felt like a clever trick, revealed itself as a straightforward application of calculus. The Adam optimizer, which I had used for years as a black box, became obvious once I wrote the update rule myself. Convolutional layers, which seemed almost magical in their ability to extract spatial features, turned out to be nothing more than a loop with shared weights.</w:t>
+      </w:r>
+    </w:p>
+    <w:p>
+      <w:pPr>
+        <w:spacing w:after="200"/>
+        <w:jc w:val="both"/>
+      </w:pPr>
+      <w:r>
+        <w:rPr>
+          <w:rFonts w:ascii="Georgia" w:eastAsia="Georgia" w:hAnsi="Georgia" w:cs="Georgia"/>
+          <w:color w:val="1A1A1A"/>
+        </w:rPr>
+        <w:t>This book is the document I wish had existed when I started that process. It takes the approach that worked for me and structures it as a guided, progressive build, starting from a single neuron and ending with a complete modern deep learning library that you can read, understand, extend, and use.</w:t>
       </w:r>
     </w:p>
     <w:p>
@@ -1122,190 +626,59 @@
           <w:sz w:val="28"/>
           <w:szCs w:val="28"/>
         </w:rPr>
-        <w:t>1.2 What “From Scratch” Really Means</w:t>
-      </w:r>
-    </w:p>
-    <w:p>
-      <w:pPr>
-        <w:spacing w:after="180"/>
-        <w:jc w:val="both"/>
-      </w:pPr>
-      <w:r>
-        <w:rPr>
-          <w:rFonts w:ascii="Georgia" w:eastAsia="Georgia" w:hAnsi="Georgia" w:cs="Georgia"/>
-          <w:color w:val="1A1A1A"/>
-        </w:rPr>
-        <w:t>The phrase “from scratch” is sometimes used loosely, so let us be precise about what it means in this book.</w:t>
-      </w:r>
-    </w:p>
-    <w:p>
-      <w:pPr>
-        <w:spacing w:after="180"/>
-        <w:jc w:val="both"/>
-      </w:pPr>
-      <w:r>
-        <w:rPr>
-          <w:rFonts w:ascii="Georgia" w:eastAsia="Georgia" w:hAnsi="Georgia" w:cs="Georgia"/>
-          <w:color w:val="1A1A1A"/>
-        </w:rPr>
-        <w:t xml:space="preserve">We will </w:t>
-      </w:r>
-      <w:r>
-        <w:rPr>
-          <w:rFonts w:ascii="Georgia" w:eastAsia="Georgia" w:hAnsi="Georgia" w:cs="Georgia"/>
-          <w:i/>
-          <w:iCs/>
-          <w:color w:val="1A1A1A"/>
-        </w:rPr>
-        <w:t>not</w:t>
-      </w:r>
-      <w:r>
-        <w:rPr>
-          <w:rFonts w:ascii="Georgia" w:eastAsia="Georgia" w:hAnsi="Georgia" w:cs="Georgia"/>
-          <w:color w:val="1A1A1A"/>
-        </w:rPr>
-        <w:t xml:space="preserve"> write everything with raw arrays and manual pointer arithmetic, although that is entirely possible in C++. Instead, we will build a clean, modern, and extensible neural network library using thoughtful object-oriented design and the C++ Standard Library</w:t>
-      </w:r>
-      <w:r>
-        <w:rPr>
-          <w:rFonts w:ascii="Georgia" w:eastAsia="Georgia" w:hAnsi="Georgia" w:cs="Georgia"/>
-          <w:color w:val="1A1A1A"/>
-        </w:rPr>
-        <w:t>,</w:t>
-      </w:r>
-      <w:r>
-        <w:rPr>
-          <w:rFonts w:ascii="Georgia" w:eastAsia="Georgia" w:hAnsi="Georgia" w:cs="Georgia"/>
-          <w:color w:val="1A1A1A"/>
-        </w:rPr>
-        <w:t xml:space="preserve"> nothing else. No Eigen. No BLAS. No external deep learning frameworks of any kind.</w:t>
-      </w:r>
-    </w:p>
-    <w:p>
-      <w:pPr>
-        <w:spacing w:after="180"/>
-        <w:jc w:val="both"/>
-      </w:pPr>
-      <w:r>
-        <w:rPr>
-          <w:rFonts w:ascii="Georgia" w:eastAsia="Georgia" w:hAnsi="Georgia" w:cs="Georgia"/>
-          <w:color w:val="1A1A1A"/>
-        </w:rPr>
-        <w:t xml:space="preserve">The library you build will be fully functional. By the end of the </w:t>
-      </w:r>
-      <w:r>
-        <w:rPr>
-          <w:rFonts w:ascii="Georgia" w:eastAsia="Georgia" w:hAnsi="Georgia" w:cs="Georgia"/>
-          <w:color w:val="1A1A1A"/>
-        </w:rPr>
-        <w:t>book,</w:t>
-      </w:r>
-      <w:r>
-        <w:rPr>
-          <w:rFonts w:ascii="Georgia" w:eastAsia="Georgia" w:hAnsi="Georgia" w:cs="Georgia"/>
-          <w:color w:val="1A1A1A"/>
-        </w:rPr>
-        <w:t xml:space="preserve"> it will include:</w:t>
-      </w:r>
-    </w:p>
-    <w:p>
-      <w:pPr>
-        <w:pStyle w:val="ListParagraph"/>
-        <w:numPr>
-          <w:ilvl w:val="0"/>
-          <w:numId w:val="8"/>
-        </w:numPr>
-        <w:spacing w:before="60" w:after="60" w:line="240" w:lineRule="auto"/>
-        <w:contextualSpacing w:val="0"/>
-      </w:pPr>
-    </w:p>
-    <w:p>
-      <w:pPr>
-        <w:pStyle w:val="ListParagraph"/>
-        <w:numPr>
-          <w:ilvl w:val="0"/>
-          <w:numId w:val="8"/>
-        </w:numPr>
-        <w:spacing w:before="60" w:after="60" w:line="240" w:lineRule="auto"/>
-        <w:contextualSpacing w:val="0"/>
-      </w:pPr>
-    </w:p>
-    <w:p>
-      <w:pPr>
-        <w:pStyle w:val="ListParagraph"/>
-        <w:numPr>
-          <w:ilvl w:val="0"/>
-          <w:numId w:val="8"/>
-        </w:numPr>
-        <w:spacing w:before="60" w:after="60" w:line="240" w:lineRule="auto"/>
-        <w:contextualSpacing w:val="0"/>
-      </w:pPr>
-    </w:p>
-    <w:p>
-      <w:pPr>
-        <w:pStyle w:val="ListParagraph"/>
-        <w:numPr>
-          <w:ilvl w:val="0"/>
-          <w:numId w:val="8"/>
-        </w:numPr>
-        <w:spacing w:before="60" w:after="60" w:line="240" w:lineRule="auto"/>
-        <w:contextualSpacing w:val="0"/>
-      </w:pPr>
-    </w:p>
-    <w:p>
-      <w:pPr>
-        <w:pStyle w:val="ListParagraph"/>
-        <w:numPr>
-          <w:ilvl w:val="0"/>
-          <w:numId w:val="8"/>
-        </w:numPr>
-        <w:spacing w:before="60" w:after="60" w:line="240" w:lineRule="auto"/>
-        <w:contextualSpacing w:val="0"/>
-      </w:pPr>
-    </w:p>
-    <w:p>
-      <w:pPr>
-        <w:pStyle w:val="ListParagraph"/>
-        <w:numPr>
-          <w:ilvl w:val="0"/>
-          <w:numId w:val="8"/>
-        </w:numPr>
-        <w:spacing w:before="60" w:after="60" w:line="240" w:lineRule="auto"/>
-        <w:contextualSpacing w:val="0"/>
-      </w:pPr>
-    </w:p>
-    <w:p>
-      <w:pPr>
-        <w:spacing w:after="60"/>
-      </w:pPr>
-    </w:p>
-    <w:p>
-      <w:pPr>
-        <w:spacing w:after="180"/>
-        <w:jc w:val="both"/>
-      </w:pPr>
-      <w:r>
-        <w:rPr>
-          <w:rFonts w:ascii="Georgia" w:eastAsia="Georgia" w:hAnsi="Georgia" w:cs="Georgia"/>
-          <w:color w:val="1A1A1A"/>
-        </w:rPr>
-        <w:t xml:space="preserve">Every component is written explicitly. There is no hidden autograd engine. When you call </w:t>
-      </w:r>
-      <w:r>
-        <w:rPr>
-          <w:rFonts w:ascii="Courier New" w:eastAsia="Courier New" w:hAnsi="Courier New" w:cs="Courier New"/>
-          <w:color w:val="2E4057"/>
-          <w:sz w:val="22"/>
-          <w:szCs w:val="22"/>
-        </w:rPr>
-        <w:t>backward()</w:t>
-      </w:r>
-      <w:r>
-        <w:rPr>
-          <w:rFonts w:ascii="Georgia" w:eastAsia="Georgia" w:hAnsi="Georgia" w:cs="Georgia"/>
-          <w:color w:val="1A1A1A"/>
-        </w:rPr>
-        <w:t>, you will see, line by line, how error signals propagate backward through the graph and how each weight is updated. This explicitness is the point. Opacity is comfortable; transparency is educational.</w:t>
+        <w:t>What This Book Is</w:t>
+      </w:r>
+    </w:p>
+    <w:p>
+      <w:pPr>
+        <w:spacing w:after="200"/>
+        <w:jc w:val="both"/>
+      </w:pPr>
+      <w:r>
+        <w:rPr>
+          <w:rFonts w:ascii="Georgia" w:eastAsia="Georgia" w:hAnsi="Georgia" w:cs="Georgia"/>
+          <w:color w:val="1A1A1A"/>
+        </w:rPr>
+        <w:t>This is a builder's guide. Its central claim is that the most reliable path to understanding deep learning is to build it yourself, in a language that keeps the details visible, using only the tools that come with that language.</w:t>
+      </w:r>
+    </w:p>
+    <w:p>
+      <w:pPr>
+        <w:spacing w:after="200"/>
+        <w:jc w:val="both"/>
+      </w:pPr>
+      <w:r>
+        <w:rPr>
+          <w:rFonts w:ascii="Georgia" w:eastAsia="Georgia" w:hAnsi="Georgia" w:cs="Georgia"/>
+          <w:color w:val="1A1A1A"/>
+        </w:rPr>
+        <w:t>The language is C++. The reason for that choice is discussed at length in Chapter 1, but the short version is this: C++ does not hide costs, does not abstract away memory, and does not make it easy to ignore performance. These properties, which can be frustrating in other contexts, are pedagogically valuable here. When you write a neural network in C++, you see everything.</w:t>
+      </w:r>
+    </w:p>
+    <w:p>
+      <w:pPr>
+        <w:spacing w:after="200"/>
+        <w:jc w:val="both"/>
+      </w:pPr>
+      <w:r>
+        <w:rPr>
+          <w:rFonts w:ascii="Georgia" w:eastAsia="Georgia" w:hAnsi="Georgia" w:cs="Georgia"/>
+          <w:color w:val="1A1A1A"/>
+        </w:rPr>
+        <w:t>The scope covers the core of modern supervised deep learning as it was understood around 2016: dense networks, convolutional networks, residual connections, normalization, dropout, and the Adam optimizer. This is not the complete frontier of the field. Transformers, self-supervised learning, and large language models are beyond the scope of this book. But they are built on exactly the foundations this book develops, and a reader who finishes this book and wants to go further will find those topics much more accessible than they would have otherwise.</w:t>
+      </w:r>
+    </w:p>
+    <w:p>
+      <w:pPr>
+        <w:spacing w:after="200"/>
+        <w:jc w:val="both"/>
+      </w:pPr>
+      <w:r>
+        <w:rPr>
+          <w:rFonts w:ascii="Georgia" w:eastAsia="Georgia" w:hAnsi="Georgia" w:cs="Georgia"/>
+          <w:color w:val="1A1A1A"/>
+        </w:rPr>
+        <w:t>The running project throughout the book is a natural language appliance controller: a system that takes English commands and predicts which household appliances should be turned on or off. It is a real problem with real structure, complex enough to require the full stack of techniques we develop, and simple enough to train to convergence in seconds on a laptop. Every chapter adds a piece to this system, so that by the final chapter it comes together as a working whole.</w:t>
       </w:r>
     </w:p>
     <w:p>
@@ -1321,179 +694,67 @@
           <w:sz w:val="28"/>
           <w:szCs w:val="28"/>
         </w:rPr>
-        <w:t>1.3 The Philosophy Behind This Book</w:t>
-      </w:r>
-    </w:p>
-    <w:p>
-      <w:pPr>
-        <w:spacing w:after="180"/>
-        <w:jc w:val="both"/>
-      </w:pPr>
-      <w:r>
-        <w:rPr>
-          <w:rFonts w:ascii="Georgia" w:eastAsia="Georgia" w:hAnsi="Georgia" w:cs="Georgia"/>
-          <w:color w:val="1A1A1A"/>
-        </w:rPr>
-        <w:t>There is a certain kind of understanding that only comes from building. You can read a hundred explanations of backpropagation</w:t>
-      </w:r>
-      <w:r>
-        <w:rPr>
-          <w:rFonts w:ascii="Georgia" w:eastAsia="Georgia" w:hAnsi="Georgia" w:cs="Georgia"/>
-          <w:color w:val="1A1A1A"/>
-        </w:rPr>
-        <w:t xml:space="preserve">, </w:t>
-      </w:r>
-      <w:r>
-        <w:rPr>
-          <w:rFonts w:ascii="Georgia" w:eastAsia="Georgia" w:hAnsi="Georgia" w:cs="Georgia"/>
-          <w:color w:val="1A1A1A"/>
-        </w:rPr>
-        <w:t>the chain rule, the computation graph, the flow of gradients backward through layers</w:t>
-      </w:r>
-      <w:r>
-        <w:rPr>
-          <w:rFonts w:ascii="Georgia" w:eastAsia="Georgia" w:hAnsi="Georgia" w:cs="Georgia"/>
-          <w:color w:val="1A1A1A"/>
-        </w:rPr>
-        <w:t xml:space="preserve">, </w:t>
-      </w:r>
-      <w:r>
-        <w:rPr>
-          <w:rFonts w:ascii="Georgia" w:eastAsia="Georgia" w:hAnsi="Georgia" w:cs="Georgia"/>
-          <w:color w:val="1A1A1A"/>
-        </w:rPr>
-        <w:t xml:space="preserve">and nod along to all of them. But the moment you sit down and </w:t>
-      </w:r>
-      <w:r>
-        <w:rPr>
-          <w:rFonts w:ascii="Georgia" w:eastAsia="Georgia" w:hAnsi="Georgia" w:cs="Georgia"/>
-          <w:color w:val="1A1A1A"/>
-        </w:rPr>
-        <w:t>implement</w:t>
-      </w:r>
-      <w:r>
-        <w:rPr>
-          <w:rFonts w:ascii="Georgia" w:eastAsia="Georgia" w:hAnsi="Georgia" w:cs="Georgia"/>
-          <w:color w:val="1A1A1A"/>
-        </w:rPr>
-        <w:t xml:space="preserve"> it, when you write the code that computes </w:t>
-      </w:r>
-      <w:r>
-        <w:rPr>
-          <w:rFonts w:ascii="Georgia" w:eastAsia="Georgia" w:hAnsi="Georgia" w:cs="Georgia"/>
-          <w:i/>
-          <w:iCs/>
-          <w:color w:val="1A1A1A"/>
-        </w:rPr>
-        <w:t>∂L/∂w</w:t>
-      </w:r>
-      <w:r>
-        <w:rPr>
-          <w:rFonts w:ascii="Georgia" w:eastAsia="Georgia" w:hAnsi="Georgia" w:cs="Georgia"/>
-          <w:color w:val="1A1A1A"/>
-        </w:rPr>
-        <w:t xml:space="preserve"> for a single neuron and watch the weight move in the right direction, something clicks that no explanation could have produced. The abstraction becomes concrete.</w:t>
-      </w:r>
-    </w:p>
-    <w:p>
-      <w:pPr>
-        <w:spacing w:after="180"/>
-        <w:jc w:val="both"/>
-      </w:pPr>
-      <w:r>
-        <w:rPr>
-          <w:rFonts w:ascii="Georgia" w:eastAsia="Georgia" w:hAnsi="Georgia" w:cs="Georgia"/>
-          <w:color w:val="1A1A1A"/>
-        </w:rPr>
-        <w:t xml:space="preserve">This book is built on that conviction. Its organizing principle is simple: </w:t>
-      </w:r>
-      <w:r>
-        <w:rPr>
-          <w:rFonts w:ascii="Georgia" w:eastAsia="Georgia" w:hAnsi="Georgia" w:cs="Georgia"/>
-          <w:b/>
-          <w:bCs/>
-          <w:color w:val="1A1A1A"/>
-        </w:rPr>
-        <w:t>the best way to understand something deeply is to build it yourself.</w:t>
-      </w:r>
-    </w:p>
-    <w:p>
-      <w:pPr>
-        <w:spacing w:after="180"/>
-        <w:jc w:val="both"/>
-      </w:pPr>
-      <w:r>
-        <w:rPr>
-          <w:rFonts w:ascii="Georgia" w:eastAsia="Georgia" w:hAnsi="Georgia" w:cs="Georgia"/>
-          <w:color w:val="1A1A1A"/>
-        </w:rPr>
-        <w:t>Building from first principles will give you three things that reading alone cannot:</w:t>
-      </w:r>
-    </w:p>
-    <w:p>
-      <w:pPr>
-        <w:spacing w:after="180"/>
-        <w:jc w:val="both"/>
-      </w:pPr>
-      <w:r>
-        <w:rPr>
-          <w:rFonts w:ascii="Georgia" w:eastAsia="Georgia" w:hAnsi="Georgia" w:cs="Georgia"/>
-          <w:b/>
-          <w:bCs/>
-          <w:color w:val="1A1A1A"/>
-        </w:rPr>
-        <w:t xml:space="preserve">Deep intuition. </w:t>
-      </w:r>
-      <w:r>
-        <w:rPr>
-          <w:rFonts w:ascii="Georgia" w:eastAsia="Georgia" w:hAnsi="Georgia" w:cs="Georgia"/>
-          <w:color w:val="1A1A1A"/>
-        </w:rPr>
-        <w:t>You will no longer think of backpropagation as an algorithm that happens inside the framework. You will think of it as a natural consequence of the chain rule, applied recursively through a graph you designed and wired yourself. That intuition travels with you to every framework you ever use.</w:t>
-      </w:r>
-    </w:p>
-    <w:p>
-      <w:pPr>
-        <w:spacing w:after="180"/>
-        <w:jc w:val="both"/>
-      </w:pPr>
-      <w:r>
-        <w:rPr>
-          <w:rFonts w:ascii="Georgia" w:eastAsia="Georgia" w:hAnsi="Georgia" w:cs="Georgia"/>
-          <w:b/>
-          <w:bCs/>
-          <w:color w:val="1A1A1A"/>
-        </w:rPr>
-        <w:t xml:space="preserve">Performance awareness. </w:t>
-      </w:r>
-      <w:r>
-        <w:rPr>
-          <w:rFonts w:ascii="Georgia" w:eastAsia="Georgia" w:hAnsi="Georgia" w:cs="Georgia"/>
-          <w:color w:val="1A1A1A"/>
-        </w:rPr>
-        <w:t>C++ forces you to think about memory. You will see exactly where allocations happen, where cache misses lurk, and which loops dominate runtime. This awareness makes you a better engineer even when you return to higher-level languages.</w:t>
-      </w:r>
-    </w:p>
-    <w:p>
-      <w:pPr>
-        <w:spacing w:after="180"/>
-        <w:jc w:val="both"/>
-      </w:pPr>
-      <w:r>
-        <w:rPr>
-          <w:rFonts w:ascii="Georgia" w:eastAsia="Georgia" w:hAnsi="Georgia" w:cs="Georgia"/>
-          <w:b/>
-          <w:bCs/>
-          <w:color w:val="1A1A1A"/>
-        </w:rPr>
-        <w:t xml:space="preserve">Confidence to extend and debug. </w:t>
-      </w:r>
-      <w:r>
-        <w:rPr>
-          <w:rFonts w:ascii="Georgia" w:eastAsia="Georgia" w:hAnsi="Georgia" w:cs="Georgia"/>
-          <w:color w:val="1A1A1A"/>
-        </w:rPr>
-        <w:t>When you have built a residual connection from scratch, debugging one in PyTorch is a fundamentally different experience. You are not staring at a black box; you are reading a familiar story in a different dialect.</w:t>
+        <w:t>What This Book Is Not</w:t>
+      </w:r>
+    </w:p>
+    <w:p>
+      <w:pPr>
+        <w:spacing w:after="200"/>
+        <w:jc w:val="both"/>
+      </w:pPr>
+      <w:r>
+        <w:rPr>
+          <w:rFonts w:ascii="Georgia" w:eastAsia="Georgia" w:hAnsi="Georgia" w:cs="Georgia"/>
+          <w:color w:val="1A1A1A"/>
+        </w:rPr>
+        <w:t>This book is not a survey of the deep learning literature. There are excellent surveys, and this is not one of them. We cover what we build, and we build what is necessary to understand the core of the field. Topics that are important but beyond our scope are noted as such, with pointers to where you can learn more.</w:t>
+      </w:r>
+    </w:p>
+    <w:p>
+      <w:pPr>
+        <w:spacing w:after="200"/>
+        <w:jc w:val="both"/>
+      </w:pPr>
+      <w:r>
+        <w:rPr>
+          <w:rFonts w:ascii="Georgia" w:eastAsia="Georgia" w:hAnsi="Georgia" w:cs="Georgia"/>
+          <w:color w:val="1A1A1A"/>
+        </w:rPr>
+        <w:t xml:space="preserve">This book is not a guide to using PyTorch, TensorFlow, or any other framework. You will not learn to call framework APIs here. If anything, reading this book will give you </w:t>
+      </w:r>
+      <w:r>
+        <w:rPr>
+          <w:rFonts w:ascii="Georgia" w:eastAsia="Georgia" w:hAnsi="Georgia" w:cs="Georgia"/>
+          <w:color w:val="1A1A1A"/>
+        </w:rPr>
+        <w:lastRenderedPageBreak/>
+        <w:t>a better understanding of what those APIs are doing, which will make you a more effective user of them. But that is a side effect, not the goal.</w:t>
+      </w:r>
+    </w:p>
+    <w:p>
+      <w:pPr>
+        <w:spacing w:after="200"/>
+        <w:jc w:val="both"/>
+      </w:pPr>
+      <w:r>
+        <w:rPr>
+          <w:rFonts w:ascii="Georgia" w:eastAsia="Georgia" w:hAnsi="Georgia" w:cs="Georgia"/>
+          <w:color w:val="1A1A1A"/>
+        </w:rPr>
+        <w:t>This book is not a mathematics textbook. The mathematics is developed carefully and in context, but the goal is always to get to an implementation. If a derivation would take us too far afield, we state the result, explain its meaning, and move on. Appendix B provides a self-contained review for readers who want to shore up their mathematical foundations.</w:t>
+      </w:r>
+    </w:p>
+    <w:p>
+      <w:pPr>
+        <w:spacing w:after="200"/>
+        <w:jc w:val="both"/>
+      </w:pPr>
+      <w:r>
+        <w:rPr>
+          <w:rFonts w:ascii="Georgia" w:eastAsia="Georgia" w:hAnsi="Georgia" w:cs="Georgia"/>
+          <w:color w:val="1A1A1A"/>
+        </w:rPr>
+        <w:t>Finally, this book is not a beginner's guide to programming. The pace is brisk and the code is not hand-held. You should be comfortable writing C++ before you start, and comfortable with the idea that understanding something well sometimes requires sitting with it for a while.</w:t>
       </w:r>
     </w:p>
     <w:p>
@@ -1509,167 +770,93 @@
           <w:sz w:val="28"/>
           <w:szCs w:val="28"/>
         </w:rPr>
-        <w:t>1.4 The Running Project: A Natural Language Appliance Controller</w:t>
-      </w:r>
-    </w:p>
-    <w:p>
-      <w:pPr>
-        <w:spacing w:after="180"/>
-        <w:jc w:val="both"/>
-      </w:pPr>
-      <w:r>
-        <w:rPr>
-          <w:rFonts w:ascii="Georgia" w:eastAsia="Georgia" w:hAnsi="Georgia" w:cs="Georgia"/>
-          <w:color w:val="1A1A1A"/>
-        </w:rPr>
-        <w:t>A book about neural networks needs a real neural network to build toward. Abstract examples are useful for illustration, but there is no substitute for watching your own code learn something genuinely useful.</w:t>
-      </w:r>
-    </w:p>
-    <w:p>
-      <w:pPr>
-        <w:spacing w:after="180"/>
-        <w:jc w:val="both"/>
-      </w:pPr>
-      <w:r>
-        <w:rPr>
-          <w:rFonts w:ascii="Georgia" w:eastAsia="Georgia" w:hAnsi="Georgia" w:cs="Georgia"/>
-          <w:color w:val="1A1A1A"/>
-        </w:rPr>
-        <w:lastRenderedPageBreak/>
-        <w:t>Our running project throughout this book is a natural language appliance controller. Given commands in plain English such as:</w:t>
-      </w:r>
-    </w:p>
-    <w:p>
-      <w:pPr>
-        <w:pStyle w:val="ListParagraph"/>
-        <w:numPr>
-          <w:ilvl w:val="0"/>
-          <w:numId w:val="8"/>
-        </w:numPr>
-        <w:spacing w:before="60" w:after="60" w:line="240" w:lineRule="auto"/>
-        <w:contextualSpacing w:val="0"/>
-      </w:pPr>
-    </w:p>
-    <w:p>
-      <w:pPr>
-        <w:pStyle w:val="ListParagraph"/>
-        <w:numPr>
-          <w:ilvl w:val="0"/>
-          <w:numId w:val="8"/>
-        </w:numPr>
-        <w:spacing w:before="60" w:after="60" w:line="240" w:lineRule="auto"/>
-        <w:contextualSpacing w:val="0"/>
-      </w:pPr>
-    </w:p>
-    <w:p>
-      <w:pPr>
-        <w:pStyle w:val="ListParagraph"/>
-        <w:numPr>
-          <w:ilvl w:val="0"/>
-          <w:numId w:val="8"/>
-        </w:numPr>
-        <w:spacing w:before="60" w:after="60" w:line="240" w:lineRule="auto"/>
-        <w:contextualSpacing w:val="0"/>
-      </w:pPr>
-    </w:p>
-    <w:p>
-      <w:pPr>
-        <w:spacing w:after="60"/>
-      </w:pPr>
-    </w:p>
-    <w:p>
-      <w:pPr>
-        <w:spacing w:after="180"/>
-        <w:jc w:val="both"/>
-      </w:pPr>
-      <w:r>
-        <w:rPr>
-          <w:rFonts w:ascii="Georgia" w:eastAsia="Georgia" w:hAnsi="Georgia" w:cs="Georgia"/>
-          <w:color w:val="1A1A1A"/>
-        </w:rPr>
-        <w:t>the model will predict which appliances should be turned on or off. It is a multi-label classification problem, and solving it properly requires the full stack of techniques covered in this book: text tokenization, a vocabulary class, 1D convolutions over word sequences, and sigmoid outputs for independent per-appliance predictions.</w:t>
-      </w:r>
-    </w:p>
-    <w:p>
-      <w:pPr>
-        <w:spacing w:after="180"/>
-        <w:jc w:val="both"/>
-      </w:pPr>
-      <w:r>
-        <w:rPr>
-          <w:rFonts w:ascii="Georgia" w:eastAsia="Georgia" w:hAnsi="Georgia" w:cs="Georgia"/>
-          <w:color w:val="1A1A1A"/>
-        </w:rPr>
-        <w:t>The project is carefully chosen. It is complex enough to demonstrate real techniques in a realistic setting</w:t>
-      </w:r>
-      <w:r>
-        <w:rPr>
-          <w:rFonts w:ascii="Georgia" w:eastAsia="Georgia" w:hAnsi="Georgia" w:cs="Georgia"/>
-          <w:color w:val="1A1A1A"/>
-        </w:rPr>
-        <w:t>,</w:t>
-      </w:r>
-      <w:r>
-        <w:rPr>
-          <w:rFonts w:ascii="Georgia" w:eastAsia="Georgia" w:hAnsi="Georgia" w:cs="Georgia"/>
-          <w:color w:val="1A1A1A"/>
-        </w:rPr>
-        <w:t xml:space="preserve"> </w:t>
-      </w:r>
-      <w:r>
-        <w:rPr>
-          <w:rFonts w:ascii="Georgia" w:eastAsia="Georgia" w:hAnsi="Georgia" w:cs="Georgia"/>
-          <w:color w:val="1A1A1A"/>
-        </w:rPr>
-        <w:t xml:space="preserve"> </w:t>
-      </w:r>
-      <w:r>
-        <w:rPr>
-          <w:rFonts w:ascii="Georgia" w:eastAsia="Georgia" w:hAnsi="Georgia" w:cs="Georgia"/>
-          <w:color w:val="1A1A1A"/>
-        </w:rPr>
-        <w:t xml:space="preserve">it involves language, sequence </w:t>
-      </w:r>
-      <w:r>
-        <w:rPr>
-          <w:rFonts w:ascii="Georgia" w:eastAsia="Georgia" w:hAnsi="Georgia" w:cs="Georgia"/>
-          <w:color w:val="1A1A1A"/>
-        </w:rPr>
-        <w:t>modelling</w:t>
-      </w:r>
-      <w:r>
-        <w:rPr>
-          <w:rFonts w:ascii="Georgia" w:eastAsia="Georgia" w:hAnsi="Georgia" w:cs="Georgia"/>
-          <w:color w:val="1A1A1A"/>
-        </w:rPr>
-        <w:t xml:space="preserve">, and multi-label outputs </w:t>
-      </w:r>
-      <w:r>
-        <w:rPr>
-          <w:rFonts w:ascii="Georgia" w:eastAsia="Georgia" w:hAnsi="Georgia" w:cs="Georgia"/>
-          <w:color w:val="1A1A1A"/>
-        </w:rPr>
-        <w:t xml:space="preserve">, </w:t>
-      </w:r>
-      <w:r>
-        <w:rPr>
-          <w:rFonts w:ascii="Georgia" w:eastAsia="Georgia" w:hAnsi="Georgia" w:cs="Georgia"/>
-          <w:color w:val="1A1A1A"/>
-        </w:rPr>
-        <w:t>yet simple enough to train to convergence in seconds on a laptop CPU. You will see it working, and you will understand every layer of why it works.</w:t>
-      </w:r>
-    </w:p>
-    <w:p>
-      <w:pPr>
-        <w:spacing w:after="180"/>
-        <w:jc w:val="both"/>
-      </w:pPr>
-      <w:r>
-        <w:rPr>
-          <w:rFonts w:ascii="Georgia" w:eastAsia="Georgia" w:hAnsi="Georgia" w:cs="Georgia"/>
-          <w:color w:val="1A1A1A"/>
-        </w:rPr>
-        <w:t>We introduce pieces of the project gradually as each new concept is covered, so that by the time you reach Chapter 9, the full system feels like a natural culmination rather than a sudden leap.</w:t>
+        <w:t>How the Book Is Organized</w:t>
+      </w:r>
+    </w:p>
+    <w:p>
+      <w:pPr>
+        <w:spacing w:after="200"/>
+        <w:jc w:val="both"/>
+      </w:pPr>
+      <w:r>
+        <w:rPr>
+          <w:rFonts w:ascii="Georgia" w:eastAsia="Georgia" w:hAnsi="Georgia" w:cs="Georgia"/>
+          <w:b/>
+          <w:bCs/>
+          <w:color w:val="1A1A1A"/>
+        </w:rPr>
+        <w:t xml:space="preserve">Part I: Foundations (Chapters 1 through 4) </w:t>
+      </w:r>
+      <w:r>
+        <w:rPr>
+          <w:rFonts w:ascii="Georgia" w:eastAsia="Georgia" w:hAnsi="Georgia" w:cs="Georgia"/>
+          <w:color w:val="1A1A1A"/>
+        </w:rPr>
+        <w:t>begins with a single neuron and the mathematical ideas that make learning possible. Chapter 1 sets out the philosophy and motivation in detail. Chapter 2 builds the perceptron and establishes the training loop. Chapter 3 extends this to multi-layer networks and derives backpropagation from first principles. Chapter 4 covers activation functions and loss functions: the nonlinearities and objectives that give neural networks their expressive power.</w:t>
+      </w:r>
+    </w:p>
+    <w:p>
+      <w:pPr>
+        <w:spacing w:after="200"/>
+        <w:jc w:val="both"/>
+      </w:pPr>
+      <w:r>
+        <w:rPr>
+          <w:rFonts w:ascii="Georgia" w:eastAsia="Georgia" w:hAnsi="Georgia" w:cs="Georgia"/>
+          <w:b/>
+          <w:bCs/>
+          <w:color w:val="1A1A1A"/>
+        </w:rPr>
+        <w:t xml:space="preserve">Part II: Modern Deep Learning Components (Chapters 5 through 8) </w:t>
+      </w:r>
+      <w:r>
+        <w:rPr>
+          <w:rFonts w:ascii="Georgia" w:eastAsia="Georgia" w:hAnsi="Georgia" w:cs="Georgia"/>
+          <w:color w:val="1A1A1A"/>
+        </w:rPr>
+        <w:t>introduces the techniques that separate modern deep learning from the classical methods of the previous era. Chapter 5 replaces simple gradient descent with the Adam optimizer. Chapter 6 builds convolutional layers for processing structured data such as images and text sequences. Chapter 7 adds regularization: dropout and layer normalization. Chapter 8 implements residual connections, the architectural innovation that made very deep networks trainable.</w:t>
+      </w:r>
+    </w:p>
+    <w:p>
+      <w:pPr>
+        <w:spacing w:after="200"/>
+        <w:jc w:val="both"/>
+      </w:pPr>
+      <w:r>
+        <w:rPr>
+          <w:rFonts w:ascii="Georgia" w:eastAsia="Georgia" w:hAnsi="Georgia" w:cs="Georgia"/>
+          <w:b/>
+          <w:bCs/>
+          <w:color w:val="1A1A1A"/>
+        </w:rPr>
+        <w:t xml:space="preserve">Part III: Applications and Advanced Topics (Chapters 9 through 12) </w:t>
+      </w:r>
+      <w:r>
+        <w:rPr>
+          <w:rFonts w:ascii="Georgia" w:eastAsia="Georgia" w:hAnsi="Georgia" w:cs="Georgia"/>
+          <w:color w:val="1A1A1A"/>
+        </w:rPr>
+        <w:t>bring</w:t>
+      </w:r>
+      <w:r>
+        <w:rPr>
+          <w:rFonts w:ascii="Georgia" w:eastAsia="Georgia" w:hAnsi="Georgia" w:cs="Georgia"/>
+          <w:color w:val="1A1A1A"/>
+        </w:rPr>
+        <w:t xml:space="preserve"> everything together. Chapter 9 assembles the complete appliance controller. Chapter 10 builds an image classification system using the 2D convolutional infrastructure from earlier chapters. Chapter 11 covers saving, loading, and preparing a trained model for production use. Chapter 12 looks ahead to what lies beyond this book: attention, transformers, and the current frontier of the field.</w:t>
+      </w:r>
+    </w:p>
+    <w:p>
+      <w:pPr>
+        <w:spacing w:after="200"/>
+        <w:jc w:val="both"/>
+      </w:pPr>
+      <w:r>
+        <w:rPr>
+          <w:rFonts w:ascii="Georgia" w:eastAsia="Georgia" w:hAnsi="Georgia" w:cs="Georgia"/>
+          <w:color w:val="1A1A1A"/>
+        </w:rPr>
+        <w:t>The appendices include a complete reference for the library (Appendix A), a mathematics review (Appendix B), and a bibliography of the papers and books that influenced this work.</w:t>
       </w:r>
     </w:p>
     <w:p>
@@ -1685,107 +872,124 @@
           <w:sz w:val="28"/>
           <w:szCs w:val="28"/>
         </w:rPr>
-        <w:t>1.5 Who This Book Is For</w:t>
-      </w:r>
-    </w:p>
-    <w:p>
-      <w:pPr>
-        <w:spacing w:after="180"/>
-        <w:jc w:val="both"/>
-      </w:pPr>
-      <w:r>
-        <w:rPr>
-          <w:rFonts w:ascii="Georgia" w:eastAsia="Georgia" w:hAnsi="Georgia" w:cs="Georgia"/>
-          <w:color w:val="1A1A1A"/>
-        </w:rPr>
-        <w:t>This book is written for people who already know how to write software and want to understand machine learning at a level most practitioners never reach. More specifically:</w:t>
-      </w:r>
-    </w:p>
-    <w:p>
-      <w:pPr>
-        <w:pStyle w:val="ListParagraph"/>
-        <w:numPr>
-          <w:ilvl w:val="0"/>
-          <w:numId w:val="8"/>
-        </w:numPr>
-        <w:spacing w:before="60" w:after="60" w:line="240" w:lineRule="auto"/>
-        <w:contextualSpacing w:val="0"/>
-      </w:pPr>
-    </w:p>
-    <w:p>
-      <w:pPr>
-        <w:pStyle w:val="ListParagraph"/>
-        <w:numPr>
-          <w:ilvl w:val="0"/>
-          <w:numId w:val="8"/>
-        </w:numPr>
-        <w:spacing w:before="60" w:after="60" w:line="240" w:lineRule="auto"/>
-        <w:contextualSpacing w:val="0"/>
-      </w:pPr>
-    </w:p>
-    <w:p>
-      <w:pPr>
-        <w:pStyle w:val="ListParagraph"/>
-        <w:numPr>
-          <w:ilvl w:val="0"/>
-          <w:numId w:val="8"/>
-        </w:numPr>
-        <w:spacing w:before="60" w:after="60" w:line="240" w:lineRule="auto"/>
-        <w:contextualSpacing w:val="0"/>
-      </w:pPr>
-    </w:p>
-    <w:p>
-      <w:pPr>
-        <w:pStyle w:val="ListParagraph"/>
-        <w:numPr>
-          <w:ilvl w:val="0"/>
-          <w:numId w:val="8"/>
-        </w:numPr>
-        <w:spacing w:before="60" w:after="60" w:line="240" w:lineRule="auto"/>
-        <w:contextualSpacing w:val="0"/>
-      </w:pPr>
-    </w:p>
-    <w:p>
-      <w:pPr>
-        <w:pStyle w:val="ListParagraph"/>
-        <w:numPr>
-          <w:ilvl w:val="0"/>
-          <w:numId w:val="8"/>
-        </w:numPr>
-        <w:spacing w:before="60" w:after="60" w:line="240" w:lineRule="auto"/>
-        <w:contextualSpacing w:val="0"/>
-      </w:pPr>
-    </w:p>
-    <w:p>
-      <w:pPr>
-        <w:spacing w:after="60"/>
-      </w:pPr>
-    </w:p>
-    <w:p>
-      <w:pPr>
-        <w:spacing w:after="180"/>
-        <w:jc w:val="both"/>
-      </w:pPr>
-      <w:r>
-        <w:rPr>
-          <w:rFonts w:ascii="Georgia" w:eastAsia="Georgia" w:hAnsi="Georgia" w:cs="Georgia"/>
-          <w:color w:val="1A1A1A"/>
-        </w:rPr>
-        <w:t>You should be comfortable with C++ classes, pointers, templates, and the Standard Template Library. No prior deep learning experience is required. The mathematics</w:t>
-      </w:r>
-      <w:r>
-        <w:rPr>
-          <w:rFonts w:ascii="Georgia" w:eastAsia="Georgia" w:hAnsi="Georgia" w:cs="Georgia"/>
-          <w:color w:val="1A1A1A"/>
-        </w:rPr>
-        <w:t xml:space="preserve">, </w:t>
-      </w:r>
-      <w:r>
-        <w:rPr>
-          <w:rFonts w:ascii="Georgia" w:eastAsia="Georgia" w:hAnsi="Georgia" w:cs="Georgia"/>
-          <w:color w:val="1A1A1A"/>
-        </w:rPr>
-        <w:t xml:space="preserve"> calculus, linear algebra, a touch of probability will be developed carefully as each concept is introduced. If you want a refresher, Appendix B provides a concise review.</w:t>
+        <w:t>A Note on the Code</w:t>
+      </w:r>
+    </w:p>
+    <w:p>
+      <w:pPr>
+        <w:spacing w:after="200"/>
+        <w:jc w:val="both"/>
+      </w:pPr>
+      <w:r>
+        <w:rPr>
+          <w:rFonts w:ascii="Georgia" w:eastAsia="Georgia" w:hAnsi="Georgia" w:cs="Georgia"/>
+          <w:color w:val="1A1A1A"/>
+        </w:rPr>
+        <w:t xml:space="preserve">All code in this book is written in C++ using only the Standard Library. There are no external dependencies. Every example is a complete, </w:t>
+      </w:r>
+      <w:proofErr w:type="spellStart"/>
+      <w:r>
+        <w:rPr>
+          <w:rFonts w:ascii="Georgia" w:eastAsia="Georgia" w:hAnsi="Georgia" w:cs="Georgia"/>
+          <w:color w:val="1A1A1A"/>
+        </w:rPr>
+        <w:t>compilable</w:t>
+      </w:r>
+      <w:proofErr w:type="spellEnd"/>
+      <w:r>
+        <w:rPr>
+          <w:rFonts w:ascii="Georgia" w:eastAsia="Georgia" w:hAnsi="Georgia" w:cs="Georgia"/>
+          <w:color w:val="1A1A1A"/>
+        </w:rPr>
+        <w:t xml:space="preserve"> program. The full library can be built from the source directory with a single command:</w:t>
+      </w:r>
+    </w:p>
+    <w:p>
+      <w:pPr>
+        <w:shd w:val="clear" w:color="auto" w:fill="F0F4F8"/>
+        <w:spacing w:before="140" w:after="140"/>
+        <w:ind w:left="720"/>
+      </w:pPr>
+      <w:r>
+        <w:rPr>
+          <w:rFonts w:ascii="Courier New" w:eastAsia="Courier New" w:hAnsi="Courier New" w:cs="Courier New"/>
+          <w:color w:val="2E4057"/>
+          <w:sz w:val="22"/>
+          <w:szCs w:val="22"/>
+        </w:rPr>
+        <w:lastRenderedPageBreak/>
+        <w:t>g++ -std=</w:t>
+      </w:r>
+      <w:proofErr w:type="spellStart"/>
+      <w:r>
+        <w:rPr>
+          <w:rFonts w:ascii="Courier New" w:eastAsia="Courier New" w:hAnsi="Courier New" w:cs="Courier New"/>
+          <w:color w:val="2E4057"/>
+          <w:sz w:val="22"/>
+          <w:szCs w:val="22"/>
+        </w:rPr>
+        <w:t>c++</w:t>
+      </w:r>
+      <w:proofErr w:type="spellEnd"/>
+      <w:r>
+        <w:rPr>
+          <w:rFonts w:ascii="Courier New" w:eastAsia="Courier New" w:hAnsi="Courier New" w:cs="Courier New"/>
+          <w:color w:val="2E4057"/>
+          <w:sz w:val="22"/>
+          <w:szCs w:val="22"/>
+        </w:rPr>
+        <w:t>17 -O2 -o appliance *.</w:t>
+      </w:r>
+      <w:proofErr w:type="spellStart"/>
+      <w:r>
+        <w:rPr>
+          <w:rFonts w:ascii="Courier New" w:eastAsia="Courier New" w:hAnsi="Courier New" w:cs="Courier New"/>
+          <w:color w:val="2E4057"/>
+          <w:sz w:val="22"/>
+          <w:szCs w:val="22"/>
+        </w:rPr>
+        <w:t>cpp</w:t>
+      </w:r>
+      <w:proofErr w:type="spellEnd"/>
+    </w:p>
+    <w:p>
+      <w:pPr>
+        <w:spacing w:after="200"/>
+        <w:jc w:val="both"/>
+      </w:pPr>
+      <w:r>
+        <w:rPr>
+          <w:rFonts w:ascii="Georgia" w:eastAsia="Georgia" w:hAnsi="Georgia" w:cs="Georgia"/>
+          <w:color w:val="1A1A1A"/>
+        </w:rPr>
+        <w:t xml:space="preserve">The code is written to be read. Clarity is prioritized over cleverness. Where a more efficient implementation would obscure what is happening, the clearer version is </w:t>
+      </w:r>
+      <w:r>
+        <w:rPr>
+          <w:rFonts w:ascii="Georgia" w:eastAsia="Georgia" w:hAnsi="Georgia" w:cs="Georgia"/>
+          <w:color w:val="1A1A1A"/>
+        </w:rPr>
+        <w:t>chosen,</w:t>
+      </w:r>
+      <w:r>
+        <w:rPr>
+          <w:rFonts w:ascii="Georgia" w:eastAsia="Georgia" w:hAnsi="Georgia" w:cs="Georgia"/>
+          <w:color w:val="1A1A1A"/>
+        </w:rPr>
+        <w:t xml:space="preserve"> and the more efficient alternative is noted. Comments explain the why, not just the what. Variable names are chosen to match the mathematical notation used in the surrounding text.</w:t>
+      </w:r>
+    </w:p>
+    <w:p>
+      <w:pPr>
+        <w:spacing w:after="200"/>
+        <w:jc w:val="both"/>
+      </w:pPr>
+      <w:r>
+        <w:rPr>
+          <w:rFonts w:ascii="Georgia" w:eastAsia="Georgia" w:hAnsi="Georgia" w:cs="Georgia"/>
+          <w:color w:val="1A1A1A"/>
+        </w:rPr>
+        <w:t>The accompanying repository contains the complete source code, organized by chapter. Each chapter's code builds on the previous, so you can see the library evolve from a single file to a complete system. The repository also includes the training data for the appliance controller and scripts for running the examples.</w:t>
       </w:r>
     </w:p>
     <w:p>
@@ -1801,91 +1005,515 @@
           <w:sz w:val="28"/>
           <w:szCs w:val="28"/>
         </w:rPr>
-        <w:t>1.6 How to Use This Book</w:t>
-      </w:r>
-    </w:p>
-    <w:p>
-      <w:pPr>
-        <w:spacing w:after="180"/>
-        <w:jc w:val="both"/>
-      </w:pPr>
-      <w:r>
-        <w:rPr>
-          <w:rFonts w:ascii="Georgia" w:eastAsia="Georgia" w:hAnsi="Georgia" w:cs="Georgia"/>
-          <w:color w:val="1A1A1A"/>
-        </w:rPr>
-        <w:t>The book is organized in three parts. Part I (Chapters 1–4) builds the foundations: from a single neuron to multi-layer networks and backpropagation. Part II (Chapters 5–8) introduces the components that make modern deep learning work in practice</w:t>
-      </w:r>
-      <w:r>
-        <w:rPr>
-          <w:rFonts w:ascii="Georgia" w:eastAsia="Georgia" w:hAnsi="Georgia" w:cs="Georgia"/>
-          <w:color w:val="1A1A1A"/>
-        </w:rPr>
-        <w:t xml:space="preserve">, </w:t>
-      </w:r>
-      <w:r>
-        <w:rPr>
-          <w:rFonts w:ascii="Georgia" w:eastAsia="Georgia" w:hAnsi="Georgia" w:cs="Georgia"/>
-          <w:color w:val="1A1A1A"/>
-        </w:rPr>
-        <w:t xml:space="preserve"> Adam, convolutions, regularization, and residual connections. Part III (Chapters 9–12) brings everything together in complete applications and looks ahead to what lies beyond.</w:t>
-      </w:r>
-    </w:p>
-    <w:p>
-      <w:pPr>
-        <w:spacing w:after="180"/>
-        <w:jc w:val="both"/>
-      </w:pPr>
-      <w:r>
-        <w:rPr>
-          <w:rFonts w:ascii="Georgia" w:eastAsia="Georgia" w:hAnsi="Georgia" w:cs="Georgia"/>
-          <w:color w:val="1A1A1A"/>
-        </w:rPr>
-        <w:lastRenderedPageBreak/>
-        <w:t>Each chapter follows the same rhythm: motivation and theory first, then implementation, then a working example you can compile and run immediately. The recommended workflow is to read the chapter, study the accompanying code in parallel, compile and run the examples, and then experiment. Change the architecture. Break the training loop on purpose and watch what happens. Curiosity-driven tinkering is far more instructive than passive reading.</w:t>
-      </w:r>
-    </w:p>
-    <w:p>
-      <w:pPr>
-        <w:spacing w:after="180"/>
-        <w:jc w:val="both"/>
-      </w:pPr>
-      <w:r>
-        <w:rPr>
-          <w:rFonts w:ascii="Georgia" w:eastAsia="Georgia" w:hAnsi="Georgia" w:cs="Georgia"/>
-          <w:color w:val="1A1A1A"/>
-        </w:rPr>
-        <w:t>The complete library can be compiled with a single command from the source directory:</w:t>
-      </w:r>
-    </w:p>
-    <w:p>
-      <w:pPr>
-        <w:shd w:val="clear" w:color="auto" w:fill="F0F4F8"/>
-        <w:spacing w:before="120" w:after="120"/>
-        <w:ind w:left="720"/>
-      </w:pPr>
-      <w:r>
-        <w:rPr>
-          <w:rFonts w:ascii="Courier New" w:eastAsia="Courier New" w:hAnsi="Courier New" w:cs="Courier New"/>
-          <w:color w:val="2E4057"/>
+        <w:t>Acknowledgments</w:t>
+      </w:r>
+    </w:p>
+    <w:p>
+      <w:pPr>
+        <w:spacing w:after="200"/>
+        <w:jc w:val="both"/>
+      </w:pPr>
+      <w:r>
+        <w:rPr>
+          <w:rFonts w:ascii="Georgia" w:eastAsia="Georgia" w:hAnsi="Georgia" w:cs="Georgia"/>
+          <w:color w:val="1A1A1A"/>
+        </w:rPr>
+        <w:t>This book would not exist without the researchers whose work it describes. Rumelhart, Hinton, and Williams, who popularized backpropagation. LeCun, who built the first practical convolutional networks. Kingma and Ba, who introduced the Adam optimizer. He, Zhang, Ren, and Sun, whose residual networks demonstrated that very deep networks could be trained reliably. Ba and colleagues, who gave us layer normalization. The complete bibliography at the end of the book is a partial record of the intellectual debt this work owes.</w:t>
+      </w:r>
+    </w:p>
+    <w:p>
+      <w:pPr>
+        <w:spacing w:after="200"/>
+        <w:jc w:val="both"/>
+      </w:pPr>
+      <w:r>
+        <w:rPr>
+          <w:rFonts w:ascii="Georgia" w:eastAsia="Georgia" w:hAnsi="Georgia" w:cs="Georgia"/>
+          <w:color w:val="1A1A1A"/>
+        </w:rPr>
+        <w:t>My thanks also to the many students and colleagues who worked through early drafts of this material and whose questions and confusions shaped it into something more useful than it would otherwise have been. The places where the book is clearest are usually the places where someone asked a question I had not thought to answer.</w:t>
+      </w:r>
+    </w:p>
+    <w:p>
+      <w:pPr>
+        <w:spacing w:after="360"/>
+      </w:pPr>
+    </w:p>
+    <w:p>
+      <w:pPr>
+        <w:spacing w:after="60"/>
+      </w:pPr>
+      <w:r>
+        <w:rPr>
+          <w:rFonts w:ascii="Georgia" w:eastAsia="Georgia" w:hAnsi="Georgia" w:cs="Georgia"/>
+          <w:b/>
+          <w:bCs/>
+          <w:color w:val="1F3864"/>
+        </w:rPr>
+        <w:t>Baher Nicola</w:t>
+      </w:r>
+    </w:p>
+    <w:p>
+      <w:r>
+        <w:rPr>
+          <w:rFonts w:ascii="Georgia" w:eastAsia="Georgia" w:hAnsi="Georgia" w:cs="Georgia"/>
+          <w:i/>
+          <w:iCs/>
+          <w:color w:val="555555"/>
           <w:sz w:val="22"/>
           <w:szCs w:val="22"/>
         </w:rPr>
-        <w:t>g++ -std=c++17 -O2 -o appliance *.cpp</w:t>
-      </w:r>
-    </w:p>
-    <w:p>
-      <w:pPr>
-        <w:spacing w:after="180"/>
-        <w:jc w:val="both"/>
-      </w:pPr>
-      <w:r>
-        <w:rPr>
-          <w:rFonts w:ascii="Georgia" w:eastAsia="Georgia" w:hAnsi="Georgia" w:cs="Georgia"/>
-          <w:color w:val="1A1A1A"/>
-        </w:rPr>
-        <w:t>No build system, no dependency manager, no CMake. One command, one binary. That simplicity is deliberate: we want nothing between you and the code.</w:t>
-      </w:r>
+        <w:t>2026</w:t>
+      </w:r>
+    </w:p>
+    <w:p>
+      <w:pPr>
+        <w:jc w:val="both"/>
+      </w:pPr>
+    </w:p>
+    <w:p>
+      <w:pPr>
+        <w:jc w:val="both"/>
+      </w:pPr>
+    </w:p>
+    <w:p>
+      <w:pPr>
+        <w:jc w:val="both"/>
+      </w:pPr>
+    </w:p>
+    <w:p>
+      <w:pPr>
+        <w:jc w:val="both"/>
+      </w:pPr>
+    </w:p>
+    <w:p>
+      <w:pPr>
+        <w:jc w:val="both"/>
+      </w:pPr>
+    </w:p>
+    <w:p>
+      <w:pPr>
+        <w:jc w:val="both"/>
+      </w:pPr>
+    </w:p>
+    <w:p>
+      <w:pPr>
+        <w:jc w:val="both"/>
+      </w:pPr>
+    </w:p>
+    <w:p>
+      <w:pPr>
+        <w:jc w:val="both"/>
+      </w:pPr>
+    </w:p>
+    <w:p>
+      <w:pPr>
+        <w:jc w:val="both"/>
+        <w:rPr>
+          <w:b/>
+          <w:sz w:val="36"/>
+          <w:szCs w:val="36"/>
+        </w:rPr>
+      </w:pPr>
+      <w:r>
+        <w:rPr>
+          <w:b/>
+          <w:sz w:val="36"/>
+          <w:szCs w:val="36"/>
+        </w:rPr>
+        <w:lastRenderedPageBreak/>
+        <w:t>Table of Contents</w:t>
+      </w:r>
+    </w:p>
+    <w:p>
+      <w:pPr>
+        <w:jc w:val="both"/>
+        <w:rPr>
+          <w:b/>
+          <w:sz w:val="28"/>
+          <w:szCs w:val="28"/>
+        </w:rPr>
+      </w:pPr>
+      <w:r>
+        <w:rPr>
+          <w:b/>
+          <w:sz w:val="28"/>
+          <w:szCs w:val="28"/>
+        </w:rPr>
+        <w:t xml:space="preserve"> Part I: Foundations</w:t>
+      </w:r>
+    </w:p>
+    <w:p>
+      <w:pPr>
+        <w:jc w:val="both"/>
+      </w:pPr>
+      <w:r>
+        <w:t xml:space="preserve">Chapter 1: Why Build Neural Networks from </w:t>
+      </w:r>
+      <w:r>
+        <w:t>Scratch? *</w:t>
+      </w:r>
+      <w:r>
+        <w:t>* ......</w:t>
+      </w:r>
+      <w:r>
+        <w:t>..........................</w:t>
+      </w:r>
+      <w:r>
+        <w:t xml:space="preserve">.......... 1  </w:t>
+      </w:r>
+    </w:p>
+    <w:p>
+      <w:pPr>
+        <w:jc w:val="both"/>
+      </w:pPr>
+      <w:r>
+        <w:t>Chapter 2: The Perceptron** ..................................</w:t>
+      </w:r>
+      <w:r>
+        <w:t>....................................</w:t>
+      </w:r>
+      <w:r>
+        <w:t xml:space="preserve">........... 15  </w:t>
+      </w:r>
+    </w:p>
+    <w:p>
+      <w:pPr>
+        <w:jc w:val="both"/>
+      </w:pPr>
+      <w:r>
+        <w:t xml:space="preserve">Chapter 3: Multi-Layer Networks and Backpropagation** </w:t>
+      </w:r>
+      <w:r>
+        <w:t>……………………….</w:t>
+      </w:r>
+      <w:r>
+        <w:t xml:space="preserve">............. 35  </w:t>
+      </w:r>
+    </w:p>
+    <w:p>
+      <w:pPr>
+        <w:jc w:val="both"/>
+      </w:pPr>
+      <w:r>
+        <w:t>Chapter 4: Activation Functions and Loss** ...............</w:t>
+      </w:r>
+      <w:r>
+        <w:t>...............................</w:t>
+      </w:r>
+      <w:r>
+        <w:t>............. 65</w:t>
+      </w:r>
+    </w:p>
+    <w:p>
+      <w:pPr>
+        <w:jc w:val="both"/>
+      </w:pPr>
+    </w:p>
+    <w:p>
+      <w:pPr>
+        <w:jc w:val="both"/>
+        <w:rPr>
+          <w:b/>
+          <w:sz w:val="28"/>
+          <w:szCs w:val="28"/>
+        </w:rPr>
+      </w:pPr>
+      <w:r>
+        <w:rPr>
+          <w:b/>
+          <w:sz w:val="28"/>
+          <w:szCs w:val="28"/>
+        </w:rPr>
+        <w:t xml:space="preserve"> Part II: Modern Deep Learning Components</w:t>
+      </w:r>
+    </w:p>
+    <w:p>
+      <w:pPr>
+        <w:jc w:val="both"/>
+      </w:pPr>
+      <w:r>
+        <w:t>Chapter 5: Optimization with Adam** .................</w:t>
+      </w:r>
+      <w:r>
+        <w:t>................................</w:t>
+      </w:r>
+      <w:r>
+        <w:t xml:space="preserve">................... 85  </w:t>
+      </w:r>
+    </w:p>
+    <w:p>
+      <w:pPr>
+        <w:jc w:val="both"/>
+      </w:pPr>
+      <w:r>
+        <w:t>Chapter 6: Convolutional Neural Networks** ..........</w:t>
+      </w:r>
+      <w:r>
+        <w:t>..........................</w:t>
+      </w:r>
+      <w:r>
+        <w:t xml:space="preserve">................... 105  </w:t>
+      </w:r>
+    </w:p>
+    <w:p>
+      <w:pPr>
+        <w:jc w:val="both"/>
+      </w:pPr>
+      <w:r>
+        <w:t>Chapter 7: Regularization Techniques** .........</w:t>
+      </w:r>
+      <w:r>
+        <w:t>.............................</w:t>
+      </w:r>
+      <w:r>
+        <w:t xml:space="preserve">......................... 135  </w:t>
+      </w:r>
+    </w:p>
+    <w:p>
+      <w:pPr>
+        <w:jc w:val="both"/>
+      </w:pPr>
+      <w:r>
+        <w:t>Chapter 8: Residual Connections** ...........</w:t>
+      </w:r>
+      <w:r>
+        <w:t>..............................</w:t>
+      </w:r>
+      <w:r>
+        <w:t>............................ 155</w:t>
+      </w:r>
+    </w:p>
+    <w:p>
+      <w:pPr>
+        <w:jc w:val="both"/>
+      </w:pPr>
+    </w:p>
+    <w:p>
+      <w:pPr>
+        <w:jc w:val="both"/>
+        <w:rPr>
+          <w:b/>
+          <w:sz w:val="28"/>
+          <w:szCs w:val="28"/>
+        </w:rPr>
+      </w:pPr>
+      <w:r>
+        <w:rPr>
+          <w:b/>
+          <w:sz w:val="28"/>
+          <w:szCs w:val="28"/>
+        </w:rPr>
+        <w:t>Part III: Applications and Advanced Topics</w:t>
+      </w:r>
+    </w:p>
+    <w:p>
+      <w:pPr>
+        <w:jc w:val="both"/>
+      </w:pPr>
+      <w:r>
+        <w:t>Chapter 9: Natural Language Appliance Controller** ......</w:t>
+      </w:r>
+      <w:r>
+        <w:t>.........................</w:t>
+      </w:r>
+      <w:r>
+        <w:t xml:space="preserve">............. 175  </w:t>
+      </w:r>
+    </w:p>
+    <w:p>
+      <w:pPr>
+        <w:jc w:val="both"/>
+      </w:pPr>
+      <w:r>
+        <w:t>Chapter 10: Image Classification with Conv2D + MaxPool** ......</w:t>
+      </w:r>
+      <w:r>
+        <w:t>......................</w:t>
+      </w:r>
+      <w:r>
+        <w:t xml:space="preserve">...... 205  </w:t>
+      </w:r>
+    </w:p>
+    <w:p>
+      <w:pPr>
+        <w:jc w:val="both"/>
+      </w:pPr>
+      <w:r>
+        <w:t>Chapter 11: Saving, Loading, and Production** ............</w:t>
+      </w:r>
+      <w:r>
+        <w:t>...........................</w:t>
+      </w:r>
+      <w:r>
+        <w:t xml:space="preserve">............. 225  </w:t>
+      </w:r>
+    </w:p>
+    <w:p>
+      <w:pPr>
+        <w:jc w:val="both"/>
+      </w:pPr>
+      <w:r>
+        <w:t>Chapter 12: Beyond This Book** ............</w:t>
+      </w:r>
+      <w:r>
+        <w:t>................................</w:t>
+      </w:r>
+      <w:r>
+        <w:t xml:space="preserve">.............................. 245  </w:t>
+      </w:r>
+    </w:p>
+    <w:p>
+      <w:pPr>
+        <w:jc w:val="both"/>
+      </w:pPr>
+    </w:p>
+    <w:p>
+      <w:pPr>
+        <w:jc w:val="both"/>
+      </w:pPr>
+      <w:r>
+        <w:t xml:space="preserve">Appendix A: Complete Library Reference  </w:t>
+      </w:r>
+    </w:p>
+    <w:p>
+      <w:pPr>
+        <w:jc w:val="both"/>
+      </w:pPr>
+      <w:r>
+        <w:t xml:space="preserve">Appendix B: Mathematics Review  </w:t>
+      </w:r>
+    </w:p>
+    <w:p>
+      <w:pPr>
+        <w:jc w:val="both"/>
+      </w:pPr>
+      <w:r>
+        <w:t xml:space="preserve">Bibliography  </w:t>
+      </w:r>
+    </w:p>
+    <w:p>
+      <w:pPr>
+        <w:jc w:val="both"/>
+      </w:pPr>
+      <w:r>
+        <w:t>Index</w:t>
+      </w:r>
+    </w:p>
+    <w:p>
+      <w:pPr>
+        <w:jc w:val="both"/>
+      </w:pPr>
+    </w:p>
+    <w:p>
+      <w:pPr>
+        <w:jc w:val="both"/>
+      </w:pPr>
+    </w:p>
+    <w:p>
+      <w:pPr>
+        <w:jc w:val="both"/>
+      </w:pPr>
+    </w:p>
+    <w:p>
+      <w:pPr>
+        <w:jc w:val="both"/>
+      </w:pPr>
+    </w:p>
+    <w:p>
+      <w:pPr>
+        <w:spacing w:after="80"/>
+      </w:pPr>
+      <w:r>
+        <w:rPr>
+          <w:rFonts w:ascii="Arial" w:eastAsia="Arial" w:hAnsi="Arial" w:cs="Arial"/>
+          <w:b/>
+          <w:bCs/>
+          <w:caps/>
+          <w:color w:val="2E75B6"/>
+          <w:spacing w:val="120"/>
+          <w:sz w:val="22"/>
+          <w:szCs w:val="22"/>
+        </w:rPr>
+        <w:lastRenderedPageBreak/>
+        <w:t>Chapter 1</w:t>
+      </w:r>
+    </w:p>
+    <w:p>
+      <w:pPr>
+        <w:spacing w:before="80"/>
+      </w:pPr>
+      <w:r>
+        <w:rPr>
+          <w:rFonts w:ascii="Georgia" w:eastAsia="Georgia" w:hAnsi="Georgia" w:cs="Georgia"/>
+          <w:b/>
+          <w:bCs/>
+          <w:color w:val="1F3864"/>
+          <w:sz w:val="52"/>
+          <w:szCs w:val="52"/>
+        </w:rPr>
+        <w:t>Why Build Neural Networks</w:t>
+      </w:r>
+    </w:p>
+    <w:p>
+      <w:pPr>
+        <w:pBdr>
+          <w:bottom w:val="single" w:sz="6" w:space="6" w:color="2E75B6"/>
+        </w:pBdr>
+        <w:spacing w:after="480"/>
+      </w:pPr>
+      <w:r>
+        <w:rPr>
+          <w:rFonts w:ascii="Georgia" w:eastAsia="Georgia" w:hAnsi="Georgia" w:cs="Georgia"/>
+          <w:b/>
+          <w:bCs/>
+          <w:color w:val="1F3864"/>
+          <w:sz w:val="52"/>
+          <w:szCs w:val="52"/>
+        </w:rPr>
+        <w:t>from Scratch?</w:t>
+      </w:r>
+    </w:p>
+    <w:p>
+      <w:pPr>
+        <w:pBdr>
+          <w:left w:val="single" w:sz="18" w:space="12" w:color="2E75B6"/>
+        </w:pBdr>
+        <w:spacing w:before="200"/>
+        <w:ind w:left="720" w:right="720"/>
+      </w:pPr>
+      <w:r>
+        <w:rPr>
+          <w:rFonts w:ascii="Georgia" w:eastAsia="Georgia" w:hAnsi="Georgia" w:cs="Georgia"/>
+          <w:i/>
+          <w:iCs/>
+          <w:color w:val="555555"/>
+        </w:rPr>
+        <w:t>“What I cannot create, I do not understand.”</w:t>
+      </w:r>
+    </w:p>
+    <w:p>
+      <w:pPr>
+        <w:pBdr>
+          <w:left w:val="single" w:sz="18" w:space="12" w:color="2E75B6"/>
+        </w:pBdr>
+        <w:spacing w:after="200"/>
+        <w:ind w:left="720" w:right="720"/>
+      </w:pPr>
+      <w:r>
+        <w:rPr>
+          <w:rFonts w:ascii="Georgia" w:eastAsia="Georgia" w:hAnsi="Georgia" w:cs="Georgia"/>
+          <w:i/>
+          <w:iCs/>
+          <w:color w:val="555555"/>
+        </w:rPr>
+        <w:t>— Richard Feynman</w:t>
+      </w:r>
+    </w:p>
+    <w:p>
+      <w:pPr>
+        <w:spacing w:after="240"/>
+      </w:pPr>
     </w:p>
     <w:p>
       <w:pPr>
@@ -1900,34 +1528,1278 @@
           <w:sz w:val="28"/>
           <w:szCs w:val="28"/>
         </w:rPr>
-        <w:t>1.7 What You Will Have Built by the End</w:t>
-      </w:r>
-    </w:p>
-    <w:p>
-      <w:pPr>
-        <w:spacing w:after="180"/>
-        <w:jc w:val="both"/>
-      </w:pPr>
-      <w:r>
-        <w:rPr>
-          <w:rFonts w:ascii="Georgia" w:eastAsia="Georgia" w:hAnsi="Georgia" w:cs="Georgia"/>
-          <w:color w:val="1A1A1A"/>
-        </w:rPr>
-        <w:t>By the final chapter, you will have a complete, production-capable neural network library implemented entirely in C++ with the Standard Library. It will support dense networks, 1D and 2D convolutional networks, residual architectures, and a working natural language model — all trained with the Adam optimizer.</w:t>
-      </w:r>
-    </w:p>
-    <w:p>
-      <w:pPr>
-        <w:spacing w:after="180"/>
-        <w:jc w:val="both"/>
-      </w:pPr>
-      <w:r>
-        <w:rPr>
-          <w:rFonts w:ascii="Georgia" w:eastAsia="Georgia" w:hAnsi="Georgia" w:cs="Georgia"/>
-          <w:color w:val="1A1A1A"/>
-        </w:rPr>
-        <w:t xml:space="preserve">More importantly, you will understand </w:t>
-      </w:r>
+        <w:t>1.1 The Allure and the Trap of Modern Frameworks</w:t>
+      </w:r>
+    </w:p>
+    <w:p>
+      <w:pPr>
+        <w:spacing w:after="200"/>
+        <w:jc w:val="both"/>
+      </w:pPr>
+      <w:r>
+        <w:rPr>
+          <w:rFonts w:ascii="Georgia" w:eastAsia="Georgia" w:hAnsi="Georgia" w:cs="Georgia"/>
+          <w:color w:val="1A1A1A"/>
+        </w:rPr>
+        <w:t>In 2026, building a neural network has never been easier. A handful of lines of Python and you have a working classifier trained on a GPU you rent by the hour. The convenience is extraordinary, and the results can be genuinely impressive.</w:t>
+      </w:r>
+    </w:p>
+    <w:p>
+      <w:pPr>
+        <w:spacing w:after="200"/>
+        <w:jc w:val="both"/>
+      </w:pPr>
+      <w:r>
+        <w:rPr>
+          <w:rFonts w:ascii="Georgia" w:eastAsia="Georgia" w:hAnsi="Georgia" w:cs="Georgia"/>
+          <w:color w:val="1A1A1A"/>
+        </w:rPr>
+        <w:t xml:space="preserve">Consider the canonical getting-started example. You open a terminal, install </w:t>
+      </w:r>
+      <w:r>
+        <w:rPr>
+          <w:rFonts w:ascii="Courier New" w:eastAsia="Courier New" w:hAnsi="Courier New" w:cs="Courier New"/>
+          <w:color w:val="2E4057"/>
+          <w:sz w:val="22"/>
+          <w:szCs w:val="22"/>
+        </w:rPr>
+        <w:t>torch</w:t>
+      </w:r>
+      <w:r>
+        <w:rPr>
+          <w:rFonts w:ascii="Georgia" w:eastAsia="Georgia" w:hAnsi="Georgia" w:cs="Georgia"/>
+          <w:color w:val="1A1A1A"/>
+        </w:rPr>
+        <w:t xml:space="preserve">, paste twenty lines from a tutorial, and within minutes a model is training on the MNIST handwritten digit dataset. The loss falls. The accuracy climbs. You adjust the learning rate, swap in a different optimizer, add a dropout layer. It works. You ship something. All without ever knowing what a gradient </w:t>
+      </w:r>
+      <w:proofErr w:type="gramStart"/>
+      <w:r>
+        <w:rPr>
+          <w:rFonts w:ascii="Georgia" w:eastAsia="Georgia" w:hAnsi="Georgia" w:cs="Georgia"/>
+          <w:color w:val="1A1A1A"/>
+        </w:rPr>
+        <w:t xml:space="preserve">actually </w:t>
+      </w:r>
+      <w:r>
+        <w:rPr>
+          <w:rFonts w:ascii="Georgia" w:eastAsia="Georgia" w:hAnsi="Georgia" w:cs="Georgia"/>
+          <w:color w:val="1A1A1A"/>
+        </w:rPr>
+        <w:t>is</w:t>
+      </w:r>
+      <w:proofErr w:type="gramEnd"/>
+      <w:r>
+        <w:rPr>
+          <w:rFonts w:ascii="Georgia" w:eastAsia="Georgia" w:hAnsi="Georgia" w:cs="Georgia"/>
+          <w:color w:val="1A1A1A"/>
+        </w:rPr>
+        <w:t xml:space="preserve"> or</w:t>
+      </w:r>
+      <w:r>
+        <w:rPr>
+          <w:rFonts w:ascii="Georgia" w:eastAsia="Georgia" w:hAnsi="Georgia" w:cs="Georgia"/>
+          <w:color w:val="1A1A1A"/>
+        </w:rPr>
+        <w:t xml:space="preserve"> why multiplying it by a small number and subtracting from a weight makes the model better.</w:t>
+      </w:r>
+    </w:p>
+    <w:p>
+      <w:pPr>
+        <w:spacing w:after="200"/>
+        <w:jc w:val="both"/>
+      </w:pPr>
+      <w:r>
+        <w:rPr>
+          <w:rFonts w:ascii="Georgia" w:eastAsia="Georgia" w:hAnsi="Georgia" w:cs="Georgia"/>
+          <w:color w:val="1A1A1A"/>
+        </w:rPr>
+        <w:t>That ignorance is entirely sustainable, right up until the moment it is not.</w:t>
+      </w:r>
+    </w:p>
+    <w:p>
+      <w:pPr>
+        <w:spacing w:after="200"/>
+        <w:jc w:val="both"/>
+      </w:pPr>
+      <w:r>
+        <w:rPr>
+          <w:rFonts w:ascii="Georgia" w:eastAsia="Georgia" w:hAnsi="Georgia" w:cs="Georgia"/>
+          <w:color w:val="1A1A1A"/>
+        </w:rPr>
+        <w:t>The problems that reveal the gap in understanding are not exotic edge cases. They are the everyday frustrations of anyone who uses these tools seriously: a model that trains perfectly on one dataset and collapses on another; a loss that converges to a suspiciously round number and stays there; gradients that vanish in the early layers of a deep network while the later layers update normally; training that is inexplicably ten times slower than it should be given the hardware. When these things happen, the developer who understands what is happening under the hood diagnoses and fixes the problem in minutes. Everyone else adjusts hyperparameters and hopes.</w:t>
+      </w:r>
+    </w:p>
+    <w:p>
+      <w:pPr>
+        <w:spacing w:after="200"/>
+        <w:jc w:val="both"/>
+      </w:pPr>
+      <w:r>
+        <w:rPr>
+          <w:rFonts w:ascii="Georgia" w:eastAsia="Georgia" w:hAnsi="Georgia" w:cs="Georgia"/>
+          <w:b/>
+          <w:bCs/>
+          <w:color w:val="1A1A1A"/>
+        </w:rPr>
+        <w:t>We have become users of magic rather than its creators.</w:t>
+      </w:r>
+    </w:p>
+    <w:p>
+      <w:pPr>
+        <w:spacing w:after="200"/>
+        <w:jc w:val="both"/>
+      </w:pPr>
+      <w:r>
+        <w:rPr>
+          <w:rFonts w:ascii="Georgia" w:eastAsia="Georgia" w:hAnsi="Georgia" w:cs="Georgia"/>
+          <w:color w:val="1A1A1A"/>
+        </w:rPr>
+        <w:t>This is not a criticism of PyTorch, TensorFlow, or JAX. Those are engineering achievements of the highest order, and the teams that built them are some of the finest software engineers in the world. But they are tools optimized for productivity. Productivity requires abstraction. And abstraction, by definition, hides details.</w:t>
+      </w:r>
+    </w:p>
+    <w:p>
+      <w:pPr>
+        <w:spacing w:after="200"/>
+        <w:jc w:val="both"/>
+      </w:pPr>
+      <w:r>
+        <w:rPr>
+          <w:rFonts w:ascii="Georgia" w:eastAsia="Georgia" w:hAnsi="Georgia" w:cs="Georgia"/>
+          <w:color w:val="1A1A1A"/>
+        </w:rPr>
+        <w:t xml:space="preserve">The autograd engine that silently differentiates your computation graph is a marvel of software engineering. It also completely removes the need to understand differentiation. The optimizer that updates your weights is thoroughly tested and </w:t>
+      </w:r>
+      <w:r>
+        <w:rPr>
+          <w:rFonts w:ascii="Georgia" w:eastAsia="Georgia" w:hAnsi="Georgia" w:cs="Georgia"/>
+          <w:color w:val="1A1A1A"/>
+        </w:rPr>
+        <w:lastRenderedPageBreak/>
+        <w:t>almost certainly correct. It also completely removes the need to understand why it works. Layer normalization, residual connections, attention mechanisms: all available, all debugged, all opaque.</w:t>
+      </w:r>
+    </w:p>
+    <w:p>
+      <w:pPr>
+        <w:spacing w:after="200"/>
+        <w:jc w:val="both"/>
+      </w:pPr>
+      <w:r>
+        <w:rPr>
+          <w:rFonts w:ascii="Georgia" w:eastAsia="Georgia" w:hAnsi="Georgia" w:cs="Georgia"/>
+          <w:color w:val="1A1A1A"/>
+        </w:rPr>
+        <w:t xml:space="preserve">The moment you need to do something the framework does not </w:t>
+      </w:r>
+      <w:r>
+        <w:rPr>
+          <w:rFonts w:ascii="Georgia" w:eastAsia="Georgia" w:hAnsi="Georgia" w:cs="Georgia"/>
+          <w:color w:val="1A1A1A"/>
+        </w:rPr>
+        <w:t>expect</w:t>
+      </w:r>
+      <w:r>
+        <w:rPr>
+          <w:rFonts w:ascii="Georgia" w:eastAsia="Georgia" w:hAnsi="Georgia" w:cs="Georgia"/>
+          <w:color w:val="1A1A1A"/>
+        </w:rPr>
+        <w:t xml:space="preserve"> that opacity becomes a wall. You cannot debug what you cannot see. You cannot extend what you do not understand. And you cannot reason about performance, correctness, or correctness-under-distribution-shift if the machinery doing the work is invisible to you.</w:t>
+      </w:r>
+    </w:p>
+    <w:p>
+      <w:pPr>
+        <w:spacing w:after="200"/>
+        <w:jc w:val="both"/>
+      </w:pPr>
+      <w:r>
+        <w:rPr>
+          <w:rFonts w:ascii="Georgia" w:eastAsia="Georgia" w:hAnsi="Georgia" w:cs="Georgia"/>
+          <w:color w:val="1A1A1A"/>
+        </w:rPr>
+        <w:t>This book is written for those who want to dismantle the wall. Not to abandon frameworks entirely, since you will still use them in your day-to-day work, but to understand what lies behind them. That understanding changes your relationship to the tools. Instead of wondering why something does not work and guessing at solutions, you will know where to look.</w:t>
+      </w:r>
+    </w:p>
+    <w:p>
+      <w:pPr>
+        <w:pStyle w:val="Heading2"/>
+      </w:pPr>
+      <w:r>
+        <w:rPr>
+          <w:rFonts w:ascii="Arial" w:eastAsia="Arial" w:hAnsi="Arial" w:cs="Arial"/>
+          <w:b/>
+          <w:bCs/>
+          <w:color w:val="2E75B6"/>
+          <w:sz w:val="28"/>
+          <w:szCs w:val="28"/>
+        </w:rPr>
+        <w:t>1.2 A Brief History of Deep Learning Frameworks</w:t>
+      </w:r>
+    </w:p>
+    <w:p>
+      <w:pPr>
+        <w:spacing w:after="200"/>
+        <w:jc w:val="both"/>
+      </w:pPr>
+      <w:r>
+        <w:rPr>
+          <w:rFonts w:ascii="Georgia" w:eastAsia="Georgia" w:hAnsi="Georgia" w:cs="Georgia"/>
+          <w:color w:val="1A1A1A"/>
+        </w:rPr>
+        <w:t>To appreciate why frameworks evolved the way they did, it helps to recall where we started. In the early days of neural network research, every implementation was bespoke. A researcher who wanted to experiment with a new architecture wrote the forward pass, derived the gradients by hand, and implemented the backward pass from scratch. This was painstaking work, prone to bugs in the calculus, and nearly impossible to share or reproduce.</w:t>
+      </w:r>
+    </w:p>
+    <w:p>
+      <w:pPr>
+        <w:spacing w:after="200"/>
+        <w:jc w:val="both"/>
+      </w:pPr>
+      <w:r>
+        <w:rPr>
+          <w:rFonts w:ascii="Georgia" w:eastAsia="Georgia" w:hAnsi="Georgia" w:cs="Georgia"/>
+          <w:color w:val="1A1A1A"/>
+        </w:rPr>
+        <w:t>The first significant abstraction came with Theano, developed at the Universite de Montreal in the mid-2000s. Theano introduced the idea of defining a computation as a symbolic graph and then compiling that graph to efficient CPU or GPU code. For the first time, researchers could define operations symbolically and let the library compute gradients automatically. This was a genuine breakthrough, and it set the template that all subsequent frameworks would follow.</w:t>
+      </w:r>
+    </w:p>
+    <w:p>
+      <w:pPr>
+        <w:spacing w:after="200"/>
+        <w:jc w:val="both"/>
+      </w:pPr>
+      <w:r>
+        <w:rPr>
+          <w:rFonts w:ascii="Georgia" w:eastAsia="Georgia" w:hAnsi="Georgia" w:cs="Georgia"/>
+          <w:color w:val="1A1A1A"/>
+        </w:rPr>
+        <w:t xml:space="preserve">Torch followed, bringing dynamic computation graphs to Lua, and then to Python as PyTorch. TensorFlow arrived from Google in 2015 and dominated the production landscape for several years. </w:t>
+      </w:r>
+      <w:r>
+        <w:rPr>
+          <w:rFonts w:ascii="Georgia" w:eastAsia="Georgia" w:hAnsi="Georgia" w:cs="Georgia"/>
+          <w:color w:val="1A1A1A"/>
+        </w:rPr>
+        <w:t>Karas</w:t>
+      </w:r>
+      <w:r>
+        <w:rPr>
+          <w:rFonts w:ascii="Georgia" w:eastAsia="Georgia" w:hAnsi="Georgia" w:cs="Georgia"/>
+          <w:color w:val="1A1A1A"/>
+        </w:rPr>
+        <w:t xml:space="preserve"> provided a high-level API first over Theano and </w:t>
+      </w:r>
+      <w:proofErr w:type="gramStart"/>
+      <w:r>
+        <w:rPr>
+          <w:rFonts w:ascii="Georgia" w:eastAsia="Georgia" w:hAnsi="Georgia" w:cs="Georgia"/>
+          <w:color w:val="1A1A1A"/>
+        </w:rPr>
+        <w:t>TensorFlow, and</w:t>
+      </w:r>
+      <w:proofErr w:type="gramEnd"/>
+      <w:r>
+        <w:rPr>
+          <w:rFonts w:ascii="Georgia" w:eastAsia="Georgia" w:hAnsi="Georgia" w:cs="Georgia"/>
+          <w:color w:val="1A1A1A"/>
+        </w:rPr>
+        <w:t xml:space="preserve"> later became integrated into TensorFlow itself. JAX emerged from Google as a more functional alternative, building on NumPy semantics with just-in-time compilation and automatic differentiation.</w:t>
+      </w:r>
+    </w:p>
+    <w:p>
+      <w:pPr>
+        <w:spacing w:after="200"/>
+        <w:jc w:val="both"/>
+      </w:pPr>
+      <w:r>
+        <w:rPr>
+          <w:rFonts w:ascii="Georgia" w:eastAsia="Georgia" w:hAnsi="Georgia" w:cs="Georgia"/>
+          <w:color w:val="1A1A1A"/>
+        </w:rPr>
+        <w:t>Each generation of frameworks made deep learning more accessible. Each generation also buried the underlying mathematics one layer deeper. By the time PyTorch 2.0 was released, a competent software engineer with no mathematics background could train a large language model by following a tutorial. The field had democratized itself into a state where the tools were powerful and the understanding was optional.</w:t>
+      </w:r>
+    </w:p>
+    <w:p>
+      <w:pPr>
+        <w:spacing w:after="200"/>
+        <w:jc w:val="both"/>
+      </w:pPr>
+      <w:r>
+        <w:rPr>
+          <w:rFonts w:ascii="Georgia" w:eastAsia="Georgia" w:hAnsi="Georgia" w:cs="Georgia"/>
+          <w:color w:val="1A1A1A"/>
+        </w:rPr>
+        <w:t xml:space="preserve">This book is not nostalgic for the days of hand-derived gradients. Those days were genuinely harder, and the productivity gains from modern frameworks are real. But </w:t>
+      </w:r>
+      <w:r>
+        <w:rPr>
+          <w:rFonts w:ascii="Georgia" w:eastAsia="Georgia" w:hAnsi="Georgia" w:cs="Georgia"/>
+          <w:color w:val="1A1A1A"/>
+        </w:rPr>
+        <w:lastRenderedPageBreak/>
+        <w:t xml:space="preserve">there is a difference between choosing not to derive gradients by hand because you understand them well enough to trust the </w:t>
+      </w:r>
+      <w:r>
+        <w:rPr>
+          <w:rFonts w:ascii="Georgia" w:eastAsia="Georgia" w:hAnsi="Georgia" w:cs="Georgia"/>
+          <w:color w:val="1A1A1A"/>
+        </w:rPr>
+        <w:t>framework and</w:t>
+      </w:r>
+      <w:r>
+        <w:rPr>
+          <w:rFonts w:ascii="Georgia" w:eastAsia="Georgia" w:hAnsi="Georgia" w:cs="Georgia"/>
+          <w:color w:val="1A1A1A"/>
+        </w:rPr>
+        <w:t xml:space="preserve"> never having derived them at all because the framework made it unnecessary. This book aims to put you firmly in the first category.</w:t>
+      </w:r>
+    </w:p>
+    <w:p>
+      <w:pPr>
+        <w:pStyle w:val="Heading2"/>
+      </w:pPr>
+      <w:r>
+        <w:rPr>
+          <w:rFonts w:ascii="Arial" w:eastAsia="Arial" w:hAnsi="Arial" w:cs="Arial"/>
+          <w:b/>
+          <w:bCs/>
+          <w:color w:val="2E75B6"/>
+          <w:sz w:val="28"/>
+          <w:szCs w:val="28"/>
+        </w:rPr>
+        <w:t>1.3 What “From Scratch” Really Means</w:t>
+      </w:r>
+    </w:p>
+    <w:p>
+      <w:pPr>
+        <w:spacing w:after="200"/>
+        <w:jc w:val="both"/>
+      </w:pPr>
+      <w:r>
+        <w:rPr>
+          <w:rFonts w:ascii="Georgia" w:eastAsia="Georgia" w:hAnsi="Georgia" w:cs="Georgia"/>
+          <w:color w:val="1A1A1A"/>
+        </w:rPr>
+        <w:t>The phrase "from scratch" is used loosely in the machine learning community, so let us be precise about what it means in this book and what it does not mean.</w:t>
+      </w:r>
+    </w:p>
+    <w:p>
+      <w:pPr>
+        <w:spacing w:after="200"/>
+        <w:jc w:val="both"/>
+      </w:pPr>
+      <w:r>
+        <w:rPr>
+          <w:rFonts w:ascii="Georgia" w:eastAsia="Georgia" w:hAnsi="Georgia" w:cs="Georgia"/>
+          <w:color w:val="1A1A1A"/>
+        </w:rPr>
+        <w:t>It does not mean writing everything with raw arrays and manual pointer arithmetic, although that is entirely possible in C++. It does not mean avoiding all abstractions. Good software design is about finding the right abstractions, and building a neural network library is no exception. We will use classes, templates, and the Standard Template Library freely. What we will not use is any external library that does neural network work for us. No Eigen for linear algebra. No BLAS for matrix operations. No Torch, TensorFlow, or any other deep learning framework.</w:t>
+      </w:r>
+    </w:p>
+    <w:p>
+      <w:pPr>
+        <w:spacing w:after="200"/>
+        <w:jc w:val="both"/>
+      </w:pPr>
+      <w:r>
+        <w:rPr>
+          <w:rFonts w:ascii="Georgia" w:eastAsia="Georgia" w:hAnsi="Georgia" w:cs="Georgia"/>
+          <w:color w:val="1A1A1A"/>
+        </w:rPr>
+        <w:t>Everything that the library does, we will write. Every weight initialization. Every forward pass. Every gradient computation. Every optimizer step. Every layer type. The result will be a complete, working neural network library, smaller and less optimized than the industrial frameworks, but fully transparent. You will be able to read every line of it and understand exactly what it does and why.</w:t>
+      </w:r>
+    </w:p>
+    <w:p>
+      <w:pPr>
+        <w:pStyle w:val="Heading3"/>
+      </w:pPr>
+      <w:r>
+        <w:rPr>
+          <w:rFonts w:ascii="Arial" w:eastAsia="Arial" w:hAnsi="Arial" w:cs="Arial"/>
+          <w:b/>
+          <w:bCs/>
+          <w:color w:val="555555"/>
+          <w:sz w:val="24"/>
+          <w:szCs w:val="24"/>
+        </w:rPr>
+        <w:t>1.3.1 The Core Components</w:t>
+      </w:r>
+    </w:p>
+    <w:p>
+      <w:pPr>
+        <w:spacing w:after="200"/>
+        <w:jc w:val="both"/>
+      </w:pPr>
+      <w:r>
+        <w:rPr>
+          <w:rFonts w:ascii="Georgia" w:eastAsia="Georgia" w:hAnsi="Georgia" w:cs="Georgia"/>
+          <w:color w:val="1A1A1A"/>
+        </w:rPr>
+        <w:t>The library you build will include the following components, each of which we will develop from first principles:</w:t>
+      </w:r>
+    </w:p>
+    <w:p>
+      <w:pPr>
+        <w:pStyle w:val="ListParagraph"/>
+        <w:numPr>
+          <w:ilvl w:val="0"/>
+          <w:numId w:val="9"/>
+        </w:numPr>
+        <w:spacing w:before="70" w:after="70" w:line="240" w:lineRule="auto"/>
+        <w:contextualSpacing w:val="0"/>
+      </w:pPr>
+      <w:r>
+        <w:rPr>
+          <w:rFonts w:ascii="Georgia" w:eastAsia="Georgia" w:hAnsi="Georgia" w:cs="Georgia"/>
+          <w:b/>
+          <w:bCs/>
+          <w:color w:val="1A1A1A"/>
+        </w:rPr>
+        <w:t>Neuron</w:t>
+      </w:r>
+      <w:r>
+        <w:rPr>
+          <w:rFonts w:ascii="Georgia" w:eastAsia="Georgia" w:hAnsi="Georgia" w:cs="Georgia"/>
+          <w:color w:val="1A1A1A"/>
+        </w:rPr>
+        <w:t>: the fundamental computational unit. Each neuron holds a value, an accumulated gradient, and the activation function applied to its input. Forward and backward passes are explicit methods.</w:t>
+      </w:r>
+    </w:p>
+    <w:p>
+      <w:pPr>
+        <w:pStyle w:val="ListParagraph"/>
+        <w:numPr>
+          <w:ilvl w:val="0"/>
+          <w:numId w:val="9"/>
+        </w:numPr>
+        <w:spacing w:before="70" w:after="70" w:line="240" w:lineRule="auto"/>
+        <w:contextualSpacing w:val="0"/>
+      </w:pPr>
+      <w:r>
+        <w:rPr>
+          <w:rFonts w:ascii="Georgia" w:eastAsia="Georgia" w:hAnsi="Georgia" w:cs="Georgia"/>
+          <w:b/>
+          <w:bCs/>
+          <w:color w:val="1A1A1A"/>
+        </w:rPr>
+        <w:t>Connection</w:t>
+      </w:r>
+      <w:r>
+        <w:rPr>
+          <w:rFonts w:ascii="Georgia" w:eastAsia="Georgia" w:hAnsi="Georgia" w:cs="Georgia"/>
+          <w:color w:val="1A1A1A"/>
+        </w:rPr>
+        <w:t>: a weighted link between two neurons. Supports both dense connections (where each source neuron connects independently to each target) and convolutional weight sharing (where many connections share a single weight).</w:t>
+      </w:r>
+    </w:p>
+    <w:p>
+      <w:pPr>
+        <w:pStyle w:val="ListParagraph"/>
+        <w:numPr>
+          <w:ilvl w:val="0"/>
+          <w:numId w:val="9"/>
+        </w:numPr>
+        <w:spacing w:before="70" w:after="70" w:line="240" w:lineRule="auto"/>
+        <w:contextualSpacing w:val="0"/>
+      </w:pPr>
+      <w:r>
+        <w:rPr>
+          <w:rFonts w:ascii="Georgia" w:eastAsia="Georgia" w:hAnsi="Georgia" w:cs="Georgia"/>
+          <w:b/>
+          <w:bCs/>
+          <w:color w:val="1A1A1A"/>
+        </w:rPr>
+        <w:t>Filter</w:t>
+      </w:r>
+      <w:r>
+        <w:rPr>
+          <w:rFonts w:ascii="Georgia" w:eastAsia="Georgia" w:hAnsi="Georgia" w:cs="Georgia"/>
+          <w:color w:val="1A1A1A"/>
+        </w:rPr>
+        <w:t>: a set of shared weights used in convolutional layers. A single filter object is referenced by many connections, implementing the weight-sharing that makes convolutions parameter-efficient.</w:t>
+      </w:r>
+    </w:p>
+    <w:p>
+      <w:pPr>
+        <w:pStyle w:val="ListParagraph"/>
+        <w:numPr>
+          <w:ilvl w:val="0"/>
+          <w:numId w:val="9"/>
+        </w:numPr>
+        <w:spacing w:before="70" w:after="70" w:line="240" w:lineRule="auto"/>
+        <w:contextualSpacing w:val="0"/>
+      </w:pPr>
+      <w:r>
+        <w:rPr>
+          <w:rFonts w:ascii="Georgia" w:eastAsia="Georgia" w:hAnsi="Georgia" w:cs="Georgia"/>
+          <w:b/>
+          <w:bCs/>
+          <w:color w:val="1A1A1A"/>
+        </w:rPr>
+        <w:t>Layer</w:t>
+      </w:r>
+      <w:r>
+        <w:rPr>
+          <w:rFonts w:ascii="Georgia" w:eastAsia="Georgia" w:hAnsi="Georgia" w:cs="Georgia"/>
+          <w:color w:val="1A1A1A"/>
+        </w:rPr>
+        <w:t xml:space="preserve">: an abstraction over a group of neurons. We implement Linear, Conv1D, Conv2D, </w:t>
+      </w:r>
+      <w:r>
+        <w:rPr>
+          <w:rFonts w:ascii="Georgia" w:eastAsia="Georgia" w:hAnsi="Georgia" w:cs="Georgia"/>
+          <w:color w:val="1A1A1A"/>
+        </w:rPr>
+        <w:t>MaxPool</w:t>
+      </w:r>
+      <w:r>
+        <w:rPr>
+          <w:rFonts w:ascii="Georgia" w:eastAsia="Georgia" w:hAnsi="Georgia" w:cs="Georgia"/>
+          <w:color w:val="1A1A1A"/>
+        </w:rPr>
+        <w:t>1</w:t>
+      </w:r>
+      <w:r>
+        <w:rPr>
+          <w:rFonts w:ascii="Georgia" w:eastAsia="Georgia" w:hAnsi="Georgia" w:cs="Georgia"/>
+          <w:color w:val="1A1A1A"/>
+        </w:rPr>
+        <w:t>D</w:t>
+      </w:r>
+      <w:r>
+        <w:rPr>
+          <w:rFonts w:ascii="Georgia" w:eastAsia="Georgia" w:hAnsi="Georgia" w:cs="Georgia"/>
+          <w:color w:val="1A1A1A"/>
+        </w:rPr>
+        <w:t xml:space="preserve">, </w:t>
+      </w:r>
+      <w:r>
+        <w:rPr>
+          <w:rFonts w:ascii="Georgia" w:eastAsia="Georgia" w:hAnsi="Georgia" w:cs="Georgia"/>
+          <w:color w:val="1A1A1A"/>
+        </w:rPr>
+        <w:t xml:space="preserve">MaxPool2D, Dropout, </w:t>
+      </w:r>
+      <w:proofErr w:type="spellStart"/>
+      <w:r>
+        <w:rPr>
+          <w:rFonts w:ascii="Georgia" w:eastAsia="Georgia" w:hAnsi="Georgia" w:cs="Georgia"/>
+          <w:color w:val="1A1A1A"/>
+        </w:rPr>
+        <w:t>LayerNorm</w:t>
+      </w:r>
+      <w:proofErr w:type="spellEnd"/>
+      <w:r>
+        <w:rPr>
+          <w:rFonts w:ascii="Georgia" w:eastAsia="Georgia" w:hAnsi="Georgia" w:cs="Georgia"/>
+          <w:color w:val="1A1A1A"/>
+        </w:rPr>
+        <w:t xml:space="preserve">, Residual, and </w:t>
+      </w:r>
+      <w:proofErr w:type="spellStart"/>
+      <w:r>
+        <w:rPr>
+          <w:rFonts w:ascii="Georgia" w:eastAsia="Georgia" w:hAnsi="Georgia" w:cs="Georgia"/>
+          <w:color w:val="1A1A1A"/>
+        </w:rPr>
+        <w:t>Softmax</w:t>
+      </w:r>
+      <w:proofErr w:type="spellEnd"/>
+      <w:r>
+        <w:rPr>
+          <w:rFonts w:ascii="Georgia" w:eastAsia="Georgia" w:hAnsi="Georgia" w:cs="Georgia"/>
+          <w:color w:val="1A1A1A"/>
+        </w:rPr>
+        <w:t xml:space="preserve"> layers, each with its own forward and backward logic.</w:t>
+      </w:r>
+    </w:p>
+    <w:p>
+      <w:pPr>
+        <w:pStyle w:val="ListParagraph"/>
+        <w:numPr>
+          <w:ilvl w:val="0"/>
+          <w:numId w:val="9"/>
+        </w:numPr>
+        <w:spacing w:before="70" w:after="70" w:line="240" w:lineRule="auto"/>
+        <w:contextualSpacing w:val="0"/>
+      </w:pPr>
+      <w:proofErr w:type="spellStart"/>
+      <w:r>
+        <w:rPr>
+          <w:rFonts w:ascii="Georgia" w:eastAsia="Georgia" w:hAnsi="Georgia" w:cs="Georgia"/>
+          <w:b/>
+          <w:bCs/>
+          <w:color w:val="1A1A1A"/>
+        </w:rPr>
+        <w:t>AdamState</w:t>
+      </w:r>
+      <w:proofErr w:type="spellEnd"/>
+      <w:r>
+        <w:rPr>
+          <w:rFonts w:ascii="Georgia" w:eastAsia="Georgia" w:hAnsi="Georgia" w:cs="Georgia"/>
+          <w:color w:val="1A1A1A"/>
+        </w:rPr>
+        <w:t>: per-parameter state for the Adam optimizer, holding the first and second moment estimates and implementing the bias-corrected update rule.</w:t>
+      </w:r>
+    </w:p>
+    <w:p>
+      <w:pPr>
+        <w:pStyle w:val="ListParagraph"/>
+        <w:numPr>
+          <w:ilvl w:val="0"/>
+          <w:numId w:val="9"/>
+        </w:numPr>
+        <w:spacing w:before="70" w:after="70" w:line="240" w:lineRule="auto"/>
+        <w:contextualSpacing w:val="0"/>
+      </w:pPr>
+      <w:r>
+        <w:rPr>
+          <w:rFonts w:ascii="Georgia" w:eastAsia="Georgia" w:hAnsi="Georgia" w:cs="Georgia"/>
+          <w:b/>
+          <w:bCs/>
+          <w:color w:val="1A1A1A"/>
+        </w:rPr>
+        <w:t>Network</w:t>
+      </w:r>
+      <w:r>
+        <w:rPr>
+          <w:rFonts w:ascii="Georgia" w:eastAsia="Georgia" w:hAnsi="Georgia" w:cs="Georgia"/>
+          <w:color w:val="1A1A1A"/>
+        </w:rPr>
+        <w:t>: the top-level orchestrator. Manages the layer graph, the training loop, evaluation, and inference.</w:t>
+      </w:r>
+    </w:p>
+    <w:p>
+      <w:pPr>
+        <w:spacing w:after="60"/>
+      </w:pPr>
+    </w:p>
+    <w:p>
+      <w:pPr>
+        <w:spacing w:after="200"/>
+        <w:jc w:val="both"/>
+      </w:pPr>
+      <w:r>
+        <w:rPr>
+          <w:rFonts w:ascii="Georgia" w:eastAsia="Georgia" w:hAnsi="Georgia" w:cs="Georgia"/>
+          <w:color w:val="1A1A1A"/>
+        </w:rPr>
+        <w:lastRenderedPageBreak/>
+        <w:t xml:space="preserve">Every component is written explicitly. There is no hidden autograd engine. When you call </w:t>
+      </w:r>
+      <w:proofErr w:type="gramStart"/>
+      <w:r>
+        <w:rPr>
+          <w:rFonts w:ascii="Courier New" w:eastAsia="Courier New" w:hAnsi="Courier New" w:cs="Courier New"/>
+          <w:color w:val="2E4057"/>
+          <w:sz w:val="22"/>
+          <w:szCs w:val="22"/>
+        </w:rPr>
+        <w:t>backward(</w:t>
+      </w:r>
+      <w:proofErr w:type="gramEnd"/>
+      <w:r>
+        <w:rPr>
+          <w:rFonts w:ascii="Courier New" w:eastAsia="Courier New" w:hAnsi="Courier New" w:cs="Courier New"/>
+          <w:color w:val="2E4057"/>
+          <w:sz w:val="22"/>
+          <w:szCs w:val="22"/>
+        </w:rPr>
+        <w:t>)</w:t>
+      </w:r>
+      <w:r>
+        <w:rPr>
+          <w:rFonts w:ascii="Georgia" w:eastAsia="Georgia" w:hAnsi="Georgia" w:cs="Georgia"/>
+          <w:color w:val="1A1A1A"/>
+        </w:rPr>
+        <w:t>, you will see, line by line, how error signals propagate backward through the graph and how each weight is updated. This explicitness is the point. Opacity is comfortable. Transparency is educational.</w:t>
+      </w:r>
+    </w:p>
+    <w:p>
+      <w:pPr>
+        <w:pStyle w:val="Heading3"/>
+      </w:pPr>
+      <w:r>
+        <w:rPr>
+          <w:rFonts w:ascii="Arial" w:eastAsia="Arial" w:hAnsi="Arial" w:cs="Arial"/>
+          <w:b/>
+          <w:bCs/>
+          <w:color w:val="555555"/>
+          <w:sz w:val="24"/>
+          <w:szCs w:val="24"/>
+        </w:rPr>
+        <w:t>1.3.2 Why C++?</w:t>
+      </w:r>
+    </w:p>
+    <w:p>
+      <w:pPr>
+        <w:spacing w:after="200"/>
+        <w:jc w:val="both"/>
+      </w:pPr>
+      <w:r>
+        <w:rPr>
+          <w:rFonts w:ascii="Georgia" w:eastAsia="Georgia" w:hAnsi="Georgia" w:cs="Georgia"/>
+          <w:color w:val="1A1A1A"/>
+        </w:rPr>
+        <w:t>The choice of C++ is deliberate, and worth justifying, because it is not the obvious choice for a book about neural networks in an era when Python dominates the field.</w:t>
+      </w:r>
+    </w:p>
+    <w:p>
+      <w:pPr>
+        <w:spacing w:after="200"/>
+        <w:jc w:val="both"/>
+      </w:pPr>
+      <w:r>
+        <w:rPr>
+          <w:rFonts w:ascii="Georgia" w:eastAsia="Georgia" w:hAnsi="Georgia" w:cs="Georgia"/>
+          <w:color w:val="1A1A1A"/>
+        </w:rPr>
+        <w:t>The primary reason is performance transparency. C++ does not hide costs. When you allocate memory, you know it. When you copy a vector, you know it. When a loop runs ten million times, you feel it. This transparency is pedagogically valuable: you cannot write sloppy code and have the runtime save you. Every performance decision is visible, and building the library in C++ forces you to make those decisions consciously.</w:t>
+      </w:r>
+    </w:p>
+    <w:p>
+      <w:pPr>
+        <w:spacing w:after="200"/>
+        <w:jc w:val="both"/>
+      </w:pPr>
+      <w:r>
+        <w:rPr>
+          <w:rFonts w:ascii="Georgia" w:eastAsia="Georgia" w:hAnsi="Georgia" w:cs="Georgia"/>
+          <w:color w:val="1A1A1A"/>
+        </w:rPr>
+        <w:t xml:space="preserve">The second reason is that C++ is how high-performance neural network code </w:t>
+      </w:r>
+      <w:proofErr w:type="gramStart"/>
+      <w:r>
+        <w:rPr>
+          <w:rFonts w:ascii="Georgia" w:eastAsia="Georgia" w:hAnsi="Georgia" w:cs="Georgia"/>
+          <w:color w:val="1A1A1A"/>
+        </w:rPr>
+        <w:t>actually works</w:t>
+      </w:r>
+      <w:proofErr w:type="gramEnd"/>
+      <w:r>
+        <w:rPr>
+          <w:rFonts w:ascii="Georgia" w:eastAsia="Georgia" w:hAnsi="Georgia" w:cs="Georgia"/>
+          <w:color w:val="1A1A1A"/>
+        </w:rPr>
+        <w:t xml:space="preserve">. The PyTorch C++ frontend, the TensorFlow core, the CUDA kernels underneath every GPU-accelerated operation: all written in C or C++. When you understand how to write a forward pass in C++, you understand what is </w:t>
+      </w:r>
+      <w:proofErr w:type="gramStart"/>
+      <w:r>
+        <w:rPr>
+          <w:rFonts w:ascii="Georgia" w:eastAsia="Georgia" w:hAnsi="Georgia" w:cs="Georgia"/>
+          <w:color w:val="1A1A1A"/>
+        </w:rPr>
+        <w:t>actually happening</w:t>
+      </w:r>
+      <w:proofErr w:type="gramEnd"/>
+      <w:r>
+        <w:rPr>
+          <w:rFonts w:ascii="Georgia" w:eastAsia="Georgia" w:hAnsi="Georgia" w:cs="Georgia"/>
+          <w:color w:val="1A1A1A"/>
+        </w:rPr>
+        <w:t xml:space="preserve"> when PyTorch runs yours. The Python API is a thin and elegant wrapper over machinery that looks very much like what you will build in this book.</w:t>
+      </w:r>
+    </w:p>
+    <w:p>
+      <w:pPr>
+        <w:spacing w:after="200"/>
+        <w:jc w:val="both"/>
+      </w:pPr>
+      <w:r>
+        <w:rPr>
+          <w:rFonts w:ascii="Georgia" w:eastAsia="Georgia" w:hAnsi="Georgia" w:cs="Georgia"/>
+          <w:color w:val="1A1A1A"/>
+        </w:rPr>
+        <w:t>The third reason is that C++ has excellent support for the object-oriented design patterns that make a neural network library clean and extensible. Inheritance, polymorphism, operator overloading, and templates give us the tools to write code that is both efficient and well-structured.</w:t>
+      </w:r>
+    </w:p>
+    <w:p>
+      <w:pPr>
+        <w:spacing w:after="200"/>
+        <w:jc w:val="both"/>
+      </w:pPr>
+      <w:r>
+        <w:rPr>
+          <w:rFonts w:ascii="Georgia" w:eastAsia="Georgia" w:hAnsi="Georgia" w:cs="Georgia"/>
+          <w:color w:val="1A1A1A"/>
+        </w:rPr>
+        <w:t>You do not need to be a C++ expert to follow this book. Comfort with classes, pointers, the STL, and basic templates is sufficient. Where more advanced features are used, they are explained in context.</w:t>
+      </w:r>
+    </w:p>
+    <w:p>
+      <w:pPr>
+        <w:pStyle w:val="Heading2"/>
+      </w:pPr>
+      <w:r>
+        <w:rPr>
+          <w:rFonts w:ascii="Arial" w:eastAsia="Arial" w:hAnsi="Arial" w:cs="Arial"/>
+          <w:b/>
+          <w:bCs/>
+          <w:color w:val="2E75B6"/>
+          <w:sz w:val="28"/>
+          <w:szCs w:val="28"/>
+        </w:rPr>
+        <w:t>1.4 The Philosophy Behind This Book</w:t>
+      </w:r>
+    </w:p>
+    <w:p>
+      <w:pPr>
+        <w:spacing w:after="200"/>
+        <w:jc w:val="both"/>
+      </w:pPr>
+      <w:r>
+        <w:rPr>
+          <w:rFonts w:ascii="Georgia" w:eastAsia="Georgia" w:hAnsi="Georgia" w:cs="Georgia"/>
+          <w:color w:val="1A1A1A"/>
+        </w:rPr>
+        <w:t xml:space="preserve">There is a certain kind of understanding that only comes from building. You can read a hundred explanations of backpropagation, study the chain rule in calculus textbooks, watch lectures by Andrej Karpathy or Yann LeCun, and nod along to all of them. But the moment you sit down and </w:t>
+      </w:r>
+      <w:proofErr w:type="gramStart"/>
+      <w:r>
+        <w:rPr>
+          <w:rFonts w:ascii="Georgia" w:eastAsia="Georgia" w:hAnsi="Georgia" w:cs="Georgia"/>
+          <w:color w:val="1A1A1A"/>
+        </w:rPr>
+        <w:t>actually implement</w:t>
+      </w:r>
+      <w:proofErr w:type="gramEnd"/>
+      <w:r>
+        <w:rPr>
+          <w:rFonts w:ascii="Georgia" w:eastAsia="Georgia" w:hAnsi="Georgia" w:cs="Georgia"/>
+          <w:color w:val="1A1A1A"/>
+        </w:rPr>
+        <w:t xml:space="preserve"> it, when you write the code that computes the gradient of the loss with respect to a single weight and watch that weight move in the right direction, something clicks that no explanation could have produced. The abstraction becomes concrete. The mathematics becomes mechanical, in the best sense of the word: a machine you have built and can therefore operate and repair.</w:t>
+      </w:r>
+    </w:p>
+    <w:p>
+      <w:pPr>
+        <w:spacing w:after="200"/>
+        <w:jc w:val="both"/>
+      </w:pPr>
+      <w:r>
+        <w:rPr>
+          <w:rFonts w:ascii="Georgia" w:eastAsia="Georgia" w:hAnsi="Georgia" w:cs="Georgia"/>
+          <w:color w:val="1A1A1A"/>
+        </w:rPr>
+        <w:t>This book is built on that conviction. Its organizing principle is simple: the best way to understand something deeply is to build it yourself.</w:t>
+      </w:r>
+    </w:p>
+    <w:p>
+      <w:pPr>
+        <w:pStyle w:val="Heading3"/>
+      </w:pPr>
+      <w:r>
+        <w:rPr>
+          <w:rFonts w:ascii="Arial" w:eastAsia="Arial" w:hAnsi="Arial" w:cs="Arial"/>
+          <w:b/>
+          <w:bCs/>
+          <w:color w:val="555555"/>
+          <w:sz w:val="24"/>
+          <w:szCs w:val="24"/>
+        </w:rPr>
+        <w:lastRenderedPageBreak/>
+        <w:t>1.4.1 Deep Intuition</w:t>
+      </w:r>
+    </w:p>
+    <w:p>
+      <w:pPr>
+        <w:spacing w:after="200"/>
+        <w:jc w:val="both"/>
+      </w:pPr>
+      <w:r>
+        <w:rPr>
+          <w:rFonts w:ascii="Georgia" w:eastAsia="Georgia" w:hAnsi="Georgia" w:cs="Georgia"/>
+          <w:color w:val="1A1A1A"/>
+        </w:rPr>
+        <w:t>The first benefit of building from scratch is deep intuition about how the components work. Consider backpropagation. In most treatments, it is presented as an algorithm: compute the forward pass, then propagate errors backward using the chain rule. That description is correct, but it leaves open the most important question: why does propagating errors backward and adjusting weights in proportion to those errors cause the network to improve?</w:t>
+      </w:r>
+    </w:p>
+    <w:p>
+      <w:pPr>
+        <w:spacing w:after="200"/>
+        <w:jc w:val="both"/>
+      </w:pPr>
+      <w:r>
+        <w:rPr>
+          <w:rFonts w:ascii="Georgia" w:eastAsia="Georgia" w:hAnsi="Georgia" w:cs="Georgia"/>
+          <w:color w:val="1A1A1A"/>
+        </w:rPr>
+        <w:t>When you implement backpropagation yourself, the answer becomes obvious. You write the code that computes the gradient of the loss with respect to each weight, and you see that this gradient is exactly the direction in which the loss increases most steeply with respect to that weight. You subtract a small fraction of it from the weight. The loss decreases. Of course it does: you moved the weight in the direction that most reduces the loss. The algorithm is not mysterious. It is a direct application of calculus to the problem of minimizing a function.</w:t>
+      </w:r>
+    </w:p>
+    <w:p>
+      <w:pPr>
+        <w:spacing w:after="200"/>
+        <w:jc w:val="both"/>
+      </w:pPr>
+      <w:r>
+        <w:rPr>
+          <w:rFonts w:ascii="Georgia" w:eastAsia="Georgia" w:hAnsi="Georgia" w:cs="Georgia"/>
+          <w:color w:val="1A1A1A"/>
+        </w:rPr>
+        <w:t xml:space="preserve">That intuition, once acquired, is permanent. You will never again wonder why backpropagation works. And it will </w:t>
+      </w:r>
+      <w:proofErr w:type="gramStart"/>
+      <w:r>
+        <w:rPr>
+          <w:rFonts w:ascii="Georgia" w:eastAsia="Georgia" w:hAnsi="Georgia" w:cs="Georgia"/>
+          <w:color w:val="1A1A1A"/>
+        </w:rPr>
+        <w:t>generalize:</w:t>
+      </w:r>
+      <w:proofErr w:type="gramEnd"/>
+      <w:r>
+        <w:rPr>
+          <w:rFonts w:ascii="Georgia" w:eastAsia="Georgia" w:hAnsi="Georgia" w:cs="Georgia"/>
+          <w:color w:val="1A1A1A"/>
+        </w:rPr>
+        <w:t xml:space="preserve"> when you encounter a new architecture or a new loss function, you will instinctively understand how to reason about its gradients, because you have done the reasoning yourself.</w:t>
+      </w:r>
+    </w:p>
+    <w:p>
+      <w:pPr>
+        <w:pStyle w:val="Heading3"/>
+      </w:pPr>
+      <w:r>
+        <w:rPr>
+          <w:rFonts w:ascii="Arial" w:eastAsia="Arial" w:hAnsi="Arial" w:cs="Arial"/>
+          <w:b/>
+          <w:bCs/>
+          <w:color w:val="555555"/>
+          <w:sz w:val="24"/>
+          <w:szCs w:val="24"/>
+        </w:rPr>
+        <w:t>1.4.2 Performance Awareness</w:t>
+      </w:r>
+    </w:p>
+    <w:p>
+      <w:pPr>
+        <w:spacing w:after="200"/>
+        <w:jc w:val="both"/>
+      </w:pPr>
+      <w:r>
+        <w:rPr>
+          <w:rFonts w:ascii="Georgia" w:eastAsia="Georgia" w:hAnsi="Georgia" w:cs="Georgia"/>
+          <w:color w:val="1A1A1A"/>
+        </w:rPr>
+        <w:t>The second benefit is an understanding of performance that you cannot acquire by working at the framework level. C++ forces you to think about memory. You will see exactly where allocations happen, where data is copied unnecessarily, and which loops are the performance bottlenecks. You will learn to think about cache locality, about the difference between accessing data sequentially and randomly, and about why the memory layout of your data structures can matter as much as the algorithm itself.</w:t>
+      </w:r>
+    </w:p>
+    <w:p>
+      <w:pPr>
+        <w:spacing w:after="200"/>
+        <w:jc w:val="both"/>
+      </w:pPr>
+      <w:r>
+        <w:rPr>
+          <w:rFonts w:ascii="Georgia" w:eastAsia="Georgia" w:hAnsi="Georgia" w:cs="Georgia"/>
+          <w:color w:val="1A1A1A"/>
+        </w:rPr>
+        <w:t>This awareness makes you a better engineer in any language. When you return to Python and PyTorch after building this library, you will look at a training loop differently. You will know that the reason you should avoid creating tensors inside the training loop is the same reason you avoid heap allocations inside a tight C++ loop. You will know that batching operations is not just a convenience but a necessity for cache efficiency. You will understand the performance implications of your design choices rather than discovering them through profiling.</w:t>
+      </w:r>
+    </w:p>
+    <w:p>
+      <w:pPr>
+        <w:pStyle w:val="Heading3"/>
+      </w:pPr>
+      <w:r>
+        <w:rPr>
+          <w:rFonts w:ascii="Arial" w:eastAsia="Arial" w:hAnsi="Arial" w:cs="Arial"/>
+          <w:b/>
+          <w:bCs/>
+          <w:color w:val="555555"/>
+          <w:sz w:val="24"/>
+          <w:szCs w:val="24"/>
+        </w:rPr>
+        <w:t>1.4.3 Confidence to Debug and Extend</w:t>
+      </w:r>
+    </w:p>
+    <w:p>
+      <w:pPr>
+        <w:spacing w:after="200"/>
+        <w:jc w:val="both"/>
+      </w:pPr>
+      <w:r>
+        <w:rPr>
+          <w:rFonts w:ascii="Georgia" w:eastAsia="Georgia" w:hAnsi="Georgia" w:cs="Georgia"/>
+          <w:color w:val="1A1A1A"/>
+        </w:rPr>
+        <w:t xml:space="preserve">The third benefit is confidence. When you have built a residual connection from scratch, from the first forward pass to the gradient of the skip connection, debugging one in PyTorch is a fundamentally different experience. You are not staring at a black box. You are reading a familiar story told in a different dialect. When something goes wrong, you know what to look for, because you know what the correct </w:t>
+      </w:r>
+      <w:proofErr w:type="spellStart"/>
+      <w:r>
+        <w:rPr>
+          <w:rFonts w:ascii="Georgia" w:eastAsia="Georgia" w:hAnsi="Georgia" w:cs="Georgia"/>
+          <w:color w:val="1A1A1A"/>
+        </w:rPr>
+        <w:t>behavior</w:t>
+      </w:r>
+      <w:proofErr w:type="spellEnd"/>
+      <w:r>
+        <w:rPr>
+          <w:rFonts w:ascii="Georgia" w:eastAsia="Georgia" w:hAnsi="Georgia" w:cs="Georgia"/>
+          <w:color w:val="1A1A1A"/>
+        </w:rPr>
+        <w:t xml:space="preserve"> is at every step.</w:t>
+      </w:r>
+    </w:p>
+    <w:p>
+      <w:pPr>
+        <w:spacing w:after="200"/>
+        <w:jc w:val="both"/>
+      </w:pPr>
+      <w:r>
+        <w:rPr>
+          <w:rFonts w:ascii="Georgia" w:eastAsia="Georgia" w:hAnsi="Georgia" w:cs="Georgia"/>
+          <w:color w:val="1A1A1A"/>
+        </w:rPr>
+        <w:lastRenderedPageBreak/>
+        <w:t>This confidence extends to extension as well. A substantial fraction of research in deep learning consists of novel architectural modifications: new layer types, new normalization schemes, new connection patterns, new loss functions. Implementing these ideas requires understanding the existing components well enough to modify or extend them. Researchers who have built their own library, even a small one, have a significant advantage in this regard. They are not guessing at how the framework will behave. They know.</w:t>
+      </w:r>
+    </w:p>
+    <w:p>
+      <w:pPr>
+        <w:pStyle w:val="Heading2"/>
+      </w:pPr>
+      <w:r>
+        <w:rPr>
+          <w:rFonts w:ascii="Arial" w:eastAsia="Arial" w:hAnsi="Arial" w:cs="Arial"/>
+          <w:b/>
+          <w:bCs/>
+          <w:color w:val="2E75B6"/>
+          <w:sz w:val="28"/>
+          <w:szCs w:val="28"/>
+        </w:rPr>
+        <w:t>1.5 The Running Project: A Natural Language Appliance Controller</w:t>
+      </w:r>
+    </w:p>
+    <w:p>
+      <w:pPr>
+        <w:spacing w:after="200"/>
+        <w:jc w:val="both"/>
+      </w:pPr>
+      <w:r>
+        <w:rPr>
+          <w:rFonts w:ascii="Georgia" w:eastAsia="Georgia" w:hAnsi="Georgia" w:cs="Georgia"/>
+          <w:color w:val="1A1A1A"/>
+        </w:rPr>
+        <w:t xml:space="preserve">A book about neural networks needs a real neural network to build toward. Abstract examples, while useful for illustration, lack the motivating force of a system that does something genuinely useful. You can explain gradient descent on a toy function and have it </w:t>
+      </w:r>
+      <w:proofErr w:type="gramStart"/>
+      <w:r>
+        <w:rPr>
+          <w:rFonts w:ascii="Georgia" w:eastAsia="Georgia" w:hAnsi="Georgia" w:cs="Georgia"/>
+          <w:color w:val="1A1A1A"/>
+        </w:rPr>
+        <w:t>make</w:t>
+      </w:r>
+      <w:proofErr w:type="gramEnd"/>
+      <w:r>
+        <w:rPr>
+          <w:rFonts w:ascii="Georgia" w:eastAsia="Georgia" w:hAnsi="Georgia" w:cs="Georgia"/>
+          <w:color w:val="1A1A1A"/>
+        </w:rPr>
+        <w:t xml:space="preserve"> sense technically, but there is a qualitative difference between understanding an algorithm and watching a system you built learn to understand natural language commands.</w:t>
+      </w:r>
+    </w:p>
+    <w:p>
+      <w:pPr>
+        <w:spacing w:after="200"/>
+        <w:jc w:val="both"/>
+      </w:pPr>
+      <w:r>
+        <w:rPr>
+          <w:rFonts w:ascii="Georgia" w:eastAsia="Georgia" w:hAnsi="Georgia" w:cs="Georgia"/>
+          <w:color w:val="1A1A1A"/>
+        </w:rPr>
+        <w:t xml:space="preserve">Our running project throughout this book is a natural language appliance controller. The problem is straightforward to </w:t>
+      </w:r>
+      <w:proofErr w:type="gramStart"/>
+      <w:r>
+        <w:rPr>
+          <w:rFonts w:ascii="Georgia" w:eastAsia="Georgia" w:hAnsi="Georgia" w:cs="Georgia"/>
+          <w:color w:val="1A1A1A"/>
+        </w:rPr>
+        <w:t>state:</w:t>
+      </w:r>
+      <w:proofErr w:type="gramEnd"/>
+      <w:r>
+        <w:rPr>
+          <w:rFonts w:ascii="Georgia" w:eastAsia="Georgia" w:hAnsi="Georgia" w:cs="Georgia"/>
+          <w:color w:val="1A1A1A"/>
+        </w:rPr>
+        <w:t xml:space="preserve"> given a command in plain English, predict which household appliances should be turned on or off. Given the command "Turn on the lights and the fan", the model should output that the lights and the fan are on. Given "Switch off everything", all appliances should be predicted as off. Given "Turn on the AC but leave the lights off", the model should correctly predict the state of each appliance independently.</w:t>
+      </w:r>
+    </w:p>
+    <w:p>
+      <w:pPr>
+        <w:spacing w:after="200"/>
+        <w:jc w:val="both"/>
+      </w:pPr>
+      <w:r>
+        <w:rPr>
+          <w:rFonts w:ascii="Georgia" w:eastAsia="Georgia" w:hAnsi="Georgia" w:cs="Georgia"/>
+          <w:color w:val="1A1A1A"/>
+        </w:rPr>
+        <w:t>This is a multi-label classification problem. Multi-label means that each output is independent: any combination of appliances can be on or off simultaneously. Classification means that the outputs are discrete categories (on or off for each appliance) rather than continuous values. Solving it correctly requires the full stack of techniques covered in this book.</w:t>
+      </w:r>
+    </w:p>
+    <w:p>
+      <w:pPr>
+        <w:pStyle w:val="Heading3"/>
+      </w:pPr>
+      <w:r>
+        <w:rPr>
+          <w:rFonts w:ascii="Arial" w:eastAsia="Arial" w:hAnsi="Arial" w:cs="Arial"/>
+          <w:b/>
+          <w:bCs/>
+          <w:color w:val="555555"/>
+          <w:sz w:val="24"/>
+          <w:szCs w:val="24"/>
+        </w:rPr>
+        <w:t>1.5.1 Why This Project?</w:t>
+      </w:r>
+    </w:p>
+    <w:p>
+      <w:pPr>
+        <w:spacing w:after="200"/>
+        <w:jc w:val="both"/>
+      </w:pPr>
+      <w:r>
+        <w:rPr>
+          <w:rFonts w:ascii="Georgia" w:eastAsia="Georgia" w:hAnsi="Georgia" w:cs="Georgia"/>
+          <w:color w:val="1A1A1A"/>
+        </w:rPr>
+        <w:t>The appliance controller is chosen for several reasons that make it well-suited as a running example.</w:t>
+      </w:r>
+    </w:p>
+    <w:p>
+      <w:pPr>
+        <w:spacing w:after="200"/>
+        <w:jc w:val="both"/>
+      </w:pPr>
+      <w:r>
+        <w:rPr>
+          <w:rFonts w:ascii="Georgia" w:eastAsia="Georgia" w:hAnsi="Georgia" w:cs="Georgia"/>
+          <w:b/>
+          <w:bCs/>
+          <w:color w:val="1A1A1A"/>
+        </w:rPr>
+        <w:t xml:space="preserve">It is concrete and verifiable. </w:t>
+      </w:r>
+      <w:r>
+        <w:rPr>
+          <w:rFonts w:ascii="Georgia" w:eastAsia="Georgia" w:hAnsi="Georgia" w:cs="Georgia"/>
+          <w:color w:val="1A1A1A"/>
+        </w:rPr>
+        <w:t>You can type a command and see whether the model gets it right. There is no ambiguity in the output and no need for subjective evaluation. The model either correctly predicts that "Turn on the lights" should activate the lights, or it does not.</w:t>
+      </w:r>
+    </w:p>
+    <w:p>
+      <w:pPr>
+        <w:spacing w:after="200"/>
+        <w:jc w:val="both"/>
+      </w:pPr>
+      <w:r>
+        <w:rPr>
+          <w:rFonts w:ascii="Georgia" w:eastAsia="Georgia" w:hAnsi="Georgia" w:cs="Georgia"/>
+          <w:b/>
+          <w:bCs/>
+          <w:color w:val="1A1A1A"/>
+        </w:rPr>
+        <w:t xml:space="preserve">It requires the full stack. </w:t>
+      </w:r>
+      <w:r>
+        <w:rPr>
+          <w:rFonts w:ascii="Georgia" w:eastAsia="Georgia" w:hAnsi="Georgia" w:cs="Georgia"/>
+          <w:color w:val="1A1A1A"/>
+        </w:rPr>
+        <w:t>To solve this problem properly, you need text tokenization (converting words to integers), a vocabulary class (mapping words to indices consistently), 1D convolutions over word sequences (capturing local phrase patterns), and sigmoid output activations (allowing independent per-appliance predictions). These are not toy techniques. They are the same building blocks used in production natural language processing systems.</w:t>
+      </w:r>
+    </w:p>
+    <w:p>
+      <w:pPr>
+        <w:spacing w:after="200"/>
+        <w:jc w:val="both"/>
+      </w:pPr>
+      <w:r>
+        <w:rPr>
+          <w:rFonts w:ascii="Georgia" w:eastAsia="Georgia" w:hAnsi="Georgia" w:cs="Georgia"/>
+          <w:b/>
+          <w:bCs/>
+          <w:color w:val="1A1A1A"/>
+        </w:rPr>
+        <w:lastRenderedPageBreak/>
+        <w:t xml:space="preserve">It trains quickly on a laptop. </w:t>
+      </w:r>
+      <w:r>
+        <w:rPr>
+          <w:rFonts w:ascii="Georgia" w:eastAsia="Georgia" w:hAnsi="Georgia" w:cs="Georgia"/>
+          <w:color w:val="1A1A1A"/>
+        </w:rPr>
+        <w:t>The dataset is small enough that training converges in a few seconds on a modern CPU, with no GPU required. This means you can experiment freely, changing the architecture and retraining in seconds, without waiting for long training runs.</w:t>
+      </w:r>
+    </w:p>
+    <w:p>
+      <w:pPr>
+        <w:spacing w:after="200"/>
+        <w:jc w:val="both"/>
+      </w:pPr>
+      <w:r>
+        <w:rPr>
+          <w:rFonts w:ascii="Georgia" w:eastAsia="Georgia" w:hAnsi="Georgia" w:cs="Georgia"/>
+          <w:b/>
+          <w:bCs/>
+          <w:color w:val="1A1A1A"/>
+        </w:rPr>
+        <w:t xml:space="preserve">It is genuinely interesting. </w:t>
+      </w:r>
+      <w:r>
+        <w:rPr>
+          <w:rFonts w:ascii="Georgia" w:eastAsia="Georgia" w:hAnsi="Georgia" w:cs="Georgia"/>
+          <w:color w:val="1A1A1A"/>
+        </w:rPr>
+        <w:t>Watching a neural network you wrote yourself correctly parse "Turn on the AC but leave the fan off" and produce the right output activations is a rewarding experience. It is the kind of result that makes the hours of careful implementation feel worthwhile.</w:t>
+      </w:r>
+    </w:p>
+    <w:p>
+      <w:pPr>
+        <w:pStyle w:val="Heading3"/>
+      </w:pPr>
+      <w:r>
+        <w:rPr>
+          <w:rFonts w:ascii="Arial" w:eastAsia="Arial" w:hAnsi="Arial" w:cs="Arial"/>
+          <w:b/>
+          <w:bCs/>
+          <w:color w:val="555555"/>
+          <w:sz w:val="24"/>
+          <w:szCs w:val="24"/>
+        </w:rPr>
+        <w:t>1.5.2 Sample Data</w:t>
+      </w:r>
+    </w:p>
+    <w:p>
+      <w:pPr>
+        <w:spacing w:after="200"/>
+        <w:jc w:val="both"/>
+      </w:pPr>
+      <w:r>
+        <w:rPr>
+          <w:rFonts w:ascii="Georgia" w:eastAsia="Georgia" w:hAnsi="Georgia" w:cs="Georgia"/>
+          <w:color w:val="1A1A1A"/>
+        </w:rPr>
+        <w:t>The training data consists of English commands paired with binary labels for each appliance. Here are some representative examples:</w:t>
+      </w:r>
+    </w:p>
+    <w:p>
+      <w:pPr>
+        <w:pStyle w:val="ListParagraph"/>
+        <w:numPr>
+          <w:ilvl w:val="0"/>
+          <w:numId w:val="9"/>
+        </w:numPr>
+        <w:spacing w:before="70" w:after="70" w:line="240" w:lineRule="auto"/>
+        <w:contextualSpacing w:val="0"/>
+      </w:pPr>
       <w:r>
         <w:rPr>
           <w:rFonts w:ascii="Georgia" w:eastAsia="Georgia" w:hAnsi="Georgia" w:cs="Georgia"/>
@@ -1935,19 +2807,3072 @@
           <w:iCs/>
           <w:color w:val="1A1A1A"/>
         </w:rPr>
-        <w:t>why</w:t>
-      </w:r>
-      <w:r>
-        <w:rPr>
-          <w:rFonts w:ascii="Georgia" w:eastAsia="Georgia" w:hAnsi="Georgia" w:cs="Georgia"/>
-          <w:color w:val="1A1A1A"/>
-        </w:rPr>
-        <w:t xml:space="preserve"> each component exists. Not at the level of “residual connections help gradients flow,” but at the level of the exact lines of code that make it true. That understanding will make you a better machine learning engineer, a better C++ programmer, and perhaps most valuably a more confident and independent thinker when you encounter something new.</w:t>
-      </w:r>
-    </w:p>
-    <w:p>
-      <w:pPr>
-        <w:spacing w:after="180"/>
+        <w:t>"Turn on the lights and the fan</w:t>
+      </w:r>
+      <w:proofErr w:type="gramStart"/>
+      <w:r>
+        <w:rPr>
+          <w:rFonts w:ascii="Georgia" w:eastAsia="Georgia" w:hAnsi="Georgia" w:cs="Georgia"/>
+          <w:i/>
+          <w:iCs/>
+          <w:color w:val="1A1A1A"/>
+        </w:rPr>
+        <w:t>"</w:t>
+      </w:r>
+      <w:r>
+        <w:rPr>
+          <w:rFonts w:ascii="Georgia" w:eastAsia="Georgia" w:hAnsi="Georgia" w:cs="Georgia"/>
+          <w:color w:val="1A1A1A"/>
+        </w:rPr>
+        <w:t xml:space="preserve">  -&gt;  lights</w:t>
+      </w:r>
+      <w:proofErr w:type="gramEnd"/>
+      <w:r>
+        <w:rPr>
+          <w:rFonts w:ascii="Georgia" w:eastAsia="Georgia" w:hAnsi="Georgia" w:cs="Georgia"/>
+          <w:color w:val="1A1A1A"/>
+        </w:rPr>
+        <w:t>: on, fan: on, AC: off</w:t>
+      </w:r>
+    </w:p>
+    <w:p>
+      <w:pPr>
+        <w:pStyle w:val="ListParagraph"/>
+        <w:numPr>
+          <w:ilvl w:val="0"/>
+          <w:numId w:val="9"/>
+        </w:numPr>
+        <w:spacing w:before="70" w:after="70" w:line="240" w:lineRule="auto"/>
+        <w:contextualSpacing w:val="0"/>
+      </w:pPr>
+      <w:r>
+        <w:rPr>
+          <w:rFonts w:ascii="Georgia" w:eastAsia="Georgia" w:hAnsi="Georgia" w:cs="Georgia"/>
+          <w:i/>
+          <w:iCs/>
+          <w:color w:val="1A1A1A"/>
+        </w:rPr>
+        <w:t>"Switch off the AC</w:t>
+      </w:r>
+      <w:proofErr w:type="gramStart"/>
+      <w:r>
+        <w:rPr>
+          <w:rFonts w:ascii="Georgia" w:eastAsia="Georgia" w:hAnsi="Georgia" w:cs="Georgia"/>
+          <w:i/>
+          <w:iCs/>
+          <w:color w:val="1A1A1A"/>
+        </w:rPr>
+        <w:t>"</w:t>
+      </w:r>
+      <w:r>
+        <w:rPr>
+          <w:rFonts w:ascii="Georgia" w:eastAsia="Georgia" w:hAnsi="Georgia" w:cs="Georgia"/>
+          <w:color w:val="1A1A1A"/>
+        </w:rPr>
+        <w:t xml:space="preserve">  -&gt;  lights</w:t>
+      </w:r>
+      <w:proofErr w:type="gramEnd"/>
+      <w:r>
+        <w:rPr>
+          <w:rFonts w:ascii="Georgia" w:eastAsia="Georgia" w:hAnsi="Georgia" w:cs="Georgia"/>
+          <w:color w:val="1A1A1A"/>
+        </w:rPr>
+        <w:t>: off, fan: off, AC: off (only AC addressed, others unchanged from off)</w:t>
+      </w:r>
+    </w:p>
+    <w:p>
+      <w:pPr>
+        <w:pStyle w:val="ListParagraph"/>
+        <w:numPr>
+          <w:ilvl w:val="0"/>
+          <w:numId w:val="9"/>
+        </w:numPr>
+        <w:spacing w:before="70" w:after="70" w:line="240" w:lineRule="auto"/>
+        <w:contextualSpacing w:val="0"/>
+      </w:pPr>
+      <w:r>
+        <w:rPr>
+          <w:rFonts w:ascii="Georgia" w:eastAsia="Georgia" w:hAnsi="Georgia" w:cs="Georgia"/>
+          <w:i/>
+          <w:iCs/>
+          <w:color w:val="1A1A1A"/>
+        </w:rPr>
+        <w:t>"Turn on everything</w:t>
+      </w:r>
+      <w:proofErr w:type="gramStart"/>
+      <w:r>
+        <w:rPr>
+          <w:rFonts w:ascii="Georgia" w:eastAsia="Georgia" w:hAnsi="Georgia" w:cs="Georgia"/>
+          <w:i/>
+          <w:iCs/>
+          <w:color w:val="1A1A1A"/>
+        </w:rPr>
+        <w:t>"</w:t>
+      </w:r>
+      <w:r>
+        <w:rPr>
+          <w:rFonts w:ascii="Georgia" w:eastAsia="Georgia" w:hAnsi="Georgia" w:cs="Georgia"/>
+          <w:color w:val="1A1A1A"/>
+        </w:rPr>
+        <w:t xml:space="preserve">  -&gt;  lights</w:t>
+      </w:r>
+      <w:proofErr w:type="gramEnd"/>
+      <w:r>
+        <w:rPr>
+          <w:rFonts w:ascii="Georgia" w:eastAsia="Georgia" w:hAnsi="Georgia" w:cs="Georgia"/>
+          <w:color w:val="1A1A1A"/>
+        </w:rPr>
+        <w:t>: on, fan: on, AC: on</w:t>
+      </w:r>
+    </w:p>
+    <w:p>
+      <w:pPr>
+        <w:pStyle w:val="ListParagraph"/>
+        <w:numPr>
+          <w:ilvl w:val="0"/>
+          <w:numId w:val="9"/>
+        </w:numPr>
+        <w:spacing w:before="70" w:after="70" w:line="240" w:lineRule="auto"/>
+        <w:contextualSpacing w:val="0"/>
+      </w:pPr>
+      <w:r>
+        <w:rPr>
+          <w:rFonts w:ascii="Georgia" w:eastAsia="Georgia" w:hAnsi="Georgia" w:cs="Georgia"/>
+          <w:i/>
+          <w:iCs/>
+          <w:color w:val="1A1A1A"/>
+        </w:rPr>
+        <w:t>"Turn off everything</w:t>
+      </w:r>
+      <w:proofErr w:type="gramStart"/>
+      <w:r>
+        <w:rPr>
+          <w:rFonts w:ascii="Georgia" w:eastAsia="Georgia" w:hAnsi="Georgia" w:cs="Georgia"/>
+          <w:i/>
+          <w:iCs/>
+          <w:color w:val="1A1A1A"/>
+        </w:rPr>
+        <w:t>"</w:t>
+      </w:r>
+      <w:r>
+        <w:rPr>
+          <w:rFonts w:ascii="Georgia" w:eastAsia="Georgia" w:hAnsi="Georgia" w:cs="Georgia"/>
+          <w:color w:val="1A1A1A"/>
+        </w:rPr>
+        <w:t xml:space="preserve">  -&gt;  lights</w:t>
+      </w:r>
+      <w:proofErr w:type="gramEnd"/>
+      <w:r>
+        <w:rPr>
+          <w:rFonts w:ascii="Georgia" w:eastAsia="Georgia" w:hAnsi="Georgia" w:cs="Georgia"/>
+          <w:color w:val="1A1A1A"/>
+        </w:rPr>
+        <w:t>: off, fan: off, AC: off</w:t>
+      </w:r>
+    </w:p>
+    <w:p>
+      <w:pPr>
+        <w:pStyle w:val="ListParagraph"/>
+        <w:numPr>
+          <w:ilvl w:val="0"/>
+          <w:numId w:val="9"/>
+        </w:numPr>
+        <w:spacing w:before="70" w:after="70" w:line="240" w:lineRule="auto"/>
+        <w:contextualSpacing w:val="0"/>
+      </w:pPr>
+      <w:r>
+        <w:rPr>
+          <w:rFonts w:ascii="Georgia" w:eastAsia="Georgia" w:hAnsi="Georgia" w:cs="Georgia"/>
+          <w:i/>
+          <w:iCs/>
+          <w:color w:val="1A1A1A"/>
+        </w:rPr>
+        <w:t>"The lights please</w:t>
+      </w:r>
+      <w:proofErr w:type="gramStart"/>
+      <w:r>
+        <w:rPr>
+          <w:rFonts w:ascii="Georgia" w:eastAsia="Georgia" w:hAnsi="Georgia" w:cs="Georgia"/>
+          <w:i/>
+          <w:iCs/>
+          <w:color w:val="1A1A1A"/>
+        </w:rPr>
+        <w:t>"</w:t>
+      </w:r>
+      <w:r>
+        <w:rPr>
+          <w:rFonts w:ascii="Georgia" w:eastAsia="Georgia" w:hAnsi="Georgia" w:cs="Georgia"/>
+          <w:color w:val="1A1A1A"/>
+        </w:rPr>
+        <w:t xml:space="preserve">  -&gt;  lights</w:t>
+      </w:r>
+      <w:proofErr w:type="gramEnd"/>
+      <w:r>
+        <w:rPr>
+          <w:rFonts w:ascii="Georgia" w:eastAsia="Georgia" w:hAnsi="Georgia" w:cs="Georgia"/>
+          <w:color w:val="1A1A1A"/>
+        </w:rPr>
+        <w:t>: on, fan: off, AC: off</w:t>
+      </w:r>
+    </w:p>
+    <w:p>
+      <w:pPr>
+        <w:spacing w:after="60"/>
+      </w:pPr>
+    </w:p>
+    <w:p>
+      <w:pPr>
+        <w:spacing w:after="200"/>
+        <w:jc w:val="both"/>
+      </w:pPr>
+      <w:r>
+        <w:rPr>
+          <w:rFonts w:ascii="Georgia" w:eastAsia="Georgia" w:hAnsi="Georgia" w:cs="Georgia"/>
+          <w:color w:val="1A1A1A"/>
+        </w:rPr>
+        <w:t>We will build the vocabulary, the tokenizer, and the training data incrementally as the relevant chapters introduce the necessary concepts. By Chapter 9, when we assemble the complete system, all the pieces will already be familiar.</w:t>
+      </w:r>
+    </w:p>
+    <w:p>
+      <w:pPr>
+        <w:pStyle w:val="Heading3"/>
+      </w:pPr>
+      <w:r>
+        <w:rPr>
+          <w:rFonts w:ascii="Arial" w:eastAsia="Arial" w:hAnsi="Arial" w:cs="Arial"/>
+          <w:b/>
+          <w:bCs/>
+          <w:color w:val="555555"/>
+          <w:sz w:val="24"/>
+          <w:szCs w:val="24"/>
+        </w:rPr>
+        <w:t>1.5.3 Architecture Overview</w:t>
+      </w:r>
+    </w:p>
+    <w:p>
+      <w:pPr>
+        <w:spacing w:after="200"/>
+        <w:jc w:val="both"/>
+      </w:pPr>
+      <w:r>
+        <w:rPr>
+          <w:rFonts w:ascii="Georgia" w:eastAsia="Georgia" w:hAnsi="Georgia" w:cs="Georgia"/>
+          <w:color w:val="1A1A1A"/>
+        </w:rPr>
+        <w:t>The final architecture for the appliance controller is a small convolutional network with the following structure: an embedding lookup that converts word indices to dense vectors, a 1D convolutional layer that processes sequences of word vectors and captures local phrase patterns, a pooling layer that aggregates across the sequence, a linear layer that maps the pooled representation to the output space, and sigmoid activations on the output that produce independent probabilities for each appliance.</w:t>
+      </w:r>
+    </w:p>
+    <w:p>
+      <w:pPr>
+        <w:spacing w:after="200"/>
+        <w:jc w:val="both"/>
+      </w:pPr>
+      <w:r>
+        <w:rPr>
+          <w:rFonts w:ascii="Georgia" w:eastAsia="Georgia" w:hAnsi="Georgia" w:cs="Georgia"/>
+          <w:color w:val="1A1A1A"/>
+        </w:rPr>
+        <w:t xml:space="preserve">This architecture is a simplified version of the </w:t>
+      </w:r>
+      <w:proofErr w:type="spellStart"/>
+      <w:r>
+        <w:rPr>
+          <w:rFonts w:ascii="Georgia" w:eastAsia="Georgia" w:hAnsi="Georgia" w:cs="Georgia"/>
+          <w:color w:val="1A1A1A"/>
+        </w:rPr>
+        <w:t>TextCNN</w:t>
+      </w:r>
+      <w:proofErr w:type="spellEnd"/>
+      <w:r>
+        <w:rPr>
+          <w:rFonts w:ascii="Georgia" w:eastAsia="Georgia" w:hAnsi="Georgia" w:cs="Georgia"/>
+          <w:color w:val="1A1A1A"/>
+        </w:rPr>
+        <w:t xml:space="preserve"> model introduced by Yoon Kim in 2014, which demonstrated that simple convolutional networks </w:t>
+      </w:r>
+      <w:proofErr w:type="gramStart"/>
+      <w:r>
+        <w:rPr>
+          <w:rFonts w:ascii="Georgia" w:eastAsia="Georgia" w:hAnsi="Georgia" w:cs="Georgia"/>
+          <w:color w:val="1A1A1A"/>
+        </w:rPr>
+        <w:t>can</w:t>
+      </w:r>
+      <w:proofErr w:type="gramEnd"/>
+      <w:r>
+        <w:rPr>
+          <w:rFonts w:ascii="Georgia" w:eastAsia="Georgia" w:hAnsi="Georgia" w:cs="Georgia"/>
+          <w:color w:val="1A1A1A"/>
+        </w:rPr>
+        <w:t xml:space="preserve"> achieve strong performance on text classification tasks. We will not need anything more sophisticated than this for our purposes, and the simplicity of the architecture makes it an excellent vehicle for understanding the components we are building.</w:t>
+      </w:r>
+    </w:p>
+    <w:p>
+      <w:pPr>
+        <w:pStyle w:val="Heading2"/>
+      </w:pPr>
+      <w:r>
+        <w:rPr>
+          <w:rFonts w:ascii="Arial" w:eastAsia="Arial" w:hAnsi="Arial" w:cs="Arial"/>
+          <w:b/>
+          <w:bCs/>
+          <w:color w:val="2E75B6"/>
+          <w:sz w:val="28"/>
+          <w:szCs w:val="28"/>
+        </w:rPr>
+        <w:t>1.6 Who This Book Is For</w:t>
+      </w:r>
+    </w:p>
+    <w:p>
+      <w:pPr>
+        <w:spacing w:after="200"/>
+        <w:jc w:val="both"/>
+      </w:pPr>
+      <w:r>
+        <w:rPr>
+          <w:rFonts w:ascii="Georgia" w:eastAsia="Georgia" w:hAnsi="Georgia" w:cs="Georgia"/>
+          <w:color w:val="1A1A1A"/>
+        </w:rPr>
+        <w:t>This book is written for people who already know how to write software and want to understand machine learning at a level that most practitioners never reach. It makes no assumptions about prior experience with neural networks or machine learning, but it does assume that you are comfortable writing C++ code.</w:t>
+      </w:r>
+    </w:p>
+    <w:p>
+      <w:pPr>
+        <w:pStyle w:val="Heading3"/>
+      </w:pPr>
+      <w:r>
+        <w:rPr>
+          <w:rFonts w:ascii="Arial" w:eastAsia="Arial" w:hAnsi="Arial" w:cs="Arial"/>
+          <w:b/>
+          <w:bCs/>
+          <w:color w:val="555555"/>
+          <w:sz w:val="24"/>
+          <w:szCs w:val="24"/>
+        </w:rPr>
+        <w:lastRenderedPageBreak/>
+        <w:t>1.6.1 Prerequisites</w:t>
+      </w:r>
+    </w:p>
+    <w:p>
+      <w:pPr>
+        <w:spacing w:after="200"/>
+        <w:jc w:val="both"/>
+      </w:pPr>
+      <w:r>
+        <w:rPr>
+          <w:rFonts w:ascii="Georgia" w:eastAsia="Georgia" w:hAnsi="Georgia" w:cs="Georgia"/>
+          <w:color w:val="1A1A1A"/>
+        </w:rPr>
+        <w:t>The C++ prerequisites are moderate. You should be comfortable with:</w:t>
+      </w:r>
+    </w:p>
+    <w:p>
+      <w:pPr>
+        <w:pStyle w:val="ListParagraph"/>
+        <w:numPr>
+          <w:ilvl w:val="0"/>
+          <w:numId w:val="9"/>
+        </w:numPr>
+        <w:spacing w:before="70" w:after="70" w:line="240" w:lineRule="auto"/>
+        <w:contextualSpacing w:val="0"/>
+      </w:pPr>
+      <w:r>
+        <w:rPr>
+          <w:rFonts w:ascii="Georgia" w:eastAsia="Georgia" w:hAnsi="Georgia" w:cs="Georgia"/>
+          <w:color w:val="1A1A1A"/>
+        </w:rPr>
+        <w:t>Classes and object-oriented design, including inheritance and virtual functions.</w:t>
+      </w:r>
+    </w:p>
+    <w:p>
+      <w:pPr>
+        <w:pStyle w:val="ListParagraph"/>
+        <w:numPr>
+          <w:ilvl w:val="0"/>
+          <w:numId w:val="9"/>
+        </w:numPr>
+        <w:spacing w:before="70" w:after="70" w:line="240" w:lineRule="auto"/>
+        <w:contextualSpacing w:val="0"/>
+      </w:pPr>
+      <w:r>
+        <w:rPr>
+          <w:rFonts w:ascii="Georgia" w:eastAsia="Georgia" w:hAnsi="Georgia" w:cs="Georgia"/>
+          <w:color w:val="1A1A1A"/>
+        </w:rPr>
+        <w:t>Pointers and references, including the difference between stack and heap allocation.</w:t>
+      </w:r>
+    </w:p>
+    <w:p>
+      <w:pPr>
+        <w:pStyle w:val="ListParagraph"/>
+        <w:numPr>
+          <w:ilvl w:val="0"/>
+          <w:numId w:val="9"/>
+        </w:numPr>
+        <w:spacing w:before="70" w:after="70" w:line="240" w:lineRule="auto"/>
+        <w:contextualSpacing w:val="0"/>
+      </w:pPr>
+      <w:r>
+        <w:rPr>
+          <w:rFonts w:ascii="Georgia" w:eastAsia="Georgia" w:hAnsi="Georgia" w:cs="Georgia"/>
+          <w:color w:val="1A1A1A"/>
+        </w:rPr>
+        <w:t>The Standard Template Library, particularly vectors, maps, and strings.</w:t>
+      </w:r>
+    </w:p>
+    <w:p>
+      <w:pPr>
+        <w:pStyle w:val="ListParagraph"/>
+        <w:numPr>
+          <w:ilvl w:val="0"/>
+          <w:numId w:val="9"/>
+        </w:numPr>
+        <w:spacing w:before="70" w:after="70" w:line="240" w:lineRule="auto"/>
+        <w:contextualSpacing w:val="0"/>
+      </w:pPr>
+      <w:r>
+        <w:rPr>
+          <w:rFonts w:ascii="Georgia" w:eastAsia="Georgia" w:hAnsi="Georgia" w:cs="Georgia"/>
+          <w:color w:val="1A1A1A"/>
+        </w:rPr>
+        <w:t>Basic templates, enough to understand a templated container class.</w:t>
+      </w:r>
+    </w:p>
+    <w:p>
+      <w:pPr>
+        <w:pStyle w:val="ListParagraph"/>
+        <w:numPr>
+          <w:ilvl w:val="0"/>
+          <w:numId w:val="9"/>
+        </w:numPr>
+        <w:spacing w:before="70" w:after="70" w:line="240" w:lineRule="auto"/>
+        <w:contextualSpacing w:val="0"/>
+      </w:pPr>
+      <w:r>
+        <w:rPr>
+          <w:rFonts w:ascii="Georgia" w:eastAsia="Georgia" w:hAnsi="Georgia" w:cs="Georgia"/>
+          <w:color w:val="1A1A1A"/>
+        </w:rPr>
+        <w:t>The C++17 standard, which introduces several conveniences we will use.</w:t>
+      </w:r>
+    </w:p>
+    <w:p>
+      <w:pPr>
+        <w:spacing w:after="60"/>
+      </w:pPr>
+    </w:p>
+    <w:p>
+      <w:pPr>
+        <w:spacing w:after="200"/>
+        <w:jc w:val="both"/>
+      </w:pPr>
+      <w:r>
+        <w:rPr>
+          <w:rFonts w:ascii="Georgia" w:eastAsia="Georgia" w:hAnsi="Georgia" w:cs="Georgia"/>
+          <w:color w:val="1A1A1A"/>
+        </w:rPr>
+        <w:t>You do not need expertise in any of these areas. Comfortable fluency is sufficient. If you have written a few thousand lines of C++ and can read unfamiliar C++ code without significant difficulty, you are ready for this book.</w:t>
+      </w:r>
+    </w:p>
+    <w:p>
+      <w:pPr>
+        <w:spacing w:after="200"/>
+        <w:jc w:val="both"/>
+      </w:pPr>
+      <w:r>
+        <w:rPr>
+          <w:rFonts w:ascii="Georgia" w:eastAsia="Georgia" w:hAnsi="Georgia" w:cs="Georgia"/>
+          <w:color w:val="1A1A1A"/>
+        </w:rPr>
+        <w:t>The mathematics prerequisites are similarly moderate. The book develops the necessary mathematics as it is needed, but it will help if you have some prior exposure to:</w:t>
+      </w:r>
+    </w:p>
+    <w:p>
+      <w:pPr>
+        <w:pStyle w:val="ListParagraph"/>
+        <w:numPr>
+          <w:ilvl w:val="0"/>
+          <w:numId w:val="9"/>
+        </w:numPr>
+        <w:spacing w:before="70" w:after="70" w:line="240" w:lineRule="auto"/>
+        <w:contextualSpacing w:val="0"/>
+      </w:pPr>
+      <w:r>
+        <w:rPr>
+          <w:rFonts w:ascii="Georgia" w:eastAsia="Georgia" w:hAnsi="Georgia" w:cs="Georgia"/>
+          <w:color w:val="1A1A1A"/>
+        </w:rPr>
+        <w:t>Differential calculus: derivatives, the chain rule, partial derivatives.</w:t>
+      </w:r>
+    </w:p>
+    <w:p>
+      <w:pPr>
+        <w:pStyle w:val="ListParagraph"/>
+        <w:numPr>
+          <w:ilvl w:val="0"/>
+          <w:numId w:val="9"/>
+        </w:numPr>
+        <w:spacing w:before="70" w:after="70" w:line="240" w:lineRule="auto"/>
+        <w:contextualSpacing w:val="0"/>
+      </w:pPr>
+      <w:r>
+        <w:rPr>
+          <w:rFonts w:ascii="Georgia" w:eastAsia="Georgia" w:hAnsi="Georgia" w:cs="Georgia"/>
+          <w:color w:val="1A1A1A"/>
+        </w:rPr>
+        <w:t>Linear algebra: vectors, matrices, dot products, matrix multiplication.</w:t>
+      </w:r>
+    </w:p>
+    <w:p>
+      <w:pPr>
+        <w:pStyle w:val="ListParagraph"/>
+        <w:numPr>
+          <w:ilvl w:val="0"/>
+          <w:numId w:val="9"/>
+        </w:numPr>
+        <w:spacing w:before="70" w:after="70" w:line="240" w:lineRule="auto"/>
+        <w:contextualSpacing w:val="0"/>
+      </w:pPr>
+      <w:r>
+        <w:rPr>
+          <w:rFonts w:ascii="Georgia" w:eastAsia="Georgia" w:hAnsi="Georgia" w:cs="Georgia"/>
+          <w:color w:val="1A1A1A"/>
+        </w:rPr>
+        <w:t>Basic probability: probability distributions, expected values, the concept of a random variable.</w:t>
+      </w:r>
+    </w:p>
+    <w:p>
+      <w:pPr>
+        <w:spacing w:after="60"/>
+      </w:pPr>
+    </w:p>
+    <w:p>
+      <w:pPr>
+        <w:spacing w:after="200"/>
+        <w:jc w:val="both"/>
+      </w:pPr>
+      <w:r>
+        <w:rPr>
+          <w:rFonts w:ascii="Georgia" w:eastAsia="Georgia" w:hAnsi="Georgia" w:cs="Georgia"/>
+          <w:color w:val="1A1A1A"/>
+        </w:rPr>
+        <w:t>Appendix B provides a concise review of the mathematics used in the book, written for software engineers rather than mathematicians. If you are uncertain about your preparation, reading Appendix B first is a reasonable approach.</w:t>
+      </w:r>
+    </w:p>
+    <w:p>
+      <w:pPr>
+        <w:pStyle w:val="Heading3"/>
+      </w:pPr>
+      <w:r>
+        <w:rPr>
+          <w:rFonts w:ascii="Arial" w:eastAsia="Arial" w:hAnsi="Arial" w:cs="Arial"/>
+          <w:b/>
+          <w:bCs/>
+          <w:color w:val="555555"/>
+          <w:sz w:val="24"/>
+          <w:szCs w:val="24"/>
+        </w:rPr>
+        <w:t>1.6.2 Who Will Benefit Most</w:t>
+      </w:r>
+    </w:p>
+    <w:p>
+      <w:pPr>
+        <w:spacing w:after="200"/>
+        <w:jc w:val="both"/>
+      </w:pPr>
+      <w:r>
+        <w:rPr>
+          <w:rFonts w:ascii="Georgia" w:eastAsia="Georgia" w:hAnsi="Georgia" w:cs="Georgia"/>
+          <w:color w:val="1A1A1A"/>
+        </w:rPr>
+        <w:t>The readers who will get the most from this book are:</w:t>
+      </w:r>
+    </w:p>
+    <w:p>
+      <w:pPr>
+        <w:pStyle w:val="ListParagraph"/>
+        <w:numPr>
+          <w:ilvl w:val="0"/>
+          <w:numId w:val="9"/>
+        </w:numPr>
+        <w:spacing w:before="70" w:after="70" w:line="240" w:lineRule="auto"/>
+        <w:contextualSpacing w:val="0"/>
+      </w:pPr>
+      <w:r>
+        <w:rPr>
+          <w:rFonts w:ascii="Georgia" w:eastAsia="Georgia" w:hAnsi="Georgia" w:cs="Georgia"/>
+          <w:b/>
+          <w:bCs/>
+          <w:color w:val="1A1A1A"/>
+        </w:rPr>
+        <w:t xml:space="preserve">Intermediate-to-advanced C++ programmers </w:t>
+      </w:r>
+      <w:r>
+        <w:rPr>
+          <w:rFonts w:ascii="Georgia" w:eastAsia="Georgia" w:hAnsi="Georgia" w:cs="Georgia"/>
+          <w:color w:val="1A1A1A"/>
+        </w:rPr>
+        <w:t>who want a serious, hands-on introduction to neural networks. If you have been writing C++ professionally and want to understand deep learning at a fundamental level, this book was written for you.</w:t>
+      </w:r>
+    </w:p>
+    <w:p>
+      <w:pPr>
+        <w:pStyle w:val="ListParagraph"/>
+        <w:numPr>
+          <w:ilvl w:val="0"/>
+          <w:numId w:val="9"/>
+        </w:numPr>
+        <w:spacing w:before="70" w:after="70" w:line="240" w:lineRule="auto"/>
+        <w:contextualSpacing w:val="0"/>
+      </w:pPr>
+      <w:r>
+        <w:rPr>
+          <w:rFonts w:ascii="Georgia" w:eastAsia="Georgia" w:hAnsi="Georgia" w:cs="Georgia"/>
+          <w:b/>
+          <w:bCs/>
+          <w:color w:val="1A1A1A"/>
+        </w:rPr>
+        <w:t xml:space="preserve">Software engineers who use deep learning frameworks professionally </w:t>
+      </w:r>
+      <w:r>
+        <w:rPr>
+          <w:rFonts w:ascii="Georgia" w:eastAsia="Georgia" w:hAnsi="Georgia" w:cs="Georgia"/>
+          <w:color w:val="1A1A1A"/>
+        </w:rPr>
+        <w:t>and want to understand what is happening underneath the API. Understanding the internals makes you a more effective user of the abstractions, and a better engineer when the abstractions break down.</w:t>
+      </w:r>
+    </w:p>
+    <w:p>
+      <w:pPr>
+        <w:pStyle w:val="ListParagraph"/>
+        <w:numPr>
+          <w:ilvl w:val="0"/>
+          <w:numId w:val="9"/>
+        </w:numPr>
+        <w:spacing w:before="70" w:after="70" w:line="240" w:lineRule="auto"/>
+        <w:contextualSpacing w:val="0"/>
+      </w:pPr>
+      <w:r>
+        <w:rPr>
+          <w:rFonts w:ascii="Georgia" w:eastAsia="Georgia" w:hAnsi="Georgia" w:cs="Georgia"/>
+          <w:b/>
+          <w:bCs/>
+          <w:color w:val="1A1A1A"/>
+        </w:rPr>
+        <w:t xml:space="preserve">Computer science students </w:t>
+      </w:r>
+      <w:r>
+        <w:rPr>
+          <w:rFonts w:ascii="Georgia" w:eastAsia="Georgia" w:hAnsi="Georgia" w:cs="Georgia"/>
+          <w:color w:val="1A1A1A"/>
+        </w:rPr>
+        <w:t>who have taken a machine learning course and found that the mathematics made sense in lectures but remains opaque in practice. Building the algorithms yourself is the most reliable cure for that opacity.</w:t>
+      </w:r>
+    </w:p>
+    <w:p>
+      <w:pPr>
+        <w:pStyle w:val="ListParagraph"/>
+        <w:numPr>
+          <w:ilvl w:val="0"/>
+          <w:numId w:val="9"/>
+        </w:numPr>
+        <w:spacing w:before="70" w:after="70" w:line="240" w:lineRule="auto"/>
+        <w:contextualSpacing w:val="0"/>
+      </w:pPr>
+      <w:r>
+        <w:rPr>
+          <w:rFonts w:ascii="Georgia" w:eastAsia="Georgia" w:hAnsi="Georgia" w:cs="Georgia"/>
+          <w:b/>
+          <w:bCs/>
+          <w:color w:val="1A1A1A"/>
+        </w:rPr>
+        <w:lastRenderedPageBreak/>
+        <w:t xml:space="preserve">ML practitioners </w:t>
+      </w:r>
+      <w:r>
+        <w:rPr>
+          <w:rFonts w:ascii="Georgia" w:eastAsia="Georgia" w:hAnsi="Georgia" w:cs="Georgia"/>
+          <w:color w:val="1A1A1A"/>
+        </w:rPr>
+        <w:t>who want to strengthen their theoretical foundations. The intuition that comes from implementation is qualitatively different from the intuition that comes from reading papers or watching lectures.</w:t>
+      </w:r>
+    </w:p>
+    <w:p>
+      <w:pPr>
+        <w:pStyle w:val="ListParagraph"/>
+        <w:numPr>
+          <w:ilvl w:val="0"/>
+          <w:numId w:val="9"/>
+        </w:numPr>
+        <w:spacing w:before="70" w:after="70" w:line="240" w:lineRule="auto"/>
+        <w:contextualSpacing w:val="0"/>
+      </w:pPr>
+      <w:r>
+        <w:rPr>
+          <w:rFonts w:ascii="Georgia" w:eastAsia="Georgia" w:hAnsi="Georgia" w:cs="Georgia"/>
+          <w:b/>
+          <w:bCs/>
+          <w:color w:val="1A1A1A"/>
+        </w:rPr>
+        <w:t xml:space="preserve">Curious programmers </w:t>
+      </w:r>
+      <w:r>
+        <w:rPr>
+          <w:rFonts w:ascii="Georgia" w:eastAsia="Georgia" w:hAnsi="Georgia" w:cs="Georgia"/>
+          <w:color w:val="1A1A1A"/>
+        </w:rPr>
+        <w:t xml:space="preserve">who have used neural networks as tools and want to know how they </w:t>
+      </w:r>
+      <w:proofErr w:type="gramStart"/>
+      <w:r>
+        <w:rPr>
+          <w:rFonts w:ascii="Georgia" w:eastAsia="Georgia" w:hAnsi="Georgia" w:cs="Georgia"/>
+          <w:color w:val="1A1A1A"/>
+        </w:rPr>
+        <w:t>actually work</w:t>
+      </w:r>
+      <w:proofErr w:type="gramEnd"/>
+      <w:r>
+        <w:rPr>
+          <w:rFonts w:ascii="Georgia" w:eastAsia="Georgia" w:hAnsi="Georgia" w:cs="Georgia"/>
+          <w:color w:val="1A1A1A"/>
+        </w:rPr>
+        <w:t>, not at the level of "matrix multiplications and nonlinearities" but at the level of individual weights, individual gradients, and the exact update rule that moves them.</w:t>
+      </w:r>
+    </w:p>
+    <w:p>
+      <w:pPr>
+        <w:spacing w:after="60"/>
+      </w:pPr>
+    </w:p>
+    <w:p>
+      <w:pPr>
+        <w:spacing w:after="200"/>
+        <w:jc w:val="both"/>
+      </w:pPr>
+      <w:r>
+        <w:rPr>
+          <w:rFonts w:ascii="Georgia" w:eastAsia="Georgia" w:hAnsi="Georgia" w:cs="Georgia"/>
+          <w:color w:val="1A1A1A"/>
+        </w:rPr>
+        <w:t>This book is not for complete beginners to programming. The pace is brisk and the code is not hand-held. If you are learning to program and learning neural networks simultaneously, a Python-based introduction would be a better starting point.</w:t>
+      </w:r>
+    </w:p>
+    <w:p>
+      <w:pPr>
+        <w:pStyle w:val="Heading2"/>
+      </w:pPr>
+      <w:r>
+        <w:rPr>
+          <w:rFonts w:ascii="Arial" w:eastAsia="Arial" w:hAnsi="Arial" w:cs="Arial"/>
+          <w:b/>
+          <w:bCs/>
+          <w:color w:val="2E75B6"/>
+          <w:sz w:val="28"/>
+          <w:szCs w:val="28"/>
+        </w:rPr>
+        <w:t>1.7 How to Use This Book</w:t>
+      </w:r>
+    </w:p>
+    <w:p>
+      <w:pPr>
+        <w:spacing w:after="200"/>
+        <w:jc w:val="both"/>
+      </w:pPr>
+      <w:r>
+        <w:rPr>
+          <w:rFonts w:ascii="Georgia" w:eastAsia="Georgia" w:hAnsi="Georgia" w:cs="Georgia"/>
+          <w:color w:val="1A1A1A"/>
+        </w:rPr>
+        <w:t>The book is organized in three parts, each building on the last.</w:t>
+      </w:r>
+    </w:p>
+    <w:p>
+      <w:pPr>
+        <w:spacing w:after="200"/>
+        <w:jc w:val="both"/>
+      </w:pPr>
+      <w:r>
+        <w:rPr>
+          <w:rFonts w:ascii="Georgia" w:eastAsia="Georgia" w:hAnsi="Georgia" w:cs="Georgia"/>
+          <w:b/>
+          <w:bCs/>
+          <w:color w:val="1A1A1A"/>
+        </w:rPr>
+        <w:t xml:space="preserve">Part I: Foundations (Chapters 1 through 4). </w:t>
+      </w:r>
+      <w:r>
+        <w:rPr>
+          <w:rFonts w:ascii="Georgia" w:eastAsia="Georgia" w:hAnsi="Georgia" w:cs="Georgia"/>
+          <w:color w:val="1A1A1A"/>
+        </w:rPr>
+        <w:t>We begin with a single neuron and the perceptron learning rule, establish the mathematical foundation of backpropagation, and build up to multi-layer networks trained with gradient descent. By the end of Part I, you will have a working implementation of a fully connected neural network that can learn from data.</w:t>
+      </w:r>
+    </w:p>
+    <w:p>
+      <w:pPr>
+        <w:spacing w:after="200"/>
+        <w:jc w:val="both"/>
+      </w:pPr>
+      <w:r>
+        <w:rPr>
+          <w:rFonts w:ascii="Georgia" w:eastAsia="Georgia" w:hAnsi="Georgia" w:cs="Georgia"/>
+          <w:b/>
+          <w:bCs/>
+          <w:color w:val="1A1A1A"/>
+        </w:rPr>
+        <w:t xml:space="preserve">Part II: Modern Deep Learning Components (Chapters 5 through 8). </w:t>
+      </w:r>
+      <w:r>
+        <w:rPr>
+          <w:rFonts w:ascii="Georgia" w:eastAsia="Georgia" w:hAnsi="Georgia" w:cs="Georgia"/>
+          <w:color w:val="1A1A1A"/>
+        </w:rPr>
+        <w:t>We replace the simple gradient descent optimizer with Adam, add convolutional layers for processing structured data, implement regularization techniques including dropout and layer normalization, and introduce residual connections that enable training of very deep networks.</w:t>
+      </w:r>
+    </w:p>
+    <w:p>
+      <w:pPr>
+        <w:spacing w:after="200"/>
+        <w:jc w:val="both"/>
+      </w:pPr>
+      <w:r>
+        <w:rPr>
+          <w:rFonts w:ascii="Georgia" w:eastAsia="Georgia" w:hAnsi="Georgia" w:cs="Georgia"/>
+          <w:b/>
+          <w:bCs/>
+          <w:color w:val="1A1A1A"/>
+        </w:rPr>
+        <w:t xml:space="preserve">Part III: Applications and Advanced Topics (Chapters 9 through 12). </w:t>
+      </w:r>
+      <w:r>
+        <w:rPr>
+          <w:rFonts w:ascii="Georgia" w:eastAsia="Georgia" w:hAnsi="Georgia" w:cs="Georgia"/>
+          <w:color w:val="1A1A1A"/>
+        </w:rPr>
+        <w:t>We assemble everything into complete working applications, including the natural language appliance controller and an image classification system. The final chapter looks ahead to what lies beyond this book: attention mechanisms, transformers, and the frontier of deep learning research.</w:t>
+      </w:r>
+    </w:p>
+    <w:p>
+      <w:pPr>
+        <w:pStyle w:val="Heading3"/>
+      </w:pPr>
+      <w:r>
+        <w:rPr>
+          <w:rFonts w:ascii="Arial" w:eastAsia="Arial" w:hAnsi="Arial" w:cs="Arial"/>
+          <w:b/>
+          <w:bCs/>
+          <w:color w:val="555555"/>
+          <w:sz w:val="24"/>
+          <w:szCs w:val="24"/>
+        </w:rPr>
+        <w:t>1.7.1 The Recommended Workflow</w:t>
+      </w:r>
+    </w:p>
+    <w:p>
+      <w:pPr>
+        <w:spacing w:after="200"/>
+        <w:jc w:val="both"/>
+      </w:pPr>
+      <w:r>
+        <w:rPr>
+          <w:rFonts w:ascii="Georgia" w:eastAsia="Georgia" w:hAnsi="Georgia" w:cs="Georgia"/>
+          <w:color w:val="1A1A1A"/>
+        </w:rPr>
+        <w:t>Each chapter follows a consistent structure. It opens with motivation: why does this component exist, and what problem does it solve? It then develops the mathematics: what is the formal description of the component and how does it fit into the broader framework of neural network training? The implementation follows: a detailed walkthrough of the C++ code, with explanations of every design decision. The chapter closes with a working example that you can compile and run.</w:t>
+      </w:r>
+    </w:p>
+    <w:p>
+      <w:pPr>
+        <w:spacing w:after="200"/>
+        <w:jc w:val="both"/>
+      </w:pPr>
+      <w:r>
+        <w:rPr>
+          <w:rFonts w:ascii="Georgia" w:eastAsia="Georgia" w:hAnsi="Georgia" w:cs="Georgia"/>
+          <w:color w:val="1A1A1A"/>
+        </w:rPr>
+        <w:t>The recommended workflow for each chapter is:</w:t>
+      </w:r>
+    </w:p>
+    <w:p>
+      <w:pPr>
+        <w:pStyle w:val="ListParagraph"/>
+        <w:numPr>
+          <w:ilvl w:val="0"/>
+          <w:numId w:val="10"/>
+        </w:numPr>
+        <w:spacing w:before="70" w:after="70" w:line="240" w:lineRule="auto"/>
+        <w:contextualSpacing w:val="0"/>
+        <w:jc w:val="both"/>
+      </w:pPr>
+      <w:r>
+        <w:rPr>
+          <w:rFonts w:ascii="Georgia" w:eastAsia="Georgia" w:hAnsi="Georgia" w:cs="Georgia"/>
+          <w:color w:val="1A1A1A"/>
+        </w:rPr>
+        <w:t xml:space="preserve">Read the motivation and mathematics sections actively, with pen and paper nearby. Work through the derivations yourself. Do not just follow along; </w:t>
+      </w:r>
+      <w:r>
+        <w:rPr>
+          <w:rFonts w:ascii="Georgia" w:eastAsia="Georgia" w:hAnsi="Georgia" w:cs="Georgia"/>
+          <w:color w:val="1A1A1A"/>
+        </w:rPr>
+        <w:lastRenderedPageBreak/>
+        <w:t>reproduce the steps independently. The effort of reproduction is where the understanding is built.</w:t>
+      </w:r>
+    </w:p>
+    <w:p>
+      <w:pPr>
+        <w:pStyle w:val="ListParagraph"/>
+        <w:numPr>
+          <w:ilvl w:val="0"/>
+          <w:numId w:val="10"/>
+        </w:numPr>
+        <w:spacing w:before="70" w:after="70" w:line="240" w:lineRule="auto"/>
+        <w:contextualSpacing w:val="0"/>
+        <w:jc w:val="both"/>
+      </w:pPr>
+      <w:r>
+        <w:rPr>
+          <w:rFonts w:ascii="Georgia" w:eastAsia="Georgia" w:hAnsi="Georgia" w:cs="Georgia"/>
+          <w:color w:val="1A1A1A"/>
+        </w:rPr>
+        <w:t>Study the code carefully before running it. Try to understand each function before you see it in action. Form predictions about what it will do.</w:t>
+      </w:r>
+    </w:p>
+    <w:p>
+      <w:pPr>
+        <w:pStyle w:val="ListParagraph"/>
+        <w:numPr>
+          <w:ilvl w:val="0"/>
+          <w:numId w:val="10"/>
+        </w:numPr>
+        <w:spacing w:before="70" w:after="70" w:line="240" w:lineRule="auto"/>
+        <w:contextualSpacing w:val="0"/>
+        <w:jc w:val="both"/>
+      </w:pPr>
+      <w:r>
+        <w:rPr>
+          <w:rFonts w:ascii="Georgia" w:eastAsia="Georgia" w:hAnsi="Georgia" w:cs="Georgia"/>
+          <w:color w:val="1A1A1A"/>
+        </w:rPr>
+        <w:t>Compile and run the example. Verify that the output matches your predictions. If it does not, understand why before moving on.</w:t>
+      </w:r>
+    </w:p>
+    <w:p>
+      <w:pPr>
+        <w:pStyle w:val="ListParagraph"/>
+        <w:numPr>
+          <w:ilvl w:val="0"/>
+          <w:numId w:val="10"/>
+        </w:numPr>
+        <w:spacing w:before="70" w:after="70" w:line="240" w:lineRule="auto"/>
+        <w:contextualSpacing w:val="0"/>
+        <w:jc w:val="both"/>
+      </w:pPr>
+      <w:r>
+        <w:rPr>
+          <w:rFonts w:ascii="Georgia" w:eastAsia="Georgia" w:hAnsi="Georgia" w:cs="Georgia"/>
+          <w:color w:val="1A1A1A"/>
+        </w:rPr>
+        <w:t>Experiment. Change the architecture. Modify a hyperparameter. Break something on purpose and observe the failure mode. The most valuable insights come from deliberate tinkering, not passive reading.</w:t>
+      </w:r>
+    </w:p>
+    <w:p>
+      <w:pPr>
+        <w:spacing w:after="60"/>
+      </w:pPr>
+    </w:p>
+    <w:p>
+      <w:pPr>
+        <w:spacing w:after="200"/>
+        <w:jc w:val="both"/>
+      </w:pPr>
+      <w:r>
+        <w:rPr>
+          <w:rFonts w:ascii="Georgia" w:eastAsia="Georgia" w:hAnsi="Georgia" w:cs="Georgia"/>
+          <w:color w:val="1A1A1A"/>
+        </w:rPr>
+        <w:t>The complete library can be compiled with a single command from the source directory:</w:t>
+      </w:r>
+    </w:p>
+    <w:p>
+      <w:pPr>
+        <w:shd w:val="clear" w:color="auto" w:fill="F0F4F8"/>
+        <w:spacing w:before="140" w:after="140"/>
+        <w:ind w:left="720"/>
+      </w:pPr>
+      <w:r>
+        <w:rPr>
+          <w:rFonts w:ascii="Courier New" w:eastAsia="Courier New" w:hAnsi="Courier New" w:cs="Courier New"/>
+          <w:color w:val="2E4057"/>
+          <w:sz w:val="22"/>
+          <w:szCs w:val="22"/>
+        </w:rPr>
+        <w:t>g++ -std=</w:t>
+      </w:r>
+      <w:proofErr w:type="spellStart"/>
+      <w:r>
+        <w:rPr>
+          <w:rFonts w:ascii="Courier New" w:eastAsia="Courier New" w:hAnsi="Courier New" w:cs="Courier New"/>
+          <w:color w:val="2E4057"/>
+          <w:sz w:val="22"/>
+          <w:szCs w:val="22"/>
+        </w:rPr>
+        <w:t>c++</w:t>
+      </w:r>
+      <w:proofErr w:type="spellEnd"/>
+      <w:r>
+        <w:rPr>
+          <w:rFonts w:ascii="Courier New" w:eastAsia="Courier New" w:hAnsi="Courier New" w:cs="Courier New"/>
+          <w:color w:val="2E4057"/>
+          <w:sz w:val="22"/>
+          <w:szCs w:val="22"/>
+        </w:rPr>
+        <w:t>17 -O2 -o appliance *.</w:t>
+      </w:r>
+      <w:proofErr w:type="spellStart"/>
+      <w:r>
+        <w:rPr>
+          <w:rFonts w:ascii="Courier New" w:eastAsia="Courier New" w:hAnsi="Courier New" w:cs="Courier New"/>
+          <w:color w:val="2E4057"/>
+          <w:sz w:val="22"/>
+          <w:szCs w:val="22"/>
+        </w:rPr>
+        <w:t>cpp</w:t>
+      </w:r>
+      <w:proofErr w:type="spellEnd"/>
+    </w:p>
+    <w:p>
+      <w:pPr>
+        <w:spacing w:after="200"/>
+        <w:jc w:val="both"/>
+      </w:pPr>
+      <w:r>
+        <w:rPr>
+          <w:rFonts w:ascii="Georgia" w:eastAsia="Georgia" w:hAnsi="Georgia" w:cs="Georgia"/>
+          <w:color w:val="1A1A1A"/>
+        </w:rPr>
+        <w:t xml:space="preserve">No build system, no dependency manager, no </w:t>
+      </w:r>
+      <w:proofErr w:type="spellStart"/>
+      <w:r>
+        <w:rPr>
+          <w:rFonts w:ascii="Georgia" w:eastAsia="Georgia" w:hAnsi="Georgia" w:cs="Georgia"/>
+          <w:color w:val="1A1A1A"/>
+        </w:rPr>
+        <w:t>CMake</w:t>
+      </w:r>
+      <w:proofErr w:type="spellEnd"/>
+      <w:r>
+        <w:rPr>
+          <w:rFonts w:ascii="Georgia" w:eastAsia="Georgia" w:hAnsi="Georgia" w:cs="Georgia"/>
+          <w:color w:val="1A1A1A"/>
+        </w:rPr>
+        <w:t>. One command, one binary. That simplicity is deliberate: the goal is to have nothing between you and the code. If you prefer a build system for your own experiments, CMakeLists.txt is straightforward to write for a single-directory project, but it is not required.</w:t>
+      </w:r>
+    </w:p>
+    <w:p>
+      <w:pPr>
+        <w:pStyle w:val="Heading3"/>
+      </w:pPr>
+      <w:r>
+        <w:rPr>
+          <w:rFonts w:ascii="Arial" w:eastAsia="Arial" w:hAnsi="Arial" w:cs="Arial"/>
+          <w:b/>
+          <w:bCs/>
+          <w:color w:val="555555"/>
+          <w:sz w:val="24"/>
+          <w:szCs w:val="24"/>
+        </w:rPr>
+        <w:t>1.7.2 The Source Code</w:t>
+      </w:r>
+    </w:p>
+    <w:p>
+      <w:pPr>
+        <w:spacing w:after="200"/>
+        <w:jc w:val="both"/>
+      </w:pPr>
+      <w:r>
+        <w:rPr>
+          <w:rFonts w:ascii="Georgia" w:eastAsia="Georgia" w:hAnsi="Georgia" w:cs="Georgia"/>
+          <w:color w:val="1A1A1A"/>
+        </w:rPr>
+        <w:t xml:space="preserve">All source code is available in the accompanying repository. The code is organized by chapter, with each chapter's code building on the previous. Every example in the book is a </w:t>
+      </w:r>
+      <w:proofErr w:type="spellStart"/>
+      <w:r>
+        <w:rPr>
+          <w:rFonts w:ascii="Georgia" w:eastAsia="Georgia" w:hAnsi="Georgia" w:cs="Georgia"/>
+          <w:color w:val="1A1A1A"/>
+        </w:rPr>
+        <w:t>compilable</w:t>
+      </w:r>
+      <w:proofErr w:type="spellEnd"/>
+      <w:r>
+        <w:rPr>
+          <w:rFonts w:ascii="Georgia" w:eastAsia="Georgia" w:hAnsi="Georgia" w:cs="Georgia"/>
+          <w:color w:val="1A1A1A"/>
+        </w:rPr>
+        <w:t>, runnable program; there are no pseudocode fragments presented as if they were real code.</w:t>
+      </w:r>
+    </w:p>
+    <w:p>
+      <w:pPr>
+        <w:spacing w:after="200"/>
+        <w:jc w:val="both"/>
+      </w:pPr>
+      <w:r>
+        <w:rPr>
+          <w:rFonts w:ascii="Georgia" w:eastAsia="Georgia" w:hAnsi="Georgia" w:cs="Georgia"/>
+          <w:color w:val="1A1A1A"/>
+        </w:rPr>
+        <w:t>We encourage you to read the code before running it, to modify it before reading the next chapter, and to use it as a starting point for your own experiments. The library is designed to be extended. Adding a new layer type, a new activation function, or a new optimizer is a reasonable exercise after completing the relevant chapter, and doing so will deepen your understanding considerably.</w:t>
+      </w:r>
+    </w:p>
+    <w:p>
+      <w:pPr>
+        <w:pStyle w:val="Heading2"/>
+      </w:pPr>
+      <w:r>
+        <w:rPr>
+          <w:rFonts w:ascii="Arial" w:eastAsia="Arial" w:hAnsi="Arial" w:cs="Arial"/>
+          <w:b/>
+          <w:bCs/>
+          <w:color w:val="2E75B6"/>
+          <w:sz w:val="28"/>
+          <w:szCs w:val="28"/>
+        </w:rPr>
+        <w:t>1.8 The Mathematics You Will Need</w:t>
+      </w:r>
+    </w:p>
+    <w:p>
+      <w:pPr>
+        <w:spacing w:after="200"/>
+        <w:jc w:val="both"/>
+      </w:pPr>
+      <w:r>
+        <w:rPr>
+          <w:rFonts w:ascii="Georgia" w:eastAsia="Georgia" w:hAnsi="Georgia" w:cs="Georgia"/>
+          <w:color w:val="1A1A1A"/>
+        </w:rPr>
+        <w:t>One of the most common concerns people bring to a book like this is the mathematics. Machine learning has a reputation for being mathematically demanding, and that reputation is not entirely undeserved. Reinforcement learning, probabilistic graphical models, Bayesian inference: these fields require substantial mathematical sophistication. But the core of supervised deep learning, which is what this book covers, rests on a surprisingly small mathematical foundation. You need calculus, linear algebra, and a little probability. Nothing more.</w:t>
+      </w:r>
+    </w:p>
+    <w:p>
+      <w:pPr>
+        <w:pStyle w:val="Heading3"/>
+      </w:pPr>
+      <w:r>
+        <w:rPr>
+          <w:rFonts w:ascii="Arial" w:eastAsia="Arial" w:hAnsi="Arial" w:cs="Arial"/>
+          <w:b/>
+          <w:bCs/>
+          <w:color w:val="555555"/>
+          <w:sz w:val="24"/>
+          <w:szCs w:val="24"/>
+        </w:rPr>
+        <w:t>1.8.1 Calculus: The Chain Rule</w:t>
+      </w:r>
+    </w:p>
+    <w:p>
+      <w:pPr>
+        <w:spacing w:after="200"/>
+        <w:jc w:val="both"/>
+      </w:pPr>
+      <w:r>
+        <w:rPr>
+          <w:rFonts w:ascii="Georgia" w:eastAsia="Georgia" w:hAnsi="Georgia" w:cs="Georgia"/>
+          <w:color w:val="1A1A1A"/>
+        </w:rPr>
+        <w:t xml:space="preserve">The single most important piece of mathematics in this book is the chain rule of differential calculus. Almost everything in backpropagation is an application of the </w:t>
+      </w:r>
+      <w:r>
+        <w:rPr>
+          <w:rFonts w:ascii="Georgia" w:eastAsia="Georgia" w:hAnsi="Georgia" w:cs="Georgia"/>
+          <w:color w:val="1A1A1A"/>
+        </w:rPr>
+        <w:lastRenderedPageBreak/>
+        <w:t>chain rule, and understanding it deeply is the key to understanding how neural networks learn.</w:t>
+      </w:r>
+    </w:p>
+    <w:p>
+      <w:pPr>
+        <w:spacing w:after="200"/>
+        <w:jc w:val="both"/>
+      </w:pPr>
+      <w:r>
+        <w:rPr>
+          <w:rFonts w:ascii="Georgia" w:eastAsia="Georgia" w:hAnsi="Georgia" w:cs="Georgia"/>
+          <w:color w:val="1A1A1A"/>
+        </w:rPr>
+        <w:t xml:space="preserve">The chain rule says that if you have a function </w:t>
+      </w:r>
+      <w:proofErr w:type="spellStart"/>
+      <w:r>
+        <w:rPr>
+          <w:rFonts w:ascii="Georgia" w:eastAsia="Georgia" w:hAnsi="Georgia" w:cs="Georgia"/>
+          <w:color w:val="1A1A1A"/>
+        </w:rPr>
+        <w:t>f</w:t>
+      </w:r>
+      <w:proofErr w:type="spellEnd"/>
+      <w:r>
+        <w:rPr>
+          <w:rFonts w:ascii="Georgia" w:eastAsia="Georgia" w:hAnsi="Georgia" w:cs="Georgia"/>
+          <w:color w:val="1A1A1A"/>
+        </w:rPr>
+        <w:t xml:space="preserve"> that depends on g, and g depends on x, then the derivative </w:t>
+      </w:r>
+      <w:proofErr w:type="spellStart"/>
+      <w:r>
+        <w:rPr>
+          <w:rFonts w:ascii="Georgia" w:eastAsia="Georgia" w:hAnsi="Georgia" w:cs="Georgia"/>
+          <w:color w:val="1A1A1A"/>
+        </w:rPr>
+        <w:t>of f</w:t>
+      </w:r>
+      <w:proofErr w:type="spellEnd"/>
+      <w:r>
+        <w:rPr>
+          <w:rFonts w:ascii="Georgia" w:eastAsia="Georgia" w:hAnsi="Georgia" w:cs="Georgia"/>
+          <w:color w:val="1A1A1A"/>
+        </w:rPr>
+        <w:t xml:space="preserve"> with respect to x is the derivative </w:t>
+      </w:r>
+      <w:proofErr w:type="spellStart"/>
+      <w:r>
+        <w:rPr>
+          <w:rFonts w:ascii="Georgia" w:eastAsia="Georgia" w:hAnsi="Georgia" w:cs="Georgia"/>
+          <w:color w:val="1A1A1A"/>
+        </w:rPr>
+        <w:t>of f</w:t>
+      </w:r>
+      <w:proofErr w:type="spellEnd"/>
+      <w:r>
+        <w:rPr>
+          <w:rFonts w:ascii="Georgia" w:eastAsia="Georgia" w:hAnsi="Georgia" w:cs="Georgia"/>
+          <w:color w:val="1A1A1A"/>
+        </w:rPr>
+        <w:t xml:space="preserve"> with respect to g, multiplied by the derivative of g with respect to x. In notation: </w:t>
+      </w:r>
+      <w:proofErr w:type="spellStart"/>
+      <w:r>
+        <w:rPr>
+          <w:rFonts w:ascii="Georgia" w:eastAsia="Georgia" w:hAnsi="Georgia" w:cs="Georgia"/>
+          <w:color w:val="1A1A1A"/>
+        </w:rPr>
+        <w:t>df</w:t>
+      </w:r>
+      <w:proofErr w:type="spellEnd"/>
+      <w:r>
+        <w:rPr>
+          <w:rFonts w:ascii="Georgia" w:eastAsia="Georgia" w:hAnsi="Georgia" w:cs="Georgia"/>
+          <w:color w:val="1A1A1A"/>
+        </w:rPr>
+        <w:t>/dx = (</w:t>
+      </w:r>
+      <w:proofErr w:type="spellStart"/>
+      <w:r>
+        <w:rPr>
+          <w:rFonts w:ascii="Georgia" w:eastAsia="Georgia" w:hAnsi="Georgia" w:cs="Georgia"/>
+          <w:color w:val="1A1A1A"/>
+        </w:rPr>
+        <w:t>df</w:t>
+      </w:r>
+      <w:proofErr w:type="spellEnd"/>
+      <w:r>
+        <w:rPr>
+          <w:rFonts w:ascii="Georgia" w:eastAsia="Georgia" w:hAnsi="Georgia" w:cs="Georgia"/>
+          <w:color w:val="1A1A1A"/>
+        </w:rPr>
+        <w:t xml:space="preserve">/dg) * (dg/dx). That </w:t>
+      </w:r>
+      <w:proofErr w:type="gramStart"/>
+      <w:r>
+        <w:rPr>
+          <w:rFonts w:ascii="Georgia" w:eastAsia="Georgia" w:hAnsi="Georgia" w:cs="Georgia"/>
+          <w:color w:val="1A1A1A"/>
+        </w:rPr>
+        <w:t>is</w:t>
+      </w:r>
+      <w:proofErr w:type="gramEnd"/>
+      <w:r>
+        <w:rPr>
+          <w:rFonts w:ascii="Georgia" w:eastAsia="Georgia" w:hAnsi="Georgia" w:cs="Georgia"/>
+          <w:color w:val="1A1A1A"/>
+        </w:rPr>
+        <w:t xml:space="preserve"> it. A product of two derivatives.</w:t>
+      </w:r>
+    </w:p>
+    <w:p>
+      <w:pPr>
+        <w:spacing w:after="200"/>
+        <w:jc w:val="both"/>
+      </w:pPr>
+      <w:r>
+        <w:rPr>
+          <w:rFonts w:ascii="Georgia" w:eastAsia="Georgia" w:hAnsi="Georgia" w:cs="Georgia"/>
+          <w:color w:val="1A1A1A"/>
+        </w:rPr>
+        <w:t>In a neural network, the loss function depends on the output layer, which depends on the hidden layers, which depend on the input. The chain rule lets us compute the derivative of the loss with respect to any weight in the network by multiplying together the derivatives at each step along the chain. A network with ten layers has ten terms in the product. The rest is bookkeeping.</w:t>
+      </w:r>
+    </w:p>
+    <w:p>
+      <w:pPr>
+        <w:spacing w:after="200"/>
+        <w:jc w:val="both"/>
+      </w:pPr>
+      <w:r>
+        <w:rPr>
+          <w:rFonts w:ascii="Georgia" w:eastAsia="Georgia" w:hAnsi="Georgia" w:cs="Georgia"/>
+          <w:color w:val="1A1A1A"/>
+        </w:rPr>
+        <w:t>We will work through the chain rule in detail in Chapter 3. For now, it is enough to know that this is the central idea. If you understand the chain rule, you understand backpropagation in principle. The implementation is the mechanical application of that principle.</w:t>
+      </w:r>
+    </w:p>
+    <w:p>
+      <w:pPr>
+        <w:pStyle w:val="Heading3"/>
+      </w:pPr>
+      <w:r>
+        <w:rPr>
+          <w:rFonts w:ascii="Arial" w:eastAsia="Arial" w:hAnsi="Arial" w:cs="Arial"/>
+          <w:b/>
+          <w:bCs/>
+          <w:color w:val="555555"/>
+          <w:sz w:val="24"/>
+          <w:szCs w:val="24"/>
+        </w:rPr>
+        <w:t>1.8.2 Linear Algebra: Vectors and Matrices</w:t>
+      </w:r>
+    </w:p>
+    <w:p>
+      <w:pPr>
+        <w:spacing w:after="200"/>
+        <w:jc w:val="both"/>
+      </w:pPr>
+      <w:r>
+        <w:rPr>
+          <w:rFonts w:ascii="Georgia" w:eastAsia="Georgia" w:hAnsi="Georgia" w:cs="Georgia"/>
+          <w:color w:val="1A1A1A"/>
+        </w:rPr>
+        <w:t>Neural networks are fundamentally linear transformations composed with nonlinearities. A linear transformation is most naturally expressed as matrix multiplication. Understanding what matrix multiplication does geometrically, and how to reason about it computationally, is important for understanding what each layer of a neural network is doing.</w:t>
+      </w:r>
+    </w:p>
+    <w:p>
+      <w:pPr>
+        <w:spacing w:after="200"/>
+        <w:jc w:val="both"/>
+      </w:pPr>
+      <w:r>
+        <w:rPr>
+          <w:rFonts w:ascii="Georgia" w:eastAsia="Georgia" w:hAnsi="Georgia" w:cs="Georgia"/>
+          <w:color w:val="1A1A1A"/>
+        </w:rPr>
+        <w:t>The key concepts are vectors (ordered lists of numbers), matrices (rectangular arrays of numbers), the dot product (a sum of element-wise products that measures similarity between vectors), and matrix-vector multiplication (applying a linear transformation to a vector). These are the building blocks of the forward pass through every dense layer.</w:t>
+      </w:r>
+    </w:p>
+    <w:p>
+      <w:pPr>
+        <w:spacing w:after="200"/>
+        <w:jc w:val="both"/>
+      </w:pPr>
+      <w:r>
+        <w:rPr>
+          <w:rFonts w:ascii="Georgia" w:eastAsia="Georgia" w:hAnsi="Georgia" w:cs="Georgia"/>
+          <w:color w:val="1A1A1A"/>
+        </w:rPr>
+        <w:t>In this book, we implement matrix operations explicitly rather than using a library, which means you will see exactly how a matrix-vector product is computed: a nested loop, an accumulated sum, a result. There is no magic. The "matrix multiplication" that sounds sophisticated in a research paper is, at the implementation level, two nested loops and an addition.</w:t>
+      </w:r>
+    </w:p>
+    <w:p>
+      <w:pPr>
+        <w:pStyle w:val="Heading3"/>
+      </w:pPr>
+      <w:r>
+        <w:rPr>
+          <w:rFonts w:ascii="Arial" w:eastAsia="Arial" w:hAnsi="Arial" w:cs="Arial"/>
+          <w:b/>
+          <w:bCs/>
+          <w:color w:val="555555"/>
+          <w:sz w:val="24"/>
+          <w:szCs w:val="24"/>
+        </w:rPr>
+        <w:t>1.8.3 Probability: Loss Functions</w:t>
+      </w:r>
+    </w:p>
+    <w:p>
+      <w:pPr>
+        <w:spacing w:after="200"/>
+        <w:jc w:val="both"/>
+      </w:pPr>
+      <w:r>
+        <w:rPr>
+          <w:rFonts w:ascii="Georgia" w:eastAsia="Georgia" w:hAnsi="Georgia" w:cs="Georgia"/>
+          <w:color w:val="1A1A1A"/>
+        </w:rPr>
+        <w:t>The loss function measures how wrong the network's predictions are, and training is the process of adjusting the weights to make the loss smaller. Different problems call for different loss functions, and choosing the right one requires understanding a little probability.</w:t>
+      </w:r>
+    </w:p>
+    <w:p>
+      <w:pPr>
+        <w:spacing w:after="200"/>
+        <w:jc w:val="both"/>
+      </w:pPr>
+      <w:r>
+        <w:rPr>
+          <w:rFonts w:ascii="Georgia" w:eastAsia="Georgia" w:hAnsi="Georgia" w:cs="Georgia"/>
+          <w:color w:val="1A1A1A"/>
+        </w:rPr>
+        <w:t xml:space="preserve">For regression problems, where the output is a continuous value, the mean squared error loss is the natural choice: it is proportional to the negative log-likelihood under </w:t>
+      </w:r>
+      <w:r>
+        <w:rPr>
+          <w:rFonts w:ascii="Georgia" w:eastAsia="Georgia" w:hAnsi="Georgia" w:cs="Georgia"/>
+          <w:color w:val="1A1A1A"/>
+        </w:rPr>
+        <w:lastRenderedPageBreak/>
+        <w:t>a Gaussian model of the output. For classification problems, where the output is a probability distribution over classes, cross-entropy loss is standard: it is the negative log-likelihood of the correct class under the network's predicted distribution. For multi-label classification, as in our appliance controller, binary cross-entropy applied independently to each output is appropriate.</w:t>
+      </w:r>
+    </w:p>
+    <w:p>
+      <w:pPr>
+        <w:spacing w:after="200"/>
+        <w:jc w:val="both"/>
+      </w:pPr>
+      <w:r>
+        <w:rPr>
+          <w:rFonts w:ascii="Georgia" w:eastAsia="Georgia" w:hAnsi="Georgia" w:cs="Georgia"/>
+          <w:color w:val="1A1A1A"/>
+        </w:rPr>
+        <w:t>You do not need to derive these connections from first principles to use the book effectively. But understanding them at the level of intuition, that the loss function encodes an assumption about the form of the errors your model makes, will help you make better choices when you extend the library to new problems.</w:t>
+      </w:r>
+    </w:p>
+    <w:p>
+      <w:pPr>
+        <w:pStyle w:val="Heading3"/>
+      </w:pPr>
+      <w:r>
+        <w:rPr>
+          <w:rFonts w:ascii="Arial" w:eastAsia="Arial" w:hAnsi="Arial" w:cs="Arial"/>
+          <w:b/>
+          <w:bCs/>
+          <w:color w:val="555555"/>
+          <w:sz w:val="24"/>
+          <w:szCs w:val="24"/>
+        </w:rPr>
+        <w:t>1.8.4 Do Not Worry About the Mathematics</w:t>
+      </w:r>
+    </w:p>
+    <w:p>
+      <w:pPr>
+        <w:spacing w:after="200"/>
+        <w:jc w:val="both"/>
+      </w:pPr>
+      <w:r>
+        <w:rPr>
+          <w:rFonts w:ascii="Georgia" w:eastAsia="Georgia" w:hAnsi="Georgia" w:cs="Georgia"/>
+          <w:color w:val="1A1A1A"/>
+        </w:rPr>
+        <w:t>If the above paragraphs felt reassuring, good. If they felt intimidating, do not worry. The book develops each mathematical concept at the point it is needed, with worked examples and careful notation. Appendix B provides a self-contained review of all the mathematics used in the book, pitched at the level of a software engineer who has studied calculus and linear algebra but may not have used them recently.</w:t>
+      </w:r>
+    </w:p>
+    <w:p>
+      <w:pPr>
+        <w:spacing w:after="200"/>
+        <w:jc w:val="both"/>
+      </w:pPr>
+      <w:r>
+        <w:rPr>
+          <w:rFonts w:ascii="Georgia" w:eastAsia="Georgia" w:hAnsi="Georgia" w:cs="Georgia"/>
+          <w:color w:val="1A1A1A"/>
+        </w:rPr>
+        <w:t>The most important thing is not to let the mathematics be a barrier to entry. Start reading. Work through the derivations actively, with paper and pencil. When something is unclear, revisit it. The clarity that comes from implementation will often resolve confusions that the mathematics alone could not.</w:t>
+      </w:r>
+    </w:p>
+    <w:p>
+      <w:pPr>
+        <w:pStyle w:val="Heading2"/>
+      </w:pPr>
+      <w:r>
+        <w:rPr>
+          <w:rFonts w:ascii="Arial" w:eastAsia="Arial" w:hAnsi="Arial" w:cs="Arial"/>
+          <w:b/>
+          <w:bCs/>
+          <w:color w:val="2E75B6"/>
+          <w:sz w:val="28"/>
+          <w:szCs w:val="28"/>
+        </w:rPr>
+        <w:t>1.9 A Short History of Neural Network Research</w:t>
+      </w:r>
+    </w:p>
+    <w:p>
+      <w:pPr>
+        <w:spacing w:after="200"/>
+        <w:jc w:val="both"/>
+      </w:pPr>
+      <w:r>
+        <w:rPr>
+          <w:rFonts w:ascii="Georgia" w:eastAsia="Georgia" w:hAnsi="Georgia" w:cs="Georgia"/>
+          <w:color w:val="1A1A1A"/>
+        </w:rPr>
+        <w:t>Understanding the history of neural network research is not strictly necessary for building the library in this book, but it provides useful context for the design decisions we will make. Many features of modern neural networks, from the choice of activation functions to the use of residual connections, are responses to specific problems that the research community encountered and worked to solve over decades. Knowing the history makes the solutions feel less arbitrary.</w:t>
+      </w:r>
+    </w:p>
+    <w:p>
+      <w:pPr>
+        <w:pStyle w:val="Heading3"/>
+      </w:pPr>
+      <w:r>
+        <w:rPr>
+          <w:rFonts w:ascii="Arial" w:eastAsia="Arial" w:hAnsi="Arial" w:cs="Arial"/>
+          <w:b/>
+          <w:bCs/>
+          <w:color w:val="555555"/>
+          <w:sz w:val="24"/>
+          <w:szCs w:val="24"/>
+        </w:rPr>
+        <w:t>1.9.1 The Perceptron and Its Limits (1950s and 1960s)</w:t>
+      </w:r>
+    </w:p>
+    <w:p>
+      <w:pPr>
+        <w:spacing w:after="200"/>
+        <w:jc w:val="both"/>
+      </w:pPr>
+      <w:r>
+        <w:rPr>
+          <w:rFonts w:ascii="Georgia" w:eastAsia="Georgia" w:hAnsi="Georgia" w:cs="Georgia"/>
+          <w:color w:val="1A1A1A"/>
+        </w:rPr>
+        <w:t>The story of modern neural networks begins with Frank Rosenblatt's perceptron, introduced in 1958. The perceptron was a single-layer linear classifier with a simple learning rule: if the prediction is wrong, adjust the weights in the direction that would have made it right. Rosenblatt demonstrated that the perceptron could learn any linearly separable classification problem, and the result generated significant excitement.</w:t>
+      </w:r>
+    </w:p>
+    <w:p>
+      <w:pPr>
+        <w:spacing w:after="200"/>
+        <w:jc w:val="both"/>
+      </w:pPr>
+      <w:r>
+        <w:rPr>
+          <w:rFonts w:ascii="Georgia" w:eastAsia="Georgia" w:hAnsi="Georgia" w:cs="Georgia"/>
+          <w:color w:val="1A1A1A"/>
+        </w:rPr>
+        <w:t xml:space="preserve">That excitement was deflated in 1969 by Minsky and </w:t>
+      </w:r>
+      <w:proofErr w:type="spellStart"/>
+      <w:r>
+        <w:rPr>
+          <w:rFonts w:ascii="Georgia" w:eastAsia="Georgia" w:hAnsi="Georgia" w:cs="Georgia"/>
+          <w:color w:val="1A1A1A"/>
+        </w:rPr>
+        <w:t>Papert's</w:t>
+      </w:r>
+      <w:proofErr w:type="spellEnd"/>
+      <w:r>
+        <w:rPr>
+          <w:rFonts w:ascii="Georgia" w:eastAsia="Georgia" w:hAnsi="Georgia" w:cs="Georgia"/>
+          <w:color w:val="1A1A1A"/>
+        </w:rPr>
+        <w:t xml:space="preserve"> book "</w:t>
+      </w:r>
+      <w:proofErr w:type="spellStart"/>
+      <w:r>
+        <w:rPr>
+          <w:rFonts w:ascii="Georgia" w:eastAsia="Georgia" w:hAnsi="Georgia" w:cs="Georgia"/>
+          <w:color w:val="1A1A1A"/>
+        </w:rPr>
+        <w:t>Perceptrons</w:t>
+      </w:r>
+      <w:proofErr w:type="spellEnd"/>
+      <w:r>
+        <w:rPr>
+          <w:rFonts w:ascii="Georgia" w:eastAsia="Georgia" w:hAnsi="Georgia" w:cs="Georgia"/>
+          <w:color w:val="1A1A1A"/>
+        </w:rPr>
+        <w:t xml:space="preserve">", which proved rigorously that </w:t>
+      </w:r>
+      <w:proofErr w:type="gramStart"/>
+      <w:r>
+        <w:rPr>
+          <w:rFonts w:ascii="Georgia" w:eastAsia="Georgia" w:hAnsi="Georgia" w:cs="Georgia"/>
+          <w:color w:val="1A1A1A"/>
+        </w:rPr>
+        <w:t>single-layer</w:t>
+      </w:r>
+      <w:proofErr w:type="gramEnd"/>
+      <w:r>
+        <w:rPr>
+          <w:rFonts w:ascii="Georgia" w:eastAsia="Georgia" w:hAnsi="Georgia" w:cs="Georgia"/>
+          <w:color w:val="1A1A1A"/>
+        </w:rPr>
+        <w:t xml:space="preserve"> </w:t>
+      </w:r>
+      <w:proofErr w:type="spellStart"/>
+      <w:r>
+        <w:rPr>
+          <w:rFonts w:ascii="Georgia" w:eastAsia="Georgia" w:hAnsi="Georgia" w:cs="Georgia"/>
+          <w:color w:val="1A1A1A"/>
+        </w:rPr>
+        <w:t>perceptrons</w:t>
+      </w:r>
+      <w:proofErr w:type="spellEnd"/>
+      <w:r>
+        <w:rPr>
+          <w:rFonts w:ascii="Georgia" w:eastAsia="Georgia" w:hAnsi="Georgia" w:cs="Georgia"/>
+          <w:color w:val="1A1A1A"/>
+        </w:rPr>
+        <w:t xml:space="preserve"> could not learn the XOR function. This was not a surprising result in retrospect, since XOR is not linearly separable, but the book's negative framing contributed to a significant reduction in neural network funding and research activity throughout the 1970s. The first "AI winter" had arrived.</w:t>
+      </w:r>
+    </w:p>
+    <w:p>
+      <w:pPr>
+        <w:pStyle w:val="Heading3"/>
+      </w:pPr>
+      <w:r>
+        <w:rPr>
+          <w:rFonts w:ascii="Arial" w:eastAsia="Arial" w:hAnsi="Arial" w:cs="Arial"/>
+          <w:b/>
+          <w:bCs/>
+          <w:color w:val="555555"/>
+          <w:sz w:val="24"/>
+          <w:szCs w:val="24"/>
+        </w:rPr>
+        <w:lastRenderedPageBreak/>
+        <w:t>1.9.2 Backpropagation and the Revival (1980s)</w:t>
+      </w:r>
+    </w:p>
+    <w:p>
+      <w:pPr>
+        <w:spacing w:after="200"/>
+        <w:jc w:val="both"/>
+      </w:pPr>
+      <w:r>
+        <w:rPr>
+          <w:rFonts w:ascii="Georgia" w:eastAsia="Georgia" w:hAnsi="Georgia" w:cs="Georgia"/>
+          <w:color w:val="1A1A1A"/>
+        </w:rPr>
+        <w:t>The key breakthrough that ended the first AI winter was the development and popularization of backpropagation for training multi-layer networks. The algorithm had been independently discovered several times, but it was the 1986 paper by Rumelhart, Hinton, and Williams, "Learning representations by back-propagating errors", that brought it to widespread attention and demonstrated its effectiveness on a variety of tasks.</w:t>
+      </w:r>
+    </w:p>
+    <w:p>
+      <w:pPr>
+        <w:spacing w:after="200"/>
+        <w:jc w:val="both"/>
+      </w:pPr>
+      <w:r>
+        <w:rPr>
+          <w:rFonts w:ascii="Georgia" w:eastAsia="Georgia" w:hAnsi="Georgia" w:cs="Georgia"/>
+          <w:color w:val="1A1A1A"/>
+        </w:rPr>
+        <w:t>Backpropagation solved the credit assignment problem: given a network error, how do you determine how much each weight contributed to that error and in which direction to adjust it? The answer, as we will see in Chapter 3, is the chain rule applied recursively through the network. With backpropagation, multi-layer networks could be trained effectively for the first time, and the field entered a new period of optimism.</w:t>
+      </w:r>
+    </w:p>
+    <w:p>
+      <w:pPr>
+        <w:spacing w:after="200"/>
+        <w:jc w:val="both"/>
+      </w:pPr>
+      <w:r>
+        <w:rPr>
+          <w:rFonts w:ascii="Georgia" w:eastAsia="Georgia" w:hAnsi="Georgia" w:cs="Georgia"/>
+          <w:color w:val="1A1A1A"/>
+        </w:rPr>
+        <w:t>The 1980s and early 1990s saw significant progress. LeCun's convolutional networks demonstrated impressive results on digit recognition. Recurrent networks were developed for sequence data. Hopfield networks and Boltzmann machines explored associative memory and generative models. But training remained difficult, particularly for deep networks, and the compute available at the time was severely limiting.</w:t>
+      </w:r>
+    </w:p>
+    <w:p>
+      <w:pPr>
+        <w:pStyle w:val="Heading3"/>
+      </w:pPr>
+      <w:r>
+        <w:rPr>
+          <w:rFonts w:ascii="Arial" w:eastAsia="Arial" w:hAnsi="Arial" w:cs="Arial"/>
+          <w:b/>
+          <w:bCs/>
+          <w:color w:val="555555"/>
+          <w:sz w:val="24"/>
+          <w:szCs w:val="24"/>
+        </w:rPr>
+        <w:t>1.9.3 The Deep Learning Revolution (2006 to Present)</w:t>
+      </w:r>
+    </w:p>
+    <w:p>
+      <w:pPr>
+        <w:spacing w:after="200"/>
+        <w:jc w:val="both"/>
+      </w:pPr>
+      <w:r>
+        <w:rPr>
+          <w:rFonts w:ascii="Georgia" w:eastAsia="Georgia" w:hAnsi="Georgia" w:cs="Georgia"/>
+          <w:color w:val="1A1A1A"/>
+        </w:rPr>
+        <w:t xml:space="preserve">The modern era of deep learning is often dated to 2006, when Hinton and </w:t>
+      </w:r>
+      <w:proofErr w:type="spellStart"/>
+      <w:r>
+        <w:rPr>
+          <w:rFonts w:ascii="Georgia" w:eastAsia="Georgia" w:hAnsi="Georgia" w:cs="Georgia"/>
+          <w:color w:val="1A1A1A"/>
+        </w:rPr>
+        <w:t>Salakhutdinov</w:t>
+      </w:r>
+      <w:proofErr w:type="spellEnd"/>
+      <w:r>
+        <w:rPr>
+          <w:rFonts w:ascii="Georgia" w:eastAsia="Georgia" w:hAnsi="Georgia" w:cs="Georgia"/>
+          <w:color w:val="1A1A1A"/>
+        </w:rPr>
+        <w:t xml:space="preserve"> published "Reducing the Dimensionality of Data with Neural Networks" and demonstrated that deep networks could be trained effectively using a layer-wise pre-training procedure. This paper, along with related work on deep belief networks, showed that the vanishing gradient problem that had stymied deep network training could be addressed, and it reinvigorated the field.</w:t>
+      </w:r>
+    </w:p>
+    <w:p>
+      <w:pPr>
+        <w:spacing w:after="200"/>
+        <w:jc w:val="both"/>
+      </w:pPr>
+      <w:r>
+        <w:rPr>
+          <w:rFonts w:ascii="Georgia" w:eastAsia="Georgia" w:hAnsi="Georgia" w:cs="Georgia"/>
+          <w:color w:val="1A1A1A"/>
+        </w:rPr>
+        <w:t xml:space="preserve">The decisive moment came in 2012, when Krizhevsky, </w:t>
+      </w:r>
+      <w:proofErr w:type="spellStart"/>
+      <w:r>
+        <w:rPr>
+          <w:rFonts w:ascii="Georgia" w:eastAsia="Georgia" w:hAnsi="Georgia" w:cs="Georgia"/>
+          <w:color w:val="1A1A1A"/>
+        </w:rPr>
+        <w:t>Sutskever</w:t>
+      </w:r>
+      <w:proofErr w:type="spellEnd"/>
+      <w:r>
+        <w:rPr>
+          <w:rFonts w:ascii="Georgia" w:eastAsia="Georgia" w:hAnsi="Georgia" w:cs="Georgia"/>
+          <w:color w:val="1A1A1A"/>
+        </w:rPr>
+        <w:t xml:space="preserve">, and Hinton entered their </w:t>
+      </w:r>
+      <w:proofErr w:type="spellStart"/>
+      <w:r>
+        <w:rPr>
+          <w:rFonts w:ascii="Georgia" w:eastAsia="Georgia" w:hAnsi="Georgia" w:cs="Georgia"/>
+          <w:color w:val="1A1A1A"/>
+        </w:rPr>
+        <w:t>AlexNet</w:t>
+      </w:r>
+      <w:proofErr w:type="spellEnd"/>
+      <w:r>
+        <w:rPr>
+          <w:rFonts w:ascii="Georgia" w:eastAsia="Georgia" w:hAnsi="Georgia" w:cs="Georgia"/>
+          <w:color w:val="1A1A1A"/>
+        </w:rPr>
+        <w:t xml:space="preserve"> deep convolutional network in the ImageNet competition and won by a margin that shocked the computer vision community. The error rate dropped from roughly 26 percent for the best non-deep-learning methods to around 15 percent for </w:t>
+      </w:r>
+      <w:proofErr w:type="spellStart"/>
+      <w:r>
+        <w:rPr>
+          <w:rFonts w:ascii="Georgia" w:eastAsia="Georgia" w:hAnsi="Georgia" w:cs="Georgia"/>
+          <w:color w:val="1A1A1A"/>
+        </w:rPr>
+        <w:t>AlexNet</w:t>
+      </w:r>
+      <w:proofErr w:type="spellEnd"/>
+      <w:r>
+        <w:rPr>
+          <w:rFonts w:ascii="Georgia" w:eastAsia="Georgia" w:hAnsi="Georgia" w:cs="Georgia"/>
+          <w:color w:val="1A1A1A"/>
+        </w:rPr>
+        <w:t xml:space="preserve">. The message was clear: deep learning </w:t>
+      </w:r>
+      <w:proofErr w:type="gramStart"/>
+      <w:r>
+        <w:rPr>
+          <w:rFonts w:ascii="Georgia" w:eastAsia="Georgia" w:hAnsi="Georgia" w:cs="Georgia"/>
+          <w:color w:val="1A1A1A"/>
+        </w:rPr>
+        <w:t>worked, and</w:t>
+      </w:r>
+      <w:proofErr w:type="gramEnd"/>
+      <w:r>
+        <w:rPr>
+          <w:rFonts w:ascii="Georgia" w:eastAsia="Georgia" w:hAnsi="Georgia" w:cs="Georgia"/>
+          <w:color w:val="1A1A1A"/>
+        </w:rPr>
+        <w:t xml:space="preserve"> worked dramatically better than the alternatives.</w:t>
+      </w:r>
+    </w:p>
+    <w:p>
+      <w:pPr>
+        <w:spacing w:after="200"/>
+        <w:jc w:val="both"/>
+      </w:pPr>
+      <w:r>
+        <w:rPr>
+          <w:rFonts w:ascii="Georgia" w:eastAsia="Georgia" w:hAnsi="Georgia" w:cs="Georgia"/>
+          <w:color w:val="1A1A1A"/>
+        </w:rPr>
+        <w:t>The years since 2012 have seen a cascade of advances: batch normalization, residual networks, the transformer architecture, attention mechanisms, pre-trained language models, and the scaling laws that govern how performance improves with data and compute. Each of these advances addressed a specific limitation of the systems that came before. We will cover the foundational ones in this book, with enough understanding of the underlying principles that the subsequent advances will be interpretable when you encounter them in the literature.</w:t>
+      </w:r>
+    </w:p>
+    <w:p>
+      <w:pPr>
+        <w:pStyle w:val="Heading3"/>
+      </w:pPr>
+      <w:r>
+        <w:rPr>
+          <w:rFonts w:ascii="Arial" w:eastAsia="Arial" w:hAnsi="Arial" w:cs="Arial"/>
+          <w:b/>
+          <w:bCs/>
+          <w:color w:val="555555"/>
+          <w:sz w:val="24"/>
+          <w:szCs w:val="24"/>
+        </w:rPr>
+        <w:lastRenderedPageBreak/>
+        <w:t>1.9.4 Where This Book Fits</w:t>
+      </w:r>
+    </w:p>
+    <w:p>
+      <w:pPr>
+        <w:spacing w:after="200"/>
+        <w:jc w:val="both"/>
+      </w:pPr>
+      <w:r>
+        <w:rPr>
+          <w:rFonts w:ascii="Georgia" w:eastAsia="Georgia" w:hAnsi="Georgia" w:cs="Georgia"/>
+          <w:color w:val="1A1A1A"/>
+        </w:rPr>
+        <w:t>This book covers the period roughly from backpropagation through residual networks: the core of modern supervised deep learning as it was understood around 2016. That may sound like it is missing the most recent developments, and it is. Transformers, self-supervised learning, large language models, and diffusion models are all beyond the scope of this book.</w:t>
+      </w:r>
+    </w:p>
+    <w:p>
+      <w:pPr>
+        <w:spacing w:after="200"/>
+        <w:jc w:val="both"/>
+      </w:pPr>
+      <w:r>
+        <w:rPr>
+          <w:rFonts w:ascii="Georgia" w:eastAsia="Georgia" w:hAnsi="Georgia" w:cs="Georgia"/>
+          <w:color w:val="1A1A1A"/>
+        </w:rPr>
+        <w:t xml:space="preserve">But that scope is a feature, not a limitation. The concepts in this book are the foundation on which </w:t>
+      </w:r>
+      <w:proofErr w:type="gramStart"/>
+      <w:r>
+        <w:rPr>
+          <w:rFonts w:ascii="Georgia" w:eastAsia="Georgia" w:hAnsi="Georgia" w:cs="Georgia"/>
+          <w:color w:val="1A1A1A"/>
+        </w:rPr>
+        <w:t>all the more</w:t>
+      </w:r>
+      <w:proofErr w:type="gramEnd"/>
+      <w:r>
+        <w:rPr>
+          <w:rFonts w:ascii="Georgia" w:eastAsia="Georgia" w:hAnsi="Georgia" w:cs="Georgia"/>
+          <w:color w:val="1A1A1A"/>
+        </w:rPr>
+        <w:t xml:space="preserve"> recent work is built. You cannot understand an attention mechanism without understanding linear layers and </w:t>
+      </w:r>
+      <w:proofErr w:type="spellStart"/>
+      <w:r>
+        <w:rPr>
+          <w:rFonts w:ascii="Georgia" w:eastAsia="Georgia" w:hAnsi="Georgia" w:cs="Georgia"/>
+          <w:color w:val="1A1A1A"/>
+        </w:rPr>
+        <w:t>softmax</w:t>
+      </w:r>
+      <w:proofErr w:type="spellEnd"/>
+      <w:r>
+        <w:rPr>
+          <w:rFonts w:ascii="Georgia" w:eastAsia="Georgia" w:hAnsi="Georgia" w:cs="Georgia"/>
+          <w:color w:val="1A1A1A"/>
+        </w:rPr>
+        <w:t>. You cannot understand a transformer without understanding layer normalization and residual connections. You cannot understand why large language models work without understanding cross-entropy loss and gradient descent. This book builds that foundation.</w:t>
+      </w:r>
+    </w:p>
+    <w:p>
+      <w:pPr>
+        <w:spacing w:after="200"/>
+        <w:jc w:val="both"/>
+      </w:pPr>
+      <w:r>
+        <w:rPr>
+          <w:rFonts w:ascii="Georgia" w:eastAsia="Georgia" w:hAnsi="Georgia" w:cs="Georgia"/>
+          <w:color w:val="1A1A1A"/>
+        </w:rPr>
+        <w:t>Once you have built the library in this book and understood it deeply, the path to the frontier is much shorter than it would otherwise be. The papers that introduced transformers and diffusion models are not inaccessible to someone with a solid understanding of the basics. They are extensions of ideas you will have implemented yourself.</w:t>
+      </w:r>
+    </w:p>
+    <w:p>
+      <w:pPr>
+        <w:pStyle w:val="Heading2"/>
+      </w:pPr>
+      <w:r>
+        <w:rPr>
+          <w:rFonts w:ascii="Arial" w:eastAsia="Arial" w:hAnsi="Arial" w:cs="Arial"/>
+          <w:b/>
+          <w:bCs/>
+          <w:color w:val="2E75B6"/>
+          <w:sz w:val="28"/>
+          <w:szCs w:val="28"/>
+        </w:rPr>
+        <w:t>1.10 Common Misconceptions About Neural Networks</w:t>
+      </w:r>
+    </w:p>
+    <w:p>
+      <w:pPr>
+        <w:spacing w:after="200"/>
+        <w:jc w:val="both"/>
+      </w:pPr>
+      <w:r>
+        <w:rPr>
+          <w:rFonts w:ascii="Georgia" w:eastAsia="Georgia" w:hAnsi="Georgia" w:cs="Georgia"/>
+          <w:color w:val="1A1A1A"/>
+        </w:rPr>
+        <w:t>Before we begin building, it is worth addressing some common misconceptions that can make neural networks seem more mysterious than they are. Clearing these up early will make the subsequent chapters easier to follow.</w:t>
+      </w:r>
+    </w:p>
+    <w:p>
+      <w:pPr>
+        <w:pStyle w:val="Heading3"/>
+      </w:pPr>
+      <w:r>
+        <w:rPr>
+          <w:rFonts w:ascii="Arial" w:eastAsia="Arial" w:hAnsi="Arial" w:cs="Arial"/>
+          <w:b/>
+          <w:bCs/>
+          <w:color w:val="555555"/>
+          <w:sz w:val="24"/>
+          <w:szCs w:val="24"/>
+        </w:rPr>
+        <w:t>1.10.1 "Neural Networks Work Like the Brain"</w:t>
+      </w:r>
+    </w:p>
+    <w:p>
+      <w:pPr>
+        <w:spacing w:after="200"/>
+        <w:jc w:val="both"/>
+      </w:pPr>
+      <w:r>
+        <w:rPr>
+          <w:rFonts w:ascii="Georgia" w:eastAsia="Georgia" w:hAnsi="Georgia" w:cs="Georgia"/>
+          <w:color w:val="1A1A1A"/>
+        </w:rPr>
+        <w:t>The phrase "neural network" is a historical artifact. When McCulloch and Pitts introduced the first mathematical model of a neuron in 1943, they were inspired by the neurons in biological brains. The perceptron's learning rule was loosely motivated by Hebb's rule from neuroscience. The terminology stuck: neurons, weights, activation functions, layers.</w:t>
+      </w:r>
+    </w:p>
+    <w:p>
+      <w:pPr>
+        <w:spacing w:after="200"/>
+        <w:jc w:val="both"/>
+      </w:pPr>
+      <w:r>
+        <w:rPr>
+          <w:rFonts w:ascii="Georgia" w:eastAsia="Georgia" w:hAnsi="Georgia" w:cs="Georgia"/>
+          <w:color w:val="1A1A1A"/>
+        </w:rPr>
+        <w:t xml:space="preserve">But modern deep learning has very little to do with how biological brains work. The neurons in your brain are vastly more complex than the mathematical units we will build. They operate with spikes in continuous </w:t>
+      </w:r>
+      <w:r>
+        <w:rPr>
+          <w:rFonts w:ascii="Georgia" w:eastAsia="Georgia" w:hAnsi="Georgia" w:cs="Georgia"/>
+          <w:color w:val="1A1A1A"/>
+        </w:rPr>
+        <w:t>time;</w:t>
+      </w:r>
+      <w:r>
+        <w:rPr>
+          <w:rFonts w:ascii="Georgia" w:eastAsia="Georgia" w:hAnsi="Georgia" w:cs="Georgia"/>
+          <w:color w:val="1A1A1A"/>
+        </w:rPr>
+        <w:t xml:space="preserve"> not scalar values passed through layers. They have complex dendritic computations, </w:t>
+      </w:r>
+      <w:proofErr w:type="spellStart"/>
+      <w:r>
+        <w:rPr>
+          <w:rFonts w:ascii="Georgia" w:eastAsia="Georgia" w:hAnsi="Georgia" w:cs="Georgia"/>
+          <w:color w:val="1A1A1A"/>
+        </w:rPr>
+        <w:t>neuromodulatory</w:t>
+      </w:r>
+      <w:proofErr w:type="spellEnd"/>
+      <w:r>
+        <w:rPr>
+          <w:rFonts w:ascii="Georgia" w:eastAsia="Georgia" w:hAnsi="Georgia" w:cs="Georgia"/>
+          <w:color w:val="1A1A1A"/>
+        </w:rPr>
+        <w:t xml:space="preserve"> systems, and feedback connections that have no counterpart in feedforward neural networks. The brain does not do backpropagation; the biological plausibility of backpropagation is, in fact, a subject of active debate in computational neuroscience.</w:t>
+      </w:r>
+    </w:p>
+    <w:p>
+      <w:pPr>
+        <w:spacing w:after="200"/>
+        <w:jc w:val="both"/>
+      </w:pPr>
+      <w:r>
+        <w:rPr>
+          <w:rFonts w:ascii="Georgia" w:eastAsia="Georgia" w:hAnsi="Georgia" w:cs="Georgia"/>
+          <w:color w:val="1A1A1A"/>
+        </w:rPr>
+        <w:t xml:space="preserve">For the purposes of this book, treat the biological vocabulary as a historical convenience and nothing more. A neuron is a mathematical unit that computes a weighted sum of its inputs and applies a nonlinear function to the result. A weight is a real number that is adjusted during training. A layer is a group of neurons that receive </w:t>
+      </w:r>
+      <w:r>
+        <w:rPr>
+          <w:rFonts w:ascii="Georgia" w:eastAsia="Georgia" w:hAnsi="Georgia" w:cs="Georgia"/>
+          <w:color w:val="1A1A1A"/>
+        </w:rPr>
+        <w:lastRenderedPageBreak/>
+        <w:t xml:space="preserve">the same inputs. The names are </w:t>
+      </w:r>
+      <w:r>
+        <w:rPr>
+          <w:rFonts w:ascii="Georgia" w:eastAsia="Georgia" w:hAnsi="Georgia" w:cs="Georgia"/>
+          <w:color w:val="1A1A1A"/>
+        </w:rPr>
+        <w:t>evocative,</w:t>
+      </w:r>
+      <w:r>
+        <w:rPr>
+          <w:rFonts w:ascii="Georgia" w:eastAsia="Georgia" w:hAnsi="Georgia" w:cs="Georgia"/>
+          <w:color w:val="1A1A1A"/>
+        </w:rPr>
+        <w:t xml:space="preserve"> but the concepts are precise and mathematical.</w:t>
+      </w:r>
+    </w:p>
+    <w:p>
+      <w:pPr>
+        <w:pStyle w:val="Heading3"/>
+      </w:pPr>
+      <w:r>
+        <w:rPr>
+          <w:rFonts w:ascii="Arial" w:eastAsia="Arial" w:hAnsi="Arial" w:cs="Arial"/>
+          <w:b/>
+          <w:bCs/>
+          <w:color w:val="555555"/>
+          <w:sz w:val="24"/>
+          <w:szCs w:val="24"/>
+        </w:rPr>
+        <w:t>1.10.2 "More Layers Always Means Better"</w:t>
+      </w:r>
+    </w:p>
+    <w:p>
+      <w:pPr>
+        <w:spacing w:after="200"/>
+        <w:jc w:val="both"/>
+      </w:pPr>
+      <w:r>
+        <w:rPr>
+          <w:rFonts w:ascii="Georgia" w:eastAsia="Georgia" w:hAnsi="Georgia" w:cs="Georgia"/>
+          <w:color w:val="1A1A1A"/>
+        </w:rPr>
+        <w:t xml:space="preserve">It is tempting to think that deeper networks are always better: more layers </w:t>
+      </w:r>
+      <w:r>
+        <w:rPr>
+          <w:rFonts w:ascii="Georgia" w:eastAsia="Georgia" w:hAnsi="Georgia" w:cs="Georgia"/>
+          <w:color w:val="1A1A1A"/>
+        </w:rPr>
+        <w:t>mean</w:t>
+      </w:r>
+      <w:r>
+        <w:rPr>
+          <w:rFonts w:ascii="Georgia" w:eastAsia="Georgia" w:hAnsi="Georgia" w:cs="Georgia"/>
+          <w:color w:val="1A1A1A"/>
+        </w:rPr>
+        <w:t xml:space="preserve"> more expressiveness, which means better performance. This intuition has some truth to it, but it is not the whole story.</w:t>
+      </w:r>
+    </w:p>
+    <w:p>
+      <w:pPr>
+        <w:spacing w:after="200"/>
+        <w:jc w:val="both"/>
+      </w:pPr>
+      <w:r>
+        <w:rPr>
+          <w:rFonts w:ascii="Georgia" w:eastAsia="Georgia" w:hAnsi="Georgia" w:cs="Georgia"/>
+          <w:color w:val="1A1A1A"/>
+        </w:rPr>
+        <w:t>In practice, very deep networks trained naively suffer from the vanishing gradient problem: the gradient signal, computed by the chain rule, becomes exponentially small as it is propagated backward through many layers, leaving the early layers receiving almost no update signal. This was one of the central obstacles to deep learning for decades, and it is the reason residual connections, introduced in Chapter 8, were such an important development.</w:t>
+      </w:r>
+    </w:p>
+    <w:p>
+      <w:pPr>
+        <w:spacing w:after="200"/>
+        <w:jc w:val="both"/>
+      </w:pPr>
+      <w:r>
+        <w:rPr>
+          <w:rFonts w:ascii="Georgia" w:eastAsia="Georgia" w:hAnsi="Georgia" w:cs="Georgia"/>
+          <w:color w:val="1A1A1A"/>
+        </w:rPr>
+        <w:t>The right number of layers is a function of the problem, the data, and the regularization. For the appliance controller we will build in Chapter 9, a network with three layers is more than sufficient and trains in seconds. For image classification on a large dataset, dozens or hundreds of layers may be appropriate. Depth is a tool, not a goal.</w:t>
+      </w:r>
+    </w:p>
+    <w:p>
+      <w:pPr>
+        <w:pStyle w:val="Heading3"/>
+      </w:pPr>
+      <w:r>
+        <w:rPr>
+          <w:rFonts w:ascii="Arial" w:eastAsia="Arial" w:hAnsi="Arial" w:cs="Arial"/>
+          <w:b/>
+          <w:bCs/>
+          <w:color w:val="555555"/>
+          <w:sz w:val="24"/>
+          <w:szCs w:val="24"/>
+        </w:rPr>
+        <w:t>1.10.3 "Neural Networks Need Big Data"</w:t>
+      </w:r>
+    </w:p>
+    <w:p>
+      <w:pPr>
+        <w:spacing w:after="200"/>
+        <w:jc w:val="both"/>
+      </w:pPr>
+      <w:r>
+        <w:rPr>
+          <w:rFonts w:ascii="Georgia" w:eastAsia="Georgia" w:hAnsi="Georgia" w:cs="Georgia"/>
+          <w:color w:val="1A1A1A"/>
+        </w:rPr>
+        <w:t>It is true that many of the most impressive results in deep learning, from ImageNet classification to large language models, were achieved with enormous datasets. The scaling laws that govern how performance improves with data are one of the most important empirical findings in the field.</w:t>
+      </w:r>
+    </w:p>
+    <w:p>
+      <w:pPr>
+        <w:spacing w:after="200"/>
+        <w:jc w:val="both"/>
+      </w:pPr>
+      <w:r>
+        <w:rPr>
+          <w:rFonts w:ascii="Georgia" w:eastAsia="Georgia" w:hAnsi="Georgia" w:cs="Georgia"/>
+          <w:color w:val="1A1A1A"/>
+        </w:rPr>
+        <w:t>But it is not true that neural networks are useless on small datasets. The appropriateness of a neural network depends on the complexity of the problem relative to the size of the dataset. For problems with strong structure (such as the spatial structure of images or the sequential structure of text) and moderate amounts of data, neural networks with appropriate inductive biases (convolutions for images, recurrence or attention for text) can perform very well.</w:t>
+      </w:r>
+    </w:p>
+    <w:p>
+      <w:pPr>
+        <w:spacing w:after="200"/>
+        <w:jc w:val="both"/>
+      </w:pPr>
+      <w:r>
+        <w:rPr>
+          <w:rFonts w:ascii="Georgia" w:eastAsia="Georgia" w:hAnsi="Georgia" w:cs="Georgia"/>
+          <w:color w:val="1A1A1A"/>
+        </w:rPr>
+        <w:t>The appliance controller we build trains on a few hundred examples and achieves near-perfect accuracy. The reason is that the problem has strong structure (the relationship between words and appliances is simple and consistent) and the network architecture is well-matched to that structure. Understanding when a neural network is and is not appropriate for a problem is part of becoming a skilled practitioner, and that understanding is much easier to develop when you understand what the network is doing internally.</w:t>
+      </w:r>
+    </w:p>
+    <w:p>
+      <w:pPr>
+        <w:pStyle w:val="Heading3"/>
+      </w:pPr>
+      <w:r>
+        <w:rPr>
+          <w:rFonts w:ascii="Arial" w:eastAsia="Arial" w:hAnsi="Arial" w:cs="Arial"/>
+          <w:b/>
+          <w:bCs/>
+          <w:color w:val="555555"/>
+          <w:sz w:val="24"/>
+          <w:szCs w:val="24"/>
+        </w:rPr>
+        <w:t>1.10.4 "Hyperparameter Tuning Is Black Magic"</w:t>
+      </w:r>
+    </w:p>
+    <w:p>
+      <w:pPr>
+        <w:spacing w:after="200"/>
+        <w:jc w:val="both"/>
+      </w:pPr>
+      <w:r>
+        <w:rPr>
+          <w:rFonts w:ascii="Georgia" w:eastAsia="Georgia" w:hAnsi="Georgia" w:cs="Georgia"/>
+          <w:color w:val="1A1A1A"/>
+        </w:rPr>
+        <w:t xml:space="preserve">The learning rate, the batch size, the number of layers, the number of units per layer, the dropout rate, the weight decay: there are many hyperparameters to set when </w:t>
+      </w:r>
+      <w:r>
+        <w:rPr>
+          <w:rFonts w:ascii="Georgia" w:eastAsia="Georgia" w:hAnsi="Georgia" w:cs="Georgia"/>
+          <w:color w:val="1A1A1A"/>
+        </w:rPr>
+        <w:lastRenderedPageBreak/>
+        <w:t xml:space="preserve">training a neural network, and practitioners often find the process of </w:t>
+      </w:r>
+      <w:proofErr w:type="spellStart"/>
+      <w:r>
+        <w:rPr>
+          <w:rFonts w:ascii="Georgia" w:eastAsia="Georgia" w:hAnsi="Georgia" w:cs="Georgia"/>
+          <w:color w:val="1A1A1A"/>
+        </w:rPr>
+        <w:t>tuning</w:t>
+      </w:r>
+      <w:proofErr w:type="spellEnd"/>
+      <w:r>
+        <w:rPr>
+          <w:rFonts w:ascii="Georgia" w:eastAsia="Georgia" w:hAnsi="Georgia" w:cs="Georgia"/>
+          <w:color w:val="1A1A1A"/>
+        </w:rPr>
+        <w:t xml:space="preserve"> them frustrating and opaque.</w:t>
+      </w:r>
+    </w:p>
+    <w:p>
+      <w:pPr>
+        <w:spacing w:after="200"/>
+        <w:jc w:val="both"/>
+      </w:pPr>
+      <w:r>
+        <w:rPr>
+          <w:rFonts w:ascii="Georgia" w:eastAsia="Georgia" w:hAnsi="Georgia" w:cs="Georgia"/>
+          <w:color w:val="1A1A1A"/>
+        </w:rPr>
+        <w:t>Some of that frustration is unavoidable. The interaction between hyperparameters is complex and problem-dependent, and no amount of theoretical understanding eliminates the need for empirical experimentation. But much of it comes from not understanding what each hyperparameter does.</w:t>
+      </w:r>
+    </w:p>
+    <w:p>
+      <w:pPr>
+        <w:spacing w:after="200"/>
+        <w:jc w:val="both"/>
+      </w:pPr>
+      <w:r>
+        <w:rPr>
+          <w:rFonts w:ascii="Georgia" w:eastAsia="Georgia" w:hAnsi="Georgia" w:cs="Georgia"/>
+          <w:color w:val="1A1A1A"/>
+        </w:rPr>
+        <w:t xml:space="preserve">When you understand that the learning rate controls the size of the step taken in the negative gradient direction at each update, you know that a learning rate that is too large will cause the loss to oscillate or diverge, and a learning rate that is too small will cause training to proceed so slowly as to be impractical. When you understand that dropout randomly zeros activations during training to prevent co-adaptation of neurons, you know that a high dropout rate is appropriate when the network is overfit and harmful when the network is </w:t>
+      </w:r>
+      <w:proofErr w:type="gramStart"/>
+      <w:r>
+        <w:rPr>
+          <w:rFonts w:ascii="Georgia" w:eastAsia="Georgia" w:hAnsi="Georgia" w:cs="Georgia"/>
+          <w:color w:val="1A1A1A"/>
+        </w:rPr>
+        <w:t>underfit</w:t>
+      </w:r>
+      <w:proofErr w:type="gramEnd"/>
+      <w:r>
+        <w:rPr>
+          <w:rFonts w:ascii="Georgia" w:eastAsia="Georgia" w:hAnsi="Georgia" w:cs="Georgia"/>
+          <w:color w:val="1A1A1A"/>
+        </w:rPr>
+        <w:t>. Hyperparameter tuning is not black magic. It is applied understanding of the learning dynamics, and building the library from scratch is one of the best ways to develop that understanding.</w:t>
+      </w:r>
+    </w:p>
+    <w:p>
+      <w:pPr>
+        <w:pStyle w:val="Heading2"/>
+      </w:pPr>
+      <w:r>
+        <w:rPr>
+          <w:rFonts w:ascii="Arial" w:eastAsia="Arial" w:hAnsi="Arial" w:cs="Arial"/>
+          <w:b/>
+          <w:bCs/>
+          <w:color w:val="2E75B6"/>
+          <w:sz w:val="28"/>
+          <w:szCs w:val="28"/>
+        </w:rPr>
+        <w:t>1.11 A Taste of What Is Coming</w:t>
+      </w:r>
+    </w:p>
+    <w:p>
+      <w:pPr>
+        <w:spacing w:after="200"/>
+        <w:jc w:val="both"/>
+      </w:pPr>
+      <w:r>
+        <w:rPr>
+          <w:rFonts w:ascii="Georgia" w:eastAsia="Georgia" w:hAnsi="Georgia" w:cs="Georgia"/>
+          <w:color w:val="1A1A1A"/>
+        </w:rPr>
+        <w:t>Before we begin the technical work, it is useful to have a concrete sense of what the library will look like when it is complete. The following snippet shows the high-level API for defining and training the appliance controller:</w:t>
+      </w:r>
+    </w:p>
+    <w:p>
+      <w:pPr>
+        <w:shd w:val="clear" w:color="auto" w:fill="F0F4F8"/>
+        <w:spacing w:before="140" w:after="140"/>
+        <w:ind w:left="720"/>
+      </w:pPr>
+      <w:r>
+        <w:rPr>
+          <w:rFonts w:ascii="Courier New" w:eastAsia="Courier New" w:hAnsi="Courier New" w:cs="Courier New"/>
+          <w:color w:val="2E4057"/>
+          <w:sz w:val="22"/>
+          <w:szCs w:val="22"/>
+        </w:rPr>
+        <w:t>Network net;</w:t>
+      </w:r>
+    </w:p>
+    <w:p>
+      <w:pPr>
+        <w:shd w:val="clear" w:color="auto" w:fill="F0F4F8"/>
+        <w:spacing w:before="140" w:after="140"/>
+        <w:ind w:left="720"/>
+      </w:pPr>
+      <w:proofErr w:type="spellStart"/>
+      <w:proofErr w:type="gramStart"/>
+      <w:r>
+        <w:rPr>
+          <w:rFonts w:ascii="Courier New" w:eastAsia="Courier New" w:hAnsi="Courier New" w:cs="Courier New"/>
+          <w:color w:val="2E4057"/>
+          <w:sz w:val="22"/>
+          <w:szCs w:val="22"/>
+        </w:rPr>
+        <w:t>net.add</w:t>
+      </w:r>
+      <w:proofErr w:type="spellEnd"/>
+      <w:r>
+        <w:rPr>
+          <w:rFonts w:ascii="Courier New" w:eastAsia="Courier New" w:hAnsi="Courier New" w:cs="Courier New"/>
+          <w:color w:val="2E4057"/>
+          <w:sz w:val="22"/>
+          <w:szCs w:val="22"/>
+        </w:rPr>
+        <w:t>(</w:t>
+      </w:r>
+      <w:proofErr w:type="gramEnd"/>
+      <w:r>
+        <w:rPr>
+          <w:rFonts w:ascii="Courier New" w:eastAsia="Courier New" w:hAnsi="Courier New" w:cs="Courier New"/>
+          <w:color w:val="2E4057"/>
+          <w:sz w:val="22"/>
+          <w:szCs w:val="22"/>
+        </w:rPr>
+        <w:t xml:space="preserve">new </w:t>
+      </w:r>
+      <w:proofErr w:type="spellStart"/>
+      <w:proofErr w:type="gramStart"/>
+      <w:r>
+        <w:rPr>
+          <w:rFonts w:ascii="Courier New" w:eastAsia="Courier New" w:hAnsi="Courier New" w:cs="Courier New"/>
+          <w:color w:val="2E4057"/>
+          <w:sz w:val="22"/>
+          <w:szCs w:val="22"/>
+        </w:rPr>
+        <w:t>EmbedLayer</w:t>
+      </w:r>
+      <w:proofErr w:type="spellEnd"/>
+      <w:r>
+        <w:rPr>
+          <w:rFonts w:ascii="Courier New" w:eastAsia="Courier New" w:hAnsi="Courier New" w:cs="Courier New"/>
+          <w:color w:val="2E4057"/>
+          <w:sz w:val="22"/>
+          <w:szCs w:val="22"/>
+        </w:rPr>
+        <w:t>(</w:t>
+      </w:r>
+      <w:proofErr w:type="spellStart"/>
+      <w:proofErr w:type="gramEnd"/>
+      <w:r>
+        <w:rPr>
+          <w:rFonts w:ascii="Courier New" w:eastAsia="Courier New" w:hAnsi="Courier New" w:cs="Courier New"/>
+          <w:color w:val="2E4057"/>
+          <w:sz w:val="22"/>
+          <w:szCs w:val="22"/>
+        </w:rPr>
+        <w:t>vocab_size</w:t>
+      </w:r>
+      <w:proofErr w:type="spellEnd"/>
+      <w:r>
+        <w:rPr>
+          <w:rFonts w:ascii="Courier New" w:eastAsia="Courier New" w:hAnsi="Courier New" w:cs="Courier New"/>
+          <w:color w:val="2E4057"/>
+          <w:sz w:val="22"/>
+          <w:szCs w:val="22"/>
+        </w:rPr>
+        <w:t xml:space="preserve">, </w:t>
+      </w:r>
+      <w:proofErr w:type="spellStart"/>
+      <w:r>
+        <w:rPr>
+          <w:rFonts w:ascii="Courier New" w:eastAsia="Courier New" w:hAnsi="Courier New" w:cs="Courier New"/>
+          <w:color w:val="2E4057"/>
+          <w:sz w:val="22"/>
+          <w:szCs w:val="22"/>
+        </w:rPr>
+        <w:t>embed_dim</w:t>
+      </w:r>
+      <w:proofErr w:type="spellEnd"/>
+      <w:r>
+        <w:rPr>
+          <w:rFonts w:ascii="Courier New" w:eastAsia="Courier New" w:hAnsi="Courier New" w:cs="Courier New"/>
+          <w:color w:val="2E4057"/>
+          <w:sz w:val="22"/>
+          <w:szCs w:val="22"/>
+        </w:rPr>
+        <w:t>));</w:t>
+      </w:r>
+    </w:p>
+    <w:p>
+      <w:pPr>
+        <w:shd w:val="clear" w:color="auto" w:fill="F0F4F8"/>
+        <w:spacing w:before="140" w:after="140"/>
+        <w:ind w:left="720"/>
+      </w:pPr>
+      <w:proofErr w:type="spellStart"/>
+      <w:proofErr w:type="gramStart"/>
+      <w:r>
+        <w:rPr>
+          <w:rFonts w:ascii="Courier New" w:eastAsia="Courier New" w:hAnsi="Courier New" w:cs="Courier New"/>
+          <w:color w:val="2E4057"/>
+          <w:sz w:val="22"/>
+          <w:szCs w:val="22"/>
+        </w:rPr>
+        <w:t>net.add</w:t>
+      </w:r>
+      <w:proofErr w:type="spellEnd"/>
+      <w:r>
+        <w:rPr>
+          <w:rFonts w:ascii="Courier New" w:eastAsia="Courier New" w:hAnsi="Courier New" w:cs="Courier New"/>
+          <w:color w:val="2E4057"/>
+          <w:sz w:val="22"/>
+          <w:szCs w:val="22"/>
+        </w:rPr>
+        <w:t>(</w:t>
+      </w:r>
+      <w:proofErr w:type="gramEnd"/>
+      <w:r>
+        <w:rPr>
+          <w:rFonts w:ascii="Courier New" w:eastAsia="Courier New" w:hAnsi="Courier New" w:cs="Courier New"/>
+          <w:color w:val="2E4057"/>
+          <w:sz w:val="22"/>
+          <w:szCs w:val="22"/>
+        </w:rPr>
+        <w:t>new Conv1</w:t>
+      </w:r>
+      <w:proofErr w:type="gramStart"/>
+      <w:r>
+        <w:rPr>
+          <w:rFonts w:ascii="Courier New" w:eastAsia="Courier New" w:hAnsi="Courier New" w:cs="Courier New"/>
+          <w:color w:val="2E4057"/>
+          <w:sz w:val="22"/>
+          <w:szCs w:val="22"/>
+        </w:rPr>
+        <w:t>DLayer(</w:t>
+      </w:r>
+      <w:proofErr w:type="spellStart"/>
+      <w:proofErr w:type="gramEnd"/>
+      <w:r>
+        <w:rPr>
+          <w:rFonts w:ascii="Courier New" w:eastAsia="Courier New" w:hAnsi="Courier New" w:cs="Courier New"/>
+          <w:color w:val="2E4057"/>
+          <w:sz w:val="22"/>
+          <w:szCs w:val="22"/>
+        </w:rPr>
+        <w:t>embed_dim</w:t>
+      </w:r>
+      <w:proofErr w:type="spellEnd"/>
+      <w:r>
+        <w:rPr>
+          <w:rFonts w:ascii="Courier New" w:eastAsia="Courier New" w:hAnsi="Courier New" w:cs="Courier New"/>
+          <w:color w:val="2E4057"/>
+          <w:sz w:val="22"/>
+          <w:szCs w:val="22"/>
+        </w:rPr>
+        <w:t xml:space="preserve">, </w:t>
+      </w:r>
+      <w:proofErr w:type="spellStart"/>
+      <w:r>
+        <w:rPr>
+          <w:rFonts w:ascii="Courier New" w:eastAsia="Courier New" w:hAnsi="Courier New" w:cs="Courier New"/>
+          <w:color w:val="2E4057"/>
+          <w:sz w:val="22"/>
+          <w:szCs w:val="22"/>
+        </w:rPr>
+        <w:t>num_filters</w:t>
+      </w:r>
+      <w:proofErr w:type="spellEnd"/>
+      <w:r>
+        <w:rPr>
+          <w:rFonts w:ascii="Courier New" w:eastAsia="Courier New" w:hAnsi="Courier New" w:cs="Courier New"/>
+          <w:color w:val="2E4057"/>
+          <w:sz w:val="22"/>
+          <w:szCs w:val="22"/>
+        </w:rPr>
+        <w:t>, kernel));</w:t>
+      </w:r>
+    </w:p>
+    <w:p>
+      <w:pPr>
+        <w:shd w:val="clear" w:color="auto" w:fill="F0F4F8"/>
+        <w:spacing w:before="140" w:after="140"/>
+        <w:ind w:left="720"/>
+      </w:pPr>
+      <w:proofErr w:type="spellStart"/>
+      <w:proofErr w:type="gramStart"/>
+      <w:r>
+        <w:rPr>
+          <w:rFonts w:ascii="Courier New" w:eastAsia="Courier New" w:hAnsi="Courier New" w:cs="Courier New"/>
+          <w:color w:val="2E4057"/>
+          <w:sz w:val="22"/>
+          <w:szCs w:val="22"/>
+        </w:rPr>
+        <w:t>net.add</w:t>
+      </w:r>
+      <w:proofErr w:type="spellEnd"/>
+      <w:r>
+        <w:rPr>
+          <w:rFonts w:ascii="Courier New" w:eastAsia="Courier New" w:hAnsi="Courier New" w:cs="Courier New"/>
+          <w:color w:val="2E4057"/>
+          <w:sz w:val="22"/>
+          <w:szCs w:val="22"/>
+        </w:rPr>
+        <w:t>(</w:t>
+      </w:r>
+      <w:proofErr w:type="gramEnd"/>
+      <w:r>
+        <w:rPr>
+          <w:rFonts w:ascii="Courier New" w:eastAsia="Courier New" w:hAnsi="Courier New" w:cs="Courier New"/>
+          <w:color w:val="2E4057"/>
+          <w:sz w:val="22"/>
+          <w:szCs w:val="22"/>
+        </w:rPr>
+        <w:t xml:space="preserve">new </w:t>
+      </w:r>
+      <w:proofErr w:type="spellStart"/>
+      <w:proofErr w:type="gramStart"/>
+      <w:r>
+        <w:rPr>
+          <w:rFonts w:ascii="Courier New" w:eastAsia="Courier New" w:hAnsi="Courier New" w:cs="Courier New"/>
+          <w:color w:val="2E4057"/>
+          <w:sz w:val="22"/>
+          <w:szCs w:val="22"/>
+        </w:rPr>
+        <w:t>LinearLayer</w:t>
+      </w:r>
+      <w:proofErr w:type="spellEnd"/>
+      <w:r>
+        <w:rPr>
+          <w:rFonts w:ascii="Courier New" w:eastAsia="Courier New" w:hAnsi="Courier New" w:cs="Courier New"/>
+          <w:color w:val="2E4057"/>
+          <w:sz w:val="22"/>
+          <w:szCs w:val="22"/>
+        </w:rPr>
+        <w:t>(</w:t>
+      </w:r>
+      <w:proofErr w:type="spellStart"/>
+      <w:proofErr w:type="gramEnd"/>
+      <w:r>
+        <w:rPr>
+          <w:rFonts w:ascii="Courier New" w:eastAsia="Courier New" w:hAnsi="Courier New" w:cs="Courier New"/>
+          <w:color w:val="2E4057"/>
+          <w:sz w:val="22"/>
+          <w:szCs w:val="22"/>
+        </w:rPr>
+        <w:t>num_filters</w:t>
+      </w:r>
+      <w:proofErr w:type="spellEnd"/>
+      <w:r>
+        <w:rPr>
+          <w:rFonts w:ascii="Courier New" w:eastAsia="Courier New" w:hAnsi="Courier New" w:cs="Courier New"/>
+          <w:color w:val="2E4057"/>
+          <w:sz w:val="22"/>
+          <w:szCs w:val="22"/>
+        </w:rPr>
+        <w:t xml:space="preserve">, </w:t>
+      </w:r>
+      <w:proofErr w:type="spellStart"/>
+      <w:r>
+        <w:rPr>
+          <w:rFonts w:ascii="Courier New" w:eastAsia="Courier New" w:hAnsi="Courier New" w:cs="Courier New"/>
+          <w:color w:val="2E4057"/>
+          <w:sz w:val="22"/>
+          <w:szCs w:val="22"/>
+        </w:rPr>
+        <w:t>num_appliances</w:t>
+      </w:r>
+      <w:proofErr w:type="spellEnd"/>
+      <w:r>
+        <w:rPr>
+          <w:rFonts w:ascii="Courier New" w:eastAsia="Courier New" w:hAnsi="Courier New" w:cs="Courier New"/>
+          <w:color w:val="2E4057"/>
+          <w:sz w:val="22"/>
+          <w:szCs w:val="22"/>
+        </w:rPr>
+        <w:t>));</w:t>
+      </w:r>
+    </w:p>
+    <w:p>
+      <w:pPr>
+        <w:shd w:val="clear" w:color="auto" w:fill="F0F4F8"/>
+        <w:spacing w:before="140" w:after="140"/>
+        <w:ind w:left="720"/>
+      </w:pPr>
+      <w:proofErr w:type="spellStart"/>
+      <w:proofErr w:type="gramStart"/>
+      <w:r>
+        <w:rPr>
+          <w:rFonts w:ascii="Courier New" w:eastAsia="Courier New" w:hAnsi="Courier New" w:cs="Courier New"/>
+          <w:color w:val="2E4057"/>
+          <w:sz w:val="22"/>
+          <w:szCs w:val="22"/>
+        </w:rPr>
+        <w:t>net.add</w:t>
+      </w:r>
+      <w:proofErr w:type="spellEnd"/>
+      <w:r>
+        <w:rPr>
+          <w:rFonts w:ascii="Courier New" w:eastAsia="Courier New" w:hAnsi="Courier New" w:cs="Courier New"/>
+          <w:color w:val="2E4057"/>
+          <w:sz w:val="22"/>
+          <w:szCs w:val="22"/>
+        </w:rPr>
+        <w:t>(</w:t>
+      </w:r>
+      <w:proofErr w:type="gramEnd"/>
+      <w:r>
+        <w:rPr>
+          <w:rFonts w:ascii="Courier New" w:eastAsia="Courier New" w:hAnsi="Courier New" w:cs="Courier New"/>
+          <w:color w:val="2E4057"/>
+          <w:sz w:val="22"/>
+          <w:szCs w:val="22"/>
+        </w:rPr>
+        <w:t xml:space="preserve">new </w:t>
+      </w:r>
+      <w:proofErr w:type="spellStart"/>
+      <w:proofErr w:type="gramStart"/>
+      <w:r>
+        <w:rPr>
+          <w:rFonts w:ascii="Courier New" w:eastAsia="Courier New" w:hAnsi="Courier New" w:cs="Courier New"/>
+          <w:color w:val="2E4057"/>
+          <w:sz w:val="22"/>
+          <w:szCs w:val="22"/>
+        </w:rPr>
+        <w:t>SoftmaxLayer</w:t>
+      </w:r>
+      <w:proofErr w:type="spellEnd"/>
+      <w:r>
+        <w:rPr>
+          <w:rFonts w:ascii="Courier New" w:eastAsia="Courier New" w:hAnsi="Courier New" w:cs="Courier New"/>
+          <w:color w:val="2E4057"/>
+          <w:sz w:val="22"/>
+          <w:szCs w:val="22"/>
+        </w:rPr>
+        <w:t>(</w:t>
+      </w:r>
+      <w:proofErr w:type="gramEnd"/>
+      <w:r>
+        <w:rPr>
+          <w:rFonts w:ascii="Courier New" w:eastAsia="Courier New" w:hAnsi="Courier New" w:cs="Courier New"/>
+          <w:color w:val="2E4057"/>
+          <w:sz w:val="22"/>
+          <w:szCs w:val="22"/>
+        </w:rPr>
+        <w:t>));</w:t>
+      </w:r>
+    </w:p>
+    <w:p>
+      <w:pPr>
+        <w:shd w:val="clear" w:color="auto" w:fill="F0F4F8"/>
+        <w:spacing w:before="140" w:after="140"/>
+        <w:ind w:left="720"/>
+      </w:pPr>
+      <w:proofErr w:type="spellStart"/>
+      <w:proofErr w:type="gramStart"/>
+      <w:r>
+        <w:rPr>
+          <w:rFonts w:ascii="Courier New" w:eastAsia="Courier New" w:hAnsi="Courier New" w:cs="Courier New"/>
+          <w:color w:val="2E4057"/>
+          <w:sz w:val="22"/>
+          <w:szCs w:val="22"/>
+        </w:rPr>
+        <w:t>net.train</w:t>
+      </w:r>
+      <w:proofErr w:type="spellEnd"/>
+      <w:proofErr w:type="gramEnd"/>
+      <w:r>
+        <w:rPr>
+          <w:rFonts w:ascii="Courier New" w:eastAsia="Courier New" w:hAnsi="Courier New" w:cs="Courier New"/>
+          <w:color w:val="2E4057"/>
+          <w:sz w:val="22"/>
+          <w:szCs w:val="22"/>
+        </w:rPr>
+        <w:t>(</w:t>
+      </w:r>
+      <w:proofErr w:type="spellStart"/>
+      <w:r>
+        <w:rPr>
+          <w:rFonts w:ascii="Courier New" w:eastAsia="Courier New" w:hAnsi="Courier New" w:cs="Courier New"/>
+          <w:color w:val="2E4057"/>
+          <w:sz w:val="22"/>
+          <w:szCs w:val="22"/>
+        </w:rPr>
+        <w:t>X_train</w:t>
+      </w:r>
+      <w:proofErr w:type="spellEnd"/>
+      <w:r>
+        <w:rPr>
+          <w:rFonts w:ascii="Courier New" w:eastAsia="Courier New" w:hAnsi="Courier New" w:cs="Courier New"/>
+          <w:color w:val="2E4057"/>
+          <w:sz w:val="22"/>
+          <w:szCs w:val="22"/>
+        </w:rPr>
+        <w:t xml:space="preserve">, </w:t>
+      </w:r>
+      <w:proofErr w:type="spellStart"/>
+      <w:r>
+        <w:rPr>
+          <w:rFonts w:ascii="Courier New" w:eastAsia="Courier New" w:hAnsi="Courier New" w:cs="Courier New"/>
+          <w:color w:val="2E4057"/>
+          <w:sz w:val="22"/>
+          <w:szCs w:val="22"/>
+        </w:rPr>
+        <w:t>Y_train</w:t>
+      </w:r>
+      <w:proofErr w:type="spellEnd"/>
+      <w:r>
+        <w:rPr>
+          <w:rFonts w:ascii="Courier New" w:eastAsia="Courier New" w:hAnsi="Courier New" w:cs="Courier New"/>
+          <w:color w:val="2E4057"/>
+          <w:sz w:val="22"/>
+          <w:szCs w:val="22"/>
+        </w:rPr>
+        <w:t xml:space="preserve">, epochs, </w:t>
+      </w:r>
+      <w:proofErr w:type="spellStart"/>
+      <w:r>
+        <w:rPr>
+          <w:rFonts w:ascii="Courier New" w:eastAsia="Courier New" w:hAnsi="Courier New" w:cs="Courier New"/>
+          <w:color w:val="2E4057"/>
+          <w:sz w:val="22"/>
+          <w:szCs w:val="22"/>
+        </w:rPr>
+        <w:t>learning_rate</w:t>
+      </w:r>
+      <w:proofErr w:type="spellEnd"/>
+      <w:r>
+        <w:rPr>
+          <w:rFonts w:ascii="Courier New" w:eastAsia="Courier New" w:hAnsi="Courier New" w:cs="Courier New"/>
+          <w:color w:val="2E4057"/>
+          <w:sz w:val="22"/>
+          <w:szCs w:val="22"/>
+        </w:rPr>
+        <w:t>);</w:t>
+      </w:r>
+    </w:p>
+    <w:p>
+      <w:pPr>
+        <w:spacing w:after="80"/>
+      </w:pPr>
+    </w:p>
+    <w:p>
+      <w:pPr>
+        <w:spacing w:after="200"/>
+        <w:jc w:val="both"/>
+      </w:pPr>
+      <w:r>
+        <w:rPr>
+          <w:rFonts w:ascii="Georgia" w:eastAsia="Georgia" w:hAnsi="Georgia" w:cs="Georgia"/>
+          <w:color w:val="1A1A1A"/>
+        </w:rPr>
+        <w:t xml:space="preserve">This code is clean, readable, and unsurprising. It looks, deliberately, like a simplified version of a PyTorch or </w:t>
+      </w:r>
+      <w:proofErr w:type="spellStart"/>
+      <w:r>
+        <w:rPr>
+          <w:rFonts w:ascii="Georgia" w:eastAsia="Georgia" w:hAnsi="Georgia" w:cs="Georgia"/>
+          <w:color w:val="1A1A1A"/>
+        </w:rPr>
+        <w:t>Keras</w:t>
+      </w:r>
+      <w:proofErr w:type="spellEnd"/>
+      <w:r>
+        <w:rPr>
+          <w:rFonts w:ascii="Georgia" w:eastAsia="Georgia" w:hAnsi="Georgia" w:cs="Georgia"/>
+          <w:color w:val="1A1A1A"/>
+        </w:rPr>
+        <w:t xml:space="preserve"> model. Every line of it, however, calls code that you will have written yourself. The forward pass through each layer, the backward pass that computes the gradients, the Adam optimizer that updates the weights: all of it is yours, every line visible and understandable.</w:t>
+      </w:r>
+    </w:p>
+    <w:p>
+      <w:pPr>
+        <w:spacing w:after="200"/>
+        <w:jc w:val="both"/>
+      </w:pPr>
+      <w:r>
+        <w:rPr>
+          <w:rFonts w:ascii="Georgia" w:eastAsia="Georgia" w:hAnsi="Georgia" w:cs="Georgia"/>
+          <w:color w:val="1A1A1A"/>
+        </w:rPr>
+        <w:t xml:space="preserve">Underneath that clean API, the library is doing real work. The forward pass through a Conv1DLayer, for example, involves iterating over the sequence, applying a filter of learned weights to each window of consecutive word embeddings, accumulating the activations into an output vector, and applying a nonlinearity. The backward pass reverses this process, computing the gradient of the loss with respect to each filter weight and accumulating it for the optimizer to apply. None of this is hidden. All of it </w:t>
+      </w:r>
+      <w:r>
+        <w:rPr>
+          <w:rFonts w:ascii="Georgia" w:eastAsia="Georgia" w:hAnsi="Georgia" w:cs="Georgia"/>
+          <w:color w:val="1A1A1A"/>
+        </w:rPr>
+        <w:lastRenderedPageBreak/>
+        <w:t>is written explicitly in C++ that you will understand line by line by the time you reach Chapter 6.</w:t>
+      </w:r>
+    </w:p>
+    <w:p>
+      <w:pPr>
+        <w:spacing w:after="200"/>
+        <w:jc w:val="both"/>
+      </w:pPr>
+      <w:r>
+        <w:rPr>
+          <w:rFonts w:ascii="Georgia" w:eastAsia="Georgia" w:hAnsi="Georgia" w:cs="Georgia"/>
+          <w:color w:val="1A1A1A"/>
+        </w:rPr>
+        <w:t>This is what the book promises: not a shortcut to using neural networks, but a complete, ground-up understanding of how they work.</w:t>
+      </w:r>
+    </w:p>
+    <w:p>
+      <w:pPr>
+        <w:pStyle w:val="Heading2"/>
+      </w:pPr>
+      <w:r>
+        <w:rPr>
+          <w:rFonts w:ascii="Arial" w:eastAsia="Arial" w:hAnsi="Arial" w:cs="Arial"/>
+          <w:b/>
+          <w:bCs/>
+          <w:color w:val="2E75B6"/>
+          <w:sz w:val="28"/>
+          <w:szCs w:val="28"/>
+        </w:rPr>
+        <w:t>1.12 What You Will Have Built by the End</w:t>
+      </w:r>
+    </w:p>
+    <w:p>
+      <w:pPr>
+        <w:spacing w:after="200"/>
+        <w:jc w:val="both"/>
+      </w:pPr>
+      <w:r>
+        <w:rPr>
+          <w:rFonts w:ascii="Georgia" w:eastAsia="Georgia" w:hAnsi="Georgia" w:cs="Georgia"/>
+          <w:color w:val="1A1A1A"/>
+        </w:rPr>
+        <w:t>By the final chapter, you will have a complete, working neural network library implemented entirely in standard C++17. It will support:</w:t>
+      </w:r>
+    </w:p>
+    <w:p>
+      <w:pPr>
+        <w:pStyle w:val="ListParagraph"/>
+        <w:numPr>
+          <w:ilvl w:val="0"/>
+          <w:numId w:val="9"/>
+        </w:numPr>
+        <w:spacing w:before="70" w:after="70" w:line="240" w:lineRule="auto"/>
+        <w:contextualSpacing w:val="0"/>
+      </w:pPr>
+      <w:r>
+        <w:rPr>
+          <w:rFonts w:ascii="Georgia" w:eastAsia="Georgia" w:hAnsi="Georgia" w:cs="Georgia"/>
+          <w:color w:val="1A1A1A"/>
+        </w:rPr>
+        <w:t>Fully connected (dense) networks of arbitrary depth and width.</w:t>
+      </w:r>
+    </w:p>
+    <w:p>
+      <w:pPr>
+        <w:pStyle w:val="ListParagraph"/>
+        <w:numPr>
+          <w:ilvl w:val="0"/>
+          <w:numId w:val="9"/>
+        </w:numPr>
+        <w:spacing w:before="70" w:after="70" w:line="240" w:lineRule="auto"/>
+        <w:contextualSpacing w:val="0"/>
+      </w:pPr>
+      <w:r>
+        <w:rPr>
+          <w:rFonts w:ascii="Georgia" w:eastAsia="Georgia" w:hAnsi="Georgia" w:cs="Georgia"/>
+          <w:color w:val="1A1A1A"/>
+        </w:rPr>
+        <w:t>1D convolutional networks for sequence data such as text.</w:t>
+      </w:r>
+    </w:p>
+    <w:p>
+      <w:pPr>
+        <w:pStyle w:val="ListParagraph"/>
+        <w:numPr>
+          <w:ilvl w:val="0"/>
+          <w:numId w:val="9"/>
+        </w:numPr>
+        <w:spacing w:before="70" w:after="70" w:line="240" w:lineRule="auto"/>
+        <w:contextualSpacing w:val="0"/>
+      </w:pPr>
+      <w:r>
+        <w:rPr>
+          <w:rFonts w:ascii="Georgia" w:eastAsia="Georgia" w:hAnsi="Georgia" w:cs="Georgia"/>
+          <w:color w:val="1A1A1A"/>
+        </w:rPr>
+        <w:t xml:space="preserve">2D convolutional networks for image data, with max-pooling and </w:t>
+      </w:r>
+      <w:proofErr w:type="spellStart"/>
+      <w:r>
+        <w:rPr>
+          <w:rFonts w:ascii="Georgia" w:eastAsia="Georgia" w:hAnsi="Georgia" w:cs="Georgia"/>
+          <w:color w:val="1A1A1A"/>
+        </w:rPr>
+        <w:t>strided</w:t>
+      </w:r>
+      <w:proofErr w:type="spellEnd"/>
+      <w:r>
+        <w:rPr>
+          <w:rFonts w:ascii="Georgia" w:eastAsia="Georgia" w:hAnsi="Georgia" w:cs="Georgia"/>
+          <w:color w:val="1A1A1A"/>
+        </w:rPr>
+        <w:t xml:space="preserve"> convolutions.</w:t>
+      </w:r>
+    </w:p>
+    <w:p>
+      <w:pPr>
+        <w:pStyle w:val="ListParagraph"/>
+        <w:numPr>
+          <w:ilvl w:val="0"/>
+          <w:numId w:val="9"/>
+        </w:numPr>
+        <w:spacing w:before="70" w:after="70" w:line="240" w:lineRule="auto"/>
+        <w:contextualSpacing w:val="0"/>
+      </w:pPr>
+      <w:r>
+        <w:rPr>
+          <w:rFonts w:ascii="Georgia" w:eastAsia="Georgia" w:hAnsi="Georgia" w:cs="Georgia"/>
+          <w:color w:val="1A1A1A"/>
+        </w:rPr>
+        <w:t>Residual connections that enable training of very deep networks without vanishing gradients.</w:t>
+      </w:r>
+    </w:p>
+    <w:p>
+      <w:pPr>
+        <w:pStyle w:val="ListParagraph"/>
+        <w:numPr>
+          <w:ilvl w:val="0"/>
+          <w:numId w:val="9"/>
+        </w:numPr>
+        <w:spacing w:before="70" w:after="70" w:line="240" w:lineRule="auto"/>
+        <w:contextualSpacing w:val="0"/>
+      </w:pPr>
+      <w:r>
+        <w:rPr>
+          <w:rFonts w:ascii="Georgia" w:eastAsia="Georgia" w:hAnsi="Georgia" w:cs="Georgia"/>
+          <w:color w:val="1A1A1A"/>
+        </w:rPr>
+        <w:t>Layer normalization and dropout for regularization.</w:t>
+      </w:r>
+    </w:p>
+    <w:p>
+      <w:pPr>
+        <w:pStyle w:val="ListParagraph"/>
+        <w:numPr>
+          <w:ilvl w:val="0"/>
+          <w:numId w:val="9"/>
+        </w:numPr>
+        <w:spacing w:before="70" w:after="70" w:line="240" w:lineRule="auto"/>
+        <w:contextualSpacing w:val="0"/>
+      </w:pPr>
+      <w:r>
+        <w:rPr>
+          <w:rFonts w:ascii="Georgia" w:eastAsia="Georgia" w:hAnsi="Georgia" w:cs="Georgia"/>
+          <w:color w:val="1A1A1A"/>
+        </w:rPr>
+        <w:t>The Adam optimizer with bias correction.</w:t>
+      </w:r>
+    </w:p>
+    <w:p>
+      <w:pPr>
+        <w:pStyle w:val="ListParagraph"/>
+        <w:numPr>
+          <w:ilvl w:val="0"/>
+          <w:numId w:val="9"/>
+        </w:numPr>
+        <w:spacing w:before="70" w:after="70" w:line="240" w:lineRule="auto"/>
+        <w:contextualSpacing w:val="0"/>
+      </w:pPr>
+      <w:r>
+        <w:rPr>
+          <w:rFonts w:ascii="Georgia" w:eastAsia="Georgia" w:hAnsi="Georgia" w:cs="Georgia"/>
+          <w:color w:val="1A1A1A"/>
+        </w:rPr>
+        <w:t>A complete text tokenization and vocabulary system.</w:t>
+      </w:r>
+    </w:p>
+    <w:p>
+      <w:pPr>
+        <w:pStyle w:val="ListParagraph"/>
+        <w:numPr>
+          <w:ilvl w:val="0"/>
+          <w:numId w:val="9"/>
+        </w:numPr>
+        <w:spacing w:before="70" w:after="70" w:line="240" w:lineRule="auto"/>
+        <w:contextualSpacing w:val="0"/>
+      </w:pPr>
+      <w:r>
+        <w:rPr>
+          <w:rFonts w:ascii="Georgia" w:eastAsia="Georgia" w:hAnsi="Georgia" w:cs="Georgia"/>
+          <w:color w:val="1A1A1A"/>
+        </w:rPr>
+        <w:t>Multi-label classification with sigmoid outputs.</w:t>
+      </w:r>
+    </w:p>
+    <w:p>
+      <w:pPr>
+        <w:spacing w:after="60"/>
+      </w:pPr>
+    </w:p>
+    <w:p>
+      <w:pPr>
+        <w:spacing w:after="200"/>
+        <w:jc w:val="both"/>
+      </w:pPr>
+      <w:r>
+        <w:rPr>
+          <w:rFonts w:ascii="Georgia" w:eastAsia="Georgia" w:hAnsi="Georgia" w:cs="Georgia"/>
+          <w:color w:val="1A1A1A"/>
+        </w:rPr>
+        <w:t>Beyond the library, you will have built something more valuable: a mental model of neural networks that is grounded in implementation rather than abstraction. You will understand backpropagation not as an algorithm you learned but as a derivation you have performed. You will understand convolutions not as a concept you read about but as a loop you have written. You will understand Adam not as a hyperparameter setting you tune but as an update rule whose every term you have implemented.</w:t>
+      </w:r>
+    </w:p>
+    <w:p>
+      <w:pPr>
+        <w:spacing w:after="200"/>
+        <w:jc w:val="both"/>
+      </w:pPr>
+      <w:r>
+        <w:rPr>
+          <w:rFonts w:ascii="Georgia" w:eastAsia="Georgia" w:hAnsi="Georgia" w:cs="Georgia"/>
+          <w:color w:val="1A1A1A"/>
+        </w:rPr>
+        <w:t xml:space="preserve">That understanding will make you a significantly better machine learning engineer. More importantly, it will make you a more independent one. When the frameworks change, when new architectures emerge, when something breaks in a way the documentation does not explain, you will have the foundation to reason from first principles rather than searching for a Stack Overflow answer. That is the deepest goal of this book: not to teach you a library, but to teach you to </w:t>
+      </w:r>
+      <w:r>
+        <w:rPr>
+          <w:rFonts w:ascii="Georgia" w:eastAsia="Georgia" w:hAnsi="Georgia" w:cs="Georgia"/>
+          <w:i/>
+          <w:iCs/>
+          <w:color w:val="1A1A1A"/>
+        </w:rPr>
+        <w:t>think</w:t>
+      </w:r>
+      <w:r>
+        <w:rPr>
+          <w:rFonts w:ascii="Georgia" w:eastAsia="Georgia" w:hAnsi="Georgia" w:cs="Georgia"/>
+          <w:color w:val="1A1A1A"/>
+        </w:rPr>
+        <w:t xml:space="preserve"> about the problem.</w:t>
+      </w:r>
+    </w:p>
+    <w:p>
+      <w:pPr>
+        <w:spacing w:after="200"/>
+        <w:jc w:val="both"/>
+      </w:pPr>
+      <w:r>
+        <w:rPr>
+          <w:rFonts w:ascii="Georgia" w:eastAsia="Georgia" w:hAnsi="Georgia" w:cs="Georgia"/>
+          <w:color w:val="1A1A1A"/>
+        </w:rPr>
+        <w:t>There is also something to be said for the satisfaction of it. Building a system that learns from data, that improves with experience in a way that is both mathematically precise and genuinely surprising, is one of the most rewarding experiences in software engineering. The moment a network you wrote yourself correctly classifies a sentence it has never seen before, or converges on a loss curve that you predicted, is a moment of genuine intellectual pleasure. We hope this book provides many such moments.</w:t>
+      </w:r>
+    </w:p>
+    <w:p>
+      <w:pPr>
+        <w:spacing w:after="200"/>
         <w:jc w:val="both"/>
       </w:pPr>
       <w:r>
@@ -1960,8 +5885,7 @@
     </w:p>
     <w:p>
       <w:pPr>
-        <w:spacing w:after="180"/>
-        <w:jc w:val="both"/>
+        <w:spacing w:after="360"/>
       </w:pPr>
     </w:p>
     <w:p>
@@ -1983,6 +5907,7 @@
           <w:bCs/>
           <w:color w:val="1F3864"/>
         </w:rPr>
+        <w:lastRenderedPageBreak/>
         <w:t>Chapter Summary</w:t>
       </w:r>
     </w:p>
@@ -1991,7 +5916,7 @@
         <w:pStyle w:val="ListParagraph"/>
         <w:numPr>
           <w:ilvl w:val="0"/>
-          <w:numId w:val="8"/>
+          <w:numId w:val="9"/>
         </w:numPr>
         <w:shd w:val="clear" w:color="auto" w:fill="EBF2FA"/>
         <w:spacing w:before="60" w:after="60" w:line="240" w:lineRule="auto"/>
@@ -2003,7 +5928,7 @@
           <w:rFonts w:ascii="Georgia" w:eastAsia="Georgia" w:hAnsi="Georgia" w:cs="Georgia"/>
           <w:color w:val="1A1A1A"/>
         </w:rPr>
-        <w:t>Modern frameworks hide the details that matter most when things go wrong.</w:t>
+        <w:t>Modern frameworks hide the implementation details that matter most when something goes wrong. Building from scratch restores that visibility.</w:t>
       </w:r>
     </w:p>
     <w:p>
@@ -2011,7 +5936,7 @@
         <w:pStyle w:val="ListParagraph"/>
         <w:numPr>
           <w:ilvl w:val="0"/>
-          <w:numId w:val="8"/>
+          <w:numId w:val="9"/>
         </w:numPr>
         <w:shd w:val="clear" w:color="auto" w:fill="EBF2FA"/>
         <w:spacing w:before="60" w:after="60" w:line="240" w:lineRule="auto"/>
@@ -2023,7 +5948,7 @@
           <w:rFonts w:ascii="Georgia" w:eastAsia="Georgia" w:hAnsi="Georgia" w:cs="Georgia"/>
           <w:color w:val="1A1A1A"/>
         </w:rPr>
-        <w:t>This book builds a complete neural network library from scratch in C++17, using only the Standard Library.</w:t>
+        <w:t>"From scratch" means using only the C++ Standard Library: no Eigen, no BLAS, no external deep learning dependencies.</w:t>
       </w:r>
     </w:p>
     <w:p>
@@ -2031,7 +5956,7 @@
         <w:pStyle w:val="ListParagraph"/>
         <w:numPr>
           <w:ilvl w:val="0"/>
-          <w:numId w:val="8"/>
+          <w:numId w:val="9"/>
         </w:numPr>
         <w:shd w:val="clear" w:color="auto" w:fill="EBF2FA"/>
         <w:spacing w:before="60" w:after="60" w:line="240" w:lineRule="auto"/>
@@ -2043,7 +5968,7 @@
           <w:rFonts w:ascii="Georgia" w:eastAsia="Georgia" w:hAnsi="Georgia" w:cs="Georgia"/>
           <w:color w:val="1A1A1A"/>
         </w:rPr>
-        <w:t>The running project — a natural language appliance controller — provides a concrete, trainable target throughout.</w:t>
+        <w:t>The library developed in this book covers the full modern stack: dense layers, convolutions, residual connections, normalization, dropout, and the Adam optimizer.</w:t>
       </w:r>
     </w:p>
     <w:p>
@@ -2051,10 +5976,10 @@
         <w:pStyle w:val="ListParagraph"/>
         <w:numPr>
           <w:ilvl w:val="0"/>
-          <w:numId w:val="8"/>
+          <w:numId w:val="9"/>
         </w:numPr>
         <w:shd w:val="clear" w:color="auto" w:fill="EBF2FA"/>
-        <w:spacing w:before="60" w:after="120" w:line="240" w:lineRule="auto"/>
+        <w:spacing w:before="60" w:after="60" w:line="240" w:lineRule="auto"/>
         <w:ind w:left="960"/>
         <w:contextualSpacing w:val="0"/>
       </w:pPr>
@@ -2063,12 +5988,32 @@
           <w:rFonts w:ascii="Georgia" w:eastAsia="Georgia" w:hAnsi="Georgia" w:cs="Georgia"/>
           <w:color w:val="1A1A1A"/>
         </w:rPr>
-        <w:t>Building from first principles develops intuition that no framework tutorial can provide.</w:t>
-      </w:r>
-    </w:p>
-    <w:p>
-      <w:pPr>
-        <w:jc w:val="both"/>
+        <w:t>The running project, a natural language appliance controller, provides a concrete and trainable goal throughout all three parts of the book.</w:t>
+      </w:r>
+    </w:p>
+    <w:p>
+      <w:pPr>
+        <w:pStyle w:val="ListParagraph"/>
+        <w:numPr>
+          <w:ilvl w:val="0"/>
+          <w:numId w:val="9"/>
+        </w:numPr>
+        <w:shd w:val="clear" w:color="auto" w:fill="EBF2FA"/>
+        <w:spacing w:before="60" w:after="60" w:line="240" w:lineRule="auto"/>
+        <w:ind w:left="960"/>
+        <w:contextualSpacing w:val="0"/>
+      </w:pPr>
+      <w:r>
+        <w:rPr>
+          <w:rFonts w:ascii="Georgia" w:eastAsia="Georgia" w:hAnsi="Georgia" w:cs="Georgia"/>
+          <w:color w:val="1A1A1A"/>
+        </w:rPr>
+        <w:t>Building from first principles develops permanent intuition: about backpropagation, about performance, and about how to reason when abstractions break down.</w:t>
+      </w:r>
+    </w:p>
+    <w:p>
+      <w:pPr>
+        <w:spacing w:after="80"/>
       </w:pPr>
     </w:p>
     <w:sectPr>
@@ -2307,6 +6252,60 @@
     </w:lvl>
   </w:abstractNum>
   <w:abstractNum w:abstractNumId="1" w15:restartNumberingAfterBreak="0">
+    <w:nsid w:val="27FD44E3"/>
+    <w:multiLevelType w:val="hybridMultilevel"/>
+    <w:tmpl w:val="1234C7FA"/>
+    <w:lvl w:ilvl="0" w:tplc="644298C0">
+      <w:start w:val="1"/>
+      <w:numFmt w:val="bullet"/>
+      <w:lvlText w:val="•"/>
+      <w:lvlJc w:val="left"/>
+      <w:pPr>
+        <w:ind w:left="720" w:hanging="360"/>
+      </w:pPr>
+    </w:lvl>
+    <w:lvl w:ilvl="1" w:tplc="9F504768">
+      <w:numFmt w:val="decimal"/>
+      <w:lvlText w:val=""/>
+      <w:lvlJc w:val="left"/>
+    </w:lvl>
+    <w:lvl w:ilvl="2" w:tplc="C480E258">
+      <w:numFmt w:val="decimal"/>
+      <w:lvlText w:val=""/>
+      <w:lvlJc w:val="left"/>
+    </w:lvl>
+    <w:lvl w:ilvl="3" w:tplc="F28C70B6">
+      <w:numFmt w:val="decimal"/>
+      <w:lvlText w:val=""/>
+      <w:lvlJc w:val="left"/>
+    </w:lvl>
+    <w:lvl w:ilvl="4" w:tplc="7CBA5D50">
+      <w:numFmt w:val="decimal"/>
+      <w:lvlText w:val=""/>
+      <w:lvlJc w:val="left"/>
+    </w:lvl>
+    <w:lvl w:ilvl="5" w:tplc="4066E206">
+      <w:numFmt w:val="decimal"/>
+      <w:lvlText w:val=""/>
+      <w:lvlJc w:val="left"/>
+    </w:lvl>
+    <w:lvl w:ilvl="6" w:tplc="BB68FE14">
+      <w:numFmt w:val="decimal"/>
+      <w:lvlText w:val=""/>
+      <w:lvlJc w:val="left"/>
+    </w:lvl>
+    <w:lvl w:ilvl="7" w:tplc="F9469B32">
+      <w:numFmt w:val="decimal"/>
+      <w:lvlText w:val=""/>
+      <w:lvlJc w:val="left"/>
+    </w:lvl>
+    <w:lvl w:ilvl="8" w:tplc="77C08820">
+      <w:numFmt w:val="decimal"/>
+      <w:lvlText w:val=""/>
+      <w:lvlJc w:val="left"/>
+    </w:lvl>
+  </w:abstractNum>
+  <w:abstractNum w:abstractNumId="2" w15:restartNumberingAfterBreak="0">
     <w:nsid w:val="30126ADC"/>
     <w:multiLevelType w:val="multilevel"/>
     <w:tmpl w:val="A7620BEE"/>
@@ -2455,7 +6454,7 @@
       </w:rPr>
     </w:lvl>
   </w:abstractNum>
-  <w:abstractNum w:abstractNumId="2" w15:restartNumberingAfterBreak="0">
+  <w:abstractNum w:abstractNumId="3" w15:restartNumberingAfterBreak="0">
     <w:nsid w:val="407925AA"/>
     <w:multiLevelType w:val="multilevel"/>
     <w:tmpl w:val="47202242"/>
@@ -2568,7 +6567,7 @@
       </w:pPr>
     </w:lvl>
   </w:abstractNum>
-  <w:abstractNum w:abstractNumId="3" w15:restartNumberingAfterBreak="0">
+  <w:abstractNum w:abstractNumId="4" w15:restartNumberingAfterBreak="0">
     <w:nsid w:val="44FC3563"/>
     <w:multiLevelType w:val="multilevel"/>
     <w:tmpl w:val="AC32A544"/>
@@ -2717,7 +6716,61 @@
       </w:rPr>
     </w:lvl>
   </w:abstractNum>
-  <w:abstractNum w:abstractNumId="4" w15:restartNumberingAfterBreak="0">
+  <w:abstractNum w:abstractNumId="5" w15:restartNumberingAfterBreak="0">
+    <w:nsid w:val="509D6BB8"/>
+    <w:multiLevelType w:val="hybridMultilevel"/>
+    <w:tmpl w:val="5AA4C418"/>
+    <w:lvl w:ilvl="0" w:tplc="88D6040A">
+      <w:start w:val="1"/>
+      <w:numFmt w:val="decimal"/>
+      <w:lvlText w:val="%1."/>
+      <w:lvlJc w:val="left"/>
+      <w:pPr>
+        <w:ind w:left="720" w:hanging="360"/>
+      </w:pPr>
+    </w:lvl>
+    <w:lvl w:ilvl="1" w:tplc="4622DCDC">
+      <w:numFmt w:val="decimal"/>
+      <w:lvlText w:val=""/>
+      <w:lvlJc w:val="left"/>
+    </w:lvl>
+    <w:lvl w:ilvl="2" w:tplc="67F46CE4">
+      <w:numFmt w:val="decimal"/>
+      <w:lvlText w:val=""/>
+      <w:lvlJc w:val="left"/>
+    </w:lvl>
+    <w:lvl w:ilvl="3" w:tplc="E80CB6D0">
+      <w:numFmt w:val="decimal"/>
+      <w:lvlText w:val=""/>
+      <w:lvlJc w:val="left"/>
+    </w:lvl>
+    <w:lvl w:ilvl="4" w:tplc="E7A4105C">
+      <w:numFmt w:val="decimal"/>
+      <w:lvlText w:val=""/>
+      <w:lvlJc w:val="left"/>
+    </w:lvl>
+    <w:lvl w:ilvl="5" w:tplc="F816E85C">
+      <w:numFmt w:val="decimal"/>
+      <w:lvlText w:val=""/>
+      <w:lvlJc w:val="left"/>
+    </w:lvl>
+    <w:lvl w:ilvl="6" w:tplc="B966332A">
+      <w:numFmt w:val="decimal"/>
+      <w:lvlText w:val=""/>
+      <w:lvlJc w:val="left"/>
+    </w:lvl>
+    <w:lvl w:ilvl="7" w:tplc="607281DA">
+      <w:numFmt w:val="decimal"/>
+      <w:lvlText w:val=""/>
+      <w:lvlJc w:val="left"/>
+    </w:lvl>
+    <w:lvl w:ilvl="8" w:tplc="F3E06940">
+      <w:numFmt w:val="decimal"/>
+      <w:lvlText w:val=""/>
+      <w:lvlJc w:val="left"/>
+    </w:lvl>
+  </w:abstractNum>
+  <w:abstractNum w:abstractNumId="6" w15:restartNumberingAfterBreak="0">
     <w:nsid w:val="5B411392"/>
     <w:multiLevelType w:val="multilevel"/>
     <w:tmpl w:val="178EFCBA"/>
@@ -2866,7 +6919,7 @@
       </w:rPr>
     </w:lvl>
   </w:abstractNum>
-  <w:abstractNum w:abstractNumId="5" w15:restartNumberingAfterBreak="0">
+  <w:abstractNum w:abstractNumId="7" w15:restartNumberingAfterBreak="0">
     <w:nsid w:val="71807A61"/>
     <w:multiLevelType w:val="multilevel"/>
     <w:tmpl w:val="3A0E9DE2"/>
@@ -3015,7 +7068,7 @@
       </w:rPr>
     </w:lvl>
   </w:abstractNum>
-  <w:abstractNum w:abstractNumId="6" w15:restartNumberingAfterBreak="0">
+  <w:abstractNum w:abstractNumId="8" w15:restartNumberingAfterBreak="0">
     <w:nsid w:val="780B1895"/>
     <w:multiLevelType w:val="multilevel"/>
     <w:tmpl w:val="A59281EA"/>
@@ -3164,7 +7217,7 @@
       </w:rPr>
     </w:lvl>
   </w:abstractNum>
-  <w:abstractNum w:abstractNumId="7" w15:restartNumberingAfterBreak="0">
+  <w:abstractNum w:abstractNumId="9" w15:restartNumberingAfterBreak="0">
     <w:nsid w:val="7ACA6EFF"/>
     <w:multiLevelType w:val="hybridMultilevel"/>
     <w:tmpl w:val="184A27A4"/>
@@ -3219,28 +7272,40 @@
     </w:lvl>
   </w:abstractNum>
   <w:num w:numId="1" w16cid:durableId="217203133">
-    <w:abstractNumId w:val="1"/>
+    <w:abstractNumId w:val="2"/>
   </w:num>
   <w:num w:numId="2" w16cid:durableId="163322013">
     <w:abstractNumId w:val="0"/>
   </w:num>
   <w:num w:numId="3" w16cid:durableId="761220150">
-    <w:abstractNumId w:val="5"/>
+    <w:abstractNumId w:val="7"/>
   </w:num>
   <w:num w:numId="4" w16cid:durableId="1163811030">
+    <w:abstractNumId w:val="8"/>
+  </w:num>
+  <w:num w:numId="5" w16cid:durableId="389504127">
     <w:abstractNumId w:val="6"/>
   </w:num>
-  <w:num w:numId="5" w16cid:durableId="389504127">
+  <w:num w:numId="6" w16cid:durableId="1235898861">
+    <w:abstractNumId w:val="3"/>
+  </w:num>
+  <w:num w:numId="7" w16cid:durableId="1275282315">
     <w:abstractNumId w:val="4"/>
   </w:num>
-  <w:num w:numId="6" w16cid:durableId="1235898861">
-    <w:abstractNumId w:val="2"/>
+  <w:num w:numId="8" w16cid:durableId="699167122">
+    <w:abstractNumId w:val="9"/>
+    <w:lvlOverride w:ilvl="0">
+      <w:startOverride w:val="1"/>
+    </w:lvlOverride>
   </w:num>
-  <w:num w:numId="7" w16cid:durableId="1275282315">
-    <w:abstractNumId w:val="3"/>
+  <w:num w:numId="9" w16cid:durableId="1133793415">
+    <w:abstractNumId w:val="1"/>
+    <w:lvlOverride w:ilvl="0">
+      <w:startOverride w:val="1"/>
+    </w:lvlOverride>
   </w:num>
-  <w:num w:numId="8" w16cid:durableId="699167122">
-    <w:abstractNumId w:val="7"/>
+  <w:num w:numId="10" w16cid:durableId="1349480382">
+    <w:abstractNumId w:val="5"/>
     <w:lvlOverride w:ilvl="0">
       <w:startOverride w:val="1"/>
     </w:lvlOverride>
@@ -3698,7 +7763,6 @@
     <w:next w:val="Normal"/>
     <w:link w:val="Heading3Char"/>
     <w:uiPriority w:val="9"/>
-    <w:semiHidden/>
     <w:unhideWhenUsed/>
     <w:qFormat/>
     <w:rsid w:val="00A24A47"/>

--- a/Book/Deep Learning From Scratch in C++.docx
+++ b/Book/Deep Learning From Scratch in C++.docx
@@ -11,7 +11,7 @@
           <w:noProof/>
         </w:rPr>
         <w:drawing>
-          <wp:anchor distT="0" distB="0" distL="114300" distR="114300" simplePos="0" relativeHeight="251658240" behindDoc="1" locked="0" layoutInCell="1" allowOverlap="1" wp14:anchorId="274A273B" wp14:editId="710A9631">
+          <wp:anchor distT="0" distB="0" distL="114300" distR="114300" simplePos="0" relativeHeight="251659264" behindDoc="1" locked="0" layoutInCell="1" allowOverlap="1" wp14:anchorId="72AE0BE1" wp14:editId="1A0ABE36">
             <wp:simplePos x="0" y="0"/>
             <wp:positionH relativeFrom="margin">
               <wp:align>center</wp:align>
@@ -202,18 +202,8 @@
     <w:p>
       <w:pPr>
         <w:pStyle w:val="MyBookText"/>
-        <w:rPr>
-          <w:b/>
-          <w:sz w:val="36"/>
-          <w:szCs w:val="36"/>
-        </w:rPr>
-      </w:pPr>
-      <w:r>
-        <w:rPr>
-          <w:b/>
-          <w:sz w:val="36"/>
-          <w:szCs w:val="36"/>
-        </w:rPr>
+      </w:pPr>
+      <w:r>
         <w:t>Deep Learning from Scratch in C++</w:t>
       </w:r>
     </w:p>
@@ -401,25 +391,15 @@
       </w:pPr>
       <w:r>
         <w:lastRenderedPageBreak/>
-        <w:t>P</w:t>
-      </w:r>
-      <w:r>
-        <w:t>REFACE</w:t>
+        <w:t>PREFACE</w:t>
       </w:r>
     </w:p>
     <w:p>
       <w:pPr>
         <w:pStyle w:val="MyBookChapterTitle"/>
-        <w:pBdr>
-          <w:bottom w:val="double" w:sz="4" w:space="1" w:color="124F1A" w:themeColor="accent3" w:themeShade="BF"/>
-        </w:pBdr>
-        <w:jc w:val="left"/>
-      </w:pPr>
-      <w:r>
-        <w:t>A Builder's Guide to Deep Learnin</w:t>
-      </w:r>
-      <w:r>
-        <w:t>g</w:t>
+      </w:pPr>
+      <w:r>
+        <w:t>A Builder's Guide to Deep Learning</w:t>
       </w:r>
     </w:p>
     <w:p>
@@ -435,13 +415,7 @@
         <w:pStyle w:val="MyBookText"/>
       </w:pPr>
       <w:r>
-        <w:t>This book was written to help you truly understand what is happening in those moments. Its goal is not just to teach you how to use existing frameworks, but to give you a deep, intuitive grasp of the internal machinery behind modern deep learning</w:t>
-      </w:r>
-      <w:r>
-        <w:t xml:space="preserve">, </w:t>
-      </w:r>
-      <w:r>
-        <w:t xml:space="preserve">especially the core concepts of </w:t>
+        <w:t xml:space="preserve">This book was written to help you truly understand what is happening in those moments. Its goal is not just to teach you how to use existing frameworks, but to give you a deep, intuitive grasp of the internal machinery behind modern deep learning, especially the core concepts of </w:t>
       </w:r>
       <w:r>
         <w:rPr>
@@ -459,19 +433,7 @@
         <w:pStyle w:val="MyBookText"/>
       </w:pPr>
       <w:r>
-        <w:t xml:space="preserve">The best way to achieve this understanding is to build everything from the ground up. By constructing the fundamental building blocks </w:t>
-      </w:r>
-      <w:r>
-        <w:t xml:space="preserve">ourselves </w:t>
-      </w:r>
-      <w:r>
-        <w:t xml:space="preserve">in C++, by implementing the actual operations, layers, gradients, and optimization steps with </w:t>
-      </w:r>
-      <w:r>
-        <w:t>our</w:t>
-      </w:r>
-      <w:r>
-        <w:t xml:space="preserve"> own hands, the entire process stops feeling like black magic. What once seemed complex and mysterious becomes clear and natural.</w:t>
+        <w:t>The best way to achieve this understanding is to build everything from the ground up. By constructing the fundamental building blocks ourselves in C++, by implementing the actual operations, layers, gradients, and optimization steps with our own hands, the entire process stops feeling like black magic. What once seemed complex and mysterious becomes clear and natural.</w:t>
       </w:r>
     </w:p>
     <w:p>
@@ -495,13 +457,7 @@
         <w:pStyle w:val="MyBookText"/>
       </w:pPr>
       <w:r>
-        <w:t xml:space="preserve">The frameworks were too large and too complex to read as a learning exercise. The research papers assumed a mathematical background I had developed only partially. The tutorials got me to a working model </w:t>
-      </w:r>
-      <w:r>
-        <w:t>quickly but</w:t>
-      </w:r>
-      <w:r>
-        <w:t xml:space="preserve"> left me with the uneasy feeling of having followed a recipe without </w:t>
+        <w:t xml:space="preserve">The frameworks were too large and too complex to read as a learning exercise. The research papers assumed a mathematical background I had developed only partially. The tutorials got me to a working model quickly but left me with the uneasy feeling of having followed a recipe without </w:t>
       </w:r>
       <w:r>
         <w:lastRenderedPageBreak/>
@@ -521,13 +477,7 @@
         <w:pStyle w:val="MyBookText"/>
       </w:pPr>
       <w:r>
-        <w:t xml:space="preserve">This book is the document I wish had existed when I started </w:t>
-      </w:r>
-      <w:r>
-        <w:t>working with neural networks</w:t>
-      </w:r>
-      <w:r>
-        <w:t>. It takes the approach that worked for me and structures it as a guided, progressive build, starting from a single neuron and ending with a complete modern deep learning library that you can read, understand, extend, and use.</w:t>
+        <w:t>This book is the document I wish had existed when I started working with neural networks. It takes the approach that worked for me and structures it as a guided, progressive build, starting from a single neuron and ending with a complete modern deep learning library that you can read, understand, extend, and use.</w:t>
       </w:r>
     </w:p>
     <w:p>
@@ -543,13 +493,7 @@
         <w:pStyle w:val="MyBookText"/>
       </w:pPr>
       <w:r>
-        <w:t xml:space="preserve">This is a builder's guide. Its central claim is that the most reliable path to understanding deep learning is to build it </w:t>
-      </w:r>
-      <w:r>
-        <w:t>ourselves</w:t>
-      </w:r>
-      <w:r>
-        <w:t>, in a language that keeps the details visible, using only the tools that come with that language.</w:t>
+        <w:t>This is a builder's guide. Its central claim is that the most reliable path to understanding deep learning is to build it ourselves, in a language that keeps the details visible, using only the tools that come with that language.</w:t>
       </w:r>
     </w:p>
     <w:p>
@@ -565,13 +509,7 @@
         <w:pStyle w:val="MyBookText"/>
       </w:pPr>
       <w:r>
-        <w:t>The scope covers the core of modern supervised deep learning as it was understood around 2016: dense networks, convolutional networks, residual connections, normalization, dropout, and the Adam optimizer</w:t>
-      </w:r>
-      <w:r>
-        <w:t>, with an attempt towards transformers at the end</w:t>
-      </w:r>
-      <w:r>
-        <w:t xml:space="preserve">. This is not the complete frontier of the field. Transformers, self-supervised learning, and large </w:t>
+        <w:t xml:space="preserve">The scope covers the core of modern supervised deep learning as it was understood around 2016: dense networks, convolutional networks, residual connections, normalization, dropout, and the Adam optimizer, with an attempt towards transformers at the end. This is not the complete frontier of the field. Transformers, self-supervised learning, and large </w:t>
       </w:r>
       <w:r>
         <w:lastRenderedPageBreak/>
@@ -701,15 +639,7 @@
         <w:pStyle w:val="MyBookText"/>
       </w:pPr>
       <w:r>
-        <w:t xml:space="preserve">All code in this book is written in C++ using only the Standard Library. There are no external dependencies. Every example is a complete, </w:t>
-      </w:r>
-      <w:proofErr w:type="spellStart"/>
-      <w:r>
-        <w:t>compilable</w:t>
-      </w:r>
-      <w:proofErr w:type="spellEnd"/>
-      <w:r>
-        <w:t xml:space="preserve"> program. The full library can be built from the source directory with a single command:</w:t>
+        <w:t>All code in this book is written in C++ using only the Standard Library. There are no external dependencies. Every example is a complete, compilable program. The full library can be built from the source directory with a single command:</w:t>
       </w:r>
     </w:p>
     <w:p>
@@ -717,21 +647,8 @@
         <w:pStyle w:val="MyBookCode"/>
       </w:pPr>
       <w:r>
-        <w:t>g++ -std=</w:t>
-      </w:r>
-      <w:proofErr w:type="spellStart"/>
-      <w:r>
-        <w:t>c++</w:t>
-      </w:r>
-      <w:proofErr w:type="spellEnd"/>
-      <w:r>
-        <w:t>17 -O2 -o appliance *.</w:t>
-      </w:r>
-      <w:proofErr w:type="spellStart"/>
-      <w:r>
-        <w:t>cpp</w:t>
-      </w:r>
-      <w:proofErr w:type="spellEnd"/>
+        <w:t>g++ -std=c++17 -O2 -o appliance *.cpp</w:t>
+      </w:r>
     </w:p>
     <w:p>
       <w:pPr>
@@ -784,11 +701,6 @@
         <w:pStyle w:val="MyBookText"/>
       </w:pPr>
       <w:r>
-        <w:rPr>
-          <w:b/>
-          <w:bCs/>
-          <w:color w:val="1F3864"/>
-        </w:rPr>
         <w:t>Baher Nicola</w:t>
       </w:r>
     </w:p>
@@ -797,13 +709,6 @@
         <w:pStyle w:val="MyBookText"/>
       </w:pPr>
       <w:r>
-        <w:rPr>
-          <w:i/>
-          <w:iCs/>
-          <w:color w:val="555555"/>
-          <w:sz w:val="22"/>
-          <w:szCs w:val="22"/>
-        </w:rPr>
         <w:t>2026</w:t>
       </w:r>
     </w:p>
@@ -835,34 +740,16 @@
     <w:p>
       <w:pPr>
         <w:pStyle w:val="MyBookText"/>
-        <w:rPr>
-          <w:b/>
-          <w:sz w:val="36"/>
-          <w:szCs w:val="36"/>
-        </w:rPr>
-      </w:pPr>
-      <w:r>
-        <w:rPr>
-          <w:b/>
-          <w:sz w:val="36"/>
-          <w:szCs w:val="36"/>
-        </w:rPr>
+      </w:pPr>
+      <w:r>
         <w:t>Table of Contents</w:t>
       </w:r>
     </w:p>
     <w:p>
       <w:pPr>
         <w:pStyle w:val="MyBookText"/>
-        <w:rPr>
-          <w:b/>
-          <w:szCs w:val="28"/>
-        </w:rPr>
-      </w:pPr>
-      <w:r>
-        <w:rPr>
-          <w:b/>
-          <w:szCs w:val="28"/>
-        </w:rPr>
+      </w:pPr>
+      <w:r>
         <w:t xml:space="preserve"> Part I: Foundations</w:t>
       </w:r>
     </w:p>
@@ -871,81 +758,43 @@
         <w:pStyle w:val="MyBookText"/>
       </w:pPr>
       <w:r>
-        <w:t xml:space="preserve">Chapter 1: Why Build Neural Networks from </w:t>
-      </w:r>
-      <w:r>
-        <w:t>Scratch? *</w:t>
-      </w:r>
-      <w:r>
-        <w:t>* ......</w:t>
-      </w:r>
-      <w:r>
-        <w:t>..........................</w:t>
-      </w:r>
-      <w:r>
-        <w:t xml:space="preserve">.......... 1  </w:t>
-      </w:r>
-    </w:p>
-    <w:p>
-      <w:pPr>
-        <w:pStyle w:val="MyBookText"/>
-      </w:pPr>
-      <w:r>
-        <w:t>Chapter 2: The Perceptron** ..................................</w:t>
-      </w:r>
-      <w:r>
-        <w:t>....................................</w:t>
-      </w:r>
-      <w:r>
-        <w:t xml:space="preserve">........... 15  </w:t>
-      </w:r>
-    </w:p>
-    <w:p>
-      <w:pPr>
-        <w:pStyle w:val="MyBookText"/>
-      </w:pPr>
-      <w:r>
-        <w:t xml:space="preserve">Chapter 3: Multi-Layer Networks and Backpropagation** </w:t>
-      </w:r>
-      <w:r>
-        <w:t>……………………….</w:t>
-      </w:r>
-      <w:r>
-        <w:t xml:space="preserve">............. 35  </w:t>
-      </w:r>
-    </w:p>
-    <w:p>
-      <w:pPr>
-        <w:pStyle w:val="MyBookText"/>
-      </w:pPr>
-      <w:r>
-        <w:t>Chapter 4: Activation Functions and Loss** ...............</w:t>
-      </w:r>
-      <w:r>
-        <w:t>...............................</w:t>
-      </w:r>
-      <w:r>
-        <w:t>............. 65</w:t>
-      </w:r>
-    </w:p>
-    <w:p>
-      <w:pPr>
-        <w:pStyle w:val="MyBookText"/>
-      </w:pPr>
-    </w:p>
-    <w:p>
-      <w:pPr>
-        <w:pStyle w:val="MyBookText"/>
-        <w:rPr>
-          <w:b/>
-          <w:szCs w:val="28"/>
-        </w:rPr>
-      </w:pPr>
-      <w:r>
-        <w:rPr>
-          <w:b/>
-          <w:szCs w:val="28"/>
-        </w:rPr>
+        <w:t xml:space="preserve">Chapter 1: Why Build Neural Networks from Scratch? ** .......................................... 1  </w:t>
+      </w:r>
+    </w:p>
+    <w:p>
+      <w:pPr>
+        <w:pStyle w:val="MyBookText"/>
+      </w:pPr>
+      <w:r>
+        <w:t xml:space="preserve">Chapter 2: The Perceptron** ................................................................................. 15  </w:t>
+      </w:r>
+    </w:p>
+    <w:p>
+      <w:pPr>
+        <w:pStyle w:val="MyBookText"/>
+      </w:pPr>
+      <w:r>
+        <w:t xml:space="preserve">Chapter 3: Multi-Layer Networks and Backpropagation** ……………………….............. 35  </w:t>
+      </w:r>
+    </w:p>
+    <w:p>
+      <w:pPr>
+        <w:pStyle w:val="MyBookText"/>
+      </w:pPr>
+      <w:r>
+        <w:t>Chapter 4: Activation Functions and Loss** ........................................................... 65</w:t>
+      </w:r>
+    </w:p>
+    <w:p>
+      <w:pPr>
+        <w:pStyle w:val="MyBookText"/>
+      </w:pPr>
+    </w:p>
+    <w:p>
+      <w:pPr>
+        <w:pStyle w:val="MyBookText"/>
+      </w:pPr>
+      <w:r>
         <w:t xml:space="preserve"> Part II: Modern Deep Learning Components</w:t>
       </w:r>
     </w:p>
@@ -954,75 +803,43 @@
         <w:pStyle w:val="MyBookText"/>
       </w:pPr>
       <w:r>
-        <w:t>Chapter 5: Optimization with Adam** .................</w:t>
-      </w:r>
-      <w:r>
-        <w:t>................................</w:t>
-      </w:r>
-      <w:r>
-        <w:t xml:space="preserve">................... 85  </w:t>
-      </w:r>
-    </w:p>
-    <w:p>
-      <w:pPr>
-        <w:pStyle w:val="MyBookText"/>
-      </w:pPr>
-      <w:r>
-        <w:t>Chapter 6: Convolutional Neural Networks** ..........</w:t>
-      </w:r>
-      <w:r>
-        <w:t>..........................</w:t>
-      </w:r>
-      <w:r>
-        <w:t xml:space="preserve">................... 105  </w:t>
-      </w:r>
-    </w:p>
-    <w:p>
-      <w:pPr>
-        <w:pStyle w:val="MyBookText"/>
-      </w:pPr>
-      <w:r>
-        <w:t>Chapter 7: Regularization Techniques** .........</w:t>
-      </w:r>
-      <w:r>
-        <w:t>.............................</w:t>
-      </w:r>
-      <w:r>
-        <w:t xml:space="preserve">......................... 135  </w:t>
-      </w:r>
-    </w:p>
-    <w:p>
-      <w:pPr>
-        <w:pStyle w:val="MyBookText"/>
-      </w:pPr>
-      <w:r>
-        <w:t>Chapter 8: Residual Connections** ...........</w:t>
-      </w:r>
-      <w:r>
-        <w:t>..............................</w:t>
-      </w:r>
-      <w:r>
-        <w:t>............................ 155</w:t>
-      </w:r>
-    </w:p>
-    <w:p>
-      <w:pPr>
-        <w:pStyle w:val="MyBookText"/>
-      </w:pPr>
-    </w:p>
-    <w:p>
-      <w:pPr>
-        <w:pStyle w:val="MyBookText"/>
-        <w:rPr>
-          <w:b/>
-          <w:szCs w:val="28"/>
-        </w:rPr>
-      </w:pPr>
-      <w:r>
-        <w:rPr>
-          <w:b/>
-          <w:szCs w:val="28"/>
-        </w:rPr>
+        <w:t xml:space="preserve">Chapter 5: Optimization with Adam** .................................................................... 85  </w:t>
+      </w:r>
+    </w:p>
+    <w:p>
+      <w:pPr>
+        <w:pStyle w:val="MyBookText"/>
+      </w:pPr>
+      <w:r>
+        <w:t xml:space="preserve">Chapter 6: Convolutional Neural Networks** ....................................................... 105  </w:t>
+      </w:r>
+    </w:p>
+    <w:p>
+      <w:pPr>
+        <w:pStyle w:val="MyBookText"/>
+      </w:pPr>
+      <w:r>
+        <w:t xml:space="preserve">Chapter 7: Regularization Techniques** ............................................................... 135  </w:t>
+      </w:r>
+    </w:p>
+    <w:p>
+      <w:pPr>
+        <w:pStyle w:val="MyBookText"/>
+      </w:pPr>
+      <w:r>
+        <w:t>Chapter 8: Residual Connections** ..................................................................... 155</w:t>
+      </w:r>
+    </w:p>
+    <w:p>
+      <w:pPr>
+        <w:pStyle w:val="MyBookText"/>
+      </w:pPr>
+    </w:p>
+    <w:p>
+      <w:pPr>
+        <w:pStyle w:val="MyBookText"/>
+      </w:pPr>
+      <w:r>
         <w:t>Part III: Applications and Advanced Topics</w:t>
       </w:r>
     </w:p>
@@ -1031,27 +848,15 @@
         <w:pStyle w:val="MyBookText"/>
       </w:pPr>
       <w:r>
-        <w:t>Chapter 9: Natural Language Appliance Controller** ......</w:t>
-      </w:r>
-      <w:r>
-        <w:t>.........................</w:t>
-      </w:r>
-      <w:r>
-        <w:t xml:space="preserve">............. 175  </w:t>
-      </w:r>
-    </w:p>
-    <w:p>
-      <w:pPr>
-        <w:pStyle w:val="MyBookText"/>
-      </w:pPr>
-      <w:r>
-        <w:t>Chapter 10: Image Classification with Conv2D + MaxPool** ......</w:t>
-      </w:r>
-      <w:r>
-        <w:t>......................</w:t>
-      </w:r>
-      <w:r>
-        <w:t xml:space="preserve">...... 205  </w:t>
+        <w:t xml:space="preserve">Chapter 9: Natural Language Appliance Controller** ............................................ 175  </w:t>
+      </w:r>
+    </w:p>
+    <w:p>
+      <w:pPr>
+        <w:pStyle w:val="MyBookText"/>
+      </w:pPr>
+      <w:r>
+        <w:t xml:space="preserve">Chapter 10: Image Classification with Conv2D + MaxPool** .................................. 205  </w:t>
       </w:r>
     </w:p>
     <w:p>
@@ -1060,27 +865,15 @@
       </w:pPr>
       <w:r>
         <w:lastRenderedPageBreak/>
-        <w:t>Chapter 11: Saving, Loading, and Production** ............</w:t>
-      </w:r>
-      <w:r>
-        <w:t>...........................</w:t>
-      </w:r>
-      <w:r>
-        <w:t xml:space="preserve">............. 225  </w:t>
-      </w:r>
-    </w:p>
-    <w:p>
-      <w:pPr>
-        <w:pStyle w:val="MyBookText"/>
-      </w:pPr>
-      <w:r>
-        <w:t>Chapter 12: Beyond This Book** ............</w:t>
-      </w:r>
-      <w:r>
-        <w:t>................................</w:t>
-      </w:r>
-      <w:r>
-        <w:t xml:space="preserve">.............................. 245  </w:t>
+        <w:t xml:space="preserve">Chapter 11: Saving, Loading, and Production** .................................................... 225  </w:t>
+      </w:r>
+    </w:p>
+    <w:p>
+      <w:pPr>
+        <w:pStyle w:val="MyBookText"/>
+      </w:pPr>
+      <w:r>
+        <w:t xml:space="preserve">Chapter 12: Beyond This Book** .......................................................................... 245  </w:t>
       </w:r>
     </w:p>
     <w:p>
@@ -1215,30 +1008,7 @@
         <w:pStyle w:val="MyBookText"/>
       </w:pPr>
       <w:r>
-        <w:rPr>
-          <w:rFonts w:ascii="Arial" w:eastAsia="Arial" w:hAnsi="Arial" w:cs="Arial"/>
-          <w:b/>
-          <w:bCs/>
-          <w:caps/>
-          <w:color w:val="2E75B6"/>
-          <w:spacing w:val="120"/>
-          <w:sz w:val="22"/>
-          <w:szCs w:val="22"/>
-        </w:rPr>
-        <w:t>Chapter</w:t>
-      </w:r>
-      <w:r>
-        <w:rPr>
-          <w:rFonts w:ascii="Arial" w:eastAsia="Arial" w:hAnsi="Arial" w:cs="Arial"/>
-          <w:b/>
-          <w:bCs/>
-          <w:caps/>
-          <w:color w:val="2E75B6"/>
-          <w:spacing w:val="120"/>
-          <w:sz w:val="22"/>
-          <w:szCs w:val="22"/>
-        </w:rPr>
-        <w:t xml:space="preserve"> 1</w:t>
+        <w:t>Chapter 1</w:t>
       </w:r>
     </w:p>
     <w:p>
@@ -1276,13 +1046,6 @@
     <w:p>
       <w:pPr>
         <w:pStyle w:val="MyBookText"/>
-        <w:rPr>
-          <w:rFonts w:ascii="Arial" w:eastAsia="Arial" w:hAnsi="Arial" w:cs="Arial"/>
-          <w:b/>
-          <w:bCs/>
-          <w:color w:val="2E75B6"/>
-          <w:szCs w:val="28"/>
-        </w:rPr>
       </w:pPr>
     </w:p>
     <w:p>
@@ -1306,19 +1069,7 @@
         <w:pStyle w:val="MyBookText"/>
       </w:pPr>
       <w:r>
-        <w:t>Consider the canonical getting-started example. You open a terminal, install</w:t>
-      </w:r>
-      <w:r>
-        <w:t xml:space="preserve"> torch</w:t>
-      </w:r>
-      <w:r>
-        <w:t xml:space="preserve">, paste twenty lines from a tutorial, and within minutes a model is training on the MNIST handwritten digit dataset. The loss falls. The accuracy climbs. You adjust the learning rate, swap in a different optimizer, add a dropout layer. It works. You ship something. All without ever knowing what a gradient actually </w:t>
-      </w:r>
-      <w:r>
-        <w:t>is or</w:t>
-      </w:r>
-      <w:r>
-        <w:t xml:space="preserve"> why multiplying it by a small number and subtracting from a weight makes the model better.</w:t>
+        <w:t>Consider the canonical getting-started example. You open a terminal, install torch, paste twenty lines from a tutorial, and within minutes a model is training on the MNIST handwritten digit dataset. The loss falls. The accuracy climbs. You adjust the learning rate, swap in a different optimizer, add a dropout layer. It works. You ship something. All without ever knowing what a gradient actually is or why multiplying it by a small number and subtracting from a weight makes the model better.</w:t>
       </w:r>
     </w:p>
     <w:p>
@@ -1362,52 +1113,23 @@
         <w:pStyle w:val="MyBookText"/>
       </w:pPr>
       <w:r>
-        <w:t xml:space="preserve">The autograd engine that silently differentiates </w:t>
-      </w:r>
-      <w:r>
-        <w:t>our</w:t>
-      </w:r>
-      <w:r>
-        <w:t xml:space="preserve"> computation graph is a marvel of software engineering. It also completely removes the need to understand differentiation. The optimizer that updates </w:t>
-      </w:r>
-      <w:r>
-        <w:t>our</w:t>
-      </w:r>
-      <w:r>
-        <w:t xml:space="preserve"> weights is thoroughly tested and almost certainly correct. It also completely removes the need to understand why it works. Layer normalization, residual connections, attention mechanisms: all available, all debugged, all opaque.</w:t>
-      </w:r>
-    </w:p>
-    <w:p>
-      <w:pPr>
-        <w:pStyle w:val="MyBookText"/>
-      </w:pPr>
-      <w:r>
-        <w:t xml:space="preserve">The moment you need to do something the framework does not </w:t>
-      </w:r>
-      <w:r>
-        <w:t>expect</w:t>
-      </w:r>
-      <w:r>
-        <w:t xml:space="preserve"> that opacity becomes a wall. You cannot debug what you cannot see. You cannot extend what you do not understand. And you cannot reason about performance, correctness, or correctness-under-distribution-shift if the machinery doing the work is invisible to you.</w:t>
-      </w:r>
-    </w:p>
-    <w:p>
-      <w:pPr>
-        <w:pStyle w:val="MyBookText"/>
-      </w:pPr>
-      <w:r>
-        <w:t>This book is written for those who want to dismantle the wall. Not to abandon frameworks entirely, since you will still use them in your day-to-day work, but to understand what lies behind them. That understanding changes your relationship to the tools. Instead of wondering why something does not work and guessing at solutions, you will know where to look.</w:t>
-      </w:r>
-      <w:r>
-        <w:t xml:space="preserve"> </w:t>
-      </w:r>
-      <w:proofErr w:type="gramStart"/>
-      <w:r>
-        <w:t>Also</w:t>
-      </w:r>
-      <w:proofErr w:type="gramEnd"/>
-      <w:r>
-        <w:t xml:space="preserve"> the fun of building these things is incomparable to anything.</w:t>
+        <w:t>The autograd engine that silently differentiates our computation graph is a marvel of software engineering. It also completely removes the need to understand differentiation. The optimizer that updates our weights is thoroughly tested and almost certainly correct. It also completely removes the need to understand why it works. Layer normalization, residual connections, attention mechanisms: all available, all debugged, all opaque.</w:t>
+      </w:r>
+    </w:p>
+    <w:p>
+      <w:pPr>
+        <w:pStyle w:val="MyBookText"/>
+      </w:pPr>
+      <w:r>
+        <w:t>The moment you need to do something the framework does not expect that opacity becomes a wall. You cannot debug what you cannot see. You cannot extend what you do not understand. And you cannot reason about performance, correctness, or correctness-under-distribution-shift if the machinery doing the work is invisible to you.</w:t>
+      </w:r>
+    </w:p>
+    <w:p>
+      <w:pPr>
+        <w:pStyle w:val="MyBookText"/>
+      </w:pPr>
+      <w:r>
+        <w:t>This book is written for those who want to dismantle the wall. Not to abandon frameworks entirely, since you will still use them in your day-to-day work, but to understand what lies behind them. That understanding changes your relationship to the tools. Instead of wondering why something does not work and guessing at solutions, you will know where to look. Also the fun of building these things is incomparable to anything.</w:t>
       </w:r>
     </w:p>
     <w:p>
@@ -1440,21 +1162,7 @@
         <w:pStyle w:val="MyBookText"/>
       </w:pPr>
       <w:r>
-        <w:t xml:space="preserve">Torch followed, bringing dynamic computation graphs to Lua, and then to Python as PyTorch. TensorFlow arrived from Google in 2015 and dominated the production landscape for several years. </w:t>
-      </w:r>
-      <w:r>
-        <w:t>Karas</w:t>
-      </w:r>
-      <w:r>
-        <w:t xml:space="preserve"> provided a high-level API first over Theano and </w:t>
-      </w:r>
-      <w:proofErr w:type="gramStart"/>
-      <w:r>
-        <w:t>TensorFlow, and</w:t>
-      </w:r>
-      <w:proofErr w:type="gramEnd"/>
-      <w:r>
-        <w:t xml:space="preserve"> later became integrated into TensorFlow itself. JAX emerged from Google as a more functional alternative, building on NumPy semantics with just-in-time compilation and automatic differentiation.</w:t>
+        <w:t>Torch followed, bringing dynamic computation graphs to Lua, and then to Python as PyTorch. TensorFlow arrived from Google in 2015 and dominated the production landscape for several years. Karas provided a high-level API first over Theano and TensorFlow, and later became integrated into TensorFlow itself. JAX emerged from Google as a more functional alternative, building on NumPy semantics with just-in-time compilation and automatic differentiation.</w:t>
       </w:r>
     </w:p>
     <w:p>
@@ -1470,13 +1178,7 @@
         <w:pStyle w:val="MyBookText"/>
       </w:pPr>
       <w:r>
-        <w:t xml:space="preserve">This book is not nostalgic for the days of hand-derived gradients. Those days were genuinely harder, and the productivity gains from modern frameworks are real. But there is a difference between choosing not to derive gradients by hand because you understand them well enough to trust the </w:t>
-      </w:r>
-      <w:r>
-        <w:t>framework and</w:t>
-      </w:r>
-      <w:r>
-        <w:t xml:space="preserve"> never having derived them at all because the framework made it unnecessary. This book aims to put you firmly in the first category.</w:t>
+        <w:t>This book is not nostalgic for the days of hand-derived gradients. Those days were genuinely harder, and the productivity gains from modern frameworks are real. But there is a difference between choosing not to derive gradients by hand because you understand them well enough to trust the framework and never having derived them at all because the framework made it unnecessary. This book aims to put you firmly in the first category.</w:t>
       </w:r>
     </w:p>
     <w:p>
@@ -1588,29 +1290,7 @@
         <w:t>Layer</w:t>
       </w:r>
       <w:r>
-        <w:t xml:space="preserve">: an abstraction over a group of neurons. We implement Linear, Conv1D, Conv2D, </w:t>
-      </w:r>
-      <w:r>
-        <w:t xml:space="preserve">MaxPool1D, </w:t>
-      </w:r>
-      <w:r>
-        <w:t xml:space="preserve">MaxPool2D, Dropout, </w:t>
-      </w:r>
-      <w:proofErr w:type="spellStart"/>
-      <w:r>
-        <w:t>LayerNorm</w:t>
-      </w:r>
-      <w:proofErr w:type="spellEnd"/>
-      <w:r>
-        <w:t xml:space="preserve">, Residual, and </w:t>
-      </w:r>
-      <w:proofErr w:type="spellStart"/>
-      <w:r>
-        <w:t>Softmax</w:t>
-      </w:r>
-      <w:proofErr w:type="spellEnd"/>
-      <w:r>
-        <w:t xml:space="preserve"> layers, each with its own forward and backward logic.</w:t>
+        <w:t>: an abstraction over a group of neurons. We implement Linear, Conv1D, Conv2D, MaxPool1D, MaxPool2D, Dropout, LayerNorm, Residual, and Softmax layers, each with its own forward and backward logic.</w:t>
       </w:r>
     </w:p>
     <w:p>
@@ -1697,13 +1377,7 @@
         <w:pStyle w:val="MyBookText"/>
       </w:pPr>
       <w:r>
-        <w:t xml:space="preserve">The second reason is that C++ is how high-performance neural network code actually works. The PyTorch C++ frontend, the TensorFlow core, the CUDA kernels underneath every GPU-accelerated operation: all written in C or C++. When you understand how to write a forward pass in C++, you understand what is actually happening when PyTorch runs yours. The Python API is a thin and elegant wrapper over machinery that looks very much like what </w:t>
-      </w:r>
-      <w:r>
-        <w:t>we</w:t>
-      </w:r>
-      <w:r>
-        <w:t xml:space="preserve"> will build in this book.</w:t>
+        <w:t>The second reason is that C++ is how high-performance neural network code actually works. The PyTorch C++ frontend, the TensorFlow core, the CUDA kernels underneath every GPU-accelerated operation: all written in C or C++. When you understand how to write a forward pass in C++, you understand what is actually happening when PyTorch runs yours. The Python API is a thin and elegant wrapper over machinery that looks very much like what we will build in this book.</w:t>
       </w:r>
     </w:p>
     <w:p>
@@ -1779,13 +1453,7 @@
         <w:pStyle w:val="MyBookText"/>
       </w:pPr>
       <w:r>
-        <w:t xml:space="preserve">That intuition, once acquired, is permanent. You will never again wonder why backpropagation works. And it will </w:t>
-      </w:r>
-      <w:r>
-        <w:t>generalize</w:t>
-      </w:r>
-      <w:r>
-        <w:t xml:space="preserve"> when you encounter a new architecture or a new loss function, you will instinctively understand how to reason about its gradients, because you have done the reasoning yourself.</w:t>
+        <w:t>That intuition, once acquired, is permanent. You will never again wonder why backpropagation works. And it will generalize when you encounter a new architecture or a new loss function, you will instinctively understand how to reason about its gradients, because you have done the reasoning yourself.</w:t>
       </w:r>
     </w:p>
     <w:p>
@@ -1829,15 +1497,7 @@
         <w:pStyle w:val="MyBookText"/>
       </w:pPr>
       <w:r>
-        <w:t xml:space="preserve">The third benefit is confidence. When you have built a residual connection from scratch, from the first forward pass to the gradient of the skip connection, debugging one in PyTorch is a fundamentally different experience. You are not staring at a black box. You are reading a familiar story told in a different dialect. When something goes wrong, you know what to look for, because you know what the correct </w:t>
-      </w:r>
-      <w:proofErr w:type="spellStart"/>
-      <w:r>
-        <w:t>behavior</w:t>
-      </w:r>
-      <w:proofErr w:type="spellEnd"/>
-      <w:r>
-        <w:t xml:space="preserve"> is at every step.</w:t>
+        <w:t>The third benefit is confidence. When you have built a residual connection from scratch, from the first forward pass to the gradient of the skip connection, debugging one in PyTorch is a fundamentally different experience. You are not staring at a black box. You are reading a familiar story told in a different dialect. When something goes wrong, you know what to look for, because you know what the correct behavior is at every step.</w:t>
       </w:r>
     </w:p>
     <w:p>
@@ -1861,15 +1521,7 @@
         <w:pStyle w:val="MyBookText"/>
       </w:pPr>
       <w:r>
-        <w:t xml:space="preserve">A book about neural networks needs a real neural network to build toward. Abstract examples, while useful for illustration, lack the motivating force of a system that does something genuinely useful. You can explain gradient descent on a toy function and have it </w:t>
-      </w:r>
-      <w:proofErr w:type="gramStart"/>
-      <w:r>
-        <w:t>make</w:t>
-      </w:r>
-      <w:proofErr w:type="gramEnd"/>
-      <w:r>
-        <w:t xml:space="preserve"> sense technically, but there is a qualitative difference between understanding an </w:t>
+        <w:t xml:space="preserve">A book about neural networks needs a real neural network to build toward. Abstract examples, while useful for illustration, lack the motivating force of a system that does something genuinely useful. You can explain gradient descent on a toy function and have it make sense technically, but there is a qualitative difference between understanding an </w:t>
       </w:r>
       <w:r>
         <w:lastRenderedPageBreak/>
@@ -1881,15 +1533,7 @@
         <w:pStyle w:val="MyBookText"/>
       </w:pPr>
       <w:r>
-        <w:t xml:space="preserve">Our running project throughout this book is a natural language appliance controller. The problem is straightforward to </w:t>
-      </w:r>
-      <w:proofErr w:type="gramStart"/>
-      <w:r>
-        <w:t>state:</w:t>
-      </w:r>
-      <w:proofErr w:type="gramEnd"/>
-      <w:r>
-        <w:t xml:space="preserve"> given a command in plain English, predict which household appliances should be turned on or off. Given the command "Turn on the lights and the fan", the model should output that the lights and the fan are on. Given "Switch off everything", all appliances should be predicted as off. Given "Turn on the AC but leave the lights off", the model should correctly predict the state of each appliance independently.</w:t>
+        <w:t>Our running project throughout this book is a natural language appliance controller. The problem is straightforward to state: given a command in plain English, predict which household appliances should be turned on or off. Given the command "Turn on the lights and the fan", the model should output that the lights and the fan are on. Given "Switch off everything", all appliances should be predicted as off. Given "Turn on the AC but leave the lights off", the model should correctly predict the state of each appliance independently.</w:t>
       </w:r>
     </w:p>
     <w:p>
@@ -2102,21 +1746,7 @@
         <w:pStyle w:val="MyBookText"/>
       </w:pPr>
       <w:r>
-        <w:t xml:space="preserve">This architecture is a simplified version of the </w:t>
-      </w:r>
-      <w:proofErr w:type="spellStart"/>
-      <w:r>
-        <w:t>TextCNN</w:t>
-      </w:r>
-      <w:proofErr w:type="spellEnd"/>
-      <w:r>
-        <w:t xml:space="preserve"> model introduced by Yoon Kim in 2014, which demonstrated that simple convolutional networks </w:t>
-      </w:r>
-      <w:r>
-        <w:t>could</w:t>
-      </w:r>
-      <w:r>
-        <w:t xml:space="preserve"> achieve strong performance on text classification tasks. We will not need anything more sophisticated than this for our purposes, </w:t>
+        <w:t xml:space="preserve">This architecture is a simplified version of the TextCNN model introduced by Yoon Kim in 2014, which demonstrated that simple convolutional networks could achieve strong performance on text classification tasks. We will not need anything more sophisticated than this for our purposes, </w:t>
       </w:r>
       <w:r>
         <w:lastRenderedPageBreak/>
@@ -2494,60 +2124,15 @@
         <w:pStyle w:val="MyBookText"/>
       </w:pPr>
       <w:r>
-        <w:rPr>
-          <w:rFonts w:ascii="Courier New" w:eastAsia="Courier New" w:hAnsi="Courier New" w:cs="Courier New"/>
-          <w:color w:val="2E4057"/>
-          <w:sz w:val="22"/>
-          <w:szCs w:val="22"/>
-        </w:rPr>
-        <w:t>g++ -std=</w:t>
-      </w:r>
-      <w:proofErr w:type="spellStart"/>
-      <w:r>
-        <w:rPr>
-          <w:rFonts w:ascii="Courier New" w:eastAsia="Courier New" w:hAnsi="Courier New" w:cs="Courier New"/>
-          <w:color w:val="2E4057"/>
-          <w:sz w:val="22"/>
-          <w:szCs w:val="22"/>
-        </w:rPr>
-        <w:t>c++</w:t>
-      </w:r>
-      <w:proofErr w:type="spellEnd"/>
-      <w:r>
-        <w:rPr>
-          <w:rFonts w:ascii="Courier New" w:eastAsia="Courier New" w:hAnsi="Courier New" w:cs="Courier New"/>
-          <w:color w:val="2E4057"/>
-          <w:sz w:val="22"/>
-          <w:szCs w:val="22"/>
-        </w:rPr>
-        <w:t>17 -O2 -o appliance *.</w:t>
-      </w:r>
-      <w:proofErr w:type="spellStart"/>
-      <w:r>
-        <w:rPr>
-          <w:rFonts w:ascii="Courier New" w:eastAsia="Courier New" w:hAnsi="Courier New" w:cs="Courier New"/>
-          <w:color w:val="2E4057"/>
-          <w:sz w:val="22"/>
-          <w:szCs w:val="22"/>
-        </w:rPr>
-        <w:t>cpp</w:t>
-      </w:r>
-      <w:proofErr w:type="spellEnd"/>
-    </w:p>
-    <w:p>
-      <w:pPr>
-        <w:pStyle w:val="MyBookText"/>
-      </w:pPr>
-      <w:r>
-        <w:t xml:space="preserve">No build system, no dependency manager, no </w:t>
-      </w:r>
-      <w:proofErr w:type="spellStart"/>
-      <w:r>
-        <w:t>CMake</w:t>
-      </w:r>
-      <w:proofErr w:type="spellEnd"/>
-      <w:r>
-        <w:t>. One command, one binary. That simplicity is deliberate: the goal is to have nothing between you and the code. If you prefer a build system for your own experiments, CMakeLists.txt is straightforward to write for a single-directory project, but it is not required.</w:t>
+        <w:t>g++ -std=c++17 -O2 -o appliance *.cpp</w:t>
+      </w:r>
+    </w:p>
+    <w:p>
+      <w:pPr>
+        <w:pStyle w:val="MyBookText"/>
+      </w:pPr>
+      <w:r>
+        <w:t>No build system, no dependency manager, no CMake. One command, one binary. That simplicity is deliberate: the goal is to have nothing between you and the code. If you prefer a build system for your own experiments, CMakeLists.txt is straightforward to write for a single-directory project, but it is not required.</w:t>
       </w:r>
     </w:p>
     <w:p>
@@ -2563,15 +2148,7 @@
         <w:pStyle w:val="MyBookText"/>
       </w:pPr>
       <w:r>
-        <w:t xml:space="preserve">All source code is available in the accompanying repository. The code is organized by chapter, with each chapter's code building on the previous. Every example in the book is a </w:t>
-      </w:r>
-      <w:proofErr w:type="spellStart"/>
-      <w:r>
-        <w:t>compilable</w:t>
-      </w:r>
-      <w:proofErr w:type="spellEnd"/>
-      <w:r>
-        <w:t>, runnable program; there are no pseudocode fragments presented as if they were real code.</w:t>
+        <w:t>All source code is available in the accompanying repository. The code is organized by chapter, with each chapter's code building on the previous. Every example in the book is a compilable, runnable program; there are no pseudocode fragments presented as if they were real code.</w:t>
       </w:r>
     </w:p>
     <w:p>
@@ -2623,55 +2200,7 @@
         <w:pStyle w:val="MyBookText"/>
       </w:pPr>
       <w:r>
-        <w:t xml:space="preserve">The chain rule says that if you have a function </w:t>
-      </w:r>
-      <w:proofErr w:type="spellStart"/>
-      <w:r>
-        <w:t>f</w:t>
-      </w:r>
-      <w:proofErr w:type="spellEnd"/>
-      <w:r>
-        <w:t xml:space="preserve"> that depends on g, and g depends on x, then the derivative </w:t>
-      </w:r>
-      <w:proofErr w:type="spellStart"/>
-      <w:r>
-        <w:t>of f</w:t>
-      </w:r>
-      <w:proofErr w:type="spellEnd"/>
-      <w:r>
-        <w:t xml:space="preserve"> with respect to x is the derivative </w:t>
-      </w:r>
-      <w:proofErr w:type="spellStart"/>
-      <w:r>
-        <w:t>of f</w:t>
-      </w:r>
-      <w:proofErr w:type="spellEnd"/>
-      <w:r>
-        <w:t xml:space="preserve"> with respect to g, multiplied by the derivative of g with respect to x. In notation: </w:t>
-      </w:r>
-      <w:proofErr w:type="spellStart"/>
-      <w:r>
-        <w:t>df</w:t>
-      </w:r>
-      <w:proofErr w:type="spellEnd"/>
-      <w:r>
-        <w:t>/dx = (</w:t>
-      </w:r>
-      <w:proofErr w:type="spellStart"/>
-      <w:r>
-        <w:t>df</w:t>
-      </w:r>
-      <w:proofErr w:type="spellEnd"/>
-      <w:r>
-        <w:t xml:space="preserve">/dg) * (dg/dx). That </w:t>
-      </w:r>
-      <w:proofErr w:type="gramStart"/>
-      <w:r>
-        <w:t>is</w:t>
-      </w:r>
-      <w:proofErr w:type="gramEnd"/>
-      <w:r>
-        <w:t xml:space="preserve"> it. A product of two derivatives.</w:t>
+        <w:t>The chain rule says that if you have a function f that depends on g, and g depends on x, then the derivative of f with respect to x is the derivative of f with respect to g, multiplied by the derivative of g with respect to x. In notation: df/dx = (df/dg) * (dg/dx). That is it. A product of two derivatives.</w:t>
       </w:r>
     </w:p>
     <w:p>
@@ -2820,39 +2349,7 @@
         <w:pStyle w:val="MyBookText"/>
       </w:pPr>
       <w:r>
-        <w:t xml:space="preserve">That excitement was deflated in 1969 by Minsky and </w:t>
-      </w:r>
-      <w:proofErr w:type="spellStart"/>
-      <w:r>
-        <w:t>Papert's</w:t>
-      </w:r>
-      <w:proofErr w:type="spellEnd"/>
-      <w:r>
-        <w:t xml:space="preserve"> book "</w:t>
-      </w:r>
-      <w:proofErr w:type="spellStart"/>
-      <w:r>
-        <w:t>Perceptrons</w:t>
-      </w:r>
-      <w:proofErr w:type="spellEnd"/>
-      <w:r>
-        <w:t xml:space="preserve">", which proved rigorously that </w:t>
-      </w:r>
-      <w:proofErr w:type="gramStart"/>
-      <w:r>
-        <w:t>single-layer</w:t>
-      </w:r>
-      <w:proofErr w:type="gramEnd"/>
-      <w:r>
-        <w:t xml:space="preserve"> </w:t>
-      </w:r>
-      <w:proofErr w:type="spellStart"/>
-      <w:r>
-        <w:t>perceptrons</w:t>
-      </w:r>
-      <w:proofErr w:type="spellEnd"/>
-      <w:r>
-        <w:t xml:space="preserve"> could not learn the XOR function. This was not a surprising result in retrospect, since XOR is not linearly separable, but the book's negative framing contributed to a significant reduction in neural network funding and research activity throughout the 1970s. The first "AI winter" had arrived.</w:t>
+        <w:t>That excitement was deflated in 1969 by Minsky and Papert's book "Perceptrons", which proved rigorously that single-layer perceptrons could not learn the XOR function. This was not a surprising result in retrospect, since XOR is not linearly separable, but the book's negative framing contributed to a significant reduction in neural network funding and research activity throughout the 1970s. The first "AI winter" had arrived.</w:t>
       </w:r>
     </w:p>
     <w:p>
@@ -2904,29 +2401,15 @@
         <w:pStyle w:val="MyBookText"/>
       </w:pPr>
       <w:r>
-        <w:t xml:space="preserve">The modern era of deep learning is often dated to 2006, when Hinton and </w:t>
-      </w:r>
-      <w:proofErr w:type="spellStart"/>
-      <w:r>
-        <w:t>Salakhutdinov</w:t>
-      </w:r>
-      <w:proofErr w:type="spellEnd"/>
-      <w:r>
-        <w:t xml:space="preserve"> published "Reducing the Dimensionality of Data with Neural Networks" and demonstrated that deep networks could be trained effectively using a layer-wise pre-training procedure. This paper, along with related work on deep belief networks, showed that the vanishing gradient problem that had stymied deep network training could be addressed, and it reinvigorated the field.</w:t>
-      </w:r>
-    </w:p>
-    <w:p>
-      <w:pPr>
-        <w:pStyle w:val="MyBookText"/>
-      </w:pPr>
-      <w:r>
-        <w:t xml:space="preserve">The decisive moment came in 2012, when Krizhevsky, Sutskever, and Hinton entered their AlexNet deep convolutional network in the ImageNet competition and won by a margin that shocked the computer vision community. The error rate dropped from roughly 26 percent for the best non-deep-learning methods to around 15 percent for AlexNet. The message was clear: deep learning </w:t>
-      </w:r>
-      <w:r>
-        <w:t>worked and</w:t>
-      </w:r>
-      <w:r>
-        <w:t xml:space="preserve"> worked dramatically better than the alternatives.</w:t>
+        <w:t>The modern era of deep learning is often dated to 2006, when Hinton and Salakhutdinov published "Reducing the Dimensionality of Data with Neural Networks" and demonstrated that deep networks could be trained effectively using a layer-wise pre-training procedure. This paper, along with related work on deep belief networks, showed that the vanishing gradient problem that had stymied deep network training could be addressed, and it reinvigorated the field.</w:t>
+      </w:r>
+    </w:p>
+    <w:p>
+      <w:pPr>
+        <w:pStyle w:val="MyBookText"/>
+      </w:pPr>
+      <w:r>
+        <w:t>The decisive moment came in 2012, when Krizhevsky, Sutskever, and Hinton entered their AlexNet deep convolutional network in the ImageNet competition and won by a margin that shocked the computer vision community. The error rate dropped from roughly 26 percent for the best non-deep-learning methods to around 15 percent for AlexNet. The message was clear: deep learning worked and worked dramatically better than the alternatives.</w:t>
       </w:r>
     </w:p>
     <w:p>
@@ -2962,15 +2445,7 @@
         <w:pStyle w:val="MyBookText"/>
       </w:pPr>
       <w:r>
-        <w:t xml:space="preserve">But that scope is a feature, not a limitation. The concepts in this book are the foundation on which all the more recent work is built. You cannot understand an attention mechanism without understanding linear layers and </w:t>
-      </w:r>
-      <w:proofErr w:type="spellStart"/>
-      <w:r>
-        <w:t>softmax</w:t>
-      </w:r>
-      <w:proofErr w:type="spellEnd"/>
-      <w:r>
-        <w:t>. You cannot understand a transformer without understanding layer normalization and residual connections. You cannot understand why large language models work without understanding cross-entropy loss and gradient descent. This book builds that foundation.</w:t>
+        <w:t>But that scope is a feature, not a limitation. The concepts in this book are the foundation on which all the more recent work is built. You cannot understand an attention mechanism without understanding linear layers and softmax. You cannot understand a transformer without understanding layer normalization and residual connections. You cannot understand why large language models work without understanding cross-entropy loss and gradient descent. This book builds that foundation.</w:t>
       </w:r>
     </w:p>
     <w:p>
@@ -3019,15 +2494,7 @@
       </w:pPr>
       <w:r>
         <w:lastRenderedPageBreak/>
-        <w:t xml:space="preserve">But modern deep learning has very little to do with how biological brains work. The neurons in your brain are vastly more complex than the mathematical units we will build. They operate with spikes in continuous time; not scalar values passed through layers. They have complex dendritic computations, </w:t>
-      </w:r>
-      <w:proofErr w:type="spellStart"/>
-      <w:r>
-        <w:t>neuromodulatory</w:t>
-      </w:r>
-      <w:proofErr w:type="spellEnd"/>
-      <w:r>
-        <w:t xml:space="preserve"> systems, and feedback connections that have no counterpart in feedforward neural networks. The brain does not do backpropagation; the biological plausibility of backpropagation is, in fact, a subject of active debate in computational neuroscience.</w:t>
+        <w:t>But modern deep learning has very little to do with how biological brains work. The neurons in your brain are vastly more complex than the mathematical units we will build. They operate with spikes in continuous time; not scalar values passed through layers. They have complex dendritic computations, neuromodulatory systems, and feedback connections that have no counterpart in feedforward neural networks. The brain does not do backpropagation; the biological plausibility of backpropagation is, in fact, a subject of active debate in computational neuroscience.</w:t>
       </w:r>
     </w:p>
     <w:p>
@@ -3119,15 +2586,7 @@
         <w:pStyle w:val="MyBookText"/>
       </w:pPr>
       <w:r>
-        <w:t xml:space="preserve">The learning rate, the batch size, the number of layers, the number of units per layer, the dropout rate, the weight decay: there are many hyperparameters to set when training a neural network, and practitioners often find the process of </w:t>
-      </w:r>
-      <w:proofErr w:type="spellStart"/>
-      <w:r>
-        <w:t>tuning</w:t>
-      </w:r>
-      <w:proofErr w:type="spellEnd"/>
-      <w:r>
-        <w:t xml:space="preserve"> them frustrating and opaque.</w:t>
+        <w:t>The learning rate, the batch size, the number of layers, the number of units per layer, the dropout rate, the weight decay: there are many hyperparameters to set when training a neural network, and practitioners often find the process of tuning them frustrating and opaque.</w:t>
       </w:r>
     </w:p>
     <w:p>
@@ -3147,15 +2606,7 @@
       </w:r>
       <w:r>
         <w:lastRenderedPageBreak/>
-        <w:t xml:space="preserve">that a high dropout rate is appropriate when the network is overfit and harmful when the network is </w:t>
-      </w:r>
-      <w:proofErr w:type="gramStart"/>
-      <w:r>
-        <w:t>underfit</w:t>
-      </w:r>
-      <w:proofErr w:type="gramEnd"/>
-      <w:r>
-        <w:t>. Hyperparameter tuning is not black magic. It is applied understanding of the learning dynamics, and building the library from scratch is one of the best ways to develop that understanding.</w:t>
+        <w:t>that a high dropout rate is appropriate when the network is overfit and harmful when the network is underfit. Hyperparameter tuning is not black magic. It is applied understanding of the learning dynamics, and building the library from scratch is one of the best ways to develop that understanding.</w:t>
       </w:r>
     </w:p>
     <w:p>
@@ -3186,32 +2637,8 @@
       <w:pPr>
         <w:pStyle w:val="MyBookCode"/>
       </w:pPr>
-      <w:proofErr w:type="spellStart"/>
-      <w:r>
-        <w:t>net.add</w:t>
-      </w:r>
-      <w:r>
-        <w:t>Embedding</w:t>
-      </w:r>
-      <w:proofErr w:type="spellEnd"/>
-      <w:r>
-        <w:t>(</w:t>
-      </w:r>
-      <w:proofErr w:type="spellStart"/>
-      <w:r>
-        <w:t>vocab_size</w:t>
-      </w:r>
-      <w:proofErr w:type="spellEnd"/>
-      <w:r>
-        <w:t xml:space="preserve">, </w:t>
-      </w:r>
-      <w:proofErr w:type="spellStart"/>
-      <w:r>
-        <w:t>embed_dim</w:t>
-      </w:r>
-      <w:proofErr w:type="spellEnd"/>
-      <w:r>
-        <w:t>);</w:t>
+      <w:r>
+        <w:t>net.addEmbedding(vocab_size, embed_dim);</w:t>
       </w:r>
     </w:p>
     <w:p>
@@ -3219,135 +2646,44 @@
         <w:pStyle w:val="MyBookCode"/>
       </w:pPr>
       <w:r>
-        <w:t>net.add</w:t>
-      </w:r>
-      <w:r>
-        <w:t>Cojv1d</w:t>
-      </w:r>
-      <w:r>
-        <w:t>(</w:t>
-      </w:r>
-      <w:proofErr w:type="spellStart"/>
-      <w:r>
-        <w:t>embed_dim</w:t>
-      </w:r>
-      <w:proofErr w:type="spellEnd"/>
-      <w:r>
-        <w:t xml:space="preserve">, </w:t>
-      </w:r>
-      <w:proofErr w:type="spellStart"/>
-      <w:r>
-        <w:t>num_filters</w:t>
-      </w:r>
-      <w:proofErr w:type="spellEnd"/>
-      <w:r>
-        <w:t>, kernel);</w:t>
+        <w:t>net.addCojv1d(embed_dim, num_filters, kernel);</w:t>
       </w:r>
     </w:p>
     <w:p>
       <w:pPr>
         <w:pStyle w:val="MyBookCode"/>
       </w:pPr>
-      <w:proofErr w:type="spellStart"/>
-      <w:r>
-        <w:t>net.add</w:t>
-      </w:r>
-      <w:r>
-        <w:t>Linear</w:t>
-      </w:r>
-      <w:proofErr w:type="spellEnd"/>
-      <w:r>
-        <w:t>(</w:t>
-      </w:r>
-      <w:proofErr w:type="spellStart"/>
-      <w:r>
-        <w:t>num_filters</w:t>
-      </w:r>
-      <w:proofErr w:type="spellEnd"/>
-      <w:r>
-        <w:t xml:space="preserve">, </w:t>
-      </w:r>
-      <w:proofErr w:type="spellStart"/>
-      <w:r>
-        <w:t>num_appliances</w:t>
-      </w:r>
-      <w:proofErr w:type="spellEnd"/>
-      <w:r>
-        <w:t>);</w:t>
+      <w:r>
+        <w:t>net.addLinear(num_filters, num_appliances);</w:t>
       </w:r>
     </w:p>
     <w:p>
       <w:pPr>
         <w:pStyle w:val="MyBookCode"/>
       </w:pPr>
-      <w:proofErr w:type="spellStart"/>
-      <w:r>
-        <w:t>net.add</w:t>
-      </w:r>
-      <w:r>
-        <w:t>Softmax</w:t>
-      </w:r>
-      <w:proofErr w:type="spellEnd"/>
-      <w:r>
-        <w:t>();</w:t>
+      <w:r>
+        <w:t>net.addSoftmax();</w:t>
       </w:r>
     </w:p>
     <w:p>
       <w:pPr>
         <w:pStyle w:val="MyBookCode"/>
       </w:pPr>
-      <w:proofErr w:type="spellStart"/>
-      <w:r>
-        <w:t>net.train</w:t>
-      </w:r>
-      <w:proofErr w:type="spellEnd"/>
-      <w:r>
-        <w:t>(</w:t>
-      </w:r>
-      <w:proofErr w:type="spellStart"/>
-      <w:r>
-        <w:t>X_train</w:t>
-      </w:r>
-      <w:proofErr w:type="spellEnd"/>
-      <w:r>
-        <w:t xml:space="preserve">, </w:t>
-      </w:r>
-      <w:proofErr w:type="spellStart"/>
-      <w:r>
-        <w:t>Y_train</w:t>
-      </w:r>
-      <w:proofErr w:type="spellEnd"/>
-      <w:r>
-        <w:t xml:space="preserve">, epochs, </w:t>
-      </w:r>
-      <w:proofErr w:type="spellStart"/>
-      <w:r>
-        <w:t>learning_rate</w:t>
-      </w:r>
-      <w:proofErr w:type="spellEnd"/>
-      <w:r>
-        <w:t>);</w:t>
-      </w:r>
-    </w:p>
-    <w:p>
-      <w:pPr>
-        <w:pStyle w:val="MyBookText"/>
-      </w:pPr>
-    </w:p>
-    <w:p>
-      <w:pPr>
-        <w:pStyle w:val="MyBookText"/>
-      </w:pPr>
-      <w:r>
-        <w:t xml:space="preserve">This code is clean, readable, and unsurprising. It looks, deliberately, like a simplified version of a PyTorch or </w:t>
-      </w:r>
-      <w:proofErr w:type="spellStart"/>
-      <w:r>
-        <w:t>Keras</w:t>
-      </w:r>
-      <w:proofErr w:type="spellEnd"/>
-      <w:r>
-        <w:t xml:space="preserve"> model. Every line of it, however, calls code that you will have written yourself. The forward pass through each layer, the backward pass that computes the gradients, the Adam optimizer that updates the weights: all of it is yours, every line visible and understandable.</w:t>
+      <w:r>
+        <w:t>net.train(X_train, Y_train, epochs, learning_rate);</w:t>
+      </w:r>
+    </w:p>
+    <w:p>
+      <w:pPr>
+        <w:pStyle w:val="MyBookText"/>
+      </w:pPr>
+    </w:p>
+    <w:p>
+      <w:pPr>
+        <w:pStyle w:val="MyBookText"/>
+      </w:pPr>
+      <w:r>
+        <w:t>This code is clean, readable, and unsurprising. It looks, deliberately, like a simplified version of a PyTorch or Keras model. Every line of it, however, calls code that you will have written yourself. The forward pass through each layer, the backward pass that computes the gradients, the Adam optimizer that updates the weights: all of it is yours, every line visible and understandable.</w:t>
       </w:r>
     </w:p>
     <w:p>
@@ -3363,10 +2699,7 @@
         <w:pStyle w:val="MyBookText"/>
       </w:pPr>
       <w:r>
-        <w:t>This is what the book promises: not a shortcut to using neural networks, but a complete, ground-up understanding of how they</w:t>
-      </w:r>
-      <w:r>
-        <w:t xml:space="preserve"> work.</w:t>
+        <w:t>This is what the book promises: not a shortcut to using neural networks, but a complete, ground-up understanding of how they work.</w:t>
       </w:r>
     </w:p>
     <w:p>
@@ -3407,15 +2740,7 @@
         <w:pStyle w:val="MyBookText"/>
       </w:pPr>
       <w:r>
-        <w:t xml:space="preserve">2D convolutional networks for image data, with max-pooling and </w:t>
-      </w:r>
-      <w:proofErr w:type="spellStart"/>
-      <w:r>
-        <w:t>strided</w:t>
-      </w:r>
-      <w:proofErr w:type="spellEnd"/>
-      <w:r>
-        <w:t xml:space="preserve"> convolutions.</w:t>
+        <w:t>2D convolutional networks for image data, with max-pooling and strided convolutions.</w:t>
       </w:r>
     </w:p>
     <w:p>
@@ -3524,19 +2849,12 @@
         <w:pStyle w:val="MyBookText"/>
       </w:pPr>
       <w:r>
-        <w:rPr>
-          <w:rFonts w:ascii="Arial" w:eastAsia="Arial" w:hAnsi="Arial" w:cs="Arial"/>
-          <w:b/>
-          <w:bCs/>
-          <w:color w:val="1F3864"/>
-        </w:rPr>
         <w:t>Chapter Summary</w:t>
       </w:r>
     </w:p>
     <w:p>
       <w:pPr>
         <w:pStyle w:val="MyBookText"/>
-        <w:spacing w:after="0"/>
       </w:pPr>
       <w:r>
         <w:t>Modern frameworks hide the implementation details that matter most when something goes wrong. Building from scratch restores that visibility.</w:t>
@@ -3545,7 +2863,6 @@
     <w:p>
       <w:pPr>
         <w:pStyle w:val="MyBookText"/>
-        <w:spacing w:after="0"/>
       </w:pPr>
       <w:r>
         <w:t>"From scratch" means using only the C++ Standard Library: no Eigen, no BLAS, no external deep learning dependencies.</w:t>
@@ -3554,7 +2871,6 @@
     <w:p>
       <w:pPr>
         <w:pStyle w:val="MyBookText"/>
-        <w:spacing w:after="0"/>
       </w:pPr>
       <w:r>
         <w:t>The library developed in this book covers the full modern stack: dense layers, convolutions, residual connections, normalization, dropout, and the Adam optimizer.</w:t>
@@ -3563,7 +2879,6 @@
     <w:p>
       <w:pPr>
         <w:pStyle w:val="MyBookText"/>
-        <w:spacing w:after="0"/>
       </w:pPr>
       <w:r>
         <w:t>The running project, a natural language appliance controller, provides a concrete and trainable goal throughout all three parts of the book.</w:t>
@@ -3572,7 +2887,6 @@
     <w:p>
       <w:pPr>
         <w:pStyle w:val="MyBookText"/>
-        <w:spacing w:after="0"/>
       </w:pPr>
       <w:r>
         <w:t>Building from first principles develops permanent intuition: about backpropagation, about performance, and about how to reason when abstractions break down.</w:t>
@@ -3623,114 +2937,106 @@
         <w:pStyle w:val="MyBookText"/>
       </w:pPr>
       <w:r>
-        <w:rPr>
-          <w:rFonts w:ascii="Arial" w:eastAsia="Arial" w:hAnsi="Arial" w:cs="Arial"/>
-          <w:b/>
-          <w:bCs/>
-          <w:caps/>
-          <w:color w:val="2E75B6"/>
-          <w:spacing w:val="120"/>
-          <w:sz w:val="22"/>
-          <w:szCs w:val="22"/>
-        </w:rPr>
+        <w:t>Chapter 2</w:t>
+      </w:r>
+    </w:p>
+    <w:p>
+      <w:pPr>
+        <w:pStyle w:val="MyBookChapterTitle"/>
+      </w:pPr>
+      <w:r>
+        <w:t>The Neuron: The Atom</w:t>
+      </w:r>
+    </w:p>
+    <w:p>
+      <w:pPr>
+        <w:pStyle w:val="MyBookChapterTitle"/>
+      </w:pPr>
+      <w:r>
+        <w:t>of Every Neural Network</w:t>
+      </w:r>
+    </w:p>
+    <w:p>
+      <w:pPr>
+        <w:pStyle w:val="MyBookQuote"/>
+      </w:pPr>
+      <w:r>
+        <w:t>“To understand recursion, you must first understand recursion.</w:t>
+      </w:r>
+    </w:p>
+    <w:p>
+      <w:pPr>
+        <w:pStyle w:val="MyBookQuote"/>
+      </w:pPr>
+      <w:r>
+        <w:t>To understand a neural network, you must first understand a neuron.”</w:t>
+      </w:r>
+    </w:p>
+    <w:p>
+      <w:pPr>
+        <w:pStyle w:val="MyBookHeading2"/>
+      </w:pPr>
+      <w:r>
+        <w:t>2.1 Starting at the Beginning</w:t>
+      </w:r>
+    </w:p>
+    <w:p>
+      <w:pPr>
+        <w:pStyle w:val="MyBookText"/>
+      </w:pPr>
+      <w:r>
+        <w:t>Before we build a layer, before we build a network, before we train anything, we need to understand a single neuron. Not in the vague sense of "a node that processes information", but in the precise, implementable sense: what data does it hold, what computation does it perform, and how does it participate in learning?</w:t>
+      </w:r>
+    </w:p>
+    <w:p>
+      <w:pPr>
+        <w:pStyle w:val="MyBookText"/>
+      </w:pPr>
+      <w:r>
+        <w:t>Everything in this book, is built from the Neuron class you will study in this chapter. The class is small. It has about a dozen member variables and four methods. But those four methods, forward(), backward(), step(), and zero_grad(), encode the entire training loop of a neural network. Understand them deeply, and you understand deep learning.</w:t>
+      </w:r>
+    </w:p>
+    <w:p>
+      <w:pPr>
+        <w:pStyle w:val="MyBookText"/>
+      </w:pPr>
+      <w:r>
+        <w:t>We will build up the idea in stages. First we establish the intuition: what a neuron is trying to do. Then we formalize it mathematically. Then we map the mathematics directly to your C++ code, line by line. By the end of the chapter, you will have seen every variable in the Neuron class from three angles: intuitive, mathematical, and programmatic.</w:t>
+      </w:r>
+    </w:p>
+    <w:p>
+      <w:pPr>
+        <w:pStyle w:val="MyBookHeading2"/>
+      </w:pPr>
+      <w:r>
+        <w:t>2.2 The Intuition: What Is a Neuron Trying to Do?</w:t>
+      </w:r>
+    </w:p>
+    <w:p>
+      <w:pPr>
+        <w:pStyle w:val="MyBookText"/>
+      </w:pPr>
+      <w:r>
+        <w:t>Before any mathematics, let us build an intuition with a concrete example.</w:t>
+      </w:r>
+    </w:p>
+    <w:p>
+      <w:pPr>
+        <w:pStyle w:val="MyBookText"/>
+      </w:pPr>
+      <w:r>
+        <w:t xml:space="preserve">Imagine you are trying to predict whether a day will be hot. You have three pieces of information: the temperature outside (x1), the humidity (x2), and whether the sun is out (x3, encoded as 1 for yes and 0 for no). You </w:t>
+      </w:r>
+      <w:r>
         <w:lastRenderedPageBreak/>
-        <w:t>Chapter 2</w:t>
-      </w:r>
-    </w:p>
-    <w:p>
-      <w:pPr>
-        <w:pStyle w:val="MyBookChapterTitle"/>
-      </w:pPr>
-      <w:r>
-        <w:t>The Neuron: The Atom</w:t>
-      </w:r>
-    </w:p>
-    <w:p>
-      <w:pPr>
-        <w:pStyle w:val="MyBookChapterTitle"/>
-      </w:pPr>
-      <w:r>
-        <w:t>of Every Neural Network</w:t>
-      </w:r>
-    </w:p>
-    <w:p>
-      <w:pPr>
-        <w:pStyle w:val="MyBookQuote"/>
-      </w:pPr>
-      <w:r>
-        <w:t>“To understand recursion, you must first understand recursion.</w:t>
-      </w:r>
-    </w:p>
-    <w:p>
-      <w:pPr>
-        <w:pStyle w:val="MyBookQuote"/>
-      </w:pPr>
-      <w:r>
-        <w:t>To understand a neural network, you must first understand a neuron.”</w:t>
-      </w:r>
-    </w:p>
-    <w:p>
-      <w:pPr>
-        <w:pStyle w:val="MyBookHeading2"/>
-      </w:pPr>
-      <w:r>
-        <w:t>2.1 Starting at the Beginning</w:t>
-      </w:r>
-    </w:p>
-    <w:p>
-      <w:pPr>
-        <w:pStyle w:val="MyBookText"/>
-      </w:pPr>
-      <w:r>
-        <w:t>Before we build a layer, before we build a network, before we train anything, we need to understand a single neuron. Not in the vague sense of "a node that processes information", but in the precise, implementable sense: what data does it hold, what computation does it perform, and how does it participate in learning?</w:t>
-      </w:r>
-    </w:p>
-    <w:p>
-      <w:pPr>
-        <w:pStyle w:val="MyBookText"/>
-      </w:pPr>
-      <w:r>
-        <w:t>Everything in this book, is built from the Neuron class you will study in this chapter. The class is small. It has about a dozen member variables and four methods. But those four methods, forward(), backward(), step(), and zero_grad(), encode the entire training loop of a neural network. Understand them deeply, and you understand deep learning.</w:t>
-      </w:r>
-    </w:p>
-    <w:p>
-      <w:pPr>
-        <w:pStyle w:val="MyBookText"/>
-      </w:pPr>
-      <w:r>
-        <w:t>We will build up the idea in stages. First we establish the intuition: what a neuron is trying to do. Then we formalize it mathematically. Then we map the mathematics directly to your C++ code, line by line. By the end of the chapter, you will have seen every variable in the Neuron class from three angles: intuitive, mathematical, and programmatic.</w:t>
-      </w:r>
-    </w:p>
-    <w:p>
-      <w:pPr>
-        <w:pStyle w:val="MyBookHeading2"/>
-      </w:pPr>
-      <w:r>
-        <w:t>2.2 The Intuition: What Is a Neuron Trying to Do?</w:t>
-      </w:r>
-    </w:p>
-    <w:p>
-      <w:pPr>
-        <w:pStyle w:val="MyBookText"/>
-      </w:pPr>
-      <w:r>
-        <w:t>Before any mathematics, let us build an intuition with a concrete example.</w:t>
-      </w:r>
-    </w:p>
-    <w:p>
-      <w:pPr>
-        <w:pStyle w:val="MyBookText"/>
-      </w:pPr>
-      <w:r>
-        <w:t>Imagine you are trying to predict whether a day will be hot. You have three pieces of information: the temperature outside (x1), the humidity (x2), and whether the sun is out (x3, encoded as 1 for yes and 0 for no). You want to combine these three numbers into a single prediction: a score that is high when the day is hot and low when it is not.</w:t>
-      </w:r>
-    </w:p>
-    <w:p>
-      <w:pPr>
-        <w:pStyle w:val="MyBookText"/>
-      </w:pPr>
-      <w:r>
-        <w:lastRenderedPageBreak/>
+        <w:t>want to combine these three numbers into a single prediction: a score that is high when the day is hot and low when it is not.</w:t>
+      </w:r>
+    </w:p>
+    <w:p>
+      <w:pPr>
+        <w:pStyle w:val="MyBookText"/>
+      </w:pPr>
+      <w:r>
         <w:t>The simplest way to combine them is a weighted sum. You multiply each input by how much you think it matters, add the results together, and that is your score. Temperature matters a lot, so it gets a high weight. Humidity matters somewhat, so it gets a medium weight. Sun matters too, so it gets a moderate weight.</w:t>
       </w:r>
     </w:p>
@@ -3824,7 +3130,7 @@
         </w:rPr>
         <w:lastRenderedPageBreak/>
         <w:drawing>
-          <wp:inline distT="0" distB="0" distL="0" distR="0" wp14:anchorId="69BCE66D" wp14:editId="0EE0D2DF">
+          <wp:inline distT="0" distB="0" distL="0" distR="0" wp14:anchorId="292FE0AE" wp14:editId="2CCB3C7E">
             <wp:extent cx="5334000" cy="2400300"/>
             <wp:effectExtent l="0" t="0" r="0" b="0"/>
             <wp:docPr id="1" name="Picture 1"/>
@@ -3868,14 +3174,6 @@
         <w:pStyle w:val="MyBookText"/>
       </w:pPr>
       <w:r>
-        <w:rPr>
-          <w:rFonts w:ascii="Arial" w:eastAsia="Arial" w:hAnsi="Arial" w:cs="Arial"/>
-          <w:i/>
-          <w:iCs/>
-          <w:color w:val="555555"/>
-          <w:sz w:val="20"/>
-          <w:szCs w:val="20"/>
-        </w:rPr>
         <w:t>Figure 2.1: The anatomy of a single neuron. Inputs x1, x2, x3 arrive with weights w1, w2, w3. The weighted sum plus bias produces z (the pre-activation value). The activation function f converts z into the final output.</w:t>
       </w:r>
     </w:p>
@@ -3987,8 +3285,91 @@
         <w:pStyle w:val="MyBookText"/>
       </w:pPr>
       <w:r>
+        <w:t>The separation between z and output is important and worth dwelling on. The code stores both values explicitly because they are needed separately during the backward pass. The backward pass uses z (not output) to compute the derivative of the activation function. If we only stored output, we could not compute the gradient without calling the inverse of the activation function, which may not exist or may be numerically unstable.</w:t>
+      </w:r>
+    </w:p>
+    <w:p>
+      <w:pPr>
+        <w:pStyle w:val="MyBookHeading2"/>
+      </w:pPr>
+      <w:r>
+        <w:t>2.4 The Mathematics: Formalizing the Computation</w:t>
+      </w:r>
+    </w:p>
+    <w:p>
+      <w:pPr>
+        <w:pStyle w:val="MyBookText"/>
+      </w:pPr>
+      <w:r>
+        <w:t>With the intuition established, let us write it down precisely. A neuron with n inputs computes:</w:t>
+      </w:r>
+    </w:p>
+    <w:p>
+      <w:pPr>
+        <w:pStyle w:val="MyBookText"/>
+      </w:pPr>
+      <w:r>
+        <w:t>z = w1*x1 + w2*x2 + ... + wn*xn + b     (weighted sum plus bias)</w:t>
+      </w:r>
+    </w:p>
+    <w:p>
+      <w:pPr>
+        <w:pStyle w:val="MyBookText"/>
+      </w:pPr>
+      <w:r>
+        <w:t>output = f(z)                              (activation function applied to z)</w:t>
+      </w:r>
+    </w:p>
+    <w:p>
+      <w:pPr>
+        <w:pStyle w:val="MyBookText"/>
+      </w:pPr>
+      <w:r>
+        <w:t>In more compact notation using a sum symbol:  z = (sum of wi*xi for i=1 to n) + b</w:t>
+      </w:r>
+    </w:p>
+    <w:p>
+      <w:pPr>
+        <w:pStyle w:val="MyBookText"/>
+      </w:pPr>
+      <w:r>
+        <w:t>This is the complete forward computation of a neuron. Two lines of mathematics. Everything else in neural network theory is an elaboration of this simple idea, scaled to millions of neurons and trained on billions of examples.</w:t>
+      </w:r>
+    </w:p>
+    <w:p>
+      <w:pPr>
+        <w:pStyle w:val="MyBookHeading2"/>
+      </w:pPr>
+      <w:r>
+        <w:t>2.4.1 What the Weights Actually Represent</w:t>
+      </w:r>
+    </w:p>
+    <w:p>
+      <w:pPr>
+        <w:pStyle w:val="MyBookText"/>
+      </w:pPr>
+      <w:r>
+        <w:t>It is worth pausing to build geometric intuition for what the weights are doing. A weighted sum is a linear function: it defines a hyperplane in the input space. The weights determine the orientation of that hyperplane, and the bias determines where it passes through the space. The activation function then bends that hyperplane into a curve.</w:t>
+      </w:r>
+    </w:p>
+    <w:p>
+      <w:pPr>
+        <w:pStyle w:val="MyBookText"/>
+      </w:pPr>
+      <w:r>
+        <w:t>When we say a neural network "learns", we mean it adjusts the weights and biases so that this hyperplane (or the curve derived from it) separates the input space in a useful way: putting examples of class A on one side and examples of class B on the other, or aligning itself with the direction of increasing values of whatever quantity we are trying to predict.</w:t>
+      </w:r>
+    </w:p>
+    <w:p>
+      <w:pPr>
+        <w:pStyle w:val="MyBookText"/>
+      </w:pPr>
+      <w:r>
+        <w:t xml:space="preserve">A single neuron can only represent a single such hyperplane. This is the fundamental limitation that makes multi-layer networks necessary: by </w:t>
+      </w:r>
+      <w:r>
         <w:lastRenderedPageBreak/>
-        <w:t>The separation between z and output is important and worth dwelling on. The code stores both values explicitly because they are needed separately during the backward pass. The backward pass uses z (not output) to compute the derivative of the activation function. If we only stored output, we could not compute the gradient without calling the inverse of the activation function, which may not exist or may be numerically unstable.</w:t>
+        <w:t>composing many nonlinear transformations, we can represent arbitrarily complex decision boundaries.</w:t>
       </w:r>
     </w:p>
     <w:p>
@@ -3996,65 +3377,31 @@
         <w:pStyle w:val="MyBookHeading2"/>
       </w:pPr>
       <w:r>
-        <w:t>2.4 The Mathematics: Formalizing the Computation</w:t>
-      </w:r>
-    </w:p>
-    <w:p>
-      <w:pPr>
-        <w:pStyle w:val="MyBookText"/>
-      </w:pPr>
-      <w:r>
-        <w:t>With the intuition established, let us write it down precisely. A neuron with n inputs computes:</w:t>
-      </w:r>
-    </w:p>
-    <w:p>
-      <w:pPr>
-        <w:pStyle w:val="MyBookText"/>
-      </w:pPr>
-      <w:r>
-        <w:rPr>
-          <w:i/>
-          <w:iCs/>
-          <w:color w:val="555555"/>
-        </w:rPr>
-        <w:t>z = w1*x1 + w2*x2 + ... + wn*xn + b     (weighted sum plus bias)</w:t>
-      </w:r>
-    </w:p>
-    <w:p>
-      <w:pPr>
-        <w:pStyle w:val="MyBookText"/>
-      </w:pPr>
-      <w:r>
-        <w:rPr>
-          <w:i/>
-          <w:iCs/>
-          <w:color w:val="555555"/>
-        </w:rPr>
-        <w:t>output = f(z)                              (activation function applied to z)</w:t>
-      </w:r>
-    </w:p>
-    <w:p>
-      <w:pPr>
-        <w:pStyle w:val="MyBookText"/>
-      </w:pPr>
-      <w:r>
-        <w:t xml:space="preserve">In more compact notation using a sum symbol:  z = (sum of wi*xi for i=1 </w:t>
-      </w:r>
-      <w:proofErr w:type="spellStart"/>
-      <w:r>
-        <w:t>to n</w:t>
-      </w:r>
-      <w:proofErr w:type="spellEnd"/>
-      <w:r>
-        <w:t>) + b</w:t>
-      </w:r>
-    </w:p>
-    <w:p>
-      <w:pPr>
-        <w:pStyle w:val="MyBookText"/>
-      </w:pPr>
-      <w:r>
-        <w:t>This is the complete forward computation of a neuron. Two lines of mathematics. Everything else in neural network theory is an elaboration of this simple idea, scaled to millions of neurons and trained on billions of examples.</w:t>
+        <w:t>2.4.2 Why the Bias Matters</w:t>
+      </w:r>
+    </w:p>
+    <w:p>
+      <w:pPr>
+        <w:pStyle w:val="MyBookText"/>
+      </w:pPr>
+      <w:r>
+        <w:t>Beginners sometimes wonder whether the bias is really necessary (Although it is completely possible to omit it and still everything still works fine). It is. Without a bias, every decision boundary the neuron can represent passes through the origin of the input space. With a bias, the boundary can be placed anywhere. The bias gives the neuron the freedom to shift its response independently of the input.</w:t>
+      </w:r>
+    </w:p>
+    <w:p>
+      <w:pPr>
+        <w:pStyle w:val="MyBookText"/>
+      </w:pPr>
+      <w:r>
+        <w:t>A concrete example: suppose you are building a neuron that should output 1 when the input exceeds 5 and 0 otherwise. Without a bias, the best you can do is a threshold at 0. With a bias of -5 and a weight of 1, the pre-activation is z = x - 5, which crosses zero exactly at x = 5. The bias bought us the ability to set the threshold wherever we needed it.</w:t>
+      </w:r>
+    </w:p>
+    <w:p>
+      <w:pPr>
+        <w:pStyle w:val="MyBookText"/>
+      </w:pPr>
+      <w:r>
+        <w:t>In the code, each Neuron carries a bias member variable initialized to a small random value and updated during training, just like any other learnable parameter.</w:t>
       </w:r>
     </w:p>
     <w:p>
@@ -4062,71 +3409,6 @@
         <w:pStyle w:val="MyBookHeading2"/>
       </w:pPr>
       <w:r>
-        <w:t>2.4.1 What the Weights Actually Represent</w:t>
-      </w:r>
-    </w:p>
-    <w:p>
-      <w:pPr>
-        <w:pStyle w:val="MyBookText"/>
-      </w:pPr>
-      <w:r>
-        <w:t>It is worth pausing to build geometric intuition for what the weights are doing. A weighted sum is a linear function: it defines a hyperplane in the input space. The weights determine the orientation of that hyperplane, and the bias determines where it passes through the space. The activation function then bends that hyperplane into a curve.</w:t>
-      </w:r>
-    </w:p>
-    <w:p>
-      <w:pPr>
-        <w:pStyle w:val="MyBookText"/>
-      </w:pPr>
-      <w:r>
-        <w:t>When we say a neural network "learns", we mean it adjusts the weights and biases so that this hyperplane (or the curve derived from it) separates the input space in a useful way: putting examples of class A on one side and examples of class B on the other, or aligning itself with the direction of increasing values of whatever quantity we are trying to predict.</w:t>
-      </w:r>
-    </w:p>
-    <w:p>
-      <w:pPr>
-        <w:pStyle w:val="MyBookText"/>
-      </w:pPr>
-      <w:r>
-        <w:t>A single neuron can only represent a single such hyperplane. This is the fundamental limitation that makes multi-layer networks necessary: by composing many nonlinear transformations, we can represent arbitrarily complex decision boundaries.</w:t>
-      </w:r>
-    </w:p>
-    <w:p>
-      <w:pPr>
-        <w:pStyle w:val="MyBookHeading2"/>
-      </w:pPr>
-      <w:r>
-        <w:lastRenderedPageBreak/>
-        <w:t>2.4.2 Why the Bias Matters</w:t>
-      </w:r>
-    </w:p>
-    <w:p>
-      <w:pPr>
-        <w:pStyle w:val="MyBookText"/>
-      </w:pPr>
-      <w:r>
-        <w:t>Beginners sometimes wonder whether the bias is really necessary (Although it is completely possible to omit it and still everything still works fine). It is. Without a bias, every decision boundary the neuron can represent passes through the origin of the input space. With a bias, the boundary can be placed anywhere. The bias gives the neuron the freedom to shift its response independently of the input.</w:t>
-      </w:r>
-    </w:p>
-    <w:p>
-      <w:pPr>
-        <w:pStyle w:val="MyBookText"/>
-      </w:pPr>
-      <w:r>
-        <w:t>A concrete example: suppose you are building a neuron that should output 1 when the input exceeds 5 and 0 otherwise. Without a bias, the best you can do is a threshold at 0. With a bias of -5 and a weight of 1, the pre-activation is z = x - 5, which crosses zero exactly at x = 5. The bias bought us the ability to set the threshold wherever we needed it.</w:t>
-      </w:r>
-    </w:p>
-    <w:p>
-      <w:pPr>
-        <w:pStyle w:val="MyBookText"/>
-      </w:pPr>
-      <w:r>
-        <w:t>In the code, each Neuron carries a bias member variable initialized to a small random value and updated during training, just like any other learnable parameter.</w:t>
-      </w:r>
-    </w:p>
-    <w:p>
-      <w:pPr>
-        <w:pStyle w:val="MyBookHeading2"/>
-      </w:pPr>
-      <w:r>
         <w:t>2.5 The Neuron Class: A Line-by-Line Tour</w:t>
       </w:r>
     </w:p>
@@ -4254,15 +3536,7 @@
         <w:pStyle w:val="MyBookCode"/>
       </w:pPr>
       <w:r>
-        <w:t xml:space="preserve">    double      error;    // loss </w:t>
-      </w:r>
-      <w:proofErr w:type="spellStart"/>
-      <w:r>
-        <w:t>w.r.t.</w:t>
-      </w:r>
-      <w:proofErr w:type="spellEnd"/>
-      <w:r>
-        <w:t xml:space="preserve"> output (set during backward)</w:t>
+        <w:t xml:space="preserve">    double      error;    // loss w.r.t. output (set during backward)</w:t>
       </w:r>
     </w:p>
     <w:p>
@@ -4333,7 +3607,6 @@
         <w:pStyle w:val="MyBookText"/>
       </w:pPr>
       <w:r>
-        <w:lastRenderedPageBreak/>
         <w:t>Let us understand each field:</w:t>
       </w:r>
     </w:p>
@@ -4424,15 +3697,7 @@
         <w:t xml:space="preserve">inConns / outConns </w:t>
       </w:r>
       <w:r>
-        <w:t xml:space="preserve">are the graph edges. Each Connection holds a pointer to the source and destination neuron, a weight, and a gradient. The neuron does not know the network topology; it only knows its immediate </w:t>
-      </w:r>
-      <w:proofErr w:type="spellStart"/>
-      <w:r>
-        <w:t>neighbors</w:t>
-      </w:r>
-      <w:proofErr w:type="spellEnd"/>
-      <w:r>
-        <w:t>.</w:t>
+        <w:t>are the graph edges. Each Connection holds a pointer to the source and destination neuron, a weight, and a gradient. The neuron does not know the network topology; it only knows its immediate neighbors.</w:t>
       </w:r>
     </w:p>
     <w:p>
@@ -4546,6 +3811,7 @@
         <w:pStyle w:val="MyBookCode"/>
       </w:pPr>
       <w:r>
+        <w:lastRenderedPageBreak/>
         <w:t xml:space="preserve">  output = applyAct(act, z);   // apply activation function</w:t>
       </w:r>
     </w:p>
@@ -4573,9 +3839,8 @@
         <w:rPr>
           <w:noProof/>
         </w:rPr>
-        <w:lastRenderedPageBreak/>
         <w:drawing>
-          <wp:inline distT="0" distB="0" distL="0" distR="0" wp14:anchorId="62065E5F" wp14:editId="295F468B">
+          <wp:inline distT="0" distB="0" distL="0" distR="0" wp14:anchorId="0BDC79FB" wp14:editId="24403B3F">
             <wp:extent cx="5334000" cy="1905000"/>
             <wp:effectExtent l="0" t="0" r="0" b="0"/>
             <wp:docPr id="1691595831" name="Picture 1691595831"/>
@@ -4619,14 +3884,6 @@
         <w:pStyle w:val="MyBookText"/>
       </w:pPr>
       <w:r>
-        <w:rPr>
-          <w:rFonts w:ascii="Arial" w:eastAsia="Arial" w:hAnsi="Arial" w:cs="Arial"/>
-          <w:i/>
-          <w:iCs/>
-          <w:color w:val="555555"/>
-          <w:sz w:val="20"/>
-          <w:szCs w:val="20"/>
-        </w:rPr>
         <w:t>Figure 2.2: The four steps of Neuron::forward(). Data flows left to right. Steps 1-3 correspond directly to the z = sum(wi*xi) + b and output = f(z) equations.</w:t>
       </w:r>
     </w:p>
@@ -4728,7 +3985,7 @@
         </w:rPr>
         <w:lastRenderedPageBreak/>
         <w:drawing>
-          <wp:inline distT="0" distB="0" distL="0" distR="0" wp14:anchorId="472208C7" wp14:editId="7FB7A2AA">
+          <wp:inline distT="0" distB="0" distL="0" distR="0" wp14:anchorId="4F2DA80B" wp14:editId="259484C4">
             <wp:extent cx="5334000" cy="2190750"/>
             <wp:effectExtent l="0" t="0" r="0" b="0"/>
             <wp:docPr id="1659909111" name="Picture 1659909111"/>
@@ -4772,14 +4029,6 @@
         <w:pStyle w:val="MyBookText"/>
       </w:pPr>
       <w:r>
-        <w:rPr>
-          <w:rFonts w:ascii="Arial" w:eastAsia="Arial" w:hAnsi="Arial" w:cs="Arial"/>
-          <w:i/>
-          <w:iCs/>
-          <w:color w:val="555555"/>
-          <w:sz w:val="20"/>
-          <w:szCs w:val="20"/>
-        </w:rPr>
         <w:t>Figure 2.3: The four activation functions supported in the library. Each has a distinct shape, range, and gradient behaviour that makes it appropriate for different roles in the network.</w:t>
       </w:r>
     </w:p>
@@ -4835,7 +4084,7 @@
         <w:pStyle w:val="MyBookText"/>
       </w:pPr>
       <w:r>
-        <w:t>The weakness of sigmoid is that its gradient becomes very small for large or small values of z. This is the vanishing gradient problem: when z is far from zero, the derivative is close to zero, and the weight updates during backward propagation become negligible. The neuron essentially stops learning. This is why sigmoid is generally reserved for output layers in modern architectures.</w:t>
+        <w:t>The weakness of sigmoid is that its gradient becomes very small for large or small values of z. This is the vanishing gradient problem: when z is far from zero, the derivative is close to zero, and the weight updates during backward propagation become negligible(we will see how that is in the following sections). The neuron essentially stops learning. This is why sigmoid is generally reserved for output layers in modern architectures.</w:t>
       </w:r>
     </w:p>
     <w:p>
@@ -4859,6 +4108,7 @@
         <w:pStyle w:val="MyBookEquation2"/>
       </w:pPr>
       <w:r>
+        <w:lastRenderedPageBreak/>
         <w:t>relu(z) = max(0, z)</w:t>
       </w:r>
     </w:p>
@@ -4867,116 +4117,112 @@
         <w:pStyle w:val="MyBookEquation2"/>
       </w:pPr>
       <w:r>
+        <w:t>relu'(z) = 1 if z &gt; 0, else 0    [gradient]</w:t>
+      </w:r>
+    </w:p>
+    <w:p>
+      <w:pPr>
+        <w:pStyle w:val="MyBookText"/>
+      </w:pPr>
+      <w:r>
+        <w:t>For positive inputs, ReLU is linear with a gradient of exactly 1. This means gradients flow backward through ReLU neurons without attenuation (again don’t worry about this as we will go through in details very shortly), addressing the vanishing gradient problem that plagues sigmoid. For negative inputs, ReLU outputs exactly 0 and has a gradient of 0.</w:t>
+      </w:r>
+    </w:p>
+    <w:p>
+      <w:pPr>
+        <w:pStyle w:val="MyBookText"/>
+      </w:pPr>
+      <w:r>
+        <w:t>The zero gradient for negative inputs creates what is called the "dying ReLU" problem: if a neuron consistently receives negative pre-activation values, it will output zero on every example and have zero gradient for all its weights. It is effectively dead and contributes nothing to the network. This is where Leaky ReLU comes in.</w:t>
+      </w:r>
+    </w:p>
+    <w:p>
+      <w:pPr>
+        <w:pStyle w:val="MyBookHeading2"/>
+      </w:pPr>
+      <w:r>
+        <w:t>2.7.3 Leaky ReLU: The Safer Alternative</w:t>
+      </w:r>
+    </w:p>
+    <w:p>
+      <w:pPr>
+        <w:pStyle w:val="MyBookText"/>
+      </w:pPr>
+      <w:r>
+        <w:t>Leaky ReLU modifies the negative region of ReLU by allowing a small, non-zero slope (typically 0.1) instead of the hard zero:</w:t>
+      </w:r>
+    </w:p>
+    <w:p>
+      <w:pPr>
+        <w:pStyle w:val="MyBookEquation2"/>
+      </w:pPr>
+      <w:r>
+        <w:t>leaky_relu(z) = z &gt; 0 ? z : 0.1 * z</w:t>
+      </w:r>
+    </w:p>
+    <w:p>
+      <w:pPr>
+        <w:pStyle w:val="MyBookEquation2"/>
+      </w:pPr>
+      <w:r>
+        <w:t>leaky_relu'(z) = z &gt; 0 ? 1.0 : 0.1    [gradient]</w:t>
+      </w:r>
+    </w:p>
+    <w:p>
+      <w:pPr>
+        <w:pStyle w:val="MyBookText"/>
+      </w:pPr>
+      <w:r>
+        <w:t>This ensures that even neurons receiving consistently negative inputs retain a non-zero gradient and can continue to update their weights. In practice, Leaky ReLU often performs similarly to ReLU, but it is a safer choice when you are concerned about dead neurons, especially in networks with deep stacks of layers.</w:t>
+      </w:r>
+    </w:p>
+    <w:p>
+      <w:pPr>
+        <w:pStyle w:val="MyBookHeading2"/>
+      </w:pPr>
+      <w:r>
+        <w:t>2.7.4 Tanh</w:t>
+      </w:r>
+    </w:p>
+    <w:p>
+      <w:pPr>
+        <w:pStyle w:val="MyBookText"/>
+      </w:pPr>
+      <w:r>
+        <w:t>Tanh (hyperbolic tangent) is a rescaled version of sigmoid that maps inputs to the range (-1, 1):</w:t>
+      </w:r>
+    </w:p>
+    <w:p>
+      <w:pPr>
+        <w:pStyle w:val="MyBookEquation2"/>
+      </w:pPr>
+      <w:r>
+        <w:t>tanh(z) = (exp(z) - exp(-z)) / (exp(z) + exp(-z))</w:t>
+      </w:r>
+    </w:p>
+    <w:p>
+      <w:pPr>
+        <w:pStyle w:val="MyBookEquation2"/>
+      </w:pPr>
+      <w:r>
+        <w:t>tanh'(z) = 1 - tanh(z)^2    [gradient]</w:t>
+      </w:r>
+    </w:p>
+    <w:p>
+      <w:pPr>
+        <w:pStyle w:val="MyBookText"/>
+      </w:pPr>
+      <w:r>
+        <w:t>The zero-cantered output of tanh (unlike sigmoid, which is cantered at 0.5) can make training more stable in some architectures, because gradients during backward propagation are more symmetric. Like sigmoid, however, tanh suffers from vanishing gradients for large input magnitudes.</w:t>
+      </w:r>
+    </w:p>
+    <w:p>
+      <w:pPr>
+        <w:pStyle w:val="MyBookText"/>
+      </w:pPr>
+      <w:r>
         <w:lastRenderedPageBreak/>
-        <w:t>relu'(z) = 1 if z &gt; 0, else 0    [gradient]</w:t>
-      </w:r>
-    </w:p>
-    <w:p>
-      <w:pPr>
-        <w:pStyle w:val="MyBookText"/>
-      </w:pPr>
-      <w:r>
-        <w:t>For positive inputs, ReLU is linear with a gradient of exactly 1. This means gradients flow backward through ReLU neurons without attenuation, addressing the vanishing gradient problem that plagues sigmoid. For negative inputs, ReLU outputs exactly 0 and has a gradient of 0.</w:t>
-      </w:r>
-    </w:p>
-    <w:p>
-      <w:pPr>
-        <w:pStyle w:val="MyBookText"/>
-      </w:pPr>
-      <w:r>
-        <w:t>The zero gradient for negative inputs creates what is called the "dying ReLU" problem: if a neuron consistently receives negative pre-activation values, it will output zero on every example and have zero gradient for all its weights. It is effectively dead and contributes nothing to the network. This is where Leaky ReLU comes in.</w:t>
-      </w:r>
-    </w:p>
-    <w:p>
-      <w:pPr>
-        <w:pStyle w:val="MyBookHeading2"/>
-      </w:pPr>
-      <w:r>
-        <w:t>2.7.3 Leaky ReLU: The Safer Alternative</w:t>
-      </w:r>
-    </w:p>
-    <w:p>
-      <w:pPr>
-        <w:pStyle w:val="MyBookText"/>
-      </w:pPr>
-      <w:r>
-        <w:t>Leaky ReLU modifies the negative region of ReLU by allowing a small, non-zero slope (typically 0.1) instead of the hard zero:</w:t>
-      </w:r>
-    </w:p>
-    <w:p>
-      <w:pPr>
-        <w:pStyle w:val="MyBookEquation2"/>
-      </w:pPr>
-      <w:r>
-        <w:t>leaky_relu(z) = z &gt; 0 ? z : 0.1 * z</w:t>
-      </w:r>
-    </w:p>
-    <w:p>
-      <w:pPr>
-        <w:pStyle w:val="MyBookEquation2"/>
-      </w:pPr>
-      <w:r>
-        <w:t>leaky_relu'(z) = z &gt; 0 ? 1.0 : 0.1    [gradient]</w:t>
-      </w:r>
-    </w:p>
-    <w:p>
-      <w:pPr>
-        <w:pStyle w:val="MyBookText"/>
-      </w:pPr>
-      <w:r>
-        <w:t>This ensures that even neurons receiving consistently negative inputs retain a non-zero gradient and can continue to update their weights. In practice, Leaky ReLU often performs similarly to ReLU, but it is a safer choice when you are concerned about dead neurons, especially in networks with deep stacks of layers.</w:t>
-      </w:r>
-    </w:p>
-    <w:p>
-      <w:pPr>
-        <w:pStyle w:val="MyBookHeading2"/>
-      </w:pPr>
-      <w:r>
-        <w:t>2.7.4 Tanh</w:t>
-      </w:r>
-    </w:p>
-    <w:p>
-      <w:pPr>
-        <w:pStyle w:val="MyBookText"/>
-      </w:pPr>
-      <w:r>
-        <w:t>Tanh (hyperbolic tangent) is a rescaled version of sigmoid that maps inputs to the range (-1, 1):</w:t>
-      </w:r>
-    </w:p>
-    <w:p>
-      <w:pPr>
-        <w:pStyle w:val="MyBookEquation2"/>
-      </w:pPr>
-      <w:r>
-        <w:t>tanh(z) = (exp(z) - exp(-z)) / (exp(z) + exp(-z))</w:t>
-      </w:r>
-    </w:p>
-    <w:p>
-      <w:pPr>
-        <w:pStyle w:val="MyBookEquation2"/>
-      </w:pPr>
-      <w:r>
-        <w:t>tanh'(z) = 1 - tanh(z)^2    [gradient]</w:t>
-      </w:r>
-    </w:p>
-    <w:p>
-      <w:pPr>
-        <w:pStyle w:val="MyBookText"/>
-      </w:pPr>
-      <w:r>
-        <w:t>The zero-cantered output of tanh (unlike sigmoid, which is cantered at 0.5) can make training more stable in some architectures, because gradients during backward propagation are more symmetric. Like sigmoid, however, tanh suffers from vanishing gradients for large input magnitudes.</w:t>
-      </w:r>
-    </w:p>
-    <w:p>
-      <w:pPr>
-        <w:pStyle w:val="MyBookText"/>
-      </w:pPr>
-      <w:r>
-        <w:t xml:space="preserve">In your code, the activation and its derivative are cleanly separated into two functions: applyAct() and applyActDeriv(). This separation is critical </w:t>
-      </w:r>
-      <w:r>
-        <w:lastRenderedPageBreak/>
-        <w:t>for the backward pass, which needs the derivative independently from the forward pass value.</w:t>
+        <w:t>In your code, the activation and its derivative are cleanly separated into two functions: applyAct() and applyActDeriv(). This separation is critical for the backward pass, which needs the derivative independently from the forward pass value.</w:t>
       </w:r>
     </w:p>
     <w:p>
@@ -5155,39 +4401,15 @@
         <w:t>how wrong was the output?</w:t>
       </w:r>
       <w:r>
-        <w:t xml:space="preserve"> The answer has to be a number</w:t>
-      </w:r>
-      <w:r>
-        <w:t xml:space="preserve">, </w:t>
-      </w:r>
-      <w:r>
-        <w:t xml:space="preserve"> and not just any number. It has to be a number we can differentiate </w:t>
-      </w:r>
-      <w:r>
-        <w:t xml:space="preserve">(we will see why later in this section) </w:t>
-      </w:r>
-      <w:r>
-        <w:t>with respect to every weight in the network, so we know exactly how much each weight contributed to the wrongness and in which direction to nudge it.</w:t>
-      </w:r>
-    </w:p>
-    <w:p>
-      <w:pPr>
-        <w:pStyle w:val="MyBookText"/>
-      </w:pPr>
-      <w:r>
-        <w:t>This section builds that understanding step by step. We start at the output layer, establish what values it should produce, define the error, derive the loss function from scratch, and work all the way to a formula for the gradient of every weight</w:t>
-      </w:r>
-      <w:r>
-        <w:t xml:space="preserve"> (how big and in which direction we change each weight to improve the output, </w:t>
-      </w:r>
-      <w:r>
-        <w:t xml:space="preserve">to </w:t>
-      </w:r>
-      <w:r>
-        <w:t>decrease the loss)</w:t>
-      </w:r>
-      <w:r>
-        <w:t xml:space="preserve">. </w:t>
+        <w:t xml:space="preserve"> The answer has to be a number,  and not just any number. It has to be a number we can differentiate (we will see why later in this section) with respect to every weight in the network, so we know exactly how much each weight contributed to the wrongness and in which direction to nudge it.</w:t>
+      </w:r>
+    </w:p>
+    <w:p>
+      <w:pPr>
+        <w:pStyle w:val="MyBookText"/>
+      </w:pPr>
+      <w:r>
+        <w:t xml:space="preserve">This section builds that understanding step by step. We start at the output layer, establish what values it should produce, define the error, derive the loss function from scratch, and work all the way to a formula for the gradient of every weight (how big and in which direction we change each weight to improve the output, to decrease the loss). </w:t>
       </w:r>
     </w:p>
     <w:p>
@@ -5203,6 +4425,7 @@
         <w:pStyle w:val="MyBookHeading2"/>
       </w:pPr>
       <w:r>
+        <w:lastRenderedPageBreak/>
         <w:t>2.8.1 The Output Layer: What Values Should We Expect?</w:t>
       </w:r>
     </w:p>
@@ -5211,23 +4434,7 @@
         <w:pStyle w:val="MyBookText"/>
       </w:pPr>
       <w:r>
-        <w:t xml:space="preserve">The output layer of our </w:t>
-      </w:r>
-      <w:r>
-        <w:t xml:space="preserve">example here ‘the </w:t>
-      </w:r>
-      <w:r>
-        <w:t>appliance controller</w:t>
-      </w:r>
-      <w:r>
-        <w:t>’</w:t>
-      </w:r>
-      <w:r>
-        <w:t xml:space="preserve"> has one neuron per appliance, each with a sigmoid activation. Sigmoid guarantees that every output is a real number strictly between 0 and 1. We interpret </w:t>
-      </w:r>
-      <w:r>
-        <w:lastRenderedPageBreak/>
-        <w:t xml:space="preserve">that number as a probability: </w:t>
+        <w:t xml:space="preserve">The output layer of our example here ‘the appliance controller’ has one neuron per appliance, each with a sigmoid activation. Sigmoid guarantees that every output is a real number strictly between 0 and 1. We interpret that number as a probability: </w:t>
       </w:r>
       <w:r>
         <w:rPr>
@@ -5253,18 +4460,13 @@
         <w:pStyle w:val="MyBookText"/>
       </w:pPr>
       <w:r>
-        <w:t xml:space="preserve">The target label for each training example is also a 0 or a 1. </w:t>
-      </w:r>
-      <w:r>
-        <w:t>So,</w:t>
-      </w:r>
-      <w:r>
-        <w:t xml:space="preserve"> for one appliance on one training example, we have three numbers:</w:t>
+        <w:t>The target label for each training example is also a 0 or a 1. So, for one appliance on one training example, we have three numbers:</w:t>
       </w:r>
     </w:p>
     <w:p>
       <w:pPr>
         <w:pStyle w:val="MyBookEquation2"/>
+        <w:spacing w:before="0" w:after="0"/>
       </w:pPr>
       <w:r>
         <w:t>prediction  =  network output  (a number between 0 and 1)</w:t>
@@ -5273,20 +4475,16 @@
     <w:p>
       <w:pPr>
         <w:pStyle w:val="MyBookEquation2"/>
-      </w:pPr>
-      <w:r>
-        <w:t>target      =  correct answer</w:t>
-      </w:r>
-      <w:r>
-        <w:t xml:space="preserve"> we provide</w:t>
-      </w:r>
-      <w:r>
-        <w:t xml:space="preserve">  (0 or 1)</w:t>
+        <w:spacing w:before="0" w:after="0"/>
+      </w:pPr>
+      <w:r>
+        <w:t>target      =  correct answer we provide  (0 or 1)</w:t>
       </w:r>
     </w:p>
     <w:p>
       <w:pPr>
         <w:pStyle w:val="MyBookEquation2"/>
+        <w:spacing w:before="0" w:after="0"/>
       </w:pPr>
       <w:r>
         <w:t>error       =  prediction - target</w:t>
@@ -5302,34 +4500,7 @@
         <w:pStyle w:val="MyBookText"/>
       </w:pPr>
       <w:r>
-        <w:t xml:space="preserve">The error here is exactly how the network should have predicted the outputs from the inputs in the first layer. </w:t>
-      </w:r>
-      <w:r>
-        <w:t>If the prediction</w:t>
-      </w:r>
-      <w:r>
-        <w:t xml:space="preserve"> of our network was</w:t>
-      </w:r>
-      <w:r>
-        <w:t xml:space="preserve"> 0.9 and the target</w:t>
-      </w:r>
-      <w:r>
-        <w:t xml:space="preserve"> should have been</w:t>
-      </w:r>
-      <w:r>
-        <w:t xml:space="preserve"> 1.0, the error is −0.1: we were slightly too low. If the prediction </w:t>
-      </w:r>
-      <w:r>
-        <w:t>was</w:t>
-      </w:r>
-      <w:r>
-        <w:t xml:space="preserve"> 0.8 and the target </w:t>
-      </w:r>
-      <w:r>
-        <w:t xml:space="preserve">should have been </w:t>
-      </w:r>
-      <w:r>
-        <w:t xml:space="preserve"> 0.0, the error is +0.8: we were badly wrong in the positive direction. This raw difference is our starting point. </w:t>
+        <w:t xml:space="preserve">The error is a signed quantity that tells us both how large the mistake was and in which direction. If the prediction was 0.9 and the target was 1.0, the error is −0.1: the network was slightly too low. If the prediction was 0.8 and the target was 0.0, the error is +0.8: the network was badly wrong in the positive direction. This raw difference is our starting point, but it is not yet enough on its own. </w:t>
       </w:r>
     </w:p>
     <w:p>
@@ -5345,19 +4516,7 @@
         <w:pStyle w:val="MyBookText"/>
       </w:pPr>
       <w:r>
-        <w:t>From calculus, we know that the minimum point of a function can be found by taking its derivative and using it to determine where the function reaches its lowest value. Neural networks use the same idea. The goal is to minimize the loss</w:t>
-      </w:r>
-      <w:r>
-        <w:t xml:space="preserve"> function (using the weights we randomly </w:t>
-      </w:r>
-      <w:r>
-        <w:t>chosen</w:t>
-      </w:r>
-      <w:r>
-        <w:t xml:space="preserve"> at the beginning)</w:t>
-      </w:r>
-      <w:r>
-        <w:t xml:space="preserve"> so that the network's predictions become as close as possible to the correct answers.</w:t>
+        <w:t>From calculus, we know that the minimum point of a function can be found by taking its derivative and using it to determine where the function reaches its lowest value. Neural networks use the same idea. The goal is to minimize the loss function (using the weights we randomly chosen at the beginning) so that the network's predictions become as close as possible to the correct answers.</w:t>
       </w:r>
     </w:p>
     <w:p>
@@ -5368,8 +4527,9 @@
         <w:rPr>
           <w:noProof/>
         </w:rPr>
+        <w:lastRenderedPageBreak/>
         <w:drawing>
-          <wp:inline distT="0" distB="0" distL="0" distR="0" wp14:anchorId="2ABAEBA3" wp14:editId="6FE2654F">
+          <wp:inline distT="0" distB="0" distL="0" distR="0" wp14:anchorId="4DB613B7" wp14:editId="5D1F3C61">
             <wp:extent cx="5354955" cy="2067339"/>
             <wp:effectExtent l="0" t="0" r="0" b="9525"/>
             <wp:docPr id="1654072026" name="Picture 2"/>
@@ -5423,51 +4583,15 @@
         <w:pStyle w:val="MyBookText"/>
       </w:pPr>
       <w:r>
-        <w:t>The error Loss function giving a particular weight</w:t>
-      </w:r>
-      <w:r>
-        <w:t>(our current w where the dot is)</w:t>
-      </w:r>
-      <w:r>
-        <w:t xml:space="preserve">-Note that the slope is positive, meaning the </w:t>
-      </w:r>
-      <w:r>
-        <w:t>better</w:t>
-      </w:r>
-      <w:r>
-        <w:t xml:space="preserve"> weight is behind </w:t>
-      </w:r>
-      <w:r>
-        <w:lastRenderedPageBreak/>
-        <w:t>this point</w:t>
-      </w:r>
-      <w:r>
-        <w:t>, while the slope is negative(left) means the weights needs increase, thus the subtraction operation.</w:t>
-      </w:r>
-    </w:p>
-    <w:p>
-      <w:pPr>
-        <w:pStyle w:val="MyBookText"/>
-      </w:pPr>
-      <w:r>
-        <w:t>This requires us to put our errors/loss in an equation with the weights in so we can differentiate the loss with respect to each weight to know how we can improve this weight to get lesser errors next time we run the inputs again.</w:t>
-      </w:r>
-      <w:r>
-        <w:t xml:space="preserve"> This is what we call training. Training is just a word for minimising our network prediction</w:t>
-      </w:r>
-      <w:r>
-        <w:t xml:space="preserve"> loss</w:t>
-      </w:r>
-      <w:r>
-        <w:t xml:space="preserve"> given a sample input. That is all about what we call training.</w:t>
-      </w:r>
-    </w:p>
-    <w:p>
-      <w:pPr>
-        <w:pStyle w:val="MyBookText"/>
-      </w:pPr>
-      <w:r>
-        <w:t>this is all, that is the whole idea of the backward propagation.</w:t>
+        <w:t>Figure 2.2: The loss as a function of a single weight. At the marked point, the slope is positive, meaning the weight should be decreased to reduce the loss. Where the slope is negative (the left curve), the weight should be increased. This means that to update the weight, the rule should be  w_new = w_old – lr × slope which implements this in both cases(slope is positive, the -ve sign decrease the weight, +ve sign increases it).</w:t>
+      </w:r>
+    </w:p>
+    <w:p>
+      <w:pPr>
+        <w:pStyle w:val="MyBookText"/>
+      </w:pPr>
+      <w:r>
+        <w:t>To make this concrete, we must express the loss as an explicit function of the weights. Only then can we differentiate with respect to each weight and compute the gradient(slope) that tells us which direction to move that weight. That computation is the subject of the next two subsections.</w:t>
       </w:r>
     </w:p>
     <w:p>
@@ -5514,6 +4638,11 @@
     </w:p>
     <w:p>
       <w:pPr>
+        <w:pStyle w:val="MyBookText"/>
+      </w:pPr>
+    </w:p>
+    <w:p>
+      <w:pPr>
         <w:pStyle w:val="MyBookEquation2"/>
       </w:pPr>
       <w:r>
@@ -5539,11 +4668,1487 @@
         <w:pStyle w:val="MyBookText"/>
       </w:pPr>
       <w:r>
-        <w:t>Let’s put the above loss equation in its pure form using the wights:</w:t>
-      </w:r>
-      <w:r>
-        <w:br/>
-        <w:t>The complete, expanded loss function incorporating the three weights, input features, sigmoid activation, and target value is explicitly defined as:</w:t>
+        <w:t>To see where this gradient comes from, we expand the loss into its full form in terms of the weights.</w:t>
+      </w:r>
+    </w:p>
+    <w:p>
+      <w:pPr>
+        <w:pStyle w:val="MyBookText"/>
+      </w:pPr>
+      <w:r>
+        <w:t>Let us use a simple example of one neuron. For a single-output neuron with three inputs for example, and a sigmoid activation, and weights w1, w2, w3, the complete loss expands to:</w:t>
+      </w:r>
+    </w:p>
+    <w:p>
+      <w:pPr>
+        <w:pStyle w:val="MyBookEquation2"/>
+      </w:pPr>
+      <m:oMathPara>
+        <m:oMath>
+          <m:r>
+            <m:rPr>
+              <m:scr m:val="script"/>
+              <m:sty m:val="p"/>
+            </m:rPr>
+            <w:rPr>
+              <w:rFonts w:ascii="Cambria Math" w:hAnsi="Cambria Math"/>
+            </w:rPr>
+            <w:lastRenderedPageBreak/>
+            <m:t xml:space="preserve">L = </m:t>
+          </m:r>
+          <m:sSup>
+            <m:sSupPr>
+              <m:ctrlPr>
+                <w:rPr>
+                  <w:rFonts w:ascii="Cambria Math" w:hAnsi="Cambria Math"/>
+                </w:rPr>
+              </m:ctrlPr>
+            </m:sSupPr>
+            <m:e>
+              <m:d>
+                <m:dPr>
+                  <m:ctrlPr>
+                    <w:rPr>
+                      <w:rFonts w:ascii="Cambria Math" w:hAnsi="Cambria Math"/>
+                    </w:rPr>
+                  </m:ctrlPr>
+                </m:dPr>
+                <m:e>
+                  <m:r>
+                    <m:rPr>
+                      <m:sty m:val="p"/>
+                    </m:rPr>
+                    <w:rPr>
+                      <w:rFonts w:ascii="Cambria Math" w:hAnsi="Cambria Math"/>
+                    </w:rPr>
+                    <m:t xml:space="preserve"> </m:t>
+                  </m:r>
+                  <m:f>
+                    <m:fPr>
+                      <m:ctrlPr>
+                        <w:rPr>
+                          <w:rFonts w:ascii="Cambria Math" w:hAnsi="Cambria Math"/>
+                        </w:rPr>
+                      </m:ctrlPr>
+                    </m:fPr>
+                    <m:num>
+                      <m:r>
+                        <m:rPr>
+                          <m:sty m:val="p"/>
+                        </m:rPr>
+                        <w:rPr>
+                          <w:rFonts w:ascii="Cambria Math" w:hAnsi="Cambria Math"/>
+                        </w:rPr>
+                        <m:t>1</m:t>
+                      </m:r>
+                    </m:num>
+                    <m:den>
+                      <m:d>
+                        <m:dPr>
+                          <m:ctrlPr>
+                            <w:rPr>
+                              <w:rFonts w:ascii="Cambria Math" w:hAnsi="Cambria Math"/>
+                            </w:rPr>
+                          </m:ctrlPr>
+                        </m:dPr>
+                        <m:e>
+                          <m:r>
+                            <m:rPr>
+                              <m:sty m:val="p"/>
+                            </m:rPr>
+                            <w:rPr>
+                              <w:rFonts w:ascii="Cambria Math" w:hAnsi="Cambria Math"/>
+                            </w:rPr>
+                            <m:t xml:space="preserve"> 1 + </m:t>
+                          </m:r>
+                          <m:sSup>
+                            <m:sSupPr>
+                              <m:ctrlPr>
+                                <w:rPr>
+                                  <w:rFonts w:ascii="Cambria Math" w:hAnsi="Cambria Math"/>
+                                </w:rPr>
+                              </m:ctrlPr>
+                            </m:sSupPr>
+                            <m:e>
+                              <m:r>
+                                <w:rPr>
+                                  <w:rFonts w:ascii="Cambria Math" w:hAnsi="Cambria Math"/>
+                                </w:rPr>
+                                <m:t>e</m:t>
+                              </m:r>
+                            </m:e>
+                            <m:sup>
+                              <m:r>
+                                <m:rPr>
+                                  <m:sty m:val="p"/>
+                                </m:rPr>
+                                <w:rPr>
+                                  <w:rFonts w:ascii="Cambria Math" w:hAnsi="Cambria Math"/>
+                                </w:rPr>
+                                <m:t>-</m:t>
+                              </m:r>
+                              <m:d>
+                                <m:dPr>
+                                  <m:ctrlPr>
+                                    <w:rPr>
+                                      <w:rFonts w:ascii="Cambria Math" w:hAnsi="Cambria Math"/>
+                                    </w:rPr>
+                                  </m:ctrlPr>
+                                </m:dPr>
+                                <m:e>
+                                  <m:sSub>
+                                    <m:sSubPr>
+                                      <m:ctrlPr>
+                                        <w:rPr>
+                                          <w:rFonts w:ascii="Cambria Math" w:hAnsi="Cambria Math"/>
+                                        </w:rPr>
+                                      </m:ctrlPr>
+                                    </m:sSubPr>
+                                    <m:e>
+                                      <m:r>
+                                        <w:rPr>
+                                          <w:rFonts w:ascii="Cambria Math" w:hAnsi="Cambria Math"/>
+                                        </w:rPr>
+                                        <m:t>w</m:t>
+                                      </m:r>
+                                    </m:e>
+                                    <m:sub>
+                                      <m:r>
+                                        <m:rPr>
+                                          <m:sty m:val="p"/>
+                                        </m:rPr>
+                                        <w:rPr>
+                                          <w:rFonts w:ascii="Cambria Math" w:hAnsi="Cambria Math"/>
+                                        </w:rPr>
+                                        <m:t>1</m:t>
+                                      </m:r>
+                                    </m:sub>
+                                  </m:sSub>
+                                  <m:sSub>
+                                    <m:sSubPr>
+                                      <m:ctrlPr>
+                                        <w:rPr>
+                                          <w:rFonts w:ascii="Cambria Math" w:hAnsi="Cambria Math"/>
+                                        </w:rPr>
+                                      </m:ctrlPr>
+                                    </m:sSubPr>
+                                    <m:e>
+                                      <m:r>
+                                        <w:rPr>
+                                          <w:rFonts w:ascii="Cambria Math" w:hAnsi="Cambria Math"/>
+                                        </w:rPr>
+                                        <m:t>x</m:t>
+                                      </m:r>
+                                    </m:e>
+                                    <m:sub>
+                                      <m:r>
+                                        <m:rPr>
+                                          <m:sty m:val="p"/>
+                                        </m:rPr>
+                                        <w:rPr>
+                                          <w:rFonts w:ascii="Cambria Math" w:hAnsi="Cambria Math"/>
+                                        </w:rPr>
+                                        <m:t>1</m:t>
+                                      </m:r>
+                                    </m:sub>
+                                  </m:sSub>
+                                  <m:r>
+                                    <m:rPr>
+                                      <m:sty m:val="p"/>
+                                    </m:rPr>
+                                    <w:rPr>
+                                      <w:rFonts w:ascii="Cambria Math" w:hAnsi="Cambria Math"/>
+                                    </w:rPr>
+                                    <m:t xml:space="preserve">+ </m:t>
+                                  </m:r>
+                                  <m:sSub>
+                                    <m:sSubPr>
+                                      <m:ctrlPr>
+                                        <w:rPr>
+                                          <w:rFonts w:ascii="Cambria Math" w:hAnsi="Cambria Math"/>
+                                        </w:rPr>
+                                      </m:ctrlPr>
+                                    </m:sSubPr>
+                                    <m:e>
+                                      <m:r>
+                                        <w:rPr>
+                                          <w:rFonts w:ascii="Cambria Math" w:hAnsi="Cambria Math"/>
+                                        </w:rPr>
+                                        <m:t>w</m:t>
+                                      </m:r>
+                                    </m:e>
+                                    <m:sub>
+                                      <m:r>
+                                        <m:rPr>
+                                          <m:sty m:val="p"/>
+                                        </m:rPr>
+                                        <w:rPr>
+                                          <w:rFonts w:ascii="Cambria Math" w:hAnsi="Cambria Math"/>
+                                        </w:rPr>
+                                        <m:t>2</m:t>
+                                      </m:r>
+                                    </m:sub>
+                                  </m:sSub>
+                                  <m:sSub>
+                                    <m:sSubPr>
+                                      <m:ctrlPr>
+                                        <w:rPr>
+                                          <w:rFonts w:ascii="Cambria Math" w:hAnsi="Cambria Math"/>
+                                        </w:rPr>
+                                      </m:ctrlPr>
+                                    </m:sSubPr>
+                                    <m:e>
+                                      <m:r>
+                                        <w:rPr>
+                                          <w:rFonts w:ascii="Cambria Math" w:hAnsi="Cambria Math"/>
+                                        </w:rPr>
+                                        <m:t>x</m:t>
+                                      </m:r>
+                                    </m:e>
+                                    <m:sub>
+                                      <m:r>
+                                        <m:rPr>
+                                          <m:sty m:val="p"/>
+                                        </m:rPr>
+                                        <w:rPr>
+                                          <w:rFonts w:ascii="Cambria Math" w:hAnsi="Cambria Math"/>
+                                        </w:rPr>
+                                        <m:t>2</m:t>
+                                      </m:r>
+                                    </m:sub>
+                                  </m:sSub>
+                                  <m:r>
+                                    <m:rPr>
+                                      <m:sty m:val="p"/>
+                                    </m:rPr>
+                                    <w:rPr>
+                                      <w:rFonts w:ascii="Cambria Math" w:hAnsi="Cambria Math"/>
+                                    </w:rPr>
+                                    <m:t xml:space="preserve">+ </m:t>
+                                  </m:r>
+                                  <m:sSub>
+                                    <m:sSubPr>
+                                      <m:ctrlPr>
+                                        <w:rPr>
+                                          <w:rFonts w:ascii="Cambria Math" w:hAnsi="Cambria Math"/>
+                                        </w:rPr>
+                                      </m:ctrlPr>
+                                    </m:sSubPr>
+                                    <m:e>
+                                      <m:r>
+                                        <w:rPr>
+                                          <w:rFonts w:ascii="Cambria Math" w:hAnsi="Cambria Math"/>
+                                        </w:rPr>
+                                        <m:t>w</m:t>
+                                      </m:r>
+                                    </m:e>
+                                    <m:sub>
+                                      <m:r>
+                                        <m:rPr>
+                                          <m:sty m:val="p"/>
+                                        </m:rPr>
+                                        <w:rPr>
+                                          <w:rFonts w:ascii="Cambria Math" w:hAnsi="Cambria Math"/>
+                                        </w:rPr>
+                                        <m:t>3</m:t>
+                                      </m:r>
+                                    </m:sub>
+                                  </m:sSub>
+                                  <m:sSub>
+                                    <m:sSubPr>
+                                      <m:ctrlPr>
+                                        <w:rPr>
+                                          <w:rFonts w:ascii="Cambria Math" w:hAnsi="Cambria Math"/>
+                                        </w:rPr>
+                                      </m:ctrlPr>
+                                    </m:sSubPr>
+                                    <m:e>
+                                      <m:r>
+                                        <w:rPr>
+                                          <w:rFonts w:ascii="Cambria Math" w:hAnsi="Cambria Math"/>
+                                        </w:rPr>
+                                        <m:t>x</m:t>
+                                      </m:r>
+                                    </m:e>
+                                    <m:sub>
+                                      <m:r>
+                                        <m:rPr>
+                                          <m:sty m:val="p"/>
+                                        </m:rPr>
+                                        <w:rPr>
+                                          <w:rFonts w:ascii="Cambria Math" w:hAnsi="Cambria Math"/>
+                                        </w:rPr>
+                                        <m:t>3</m:t>
+                                      </m:r>
+                                    </m:sub>
+                                  </m:sSub>
+                                </m:e>
+                              </m:d>
+                            </m:sup>
+                          </m:sSup>
+                        </m:e>
+                      </m:d>
+                    </m:den>
+                  </m:f>
+                  <m:r>
+                    <m:rPr>
+                      <m:sty m:val="p"/>
+                    </m:rPr>
+                    <w:rPr>
+                      <w:rFonts w:ascii="Cambria Math" w:hAnsi="Cambria Math"/>
+                    </w:rPr>
+                    <m:t xml:space="preserve">- </m:t>
+                  </m:r>
+                  <m:r>
+                    <w:rPr>
+                      <w:rFonts w:ascii="Cambria Math" w:hAnsi="Cambria Math"/>
+                    </w:rPr>
+                    <m:t>y</m:t>
+                  </m:r>
+                  <m:r>
+                    <m:rPr>
+                      <m:sty m:val="p"/>
+                    </m:rPr>
+                    <w:rPr>
+                      <w:rFonts w:ascii="Cambria Math" w:hAnsi="Cambria Math"/>
+                    </w:rPr>
+                    <m:t xml:space="preserve"> </m:t>
+                  </m:r>
+                </m:e>
+              </m:d>
+            </m:e>
+            <m:sup>
+              <m:r>
+                <m:rPr>
+                  <m:sty m:val="p"/>
+                </m:rPr>
+                <w:rPr>
+                  <w:rFonts w:ascii="Cambria Math" w:hAnsi="Cambria Math"/>
+                </w:rPr>
+                <m:t>2</m:t>
+              </m:r>
+            </m:sup>
+          </m:sSup>
+        </m:oMath>
+      </m:oMathPara>
+    </w:p>
+    <w:p>
+      <w:pPr>
+        <w:pStyle w:val="MyBookText"/>
+      </w:pPr>
+      <w:r>
+        <w:t>Now our goal is to find the combination of weights that sits at the lowest point where the loss is minimized.</w:t>
+      </w:r>
+    </w:p>
+    <w:p>
+      <w:pPr>
+        <w:pStyle w:val="MyBookText"/>
+      </w:pPr>
+      <w:r>
+        <w:t>To descend toward that minimum, we calculate the derivative of the loss with respect to each weight. The derivative gives us the slope of the loss at the current weight values and indicates both the direction and magnitude of the adjustment needed.</w:t>
+      </w:r>
+    </w:p>
+    <w:p>
+      <w:pPr>
+        <w:pStyle w:val="MyBookText"/>
+      </w:pPr>
+      <w:r>
+        <w:t>A positive slope means the loss increases as the weight increases, so we should decrease the weight (see the curves above).</w:t>
+      </w:r>
+    </w:p>
+    <w:p>
+      <w:pPr>
+        <w:pStyle w:val="MyBookText"/>
+      </w:pPr>
+      <w:r>
+        <w:t>A negative slope means the loss decreases as the weight increases, so we should increase the weight.</w:t>
+      </w:r>
+    </w:p>
+    <w:p>
+      <w:pPr>
+        <w:pStyle w:val="MyBookText"/>
+      </w:pPr>
+      <w:r>
+        <w:t>So, if we differentiate the loss equation above w.r.t w1, note that the sigmoid derivative in he literature is actually sigmoid x (1- sigmoid), you can derive it yourself to prove it, for now we will use this conclusion, so we will get:</w:t>
+      </w:r>
+    </w:p>
+    <w:p>
+      <w:pPr>
+        <w:pStyle w:val="MyBookEquation2"/>
+      </w:pPr>
+      <m:oMathPara>
+        <m:oMath>
+          <m:f>
+            <m:fPr>
+              <m:ctrlPr>
+                <w:rPr>
+                  <w:rFonts w:ascii="Cambria Math" w:hAnsi="Cambria Math"/>
+                  <w:highlight w:val="lightGray"/>
+                </w:rPr>
+              </m:ctrlPr>
+            </m:fPr>
+            <m:num>
+              <m:r>
+                <w:rPr>
+                  <w:rFonts w:ascii="Cambria Math" w:hAnsi="Cambria Math"/>
+                  <w:highlight w:val="lightGray"/>
+                </w:rPr>
+                <m:t>∂</m:t>
+              </m:r>
+              <m:r>
+                <m:rPr>
+                  <m:scr m:val="script"/>
+                  <m:sty m:val="p"/>
+                </m:rPr>
+                <w:rPr>
+                  <w:rFonts w:ascii="Cambria Math" w:hAnsi="Cambria Math"/>
+                  <w:highlight w:val="lightGray"/>
+                </w:rPr>
+                <m:t>L</m:t>
+              </m:r>
+            </m:num>
+            <m:den>
+              <m:r>
+                <w:rPr>
+                  <w:rFonts w:ascii="Cambria Math" w:hAnsi="Cambria Math"/>
+                  <w:highlight w:val="lightGray"/>
+                </w:rPr>
+                <m:t>∂</m:t>
+              </m:r>
+              <m:sSub>
+                <m:sSubPr>
+                  <m:ctrlPr>
+                    <w:rPr>
+                      <w:rFonts w:ascii="Cambria Math" w:hAnsi="Cambria Math"/>
+                      <w:highlight w:val="lightGray"/>
+                    </w:rPr>
+                  </m:ctrlPr>
+                </m:sSubPr>
+                <m:e>
+                  <m:r>
+                    <w:rPr>
+                      <w:rFonts w:ascii="Cambria Math" w:hAnsi="Cambria Math"/>
+                      <w:highlight w:val="lightGray"/>
+                    </w:rPr>
+                    <m:t>w</m:t>
+                  </m:r>
+                </m:e>
+                <m:sub>
+                  <m:r>
+                    <m:rPr>
+                      <m:sty m:val="p"/>
+                    </m:rPr>
+                    <w:rPr>
+                      <w:rFonts w:ascii="Cambria Math" w:hAnsi="Cambria Math"/>
+                      <w:highlight w:val="lightGray"/>
+                    </w:rPr>
+                    <m:t>1</m:t>
+                  </m:r>
+                </m:sub>
+              </m:sSub>
+            </m:den>
+          </m:f>
+          <m:r>
+            <m:rPr>
+              <m:sty m:val="p"/>
+            </m:rPr>
+            <w:rPr>
+              <w:rFonts w:ascii="Cambria Math" w:hAnsi="Cambria Math"/>
+              <w:highlight w:val="lightGray"/>
+            </w:rPr>
+            <m:t>= 2</m:t>
+          </m:r>
+          <m:d>
+            <m:dPr>
+              <m:ctrlPr>
+                <w:rPr>
+                  <w:rFonts w:ascii="Cambria Math" w:hAnsi="Cambria Math"/>
+                  <w:highlight w:val="lightGray"/>
+                </w:rPr>
+              </m:ctrlPr>
+            </m:dPr>
+            <m:e>
+              <m:r>
+                <w:rPr>
+                  <w:rFonts w:ascii="Cambria Math" w:hAnsi="Cambria Math"/>
+                  <w:highlight w:val="lightGray"/>
+                </w:rPr>
+                <m:t>pred</m:t>
+              </m:r>
+              <m:r>
+                <m:rPr>
+                  <m:sty m:val="p"/>
+                </m:rPr>
+                <w:rPr>
+                  <w:rFonts w:ascii="Cambria Math" w:hAnsi="Cambria Math"/>
+                  <w:highlight w:val="lightGray"/>
+                </w:rPr>
+                <m:t xml:space="preserve"> - </m:t>
+              </m:r>
+              <m:r>
+                <w:rPr>
+                  <w:rFonts w:ascii="Cambria Math" w:hAnsi="Cambria Math"/>
+                  <w:highlight w:val="lightGray"/>
+                </w:rPr>
+                <m:t>y</m:t>
+              </m:r>
+            </m:e>
+          </m:d>
+          <m:r>
+            <m:rPr>
+              <m:sty m:val="p"/>
+            </m:rPr>
+            <w:rPr>
+              <w:rFonts w:ascii="Cambria Math" w:hAnsi="Cambria Math"/>
+              <w:highlight w:val="lightGray"/>
+            </w:rPr>
+            <m:t>⋅</m:t>
+          </m:r>
+          <m:r>
+            <w:rPr>
+              <w:rFonts w:ascii="Cambria Math" w:hAnsi="Cambria Math"/>
+              <w:highlight w:val="lightGray"/>
+            </w:rPr>
+            <m:t>pred</m:t>
+          </m:r>
+          <m:d>
+            <m:dPr>
+              <m:ctrlPr>
+                <w:rPr>
+                  <w:rFonts w:ascii="Cambria Math" w:hAnsi="Cambria Math"/>
+                  <w:highlight w:val="lightGray"/>
+                </w:rPr>
+              </m:ctrlPr>
+            </m:dPr>
+            <m:e>
+              <m:r>
+                <m:rPr>
+                  <m:sty m:val="p"/>
+                </m:rPr>
+                <w:rPr>
+                  <w:rFonts w:ascii="Cambria Math" w:hAnsi="Cambria Math"/>
+                  <w:highlight w:val="lightGray"/>
+                </w:rPr>
+                <m:t xml:space="preserve">1 - </m:t>
+              </m:r>
+              <m:r>
+                <w:rPr>
+                  <w:rFonts w:ascii="Cambria Math" w:hAnsi="Cambria Math"/>
+                  <w:highlight w:val="lightGray"/>
+                </w:rPr>
+                <m:t>pred</m:t>
+              </m:r>
+            </m:e>
+          </m:d>
+          <m:r>
+            <m:rPr>
+              <m:sty m:val="p"/>
+            </m:rPr>
+            <w:rPr>
+              <w:rFonts w:ascii="Cambria Math" w:hAnsi="Cambria Math"/>
+              <w:highlight w:val="lightGray"/>
+            </w:rPr>
+            <m:t>⋅</m:t>
+          </m:r>
+          <m:sSub>
+            <m:sSubPr>
+              <m:ctrlPr>
+                <w:rPr>
+                  <w:rFonts w:ascii="Cambria Math" w:hAnsi="Cambria Math"/>
+                  <w:highlight w:val="lightGray"/>
+                </w:rPr>
+              </m:ctrlPr>
+            </m:sSubPr>
+            <m:e>
+              <m:r>
+                <w:rPr>
+                  <w:rFonts w:ascii="Cambria Math" w:hAnsi="Cambria Math"/>
+                  <w:highlight w:val="lightGray"/>
+                </w:rPr>
+                <m:t>x</m:t>
+              </m:r>
+            </m:e>
+            <m:sub>
+              <m:r>
+                <m:rPr>
+                  <m:sty m:val="p"/>
+                </m:rPr>
+                <w:rPr>
+                  <w:rFonts w:ascii="Cambria Math" w:hAnsi="Cambria Math"/>
+                  <w:highlight w:val="lightGray"/>
+                </w:rPr>
+                <m:t>1</m:t>
+              </m:r>
+            </m:sub>
+          </m:sSub>
+        </m:oMath>
+      </m:oMathPara>
+    </w:p>
+    <w:p>
+      <w:pPr>
+        <w:pStyle w:val="MyBookEquation2"/>
+        <w:rPr>
+          <w:rFonts w:eastAsiaTheme="minorEastAsia"/>
+        </w:rPr>
+      </w:pPr>
+      <w:r>
+        <w:t xml:space="preserve">where pred = </w:t>
+      </w:r>
+      <m:oMath>
+        <m:f>
+          <m:fPr>
+            <m:ctrlPr>
+              <w:rPr>
+                <w:rFonts w:ascii="Cambria Math" w:hAnsi="Cambria Math"/>
+              </w:rPr>
+            </m:ctrlPr>
+          </m:fPr>
+          <m:num>
+            <m:r>
+              <m:rPr>
+                <m:sty m:val="p"/>
+              </m:rPr>
+              <w:rPr>
+                <w:rFonts w:ascii="Cambria Math" w:hAnsi="Cambria Math"/>
+              </w:rPr>
+              <m:t>1</m:t>
+            </m:r>
+          </m:num>
+          <m:den>
+            <m:d>
+              <m:dPr>
+                <m:ctrlPr>
+                  <w:rPr>
+                    <w:rFonts w:ascii="Cambria Math" w:hAnsi="Cambria Math"/>
+                  </w:rPr>
+                </m:ctrlPr>
+              </m:dPr>
+              <m:e>
+                <m:r>
+                  <m:rPr>
+                    <m:sty m:val="p"/>
+                  </m:rPr>
+                  <w:rPr>
+                    <w:rFonts w:ascii="Cambria Math" w:hAnsi="Cambria Math"/>
+                  </w:rPr>
+                  <m:t xml:space="preserve"> 1 + </m:t>
+                </m:r>
+                <m:sSup>
+                  <m:sSupPr>
+                    <m:ctrlPr>
+                      <w:rPr>
+                        <w:rFonts w:ascii="Cambria Math" w:hAnsi="Cambria Math"/>
+                      </w:rPr>
+                    </m:ctrlPr>
+                  </m:sSupPr>
+                  <m:e>
+                    <m:r>
+                      <w:rPr>
+                        <w:rFonts w:ascii="Cambria Math" w:hAnsi="Cambria Math"/>
+                      </w:rPr>
+                      <m:t>e</m:t>
+                    </m:r>
+                  </m:e>
+                  <m:sup>
+                    <m:r>
+                      <m:rPr>
+                        <m:sty m:val="p"/>
+                      </m:rPr>
+                      <w:rPr>
+                        <w:rFonts w:ascii="Cambria Math" w:hAnsi="Cambria Math"/>
+                      </w:rPr>
+                      <m:t>-</m:t>
+                    </m:r>
+                    <m:d>
+                      <m:dPr>
+                        <m:ctrlPr>
+                          <w:rPr>
+                            <w:rFonts w:ascii="Cambria Math" w:hAnsi="Cambria Math"/>
+                          </w:rPr>
+                        </m:ctrlPr>
+                      </m:dPr>
+                      <m:e>
+                        <m:sSub>
+                          <m:sSubPr>
+                            <m:ctrlPr>
+                              <w:rPr>
+                                <w:rFonts w:ascii="Cambria Math" w:hAnsi="Cambria Math"/>
+                              </w:rPr>
+                            </m:ctrlPr>
+                          </m:sSubPr>
+                          <m:e>
+                            <m:r>
+                              <w:rPr>
+                                <w:rFonts w:ascii="Cambria Math" w:hAnsi="Cambria Math"/>
+                              </w:rPr>
+                              <m:t>w</m:t>
+                            </m:r>
+                          </m:e>
+                          <m:sub>
+                            <m:r>
+                              <m:rPr>
+                                <m:sty m:val="p"/>
+                              </m:rPr>
+                              <w:rPr>
+                                <w:rFonts w:ascii="Cambria Math" w:hAnsi="Cambria Math"/>
+                              </w:rPr>
+                              <m:t>1</m:t>
+                            </m:r>
+                          </m:sub>
+                        </m:sSub>
+                        <m:sSub>
+                          <m:sSubPr>
+                            <m:ctrlPr>
+                              <w:rPr>
+                                <w:rFonts w:ascii="Cambria Math" w:hAnsi="Cambria Math"/>
+                              </w:rPr>
+                            </m:ctrlPr>
+                          </m:sSubPr>
+                          <m:e>
+                            <m:r>
+                              <w:rPr>
+                                <w:rFonts w:ascii="Cambria Math" w:hAnsi="Cambria Math"/>
+                              </w:rPr>
+                              <m:t>x</m:t>
+                            </m:r>
+                          </m:e>
+                          <m:sub>
+                            <m:r>
+                              <m:rPr>
+                                <m:sty m:val="p"/>
+                              </m:rPr>
+                              <w:rPr>
+                                <w:rFonts w:ascii="Cambria Math" w:hAnsi="Cambria Math"/>
+                              </w:rPr>
+                              <m:t>1</m:t>
+                            </m:r>
+                          </m:sub>
+                        </m:sSub>
+                        <m:r>
+                          <m:rPr>
+                            <m:sty m:val="p"/>
+                          </m:rPr>
+                          <w:rPr>
+                            <w:rFonts w:ascii="Cambria Math" w:hAnsi="Cambria Math"/>
+                          </w:rPr>
+                          <m:t xml:space="preserve">+ </m:t>
+                        </m:r>
+                        <m:sSub>
+                          <m:sSubPr>
+                            <m:ctrlPr>
+                              <w:rPr>
+                                <w:rFonts w:ascii="Cambria Math" w:hAnsi="Cambria Math"/>
+                              </w:rPr>
+                            </m:ctrlPr>
+                          </m:sSubPr>
+                          <m:e>
+                            <m:r>
+                              <w:rPr>
+                                <w:rFonts w:ascii="Cambria Math" w:hAnsi="Cambria Math"/>
+                              </w:rPr>
+                              <m:t>w</m:t>
+                            </m:r>
+                          </m:e>
+                          <m:sub>
+                            <m:r>
+                              <m:rPr>
+                                <m:sty m:val="p"/>
+                              </m:rPr>
+                              <w:rPr>
+                                <w:rFonts w:ascii="Cambria Math" w:hAnsi="Cambria Math"/>
+                              </w:rPr>
+                              <m:t>2</m:t>
+                            </m:r>
+                          </m:sub>
+                        </m:sSub>
+                        <m:sSub>
+                          <m:sSubPr>
+                            <m:ctrlPr>
+                              <w:rPr>
+                                <w:rFonts w:ascii="Cambria Math" w:hAnsi="Cambria Math"/>
+                              </w:rPr>
+                            </m:ctrlPr>
+                          </m:sSubPr>
+                          <m:e>
+                            <m:r>
+                              <w:rPr>
+                                <w:rFonts w:ascii="Cambria Math" w:hAnsi="Cambria Math"/>
+                              </w:rPr>
+                              <m:t>x</m:t>
+                            </m:r>
+                          </m:e>
+                          <m:sub>
+                            <m:r>
+                              <m:rPr>
+                                <m:sty m:val="p"/>
+                              </m:rPr>
+                              <w:rPr>
+                                <w:rFonts w:ascii="Cambria Math" w:hAnsi="Cambria Math"/>
+                              </w:rPr>
+                              <m:t>2</m:t>
+                            </m:r>
+                          </m:sub>
+                        </m:sSub>
+                        <m:r>
+                          <m:rPr>
+                            <m:sty m:val="p"/>
+                          </m:rPr>
+                          <w:rPr>
+                            <w:rFonts w:ascii="Cambria Math" w:hAnsi="Cambria Math"/>
+                          </w:rPr>
+                          <m:t xml:space="preserve">+ </m:t>
+                        </m:r>
+                        <m:sSub>
+                          <m:sSubPr>
+                            <m:ctrlPr>
+                              <w:rPr>
+                                <w:rFonts w:ascii="Cambria Math" w:hAnsi="Cambria Math"/>
+                              </w:rPr>
+                            </m:ctrlPr>
+                          </m:sSubPr>
+                          <m:e>
+                            <m:r>
+                              <w:rPr>
+                                <w:rFonts w:ascii="Cambria Math" w:hAnsi="Cambria Math"/>
+                              </w:rPr>
+                              <m:t>w</m:t>
+                            </m:r>
+                          </m:e>
+                          <m:sub>
+                            <m:r>
+                              <m:rPr>
+                                <m:sty m:val="p"/>
+                              </m:rPr>
+                              <w:rPr>
+                                <w:rFonts w:ascii="Cambria Math" w:hAnsi="Cambria Math"/>
+                              </w:rPr>
+                              <m:t>3</m:t>
+                            </m:r>
+                          </m:sub>
+                        </m:sSub>
+                        <m:sSub>
+                          <m:sSubPr>
+                            <m:ctrlPr>
+                              <w:rPr>
+                                <w:rFonts w:ascii="Cambria Math" w:hAnsi="Cambria Math"/>
+                              </w:rPr>
+                            </m:ctrlPr>
+                          </m:sSubPr>
+                          <m:e>
+                            <m:r>
+                              <w:rPr>
+                                <w:rFonts w:ascii="Cambria Math" w:hAnsi="Cambria Math"/>
+                              </w:rPr>
+                              <m:t>x</m:t>
+                            </m:r>
+                          </m:e>
+                          <m:sub>
+                            <m:r>
+                              <m:rPr>
+                                <m:sty m:val="p"/>
+                              </m:rPr>
+                              <w:rPr>
+                                <w:rFonts w:ascii="Cambria Math" w:hAnsi="Cambria Math"/>
+                              </w:rPr>
+                              <m:t>3</m:t>
+                            </m:r>
+                          </m:sub>
+                        </m:sSub>
+                      </m:e>
+                    </m:d>
+                  </m:sup>
+                </m:sSup>
+              </m:e>
+            </m:d>
+          </m:den>
+        </m:f>
+      </m:oMath>
+      <w:r>
+        <w:rPr>
+          <w:rFonts w:eastAsiaTheme="minorEastAsia"/>
+        </w:rPr>
+        <w:t xml:space="preserve"> the sigmoid function</w:t>
+      </w:r>
+    </w:p>
+    <w:p>
+      <w:pPr>
+        <w:pStyle w:val="MyBookEquation2"/>
+      </w:pPr>
+      <w:r>
+        <w:t>pred(1-pred) is the derivative of the sigmoid</w:t>
+      </w:r>
+    </w:p>
+    <w:p>
+      <w:pPr>
+        <w:pStyle w:val="MyBookText"/>
+      </w:pPr>
+    </w:p>
+    <w:p>
+      <w:pPr>
+        <w:pStyle w:val="MyBookText"/>
+      </w:pPr>
+      <w:r>
+        <w:t>It is simply the derivative of the  (pred − target)² , which is 2.(pred – target), then the derivative of the function inside (sigmoid), then the derivative what is inside the sigmoid (x).</w:t>
+      </w:r>
+    </w:p>
+    <w:p>
+      <w:pPr>
+        <w:pStyle w:val="MyBookText"/>
+      </w:pPr>
+      <w:r>
+        <w:t xml:space="preserve">Rather than making large changes and miss the minima, we adjust the weight by a small amount in the correct direction. This amount is controlled by a constant we intend to call the </w:t>
+      </w:r>
+      <w:r>
+        <w:rPr>
+          <w:rStyle w:val="Strong"/>
+        </w:rPr>
+        <w:t>learning rate</w:t>
+      </w:r>
+      <w:r>
+        <w:t>, usually denoted by (lr).</w:t>
+      </w:r>
+    </w:p>
+    <w:p>
+      <w:pPr>
+        <w:pStyle w:val="MyBookText"/>
+      </w:pPr>
+      <w:r>
+        <w:t>Then our weight update rule is:</w:t>
+      </w:r>
+    </w:p>
+    <w:p>
+      <w:pPr>
+        <w:pStyle w:val="MyBookEquation2"/>
+      </w:pPr>
+      <w:r>
+        <w:t xml:space="preserve">    w_new  =  w_old – lr.slope</w:t>
+      </w:r>
+    </w:p>
+    <w:p>
+      <w:pPr>
+        <w:pStyle w:val="MyBookText"/>
+      </w:pPr>
+    </w:p>
+    <w:p>
+      <w:pPr>
+        <w:pStyle w:val="MyBookText"/>
+      </w:pPr>
+      <w:r>
+        <w:lastRenderedPageBreak/>
+        <w:t xml:space="preserve">This equation is the core of </w:t>
+      </w:r>
+      <w:r>
+        <w:rPr>
+          <w:rStyle w:val="Strong"/>
+        </w:rPr>
+        <w:t>gradient descent</w:t>
+      </w:r>
+      <w:r>
+        <w:t>. By repeatedly applying it, the network gradually moves toward weights that produce a smaller loss. And a smaller loss means a more correct prediction.</w:t>
+      </w:r>
+    </w:p>
+    <w:p>
+      <w:pPr>
+        <w:pStyle w:val="MyBookText"/>
+      </w:pPr>
+      <w:r>
+        <w:t>The squaring is the essential part. Here is why we square rather than just using the raw difference:</w:t>
+      </w:r>
+    </w:p>
+    <w:p>
+      <w:pPr>
+        <w:pStyle w:val="MyBookText"/>
+      </w:pPr>
+      <w:r>
+        <w:rPr>
+          <w:b/>
+        </w:rPr>
+        <w:t>Reason 1 — it is differentiable everywhere.</w:t>
+      </w:r>
+      <w:r>
+        <w:t xml:space="preserve"> A smooth, differentiable loss is exactly what gradient descent requires. The loss curve is a landscape of hills and valleys. We want to roll downhill. To do that, we need the slope at every point — and squaring gives us that smoothness.</w:t>
+      </w:r>
+    </w:p>
+    <w:p>
+      <w:pPr>
+        <w:pStyle w:val="MyBookText"/>
+      </w:pPr>
+      <w:r>
+        <w:rPr>
+          <w:b/>
+        </w:rPr>
+        <w:t>Reason 2 — signs cancel without squaring</w:t>
+      </w:r>
+      <w:r>
+        <w:t>. If one neuron is 0.3 too high and another is 0.3 too low, their raw errors are +0.3 and −0.3. Added together they give zero — which would tell the network it made no mistakes at all. Squaring makes both positive: 0.09 + 0.09 = 0.18. Every error counts.</w:t>
+      </w:r>
+    </w:p>
+    <w:p>
+      <w:pPr>
+        <w:pStyle w:val="MyBookText"/>
+      </w:pPr>
+      <w:r>
+        <w:rPr>
+          <w:b/>
+        </w:rPr>
+        <w:t>Reason 3 — large errors are punished more.</w:t>
+      </w:r>
+      <w:r>
+        <w:t xml:space="preserve"> An error of 0.6 squared is 0.36. An error of 0.3 squared is 0.09. The bigger mistake contributes four times as much to the loss. The network is pushed harder to fix its worst predictions first.</w:t>
+      </w:r>
+    </w:p>
+    <w:p>
+      <w:pPr>
+        <w:pStyle w:val="MyBookHeading2"/>
+      </w:pPr>
+      <w:r>
+        <w:t>2.8.3 The Full Derivation: dL/dw from Scratch</w:t>
+      </w:r>
+    </w:p>
+    <w:p>
+      <w:pPr>
+        <w:pStyle w:val="break-words"/>
+        <w:spacing w:before="0" w:beforeAutospacing="0"/>
+        <w:jc w:val="both"/>
+        <w:rPr>
+          <w:rFonts w:ascii="Georgia" w:hAnsi="Georgia"/>
+          <w:sz w:val="28"/>
+          <w:szCs w:val="28"/>
+        </w:rPr>
+      </w:pPr>
+      <w:r>
+        <w:rPr>
+          <w:rFonts w:ascii="Georgia" w:hAnsi="Georgia"/>
+          <w:sz w:val="28"/>
+          <w:szCs w:val="28"/>
+        </w:rPr>
+        <w:t>Now we have an overall idea of the whole process, let’s stress on the ideas we grasped so far. I</w:t>
+      </w:r>
+      <w:r>
+        <w:rPr>
+          <w:rFonts w:ascii="Georgia" w:hAnsi="Georgia"/>
+          <w:sz w:val="28"/>
+          <w:szCs w:val="28"/>
+        </w:rPr>
+        <w:t xml:space="preserve">f we nudge a weight </w:t>
+      </w:r>
+      <m:oMath>
+        <m:r>
+          <w:rPr>
+            <w:rFonts w:ascii="Cambria Math" w:hAnsi="Cambria Math"/>
+            <w:sz w:val="28"/>
+            <w:szCs w:val="28"/>
+          </w:rPr>
+          <m:t>w</m:t>
+        </m:r>
+      </m:oMath>
+      <w:r>
+        <w:rPr>
+          <w:rFonts w:ascii="Georgia" w:hAnsi="Georgia"/>
+          <w:sz w:val="28"/>
+          <w:szCs w:val="28"/>
+        </w:rPr>
+        <w:t xml:space="preserve"> </w:t>
+      </w:r>
+      <w:r>
+        <w:rPr>
+          <w:rFonts w:ascii="Georgia" w:hAnsi="Georgia"/>
+          <w:sz w:val="28"/>
+          <w:szCs w:val="28"/>
+        </w:rPr>
+        <w:t xml:space="preserve">by a tiny amount, how much does the loss change? </w:t>
+      </w:r>
+      <w:r>
+        <w:rPr>
+          <w:rFonts w:ascii="Georgia" w:hAnsi="Georgia"/>
+          <w:sz w:val="28"/>
+          <w:szCs w:val="28"/>
+        </w:rPr>
+        <w:t xml:space="preserve">So, it is the same as trying to minimise the loss, we start with </w:t>
+      </w:r>
+      <w:r>
+        <w:rPr>
+          <w:rFonts w:ascii="Georgia" w:hAnsi="Georgia"/>
+          <w:sz w:val="28"/>
+          <w:szCs w:val="28"/>
+        </w:rPr>
+        <w:t xml:space="preserve">the derivative </w:t>
+      </w:r>
+      <m:oMath>
+        <m:f>
+          <m:fPr>
+            <m:ctrlPr>
+              <w:rPr>
+                <w:rFonts w:ascii="Cambria Math" w:hAnsi="Cambria Math"/>
+                <w:sz w:val="28"/>
+                <w:szCs w:val="28"/>
+              </w:rPr>
+            </m:ctrlPr>
+          </m:fPr>
+          <m:num>
+            <m:r>
+              <w:rPr>
+                <w:rFonts w:ascii="Cambria Math" w:hAnsi="Cambria Math"/>
+                <w:sz w:val="28"/>
+                <w:szCs w:val="28"/>
+              </w:rPr>
+              <m:t>dL</m:t>
+            </m:r>
+          </m:num>
+          <m:den>
+            <m:r>
+              <w:rPr>
+                <w:rFonts w:ascii="Cambria Math" w:hAnsi="Cambria Math"/>
+                <w:sz w:val="28"/>
+                <w:szCs w:val="28"/>
+              </w:rPr>
+              <m:t>dw</m:t>
+            </m:r>
+          </m:den>
+        </m:f>
+      </m:oMath>
+      <w:r>
+        <w:rPr>
+          <w:rFonts w:ascii="Georgia" w:hAnsi="Georgia"/>
+          <w:sz w:val="28"/>
+          <w:szCs w:val="28"/>
+        </w:rPr>
+        <w:t xml:space="preserve">. We compute it by simply </w:t>
+      </w:r>
+      <w:r>
+        <w:rPr>
+          <w:rFonts w:ascii="Georgia" w:hAnsi="Georgia"/>
+          <w:sz w:val="28"/>
+          <w:szCs w:val="28"/>
+        </w:rPr>
+        <w:t xml:space="preserve">calculating </w:t>
+      </w:r>
+      <w:r>
+        <w:rPr>
+          <w:rFonts w:ascii="Georgia" w:hAnsi="Georgia"/>
+          <w:sz w:val="28"/>
+          <w:szCs w:val="28"/>
+        </w:rPr>
+        <w:t xml:space="preserve">the derivative of the loss with respect to </w:t>
+      </w:r>
+      <m:oMath>
+        <m:r>
+          <w:rPr>
+            <w:rFonts w:ascii="Cambria Math" w:hAnsi="Cambria Math"/>
+            <w:sz w:val="28"/>
+            <w:szCs w:val="28"/>
+          </w:rPr>
+          <m:t>w (each w individually)</m:t>
+        </m:r>
+      </m:oMath>
+      <w:r>
+        <w:rPr>
+          <w:rFonts w:ascii="Georgia" w:hAnsi="Georgia"/>
+          <w:sz w:val="28"/>
+          <w:szCs w:val="28"/>
+        </w:rPr>
+        <w:t>.</w:t>
+      </w:r>
+    </w:p>
+    <w:p>
+      <w:pPr>
+        <w:pStyle w:val="break-words"/>
+        <w:spacing w:before="0" w:beforeAutospacing="0"/>
+        <w:jc w:val="both"/>
+        <w:rPr>
+          <w:rFonts w:ascii="Georgia" w:hAnsi="Georgia"/>
+          <w:sz w:val="28"/>
+          <w:szCs w:val="28"/>
+        </w:rPr>
+      </w:pPr>
+      <w:r>
+        <w:rPr>
+          <w:rFonts w:ascii="Georgia" w:hAnsi="Georgia"/>
+          <w:sz w:val="28"/>
+          <w:szCs w:val="28"/>
+        </w:rPr>
+        <w:t xml:space="preserve">From calculus classes, consider differentiating a complex equation such as: </w:t>
+      </w:r>
+    </w:p>
+    <w:p>
+      <w:pPr>
+        <w:pStyle w:val="MyBookEquation2"/>
+      </w:pPr>
+      <m:oMathPara>
+        <m:oMath>
+          <m:r>
+            <w:rPr>
+              <w:rFonts w:ascii="Cambria Math" w:hAnsi="Cambria Math"/>
+            </w:rPr>
+            <m:t>y</m:t>
+          </m:r>
+          <m:r>
+            <m:rPr>
+              <m:sty m:val="p"/>
+            </m:rPr>
+            <w:rPr>
+              <w:rFonts w:ascii="Cambria Math" w:hAnsi="Cambria Math"/>
+            </w:rPr>
+            <m:t>=(3</m:t>
+          </m:r>
+          <m:r>
+            <w:rPr>
+              <w:rFonts w:ascii="Cambria Math" w:hAnsi="Cambria Math"/>
+            </w:rPr>
+            <m:t>x</m:t>
+          </m:r>
+          <m:r>
+            <m:rPr>
+              <m:sty m:val="p"/>
+            </m:rPr>
+            <w:rPr>
+              <w:rFonts w:ascii="Cambria Math" w:hAnsi="Cambria Math"/>
+            </w:rPr>
+            <m:t>-2</m:t>
+          </m:r>
+          <m:sSup>
+            <m:sSupPr>
+              <m:ctrlPr>
+                <w:rPr>
+                  <w:rFonts w:ascii="Cambria Math" w:hAnsi="Cambria Math"/>
+                </w:rPr>
+              </m:ctrlPr>
+            </m:sSupPr>
+            <m:e>
+              <m:r>
+                <m:rPr>
+                  <m:sty m:val="p"/>
+                </m:rPr>
+                <w:rPr>
+                  <w:rFonts w:ascii="Cambria Math" w:hAnsi="Cambria Math"/>
+                </w:rPr>
+                <m:t>)</m:t>
+              </m:r>
+            </m:e>
+            <m:sup>
+              <m:r>
+                <m:rPr>
+                  <m:sty m:val="p"/>
+                </m:rPr>
+                <w:rPr>
+                  <w:rFonts w:ascii="Cambria Math" w:hAnsi="Cambria Math"/>
+                </w:rPr>
+                <m:t>2</m:t>
+              </m:r>
+            </m:sup>
+          </m:sSup>
+        </m:oMath>
+      </m:oMathPara>
+    </w:p>
+    <w:p>
+      <w:pPr>
+        <w:pStyle w:val="break-words"/>
+        <w:spacing w:before="0" w:beforeAutospacing="0"/>
+        <w:jc w:val="both"/>
+        <w:rPr>
+          <w:rFonts w:ascii="Georgia" w:hAnsi="Georgia"/>
+          <w:sz w:val="28"/>
+          <w:szCs w:val="28"/>
+        </w:rPr>
+      </w:pPr>
+      <w:r>
+        <w:rPr>
+          <w:rFonts w:ascii="Georgia" w:hAnsi="Georgia"/>
+          <w:sz w:val="28"/>
+          <w:szCs w:val="28"/>
+        </w:rPr>
+        <w:t xml:space="preserve">So,  in the above simple equation, to calculate the derivative of y with respect to x, the literature tells us to </w:t>
+      </w:r>
+      <w:r>
+        <w:rPr>
+          <w:rFonts w:ascii="Georgia" w:hAnsi="Georgia"/>
+          <w:sz w:val="28"/>
+          <w:szCs w:val="28"/>
+        </w:rPr>
+        <w:t xml:space="preserve">first differentiate the outer function with respect to the inner expression, then multiply by the derivative of the inner expression with respect to </w:t>
+      </w:r>
+      <m:oMath>
+        <m:r>
+          <w:rPr>
+            <w:rFonts w:ascii="Cambria Math" w:hAnsi="Cambria Math"/>
+            <w:sz w:val="28"/>
+            <w:szCs w:val="28"/>
+          </w:rPr>
+          <m:t xml:space="preserve">x </m:t>
+        </m:r>
+        <m:d>
+          <m:dPr>
+            <m:ctrlPr>
+              <w:rPr>
+                <w:rFonts w:ascii="Cambria Math" w:hAnsi="Cambria Math"/>
+                <w:i/>
+                <w:sz w:val="28"/>
+                <w:szCs w:val="28"/>
+              </w:rPr>
+            </m:ctrlPr>
+          </m:dPr>
+          <m:e>
+            <m:r>
+              <w:rPr>
+                <w:rFonts w:ascii="Cambria Math" w:hAnsi="Cambria Math"/>
+                <w:sz w:val="28"/>
+                <w:szCs w:val="28"/>
+              </w:rPr>
+              <m:t>which is 3</m:t>
+            </m:r>
+          </m:e>
+        </m:d>
+        <m:r>
+          <w:rPr>
+            <w:rFonts w:ascii="Cambria Math" w:hAnsi="Cambria Math"/>
+            <w:sz w:val="28"/>
+            <w:szCs w:val="28"/>
+          </w:rPr>
+          <m:t>, so it becoms</m:t>
+        </m:r>
+      </m:oMath>
+      <w:r>
+        <w:rPr>
+          <w:rFonts w:ascii="Georgia" w:hAnsi="Georgia"/>
+          <w:sz w:val="28"/>
+          <w:szCs w:val="28"/>
+        </w:rPr>
+        <w:t>:</w:t>
+      </w:r>
+    </w:p>
+    <w:p>
+      <w:pPr>
+        <w:pStyle w:val="MyBookEquation2"/>
+      </w:pPr>
+      <w:r>
+        <w:t xml:space="preserve"> </w:t>
+      </w:r>
+      <m:oMath>
+        <m:r>
+          <w:rPr>
+            <w:rFonts w:ascii="Cambria Math" w:hAnsi="Cambria Math"/>
+          </w:rPr>
+          <m:t xml:space="preserve">                                                                    </m:t>
+        </m:r>
+        <m:f>
+          <m:fPr>
+            <m:ctrlPr>
+              <w:rPr>
+                <w:rFonts w:ascii="Cambria Math" w:hAnsi="Cambria Math"/>
+              </w:rPr>
+            </m:ctrlPr>
+          </m:fPr>
+          <m:num>
+            <m:r>
+              <w:rPr>
+                <w:rFonts w:ascii="Cambria Math" w:hAnsi="Cambria Math"/>
+              </w:rPr>
+              <m:t>dy</m:t>
+            </m:r>
+          </m:num>
+          <m:den>
+            <m:r>
+              <w:rPr>
+                <w:rFonts w:ascii="Cambria Math" w:hAnsi="Cambria Math"/>
+              </w:rPr>
+              <m:t>dx</m:t>
+            </m:r>
+          </m:den>
+        </m:f>
+        <m:r>
+          <m:rPr>
+            <m:sty m:val="p"/>
+          </m:rPr>
+          <w:rPr>
+            <w:rFonts w:ascii="Cambria Math" w:hAnsi="Cambria Math"/>
+          </w:rPr>
+          <m:t>=2</m:t>
+        </m:r>
+        <m:d>
+          <m:dPr>
+            <m:ctrlPr>
+              <w:rPr>
+                <w:rFonts w:ascii="Cambria Math" w:hAnsi="Cambria Math"/>
+              </w:rPr>
+            </m:ctrlPr>
+          </m:dPr>
+          <m:e>
+            <m:r>
+              <m:rPr>
+                <m:sty m:val="p"/>
+              </m:rPr>
+              <w:rPr>
+                <w:rFonts w:ascii="Cambria Math" w:hAnsi="Cambria Math"/>
+              </w:rPr>
+              <m:t>3</m:t>
+            </m:r>
+            <m:r>
+              <w:rPr>
+                <w:rFonts w:ascii="Cambria Math" w:hAnsi="Cambria Math"/>
+              </w:rPr>
+              <m:t>x</m:t>
+            </m:r>
+            <m:r>
+              <m:rPr>
+                <m:sty m:val="p"/>
+              </m:rPr>
+              <w:rPr>
+                <w:rFonts w:ascii="Cambria Math" w:hAnsi="Cambria Math"/>
+              </w:rPr>
+              <m:t>-2</m:t>
+            </m:r>
+          </m:e>
+        </m:d>
+        <m:r>
+          <m:rPr>
+            <m:sty m:val="p"/>
+          </m:rPr>
+          <w:rPr>
+            <w:rFonts w:ascii="Cambria Math" w:hAnsi="Cambria Math"/>
+          </w:rPr>
+          <m:t>⋅3</m:t>
+        </m:r>
+      </m:oMath>
+    </w:p>
+    <w:p>
+      <w:pPr>
+        <w:pStyle w:val="break-words"/>
+        <w:spacing w:before="0" w:beforeAutospacing="0"/>
+        <w:jc w:val="both"/>
+        <w:rPr>
+          <w:rFonts w:ascii="Georgia" w:hAnsi="Georgia"/>
+          <w:sz w:val="28"/>
+          <w:szCs w:val="28"/>
+        </w:rPr>
+      </w:pPr>
+      <w:r>
+        <w:rPr>
+          <w:rFonts w:ascii="Georgia" w:hAnsi="Georgia"/>
+          <w:sz w:val="28"/>
+          <w:szCs w:val="28"/>
+        </w:rPr>
+        <w:lastRenderedPageBreak/>
+        <w:t xml:space="preserve">And this function is the tangent </w:t>
+      </w:r>
+    </w:p>
+    <w:p>
+      <w:pPr>
+        <w:pStyle w:val="break-words"/>
+        <w:spacing w:before="0" w:beforeAutospacing="0"/>
+        <w:jc w:val="both"/>
+        <w:rPr>
+          <w:rFonts w:ascii="Georgia" w:hAnsi="Georgia"/>
+          <w:sz w:val="28"/>
+          <w:szCs w:val="28"/>
+        </w:rPr>
+      </w:pPr>
+      <w:r>
+        <w:rPr>
+          <w:rFonts w:ascii="Georgia" w:hAnsi="Georgia"/>
+          <w:sz w:val="28"/>
+          <w:szCs w:val="28"/>
+        </w:rPr>
+        <w:t>So, similarly giving our loss function :</w:t>
       </w:r>
     </w:p>
     <w:p>
@@ -5900,995 +6505,70 @@
     </w:p>
     <w:p>
       <w:pPr>
-        <w:pStyle w:val="MyBookText"/>
-      </w:pPr>
-      <w:r>
-        <w:t>This loss function gives us a curve</w:t>
-      </w:r>
-      <w:r>
-        <w:t>(or curves)</w:t>
-      </w:r>
-      <w:r>
-        <w:t xml:space="preserve"> that relates the loss to the network's weights</w:t>
-      </w:r>
-      <w:r>
-        <w:t xml:space="preserve"> (look at the curve above)</w:t>
-      </w:r>
-      <w:r>
-        <w:t>. Our goal is to find the set of weights that produces the lowest possible loss</w:t>
-      </w:r>
-      <w:r>
-        <w:t xml:space="preserve"> (for the above equation, w1, w2, w3, …etc)</w:t>
-      </w:r>
-      <w:r>
-        <w:t>.</w:t>
-      </w:r>
-    </w:p>
-    <w:p>
-      <w:pPr>
-        <w:pStyle w:val="MyBookText"/>
-      </w:pPr>
-      <w:r>
-        <w:t>To do this, we calculate the derivative of the loss with respect to each weight</w:t>
-      </w:r>
-      <w:r>
-        <w:t xml:space="preserve"> (the above equation)</w:t>
-      </w:r>
-      <w:r>
-        <w:t>. The derivative tells us the slope of the loss curve at the current weight value and therefore indicates the direction in which the weight should be adjusted.</w:t>
-      </w:r>
-    </w:p>
-    <w:p>
-      <w:pPr>
-        <w:pStyle w:val="MyBookText"/>
-      </w:pPr>
-      <w:r>
-        <w:t>A positive slope means the loss increases as the weight increases, so we should decrease the weight.</w:t>
-      </w:r>
-    </w:p>
-    <w:p>
-      <w:pPr>
-        <w:pStyle w:val="MyBookText"/>
-      </w:pPr>
-      <w:r>
-        <w:lastRenderedPageBreak/>
-        <w:t>A negative slope means the loss decreases as the weight increases, so we should increase the weight.</w:t>
-      </w:r>
-    </w:p>
-    <w:p>
-      <w:pPr>
-        <w:pStyle w:val="MyBookText"/>
-      </w:pPr>
-      <w:r>
-        <w:t>So,</w:t>
-      </w:r>
-      <w:r>
-        <w:t xml:space="preserve"> if we differentiate the loss equation above w.r.t w1, we will get:</w:t>
-      </w:r>
-    </w:p>
-    <w:p>
-      <w:pPr>
-        <w:pStyle w:val="MyBookEquation2"/>
-      </w:pPr>
-      <m:oMathPara>
-        <m:oMath>
-          <m:f>
-            <m:fPr>
-              <m:ctrlPr>
-                <w:rPr>
-                  <w:rFonts w:ascii="Cambria Math" w:hAnsi="Cambria Math"/>
-                  <w:highlight w:val="lightGray"/>
-                </w:rPr>
-              </m:ctrlPr>
-            </m:fPr>
-            <m:num>
-              <m:r>
-                <w:rPr>
-                  <w:rFonts w:ascii="Cambria Math" w:hAnsi="Cambria Math"/>
-                  <w:highlight w:val="lightGray"/>
-                </w:rPr>
-                <m:t>∂</m:t>
-              </m:r>
-              <m:r>
-                <m:rPr>
-                  <m:scr m:val="script"/>
-                  <m:sty m:val="p"/>
-                </m:rPr>
-                <w:rPr>
-                  <w:rFonts w:ascii="Cambria Math" w:hAnsi="Cambria Math"/>
-                  <w:highlight w:val="lightGray"/>
-                </w:rPr>
-                <m:t>L</m:t>
-              </m:r>
-            </m:num>
-            <m:den>
-              <m:r>
-                <w:rPr>
-                  <w:rFonts w:ascii="Cambria Math" w:hAnsi="Cambria Math"/>
-                  <w:highlight w:val="lightGray"/>
-                </w:rPr>
-                <m:t>∂</m:t>
-              </m:r>
-              <m:sSub>
-                <m:sSubPr>
-                  <m:ctrlPr>
-                    <w:rPr>
-                      <w:rFonts w:ascii="Cambria Math" w:hAnsi="Cambria Math"/>
-                      <w:highlight w:val="lightGray"/>
-                    </w:rPr>
-                  </m:ctrlPr>
-                </m:sSubPr>
-                <m:e>
-                  <m:r>
-                    <w:rPr>
-                      <w:rFonts w:ascii="Cambria Math" w:hAnsi="Cambria Math"/>
-                      <w:highlight w:val="lightGray"/>
-                    </w:rPr>
-                    <m:t>w</m:t>
-                  </m:r>
-                </m:e>
-                <m:sub>
-                  <m:r>
-                    <m:rPr>
-                      <m:sty m:val="p"/>
-                    </m:rPr>
-                    <w:rPr>
-                      <w:rFonts w:ascii="Cambria Math" w:hAnsi="Cambria Math"/>
-                      <w:highlight w:val="lightGray"/>
-                    </w:rPr>
-                    <m:t>1</m:t>
-                  </m:r>
-                </m:sub>
-              </m:sSub>
-            </m:den>
-          </m:f>
-          <m:r>
-            <m:rPr>
-              <m:sty m:val="p"/>
-            </m:rPr>
-            <w:rPr>
-              <w:rFonts w:ascii="Cambria Math" w:hAnsi="Cambria Math"/>
-              <w:highlight w:val="lightGray"/>
-            </w:rPr>
-            <m:t>= 2</m:t>
-          </m:r>
-          <m:d>
-            <m:dPr>
-              <m:ctrlPr>
-                <w:rPr>
-                  <w:rFonts w:ascii="Cambria Math" w:hAnsi="Cambria Math"/>
-                  <w:highlight w:val="lightGray"/>
-                </w:rPr>
-              </m:ctrlPr>
-            </m:dPr>
-            <m:e>
-              <m:r>
-                <w:rPr>
-                  <w:rFonts w:ascii="Cambria Math" w:hAnsi="Cambria Math"/>
-                  <w:highlight w:val="lightGray"/>
-                </w:rPr>
-                <m:t>pred</m:t>
-              </m:r>
-              <m:r>
-                <m:rPr>
-                  <m:sty m:val="p"/>
-                </m:rPr>
-                <w:rPr>
-                  <w:rFonts w:ascii="Cambria Math" w:hAnsi="Cambria Math"/>
-                  <w:highlight w:val="lightGray"/>
-                </w:rPr>
-                <m:t xml:space="preserve"> - </m:t>
-              </m:r>
-              <m:r>
-                <w:rPr>
-                  <w:rFonts w:ascii="Cambria Math" w:hAnsi="Cambria Math"/>
-                  <w:highlight w:val="lightGray"/>
-                </w:rPr>
-                <m:t>y</m:t>
-              </m:r>
-            </m:e>
-          </m:d>
-          <m:r>
-            <m:rPr>
-              <m:sty m:val="p"/>
-            </m:rPr>
-            <w:rPr>
-              <w:rFonts w:ascii="Cambria Math" w:hAnsi="Cambria Math"/>
-              <w:highlight w:val="lightGray"/>
-            </w:rPr>
-            <m:t>⋅</m:t>
-          </m:r>
-          <m:r>
-            <w:rPr>
-              <w:rFonts w:ascii="Cambria Math" w:hAnsi="Cambria Math"/>
-              <w:highlight w:val="lightGray"/>
-            </w:rPr>
-            <m:t>pred</m:t>
-          </m:r>
-          <m:d>
-            <m:dPr>
-              <m:ctrlPr>
-                <w:rPr>
-                  <w:rFonts w:ascii="Cambria Math" w:hAnsi="Cambria Math"/>
-                  <w:highlight w:val="lightGray"/>
-                </w:rPr>
-              </m:ctrlPr>
-            </m:dPr>
-            <m:e>
-              <m:r>
-                <m:rPr>
-                  <m:sty m:val="p"/>
-                </m:rPr>
-                <w:rPr>
-                  <w:rFonts w:ascii="Cambria Math" w:hAnsi="Cambria Math"/>
-                  <w:highlight w:val="lightGray"/>
-                </w:rPr>
-                <m:t xml:space="preserve">1 - </m:t>
-              </m:r>
-              <m:r>
-                <w:rPr>
-                  <w:rFonts w:ascii="Cambria Math" w:hAnsi="Cambria Math"/>
-                  <w:highlight w:val="lightGray"/>
-                </w:rPr>
-                <m:t>pred</m:t>
-              </m:r>
-            </m:e>
-          </m:d>
-          <m:r>
-            <m:rPr>
-              <m:sty m:val="p"/>
-            </m:rPr>
-            <w:rPr>
-              <w:rFonts w:ascii="Cambria Math" w:hAnsi="Cambria Math"/>
-              <w:highlight w:val="lightGray"/>
-            </w:rPr>
-            <m:t>⋅</m:t>
-          </m:r>
-          <m:sSub>
-            <m:sSubPr>
-              <m:ctrlPr>
-                <w:rPr>
-                  <w:rFonts w:ascii="Cambria Math" w:hAnsi="Cambria Math"/>
-                  <w:highlight w:val="lightGray"/>
-                </w:rPr>
-              </m:ctrlPr>
-            </m:sSubPr>
-            <m:e>
-              <m:r>
-                <w:rPr>
-                  <w:rFonts w:ascii="Cambria Math" w:hAnsi="Cambria Math"/>
-                  <w:highlight w:val="lightGray"/>
-                </w:rPr>
-                <m:t>x</m:t>
-              </m:r>
-            </m:e>
-            <m:sub>
-              <m:r>
-                <m:rPr>
-                  <m:sty m:val="p"/>
-                </m:rPr>
-                <w:rPr>
-                  <w:rFonts w:ascii="Cambria Math" w:hAnsi="Cambria Math"/>
-                  <w:highlight w:val="lightGray"/>
-                </w:rPr>
-                <m:t>1</m:t>
-              </m:r>
-            </m:sub>
-          </m:sSub>
-        </m:oMath>
-      </m:oMathPara>
-    </w:p>
-    <w:p>
-      <w:pPr>
-        <w:pStyle w:val="MyBookEquation2"/>
+        <w:pStyle w:val="break-words"/>
+        <w:spacing w:before="0" w:beforeAutospacing="0"/>
+        <w:jc w:val="both"/>
         <w:rPr>
-          <w:rFonts w:eastAsiaTheme="minorEastAsia"/>
+          <w:rFonts w:ascii="Georgia" w:hAnsi="Georgia"/>
+          <w:sz w:val="28"/>
+          <w:szCs w:val="28"/>
         </w:rPr>
       </w:pPr>
       <w:r>
-        <w:t>where pred =</w:t>
-      </w:r>
-      <w:r>
-        <w:t xml:space="preserve"> </w:t>
-      </w:r>
-      <m:oMath>
-        <m:f>
-          <m:fPr>
-            <m:ctrlPr>
-              <w:rPr>
-                <w:rFonts w:ascii="Cambria Math" w:hAnsi="Cambria Math"/>
-              </w:rPr>
-            </m:ctrlPr>
-          </m:fPr>
-          <m:num>
-            <m:r>
-              <m:rPr>
-                <m:sty m:val="p"/>
-              </m:rPr>
-              <w:rPr>
-                <w:rFonts w:ascii="Cambria Math" w:hAnsi="Cambria Math"/>
-              </w:rPr>
-              <m:t>1</m:t>
-            </m:r>
-          </m:num>
-          <m:den>
-            <m:d>
-              <m:dPr>
-                <m:ctrlPr>
-                  <w:rPr>
-                    <w:rFonts w:ascii="Cambria Math" w:hAnsi="Cambria Math"/>
-                  </w:rPr>
-                </m:ctrlPr>
-              </m:dPr>
-              <m:e>
-                <m:r>
-                  <m:rPr>
-                    <m:sty m:val="p"/>
-                  </m:rPr>
-                  <w:rPr>
-                    <w:rFonts w:ascii="Cambria Math" w:hAnsi="Cambria Math"/>
-                  </w:rPr>
-                  <m:t xml:space="preserve"> 1 + </m:t>
-                </m:r>
-                <m:sSup>
-                  <m:sSupPr>
-                    <m:ctrlPr>
-                      <w:rPr>
-                        <w:rFonts w:ascii="Cambria Math" w:hAnsi="Cambria Math"/>
-                      </w:rPr>
-                    </m:ctrlPr>
-                  </m:sSupPr>
-                  <m:e>
-                    <m:r>
-                      <w:rPr>
-                        <w:rFonts w:ascii="Cambria Math" w:hAnsi="Cambria Math"/>
-                      </w:rPr>
-                      <m:t>e</m:t>
-                    </m:r>
-                  </m:e>
-                  <m:sup>
-                    <m:r>
-                      <m:rPr>
-                        <m:sty m:val="p"/>
-                      </m:rPr>
-                      <w:rPr>
-                        <w:rFonts w:ascii="Cambria Math" w:hAnsi="Cambria Math"/>
-                      </w:rPr>
-                      <m:t>-</m:t>
-                    </m:r>
-                    <m:d>
-                      <m:dPr>
-                        <m:ctrlPr>
-                          <w:rPr>
-                            <w:rFonts w:ascii="Cambria Math" w:hAnsi="Cambria Math"/>
-                          </w:rPr>
-                        </m:ctrlPr>
-                      </m:dPr>
-                      <m:e>
-                        <m:sSub>
-                          <m:sSubPr>
-                            <m:ctrlPr>
-                              <w:rPr>
-                                <w:rFonts w:ascii="Cambria Math" w:hAnsi="Cambria Math"/>
-                              </w:rPr>
-                            </m:ctrlPr>
-                          </m:sSubPr>
-                          <m:e>
-                            <m:r>
-                              <w:rPr>
-                                <w:rFonts w:ascii="Cambria Math" w:hAnsi="Cambria Math"/>
-                              </w:rPr>
-                              <m:t>w</m:t>
-                            </m:r>
-                          </m:e>
-                          <m:sub>
-                            <m:r>
-                              <m:rPr>
-                                <m:sty m:val="p"/>
-                              </m:rPr>
-                              <w:rPr>
-                                <w:rFonts w:ascii="Cambria Math" w:hAnsi="Cambria Math"/>
-                              </w:rPr>
-                              <m:t>1</m:t>
-                            </m:r>
-                          </m:sub>
-                        </m:sSub>
-                        <m:sSub>
-                          <m:sSubPr>
-                            <m:ctrlPr>
-                              <w:rPr>
-                                <w:rFonts w:ascii="Cambria Math" w:hAnsi="Cambria Math"/>
-                              </w:rPr>
-                            </m:ctrlPr>
-                          </m:sSubPr>
-                          <m:e>
-                            <m:r>
-                              <w:rPr>
-                                <w:rFonts w:ascii="Cambria Math" w:hAnsi="Cambria Math"/>
-                              </w:rPr>
-                              <m:t>x</m:t>
-                            </m:r>
-                          </m:e>
-                          <m:sub>
-                            <m:r>
-                              <m:rPr>
-                                <m:sty m:val="p"/>
-                              </m:rPr>
-                              <w:rPr>
-                                <w:rFonts w:ascii="Cambria Math" w:hAnsi="Cambria Math"/>
-                              </w:rPr>
-                              <m:t>1</m:t>
-                            </m:r>
-                          </m:sub>
-                        </m:sSub>
-                        <m:r>
-                          <m:rPr>
-                            <m:sty m:val="p"/>
-                          </m:rPr>
-                          <w:rPr>
-                            <w:rFonts w:ascii="Cambria Math" w:hAnsi="Cambria Math"/>
-                          </w:rPr>
-                          <m:t xml:space="preserve">+ </m:t>
-                        </m:r>
-                        <m:sSub>
-                          <m:sSubPr>
-                            <m:ctrlPr>
-                              <w:rPr>
-                                <w:rFonts w:ascii="Cambria Math" w:hAnsi="Cambria Math"/>
-                              </w:rPr>
-                            </m:ctrlPr>
-                          </m:sSubPr>
-                          <m:e>
-                            <m:r>
-                              <w:rPr>
-                                <w:rFonts w:ascii="Cambria Math" w:hAnsi="Cambria Math"/>
-                              </w:rPr>
-                              <m:t>w</m:t>
-                            </m:r>
-                          </m:e>
-                          <m:sub>
-                            <m:r>
-                              <m:rPr>
-                                <m:sty m:val="p"/>
-                              </m:rPr>
-                              <w:rPr>
-                                <w:rFonts w:ascii="Cambria Math" w:hAnsi="Cambria Math"/>
-                              </w:rPr>
-                              <m:t>2</m:t>
-                            </m:r>
-                          </m:sub>
-                        </m:sSub>
-                        <m:sSub>
-                          <m:sSubPr>
-                            <m:ctrlPr>
-                              <w:rPr>
-                                <w:rFonts w:ascii="Cambria Math" w:hAnsi="Cambria Math"/>
-                              </w:rPr>
-                            </m:ctrlPr>
-                          </m:sSubPr>
-                          <m:e>
-                            <m:r>
-                              <w:rPr>
-                                <w:rFonts w:ascii="Cambria Math" w:hAnsi="Cambria Math"/>
-                              </w:rPr>
-                              <m:t>x</m:t>
-                            </m:r>
-                          </m:e>
-                          <m:sub>
-                            <m:r>
-                              <m:rPr>
-                                <m:sty m:val="p"/>
-                              </m:rPr>
-                              <w:rPr>
-                                <w:rFonts w:ascii="Cambria Math" w:hAnsi="Cambria Math"/>
-                              </w:rPr>
-                              <m:t>2</m:t>
-                            </m:r>
-                          </m:sub>
-                        </m:sSub>
-                        <m:r>
-                          <m:rPr>
-                            <m:sty m:val="p"/>
-                          </m:rPr>
-                          <w:rPr>
-                            <w:rFonts w:ascii="Cambria Math" w:hAnsi="Cambria Math"/>
-                          </w:rPr>
-                          <m:t xml:space="preserve">+ </m:t>
-                        </m:r>
-                        <m:sSub>
-                          <m:sSubPr>
-                            <m:ctrlPr>
-                              <w:rPr>
-                                <w:rFonts w:ascii="Cambria Math" w:hAnsi="Cambria Math"/>
-                              </w:rPr>
-                            </m:ctrlPr>
-                          </m:sSubPr>
-                          <m:e>
-                            <m:r>
-                              <w:rPr>
-                                <w:rFonts w:ascii="Cambria Math" w:hAnsi="Cambria Math"/>
-                              </w:rPr>
-                              <m:t>w</m:t>
-                            </m:r>
-                          </m:e>
-                          <m:sub>
-                            <m:r>
-                              <m:rPr>
-                                <m:sty m:val="p"/>
-                              </m:rPr>
-                              <w:rPr>
-                                <w:rFonts w:ascii="Cambria Math" w:hAnsi="Cambria Math"/>
-                              </w:rPr>
-                              <m:t>3</m:t>
-                            </m:r>
-                          </m:sub>
-                        </m:sSub>
-                        <m:sSub>
-                          <m:sSubPr>
-                            <m:ctrlPr>
-                              <w:rPr>
-                                <w:rFonts w:ascii="Cambria Math" w:hAnsi="Cambria Math"/>
-                              </w:rPr>
-                            </m:ctrlPr>
-                          </m:sSubPr>
-                          <m:e>
-                            <m:r>
-                              <w:rPr>
-                                <w:rFonts w:ascii="Cambria Math" w:hAnsi="Cambria Math"/>
-                              </w:rPr>
-                              <m:t>x</m:t>
-                            </m:r>
-                          </m:e>
-                          <m:sub>
-                            <m:r>
-                              <m:rPr>
-                                <m:sty m:val="p"/>
-                              </m:rPr>
-                              <w:rPr>
-                                <w:rFonts w:ascii="Cambria Math" w:hAnsi="Cambria Math"/>
-                              </w:rPr>
-                              <m:t>3</m:t>
-                            </m:r>
-                          </m:sub>
-                        </m:sSub>
-                      </m:e>
-                    </m:d>
-                  </m:sup>
-                </m:sSup>
-              </m:e>
-            </m:d>
-          </m:den>
-        </m:f>
-      </m:oMath>
-      <w:r>
         <w:rPr>
-          <w:rFonts w:eastAsiaTheme="minorEastAsia"/>
+          <w:rFonts w:ascii="Georgia" w:hAnsi="Georgia"/>
+          <w:sz w:val="28"/>
+          <w:szCs w:val="28"/>
         </w:rPr>
-        <w:t xml:space="preserve"> the sigmoid function</w:t>
-      </w:r>
-    </w:p>
-    <w:p>
-      <w:pPr>
-        <w:pStyle w:val="MyBookEquation2"/>
-      </w:pPr>
-      <w:r>
-        <w:t>pred(1-pred) is the derivative of the sigmoid</w:t>
-      </w:r>
-    </w:p>
-    <w:p>
-      <w:pPr>
-        <w:pStyle w:val="MyBookText"/>
-      </w:pPr>
-    </w:p>
-    <w:p>
-      <w:pPr>
-        <w:pStyle w:val="MyBookText"/>
-      </w:pPr>
-      <w:r>
-        <w:t xml:space="preserve">Rather than making large changes, we adjust the weight by a small amount. This amount is controlled by a constant called the </w:t>
-      </w:r>
-      <w:r>
+        <w:t>we do the same as we did with our example equation above. Once per w, so we do it w.r.t w1, then w2, then w3. Once we know the derivative values of the 3 weights(w1, w2, w3), then we multiply these derivative values with a small fraction, we will call it ‘the learning rate’ and subtract the old weight by this value.</w:t>
+      </w:r>
+    </w:p>
+    <w:p>
+      <w:pPr>
+        <w:pStyle w:val="break-words"/>
+        <w:spacing w:before="0" w:beforeAutospacing="0"/>
+        <w:jc w:val="both"/>
         <w:rPr>
-          <w:rStyle w:val="Strong"/>
+          <w:rFonts w:ascii="Georgia" w:hAnsi="Georgia"/>
+          <w:sz w:val="28"/>
+          <w:szCs w:val="28"/>
         </w:rPr>
-        <w:t>learning rate</w:t>
-      </w:r>
-      <w:r>
-        <w:t>, usually denoted by (lr).</w:t>
-      </w:r>
-    </w:p>
-    <w:p>
-      <w:pPr>
-        <w:pStyle w:val="MyBookText"/>
-      </w:pPr>
-      <w:r>
-        <w:t>The weight update rule is:</w:t>
-      </w:r>
-    </w:p>
-    <w:p>
-      <w:pPr>
-        <w:pStyle w:val="MyBookEquation2"/>
-      </w:pPr>
-      <w:r>
-        <w:t xml:space="preserve">    </w:t>
-      </w:r>
-      <w:r>
-        <w:t>w_new</w:t>
-      </w:r>
-      <w:r>
-        <w:t xml:space="preserve"> </w:t>
-      </w:r>
-      <w:r>
-        <w:t xml:space="preserve"> = </w:t>
-      </w:r>
-      <w:r>
-        <w:t xml:space="preserve"> </w:t>
-      </w:r>
-      <w:r>
-        <w:t xml:space="preserve">w_old </w:t>
-      </w:r>
-      <w:r>
-        <w:t>–</w:t>
-      </w:r>
-      <w:r>
-        <w:t xml:space="preserve"> lr</w:t>
-      </w:r>
-      <w:r>
-        <w:t>.</w:t>
-      </w:r>
-      <w:r>
-        <w:t>slope</w:t>
-      </w:r>
-    </w:p>
-    <w:p>
-      <w:pPr>
-        <w:pStyle w:val="MyBookText"/>
-      </w:pPr>
-    </w:p>
-    <w:p>
-      <w:pPr>
-        <w:pStyle w:val="MyBookText"/>
-      </w:pPr>
-      <w:r>
-        <w:t xml:space="preserve">This equation is the core of </w:t>
-      </w:r>
+      </w:pPr>
       <w:r>
         <w:rPr>
-          <w:rStyle w:val="Strong"/>
+          <w:rFonts w:ascii="Georgia" w:hAnsi="Georgia"/>
+          <w:sz w:val="28"/>
+          <w:szCs w:val="28"/>
         </w:rPr>
-        <w:t>gradient descent</w:t>
-      </w:r>
-      <w:r>
-        <w:t>. By repeatedly applying it, the network gradually moves toward weights that produce a smaller loss.</w:t>
-      </w:r>
-    </w:p>
-    <w:p>
-      <w:pPr>
-        <w:pStyle w:val="MyBookText"/>
-      </w:pPr>
-      <w:r>
-        <w:t>The squaring is the essential part. Here is why we square rather than just using the raw difference:</w:t>
-      </w:r>
-    </w:p>
-    <w:p>
-      <w:pPr>
-        <w:pStyle w:val="MyBookText"/>
-      </w:pPr>
-      <w:r>
+        <w:t>Then when we do this and run a forward pass again, we will get a closer value of what we are hoping for. Repeating this step for all the weights per forward pass n number of times and we are enhancing the network performance(training).</w:t>
+      </w:r>
+    </w:p>
+    <w:p>
+      <w:pPr>
+        <w:pStyle w:val="break-words"/>
+        <w:spacing w:before="0" w:beforeAutospacing="0"/>
+        <w:jc w:val="both"/>
         <w:rPr>
-          <w:b/>
+          <w:rFonts w:ascii="Georgia" w:hAnsi="Georgia"/>
+          <w:sz w:val="28"/>
+          <w:szCs w:val="28"/>
         </w:rPr>
-        <w:t>Reason 1 — it is differentiable everywhere.</w:t>
-      </w:r>
-      <w:r>
-        <w:t xml:space="preserve"> A smooth, differentiable loss is exactly what gradient descent requires. The loss curve is a landscape of hills and valleys. We want to roll downhill. To do that, we need the slope at every point — and squaring gives us that smoothness.</w:t>
-      </w:r>
-    </w:p>
-    <w:p>
-      <w:pPr>
-        <w:pStyle w:val="MyBookText"/>
       </w:pPr>
       <w:r>
         <w:rPr>
-          <w:b/>
+          <w:rFonts w:ascii="Georgia" w:hAnsi="Georgia"/>
+          <w:sz w:val="28"/>
+          <w:szCs w:val="28"/>
         </w:rPr>
-        <w:t xml:space="preserve">Reason </w:t>
-      </w:r>
-      <w:r>
-        <w:rPr>
-          <w:b/>
-        </w:rPr>
-        <w:t>2</w:t>
-      </w:r>
-      <w:r>
-        <w:rPr>
-          <w:b/>
-        </w:rPr>
-        <w:t xml:space="preserve"> — signs cancel without squaring</w:t>
-      </w:r>
-      <w:r>
-        <w:t>.</w:t>
-      </w:r>
-      <w:r>
-        <w:t xml:space="preserve"> If one neuron is 0.3 too high and another is 0.3 too low, their raw errors are +0.3 and −0.3. Added together they give zero — which would tell the network it made no mistakes at all. Squaring makes both positive: 0.09 + 0.09 = 0.18. Every error counts.</w:t>
-      </w:r>
-    </w:p>
-    <w:p>
-      <w:pPr>
-        <w:pStyle w:val="MyBookText"/>
-      </w:pPr>
-      <w:r>
-        <w:rPr>
-          <w:b/>
-        </w:rPr>
-        <w:t xml:space="preserve">Reason </w:t>
-      </w:r>
-      <w:r>
-        <w:rPr>
-          <w:b/>
-        </w:rPr>
-        <w:t>3</w:t>
-      </w:r>
-      <w:r>
-        <w:rPr>
-          <w:b/>
-        </w:rPr>
-        <w:t xml:space="preserve"> — large errors are punished more.</w:t>
-      </w:r>
-      <w:r>
-        <w:t xml:space="preserve"> An error of 0.6 squared is 0.36. An error of 0.3 squared is 0.09. The bigger mistake contributes four times as much to the loss. The network is pushed harder to fix its worst predictions first.</w:t>
-      </w:r>
-    </w:p>
-    <w:p>
-      <w:pPr>
-        <w:pStyle w:val="MyBookHeading2"/>
-      </w:pPr>
-      <w:r>
-        <w:lastRenderedPageBreak/>
-        <w:t>2.8.3 The Full Derivation: dL/</w:t>
-      </w:r>
-      <w:proofErr w:type="spellStart"/>
-      <w:r>
-        <w:t>dw</w:t>
-      </w:r>
-      <w:proofErr w:type="spellEnd"/>
-      <w:r>
-        <w:t xml:space="preserve"> from Scratch</w:t>
-      </w:r>
-    </w:p>
-    <w:p>
-      <w:pPr>
-        <w:pStyle w:val="MyBookText"/>
-      </w:pPr>
-      <w:r>
-        <w:t>We want to know: if we nudge a weight w by a tiny amount, how much does the loss change? That is the derivative dL/</w:t>
-      </w:r>
-      <w:proofErr w:type="spellStart"/>
-      <w:r>
-        <w:t>dw</w:t>
-      </w:r>
-      <w:proofErr w:type="spellEnd"/>
-      <w:r>
-        <w:t>. We compute it by tracing the full chain of dependencies from w to L, then applying the chain rule at each link.</w:t>
-      </w:r>
-    </w:p>
-    <w:p>
-      <w:pPr>
-        <w:pStyle w:val="MyBookText"/>
-      </w:pPr>
-      <w:r>
-        <w:rPr>
-          <w:b/>
-        </w:rPr>
-        <w:t>Step 1 — write out the full chain.</w:t>
-      </w:r>
-      <w:r>
-        <w:t xml:space="preserve"> Consider a single output neuron with one incoming weight w, input x, bias b, and sigmoid activation. The chain from w to L is:</w:t>
-      </w:r>
-    </w:p>
-    <w:p>
-      <w:pPr>
-        <w:pStyle w:val="MyBookEquation2"/>
-      </w:pPr>
-      <w:r>
-        <w:t>z       =  w * x  +  b                       (weighted sum)</w:t>
-      </w:r>
-    </w:p>
-    <w:p>
-      <w:pPr>
-        <w:pStyle w:val="MyBookEquation2"/>
-      </w:pPr>
-      <w:r>
-        <w:t>output  =  sigmoid(z)                        (activation)</w:t>
-      </w:r>
-    </w:p>
-    <w:p>
-      <w:pPr>
-        <w:pStyle w:val="MyBookEquation2"/>
-      </w:pPr>
-      <w:r>
-        <w:t>L       =  (1/2) * (output - target)^2       (loss)</w:t>
-      </w:r>
-    </w:p>
-    <w:p>
-      <w:pPr>
-        <w:pStyle w:val="MyBookText"/>
-      </w:pPr>
-      <w:r>
-        <w:rPr>
-          <w:b/>
-        </w:rPr>
-        <w:t>Step 2 — apply the chain rule.</w:t>
-      </w:r>
-      <w:r>
-        <w:t xml:space="preserve"> Break dL/</w:t>
-      </w:r>
-      <w:proofErr w:type="spellStart"/>
-      <w:r>
-        <w:t>dw</w:t>
-      </w:r>
-      <w:proofErr w:type="spellEnd"/>
-      <w:r>
-        <w:t xml:space="preserve"> into three separate, easy derivatives multiplied together:</w:t>
-      </w:r>
-    </w:p>
-    <w:p>
-      <w:pPr>
-        <w:pStyle w:val="MyBookEquation2"/>
-      </w:pPr>
-      <w:r>
-        <w:t>dL/</w:t>
-      </w:r>
-      <w:proofErr w:type="spellStart"/>
-      <w:r>
-        <w:t>dw</w:t>
-      </w:r>
-      <w:proofErr w:type="spellEnd"/>
-      <w:r>
-        <w:t xml:space="preserve">  =  dL/d(output)  *  d(output)/dz  *  dz/</w:t>
-      </w:r>
-      <w:proofErr w:type="spellStart"/>
-      <w:r>
-        <w:t>dw</w:t>
-      </w:r>
-      <w:proofErr w:type="spellEnd"/>
-    </w:p>
-    <w:p>
-      <w:pPr>
-        <w:pStyle w:val="MyBookText"/>
-      </w:pPr>
-      <w:r>
-        <w:rPr>
-          <w:b/>
-        </w:rPr>
-        <w:t>Step 3 — evaluate each piece.</w:t>
-      </w:r>
-    </w:p>
-    <w:p>
-      <w:pPr>
-        <w:pStyle w:val="MyBookEquation2"/>
-      </w:pPr>
-      <w:r>
-        <w:t>dL/d(output)</w:t>
-      </w:r>
-      <w:r>
-        <w:t xml:space="preserve"> </w:t>
-      </w:r>
-      <w:r>
-        <w:t>=  output - target     [power rule: 2 * (1/2) cancels]</w:t>
-      </w:r>
-    </w:p>
-    <w:p>
-      <w:pPr>
-        <w:pStyle w:val="MyBookEquation2"/>
-      </w:pPr>
-      <w:r>
-        <w:t>d(output)/dz =  sigmoid'(z) = output*(1-output) [sigmoid derivative]</w:t>
-      </w:r>
-    </w:p>
-    <w:p>
-      <w:pPr>
-        <w:pStyle w:val="MyBookEquation2"/>
-      </w:pPr>
-      <w:r>
-        <w:t>dz/</w:t>
-      </w:r>
-      <w:proofErr w:type="spellStart"/>
-      <w:r>
-        <w:t>dw</w:t>
-      </w:r>
-      <w:proofErr w:type="spellEnd"/>
-      <w:r>
-        <w:t xml:space="preserve">      =  x                    [x is constant </w:t>
-      </w:r>
-      <w:proofErr w:type="spellStart"/>
-      <w:r>
-        <w:t>w.r.t.</w:t>
-      </w:r>
-      <w:proofErr w:type="spellEnd"/>
-      <w:r>
-        <w:t xml:space="preserve"> w]</w:t>
-      </w:r>
-    </w:p>
-    <w:p>
-      <w:pPr>
-        <w:pStyle w:val="MyBookText"/>
-      </w:pPr>
-      <w:r>
-        <w:rPr>
-          <w:b/>
-        </w:rPr>
-        <w:t>Step 4 — multiply them together.</w:t>
-      </w:r>
-    </w:p>
-    <w:p>
-      <w:pPr>
-        <w:pStyle w:val="MyBookEquation2"/>
-      </w:pPr>
-      <w:r>
-        <w:t>dL/</w:t>
-      </w:r>
-      <w:proofErr w:type="spellStart"/>
-      <w:r>
-        <w:t>dw</w:t>
-      </w:r>
-      <w:proofErr w:type="spellEnd"/>
-      <w:r>
-        <w:t xml:space="preserve">  =  (output - target)  *  output*(1-output)  *  x</w:t>
-      </w:r>
-    </w:p>
-    <w:p>
-      <w:pPr>
-        <w:pStyle w:val="MyBookEquation2"/>
-      </w:pPr>
-      <w:r>
-        <w:t>dL/</w:t>
-      </w:r>
-      <w:proofErr w:type="spellStart"/>
-      <w:r>
-        <w:t>dw</w:t>
-      </w:r>
-      <w:proofErr w:type="spellEnd"/>
-      <w:r>
-        <w:t xml:space="preserve">  =  error  *  f'(z)  *  x     (general form for any activation)</w:t>
-      </w:r>
-    </w:p>
-    <w:p>
-      <w:pPr>
-        <w:pStyle w:val="MyBookText"/>
-      </w:pPr>
-    </w:p>
-    <w:p>
-      <w:pPr>
-        <w:pStyle w:val="MyBookText"/>
-      </w:pPr>
-      <w:r>
-        <w:t xml:space="preserve">This is the </w:t>
-      </w:r>
-      <w:r>
-        <w:rPr>
-          <w:b/>
-        </w:rPr>
-        <w:t>weight gradient</w:t>
-      </w:r>
-      <w:r>
-        <w:t>. Three numbers multiplied together: the raw output error, the derivative of the activation function at z, and the input that arrived through that particular connection. The same formula applies to every weight in the output layer. For the bias, the derivation is identical except that dz/</w:t>
-      </w:r>
-      <w:proofErr w:type="spellStart"/>
-      <w:r>
-        <w:t>db</w:t>
-      </w:r>
-      <w:proofErr w:type="spellEnd"/>
-      <w:r>
-        <w:t xml:space="preserve"> = 1, so dL/</w:t>
-      </w:r>
-      <w:proofErr w:type="spellStart"/>
-      <w:r>
-        <w:t>db</w:t>
-      </w:r>
-      <w:proofErr w:type="spellEnd"/>
-      <w:r>
-        <w:t xml:space="preserve"> = error * f'(z).</w:t>
+        <w:t>And yes, as you predicted the n number of times we call it ‘EPOCHS’.</w:t>
+      </w:r>
+    </w:p>
+    <w:p>
+      <w:pPr>
+        <w:pStyle w:val="MyBookText"/>
+      </w:pPr>
+      <w:r>
+        <w:t>For the bias, the derivation is identical except that dz/db = 1, so dL/db = error * f'(z).</w:t>
       </w:r>
     </w:p>
     <w:p>
@@ -6951,7 +6631,6 @@
         <w:pStyle w:val="MyBookHeading2"/>
       </w:pPr>
       <w:r>
-        <w:lastRenderedPageBreak/>
         <w:t>2.8.4 The Slope Tells You Which Way to Push the Weight</w:t>
       </w:r>
     </w:p>
@@ -6960,39 +6639,7 @@
         <w:pStyle w:val="MyBookText"/>
       </w:pPr>
       <w:r>
-        <w:t>The gradient dL/</w:t>
-      </w:r>
-      <w:proofErr w:type="spellStart"/>
-      <w:r>
-        <w:t>dw</w:t>
-      </w:r>
-      <w:proofErr w:type="spellEnd"/>
-      <w:r>
-        <w:t xml:space="preserve"> is simply the slope of the loss with respect to w. Think of it geometrically. Imagine you are standing on a </w:t>
-      </w:r>
-      <w:proofErr w:type="gramStart"/>
-      <w:r>
-        <w:t>hillside</w:t>
-      </w:r>
-      <w:proofErr w:type="gramEnd"/>
-      <w:r>
-        <w:t xml:space="preserve"> and you want to reach the lowest point in the valley. The slope tells you which way </w:t>
-      </w:r>
-      <w:proofErr w:type="gramStart"/>
-      <w:r>
-        <w:t>is uphill and which way</w:t>
-      </w:r>
-      <w:proofErr w:type="gramEnd"/>
-      <w:r>
-        <w:t xml:space="preserve"> is downhill. The update rule </w:t>
-      </w:r>
-      <w:proofErr w:type="gramStart"/>
-      <w:r>
-        <w:t>is:</w:t>
-      </w:r>
-      <w:proofErr w:type="gramEnd"/>
-      <w:r>
-        <w:t xml:space="preserve"> always step downhill.</w:t>
+        <w:t>The gradient dL/dw is simply the slope of the loss with respect to w. Think of it geometrically. Imagine you are standing on a hillside and you want to reach the lowest point in the valley. The slope tells you which way is uphill and which way is downhill. The update rule is: always step downhill.</w:t>
       </w:r>
     </w:p>
     <w:p>
@@ -7003,21 +6650,7 @@
         <w:rPr>
           <w:b/>
         </w:rPr>
-        <w:t>Positive slope (dL/</w:t>
-      </w:r>
-      <w:proofErr w:type="spellStart"/>
-      <w:r>
-        <w:rPr>
-          <w:b/>
-        </w:rPr>
-        <w:t>dw</w:t>
-      </w:r>
-      <w:proofErr w:type="spellEnd"/>
-      <w:r>
-        <w:rPr>
-          <w:b/>
-        </w:rPr>
-        <w:t xml:space="preserve"> &gt; 0):</w:t>
+        <w:t>Positive slope (dL/dw &gt; 0):</w:t>
       </w:r>
       <w:r>
         <w:t xml:space="preserve"> the loss goes up when w goes up. To reduce the loss, we must push w </w:t>
@@ -7040,21 +6673,7 @@
         <w:rPr>
           <w:b/>
         </w:rPr>
-        <w:t>Negative slope (dL/</w:t>
-      </w:r>
-      <w:proofErr w:type="spellStart"/>
-      <w:r>
-        <w:rPr>
-          <w:b/>
-        </w:rPr>
-        <w:t>dw</w:t>
-      </w:r>
-      <w:proofErr w:type="spellEnd"/>
-      <w:r>
-        <w:rPr>
-          <w:b/>
-        </w:rPr>
-        <w:t xml:space="preserve"> &lt; 0):</w:t>
+        <w:t>Negative slope (dL/dw &lt; 0):</w:t>
       </w:r>
       <w:r>
         <w:t xml:space="preserve"> the loss goes down when w goes up. To reduce the loss, we should push w </w:t>
@@ -7081,42 +6700,17 @@
       <w:pPr>
         <w:pStyle w:val="MyBookEquation2"/>
       </w:pPr>
-      <w:proofErr w:type="spellStart"/>
-      <w:r>
-        <w:t>new_weight</w:t>
-      </w:r>
-      <w:proofErr w:type="spellEnd"/>
-      <w:r>
-        <w:t xml:space="preserve">  =  </w:t>
-      </w:r>
-      <w:proofErr w:type="spellStart"/>
-      <w:r>
-        <w:t>old_weight</w:t>
-      </w:r>
-      <w:proofErr w:type="spellEnd"/>
-      <w:r>
-        <w:t xml:space="preserve">  -  lr * dL/</w:t>
-      </w:r>
-      <w:proofErr w:type="spellStart"/>
-      <w:r>
-        <w:t>dw</w:t>
-      </w:r>
-      <w:proofErr w:type="spellEnd"/>
-    </w:p>
-    <w:p>
-      <w:pPr>
-        <w:pStyle w:val="MyBookText"/>
-      </w:pPr>
-      <w:r>
-        <w:t xml:space="preserve">The learning rate controls how large a step we take. Too large and we overshoot the valley bottom. Too small and progress </w:t>
-      </w:r>
-      <w:proofErr w:type="gramStart"/>
-      <w:r>
-        <w:t>is</w:t>
-      </w:r>
-      <w:proofErr w:type="gramEnd"/>
-      <w:r>
-        <w:t xml:space="preserve"> painfully slow. A typical starting value is 0.001 to 0.01.</w:t>
+      <w:r>
+        <w:lastRenderedPageBreak/>
+        <w:t>new_weight  =  old_weight  -  lr * dL/dw</w:t>
+      </w:r>
+    </w:p>
+    <w:p>
+      <w:pPr>
+        <w:pStyle w:val="MyBookText"/>
+      </w:pPr>
+      <w:r>
+        <w:t>The learning rate controls how large a step we take. Too large and we overshoot the valley bottom. Too small and progress is painfully slow. A typical starting value is 0.001 to 0.01.</w:t>
       </w:r>
     </w:p>
     <w:p>
@@ -7167,15 +6761,7 @@
         <w:pStyle w:val="MyBookEquation2"/>
       </w:pPr>
       <w:r>
-        <w:t>dL/</w:t>
-      </w:r>
-      <w:proofErr w:type="spellStart"/>
-      <w:r>
-        <w:t>dw</w:t>
-      </w:r>
-      <w:proofErr w:type="spellEnd"/>
-      <w:r>
-        <w:t xml:space="preserve">  =  delta * input          // one update per incoming connection</w:t>
+        <w:t>dL/dw  =  delta * input          // one update per incoming connection</w:t>
       </w:r>
     </w:p>
     <w:p>
@@ -7199,11 +6785,7 @@
         <w:pStyle w:val="MyBookText"/>
       </w:pPr>
       <w:r>
-        <w:t xml:space="preserve">The output layer was the easy case: we knew the target, so we computed the error directly. A hidden neuron has no target. It is an intermediate </w:t>
-      </w:r>
-      <w:r>
-        <w:lastRenderedPageBreak/>
-        <w:t>value that contributed to the final answer. So how do we know how wrong it was?</w:t>
+        <w:t>The output layer was the easy case: we knew the target, so we computed the error directly. A hidden neuron has no target. It is an intermediate value that contributed to the final answer. So how do we know how wrong it was?</w:t>
       </w:r>
     </w:p>
     <w:p>
@@ -7227,7 +6809,6 @@
       <w:r>
         <w:t xml:space="preserve">We find H’s error by looking at every neuron it is connected to through its </w:t>
       </w:r>
-      <w:proofErr w:type="gramStart"/>
       <w:r>
         <w:rPr>
           <w:rFonts w:ascii="Courier New" w:hAnsi="Courier New" w:cs="Courier New"/>
@@ -7237,11 +6818,7 @@
         <w:t>outConns</w:t>
       </w:r>
       <w:r>
-        <w:t>, and</w:t>
-      </w:r>
-      <w:proofErr w:type="gramEnd"/>
-      <w:r>
-        <w:t xml:space="preserve"> accumulating the portion of each destination’s error that H caused. For each outgoing connection, that portion is the destination’s </w:t>
+        <w:t xml:space="preserve">, and accumulating the portion of each destination’s error that H caused. For each outgoing connection, that portion is the destination’s </w:t>
       </w:r>
       <w:r>
         <w:rPr>
@@ -7259,28 +6836,16 @@
       <w:pPr>
         <w:pStyle w:val="MyBookEquation2"/>
       </w:pPr>
-      <w:proofErr w:type="spellStart"/>
-      <w:r>
-        <w:t>hidden_error</w:t>
-      </w:r>
-      <w:proofErr w:type="spellEnd"/>
-      <w:r>
-        <w:t xml:space="preserve">  =  sum over outConns of  ( weight * </w:t>
-      </w:r>
-      <w:proofErr w:type="spellStart"/>
-      <w:r>
-        <w:t>destination.delta</w:t>
-      </w:r>
-      <w:proofErr w:type="spellEnd"/>
-      <w:r>
-        <w:t xml:space="preserve"> )</w:t>
-      </w:r>
-    </w:p>
-    <w:p>
-      <w:pPr>
-        <w:pStyle w:val="MyBookText"/>
-      </w:pPr>
-      <w:r>
+      <w:r>
+        <w:t>hidden_error  =  sum over outConns of  ( weight * destination.delta )</w:t>
+      </w:r>
+    </w:p>
+    <w:p>
+      <w:pPr>
+        <w:pStyle w:val="MyBookText"/>
+      </w:pPr>
+      <w:r>
+        <w:lastRenderedPageBreak/>
         <w:t>Think of it as shared blame. If H connects to three output neurons and all three made errors, H shoulders a portion of each error proportional to the weight on each connection. Add them all up and you have H’s total error.</w:t>
       </w:r>
     </w:p>
@@ -7293,7 +6858,7 @@
           <w:noProof/>
         </w:rPr>
         <w:drawing>
-          <wp:inline distT="0" distB="0" distL="0" distR="0" wp14:anchorId="7D8F42A8" wp14:editId="399429DA">
+          <wp:inline distT="0" distB="0" distL="0" distR="0" wp14:anchorId="125C3A78" wp14:editId="773BD047">
             <wp:extent cx="5731510" cy="3459480"/>
             <wp:effectExtent l="0" t="0" r="0" b="0"/>
             <wp:docPr id="769416665" name="Picture 1"/>
@@ -7345,44 +6910,26 @@
     </w:p>
     <w:p>
       <w:pPr>
-        <w:pStyle w:val="MyBookEquation"/>
-      </w:pPr>
-      <w:r>
-        <w:t>H -&gt; O1 : weight = 0.8,  O1.</w:t>
-      </w:r>
-      <w:r>
-        <w:t>error</w:t>
-      </w:r>
-      <w:r>
-        <w:t xml:space="preserve"> = 0.3</w:t>
-      </w:r>
-    </w:p>
-    <w:p>
-      <w:pPr>
-        <w:pStyle w:val="MyBookEquation"/>
-      </w:pPr>
-      <w:r>
-        <w:lastRenderedPageBreak/>
-        <w:t>H -&gt; O2 : weight = -0.4, O2.</w:t>
-      </w:r>
-      <w:r>
-        <w:t>error</w:t>
-      </w:r>
-      <w:r>
-        <w:t xml:space="preserve"> = 0.5</w:t>
-      </w:r>
-    </w:p>
-    <w:p>
-      <w:pPr>
-        <w:pStyle w:val="MyBookEquation"/>
-      </w:pPr>
-      <w:proofErr w:type="spellStart"/>
-      <w:r>
-        <w:t>H.error</w:t>
-      </w:r>
-      <w:proofErr w:type="spellEnd"/>
-      <w:r>
-        <w:t xml:space="preserve"> = (0.8 * 0.3) + (-0.4 * 0.5) = 0.24 - 0.20 = 0.04</w:t>
+        <w:pStyle w:val="MyBookCode"/>
+      </w:pPr>
+      <w:r>
+        <w:t>H -&gt; O1 : weight = 0.8,  O1.error = 0.3</w:t>
+      </w:r>
+    </w:p>
+    <w:p>
+      <w:pPr>
+        <w:pStyle w:val="MyBookCode"/>
+      </w:pPr>
+      <w:r>
+        <w:t>H -&gt; O2 : weight = -0.4, O2.error = 0.5</w:t>
+      </w:r>
+    </w:p>
+    <w:p>
+      <w:pPr>
+        <w:pStyle w:val="MyBookCode"/>
+      </w:pPr>
+      <w:r>
+        <w:t>H.error = (0.8 * 0.3) + (-0.4 * 0.5) = 0.24 - 0.20 = 0.04</w:t>
       </w:r>
     </w:p>
     <w:p>
@@ -7431,35 +6978,15 @@
         <w:pStyle w:val="MyBookEquation"/>
       </w:pPr>
       <w:r>
-        <w:t xml:space="preserve">Hidden layer:   error = sum( </w:t>
-      </w:r>
-      <w:proofErr w:type="spellStart"/>
-      <w:r>
-        <w:t>outConn.weight</w:t>
-      </w:r>
-      <w:proofErr w:type="spellEnd"/>
-      <w:r>
-        <w:t xml:space="preserve"> * </w:t>
-      </w:r>
-      <w:r>
-        <w:t>error</w:t>
-      </w:r>
-      <w:r>
-        <w:t xml:space="preserve"> )  (propagated)</w:t>
-      </w:r>
-    </w:p>
-    <w:p>
-      <w:pPr>
-        <w:pStyle w:val="MyBookText"/>
-      </w:pPr>
-      <w:r>
-        <w:t>Once we have the error</w:t>
-      </w:r>
-      <w:r>
-        <w:t xml:space="preserve">, </w:t>
-      </w:r>
-      <w:r>
-        <w:t>however it was obtained — the steps are identical. Compute delta, then update each incoming weight:</w:t>
+        <w:t>Hidden layer:   error = sum( outConn.weight * error )  (propagated)</w:t>
+      </w:r>
+    </w:p>
+    <w:p>
+      <w:pPr>
+        <w:pStyle w:val="MyBookText"/>
+      </w:pPr>
+      <w:r>
+        <w:t>Once we have the error, however it was obtained — the steps are identical. Compute delta, then update each incoming weight:</w:t>
       </w:r>
     </w:p>
     <w:p>
@@ -7467,6 +6994,7 @@
         <w:pStyle w:val="MyBookEquation"/>
       </w:pPr>
       <w:r>
+        <w:lastRenderedPageBreak/>
         <w:t>delta  =  error  *  f'(z)                 (scale by activation slope)</w:t>
       </w:r>
     </w:p>
@@ -7527,32 +7055,7 @@
         <w:t xml:space="preserve">Each hidden layer, moving backward. </w:t>
       </w:r>
       <w:r>
-        <w:t>For each neuron, collect its error: loop over its outConns and accumulate (</w:t>
-      </w:r>
-      <w:proofErr w:type="spellStart"/>
-      <w:r>
-        <w:t>outConn.weight</w:t>
-      </w:r>
-      <w:proofErr w:type="spellEnd"/>
-      <w:r>
-        <w:t xml:space="preserve"> * </w:t>
-      </w:r>
-      <w:proofErr w:type="spellStart"/>
-      <w:r>
-        <w:t>destination.</w:t>
-      </w:r>
-      <w:r>
-        <w:t>error</w:t>
-      </w:r>
-      <w:proofErr w:type="spellEnd"/>
-      <w:r>
-        <w:t xml:space="preserve">). Then compute delta = error * f'(z). Update each incoming weight: w -= lr * delta * input. Update bias: b -= lr * delta. Store </w:t>
-      </w:r>
-      <w:r>
-        <w:t>error</w:t>
-      </w:r>
-      <w:r>
-        <w:t xml:space="preserve"> for the layer before this one.</w:t>
+        <w:t>For each neuron, collect its error: loop over its outConns and accumulate (outConn.weight * destination.error). Then compute delta = error * f'(z). Update each incoming weight: w -= lr * delta * input. Update bias: b -= lr * delta. Store error for the layer before this one.</w:t>
       </w:r>
     </w:p>
     <w:p>
@@ -7563,7 +7066,6 @@
         <w:rPr>
           <w:b/>
         </w:rPr>
-        <w:lastRenderedPageBreak/>
         <w:t xml:space="preserve">Stop </w:t>
       </w:r>
       <w:r>
@@ -7602,149 +7104,59 @@
     </w:p>
     <w:p>
       <w:pPr>
-        <w:pStyle w:val="MyBookHeading2"/>
-      </w:pPr>
-      <w:r>
-        <w:t>2.8 The Backward Pass: How a Neuron Learns</w:t>
-      </w:r>
-    </w:p>
-    <w:p>
-      <w:pPr>
-        <w:pStyle w:val="MyBookText"/>
-      </w:pPr>
-      <w:r>
-        <w:t>The backward pass is where learning happens. It is more subtle than the forward pass, and it is worth spending extra time on it. The goal of the backward pass is to answer one question: given that the network made an error, by how much should each weight be changed to make the error smaller?</w:t>
-      </w:r>
-    </w:p>
-    <w:p>
-      <w:pPr>
-        <w:pStyle w:val="MyBookText"/>
-      </w:pPr>
-      <w:r>
-        <w:t>The answer, as we previewed in Chapter 1, comes from calculus. Specifically, it comes from computing the derivative of the loss function with respect to each weight. The derivative tells us in which direction the loss increases most steeply with respect to that weight. We move the weight in the opposite direction.</w:t>
-      </w:r>
-    </w:p>
-    <w:p>
-      <w:pPr>
-        <w:pStyle w:val="MyBookText"/>
-      </w:pPr>
-      <w:r>
-        <w:t>Computing this derivative for a weight buried deep in a multi-layer network requires the chain rule applied repeatedly. The backward pass is simply the efficient, recursive implementation of that repeated chain rule application.</w:t>
-      </w:r>
-    </w:p>
-    <w:p>
-      <w:pPr>
-        <w:pStyle w:val="MyBookHeading2"/>
-      </w:pPr>
-      <w:r>
-        <w:t>2.8.1 The Chain Rule, Concretely</w:t>
-      </w:r>
-    </w:p>
-    <w:p>
-      <w:pPr>
-        <w:pStyle w:val="MyBookText"/>
-      </w:pPr>
-      <w:r>
-        <w:t>Before reading the code, let us trace the chain rule through a single neuron manually.</w:t>
-      </w:r>
-    </w:p>
-    <w:p>
-      <w:pPr>
-        <w:pStyle w:val="MyBookText"/>
-      </w:pPr>
-      <w:r>
-        <w:t xml:space="preserve">The loss L depends on the output of this neuron (call it </w:t>
-      </w:r>
-      <w:r>
-        <w:rPr>
-          <w:i/>
-          <w:iCs/>
-        </w:rPr>
-        <w:t>o</w:t>
-      </w:r>
-      <w:r>
-        <w:t xml:space="preserve">). The output </w:t>
-      </w:r>
-      <w:r>
-        <w:rPr>
-          <w:i/>
-          <w:iCs/>
-        </w:rPr>
-        <w:t>o</w:t>
-      </w:r>
-      <w:r>
-        <w:t xml:space="preserve"> depends on z through the activation function. z depends on each weight wi through the weighted sum. By the chain rule:</w:t>
-      </w:r>
-    </w:p>
-    <w:p>
-      <w:pPr>
-        <w:pStyle w:val="MyBookEquation2"/>
-      </w:pPr>
-      <w:r>
-        <w:t>dL/dwi = (dL/do) * (do/dz) * (dz/dwi)</w:t>
-      </w:r>
-    </w:p>
-    <w:p>
-      <w:pPr>
-        <w:pStyle w:val="MyBookEquation2"/>
-      </w:pPr>
-      <w:r>
-        <w:t xml:space="preserve">       = error   * f'(z)   * xi</w:t>
-      </w:r>
-    </w:p>
-    <w:p>
-      <w:pPr>
-        <w:pStyle w:val="MyBookText"/>
+        <w:pStyle w:val="MyBookText"/>
+      </w:pPr>
+      <w:r>
+        <w:t>2.9 The Weight Update: step() and zero_grad()</w:t>
+      </w:r>
+    </w:p>
+    <w:p>
+      <w:pPr>
+        <w:pStyle w:val="MyBookText"/>
+      </w:pPr>
+      <w:r>
+        <w:t>After backward() has computed gradients for all weights and biases, step() applies the updates. The update is straightforward:</w:t>
+      </w:r>
+    </w:p>
+    <w:p>
+      <w:pPr>
+        <w:pStyle w:val="MyBookCode"/>
+      </w:pPr>
+      <w:r>
+        <w:t>void Neuron::step(double lr, int t)</w:t>
+      </w:r>
+    </w:p>
+    <w:p>
+      <w:pPr>
+        <w:pStyle w:val="MyBookCode"/>
+      </w:pPr>
+      <w:r>
+        <w:t>{</w:t>
+      </w:r>
+    </w:p>
+    <w:p>
+      <w:pPr>
+        <w:pStyle w:val="MyBookCode"/>
+      </w:pPr>
+      <w:r>
+        <w:t xml:space="preserve">  for (auto* c : inConns)</w:t>
+      </w:r>
+    </w:p>
+    <w:p>
+      <w:pPr>
+        <w:pStyle w:val="MyBookCode"/>
+      </w:pPr>
+      <w:r>
+        <w:t xml:space="preserve">  {</w:t>
+      </w:r>
+    </w:p>
+    <w:p>
+      <w:pPr>
+        <w:pStyle w:val="MyBookCode"/>
       </w:pPr>
       <w:r>
         <w:lastRenderedPageBreak/>
-        <w:t xml:space="preserve">Each of these three terms has a clear meaning. </w:t>
-      </w:r>
-      <w:r>
-        <w:rPr>
-          <w:b/>
-          <w:bCs/>
-        </w:rPr>
-        <w:t>dL/do = error</w:t>
-      </w:r>
-      <w:r>
-        <w:t xml:space="preserve"> is how much the loss changes if we nudge this neuron's output. It arrives from the next layer during the backward pass. </w:t>
-      </w:r>
-      <w:r>
-        <w:rPr>
-          <w:b/>
-          <w:bCs/>
-        </w:rPr>
-        <w:t>do/dz = f'(z)</w:t>
-      </w:r>
-      <w:r>
-        <w:t xml:space="preserve"> is the derivative of the activation function, evaluated at the stored pre-activation z. </w:t>
-      </w:r>
-      <w:r>
-        <w:rPr>
-          <w:b/>
-          <w:bCs/>
-        </w:rPr>
-        <w:t>dz/dwi = xi</w:t>
-      </w:r>
-      <w:r>
-        <w:t xml:space="preserve"> is simply the input value that came through connection i, because z = w1*x1 + ... and the derivative with respect to wi is just xi.</w:t>
-      </w:r>
-    </w:p>
-    <w:p>
-      <w:pPr>
-        <w:pStyle w:val="MyBookText"/>
-      </w:pPr>
-      <w:r>
-        <w:t>The product of the first two terms is called delta in the code. Once we have delta, the gradient for each weight is just delta times the corresponding input. This is the core computation of backward().</w:t>
-      </w:r>
-    </w:p>
-    <w:p>
-      <w:pPr>
-        <w:pStyle w:val="MyBookHeading2"/>
-      </w:pPr>
-      <w:r>
-        <w:t>2.8.2 The backward() Code, Line by Line</w:t>
+        <w:t xml:space="preserve">    if (c-&gt;trainable)</w:t>
       </w:r>
     </w:p>
     <w:p>
@@ -7752,7 +7164,7 @@
         <w:pStyle w:val="MyBookCode"/>
       </w:pPr>
       <w:r>
-        <w:t>void Neuron::backward()</w:t>
+        <w:t xml:space="preserve">    {</w:t>
       </w:r>
     </w:p>
     <w:p>
@@ -7760,6 +7172,75 @@
         <w:pStyle w:val="MyBookCode"/>
       </w:pPr>
       <w:r>
+        <w:t xml:space="preserve">      // Update this weight using gradient descent</w:t>
+      </w:r>
+    </w:p>
+    <w:p>
+      <w:pPr>
+        <w:pStyle w:val="MyBookCode"/>
+      </w:pPr>
+      <w:r>
+        <w:t xml:space="preserve">      c-&gt;weight -= lr * c-&gt;gradient;</w:t>
+      </w:r>
+    </w:p>
+    <w:p>
+      <w:pPr>
+        <w:pStyle w:val="MyBookCode"/>
+      </w:pPr>
+      <w:r>
+        <w:t xml:space="preserve">    }</w:t>
+      </w:r>
+    </w:p>
+    <w:p>
+      <w:pPr>
+        <w:pStyle w:val="MyBookCode"/>
+      </w:pPr>
+      <w:r>
+        <w:t xml:space="preserve">  }</w:t>
+      </w:r>
+    </w:p>
+    <w:p>
+      <w:pPr>
+        <w:pStyle w:val="MyBookCode"/>
+      </w:pPr>
+      <w:r>
+        <w:t xml:space="preserve">  // Update the bias</w:t>
+      </w:r>
+    </w:p>
+    <w:p>
+      <w:pPr>
+        <w:pStyle w:val="MyBookCode"/>
+      </w:pPr>
+      <w:r>
+        <w:t xml:space="preserve">  bias -= lr * biasGradient;</w:t>
+      </w:r>
+    </w:p>
+    <w:p>
+      <w:pPr>
+        <w:pStyle w:val="MyBookCode"/>
+      </w:pPr>
+      <w:r>
+        <w:t>}</w:t>
+      </w:r>
+    </w:p>
+    <w:p>
+      <w:pPr>
+        <w:pStyle w:val="MyBookCode"/>
+      </w:pPr>
+    </w:p>
+    <w:p>
+      <w:pPr>
+        <w:pStyle w:val="MyBookCode"/>
+      </w:pPr>
+      <w:r>
+        <w:t>void Neuron::zero_grad()</w:t>
+      </w:r>
+    </w:p>
+    <w:p>
+      <w:pPr>
+        <w:pStyle w:val="MyBookCode"/>
+      </w:pPr>
+      <w:r>
         <w:t>{</w:t>
       </w:r>
     </w:p>
@@ -7768,26 +7249,23 @@
         <w:pStyle w:val="MyBookCode"/>
       </w:pPr>
       <w:r>
-        <w:t xml:space="preserve">  if (inConns.empty()) return; /</w:t>
-      </w:r>
-      <w:r>
-        <w:t>/</w:t>
-      </w:r>
-      <w:r>
-        <w:t xml:space="preserve">input neurons have no weights </w:t>
+        <w:t xml:space="preserve">  error        = 0.0;</w:t>
       </w:r>
     </w:p>
     <w:p>
       <w:pPr>
         <w:pStyle w:val="MyBookCode"/>
       </w:pPr>
+      <w:r>
+        <w:t xml:space="preserve">  biasGradient = 0.0;</w:t>
+      </w:r>
     </w:p>
     <w:p>
       <w:pPr>
         <w:pStyle w:val="MyBookCode"/>
       </w:pPr>
       <w:r>
-        <w:t xml:space="preserve">  // STEP 1: collect error signal from the next layer</w:t>
+        <w:t xml:space="preserve">  for (auto* c : inConns)</w:t>
       </w:r>
     </w:p>
     <w:p>
@@ -7795,236 +7273,7 @@
         <w:pStyle w:val="MyBookCode"/>
       </w:pPr>
       <w:r>
-        <w:t xml:space="preserve">  // error = sum over all outgoing connections of (weight * </w:t>
-      </w:r>
-      <w:proofErr w:type="spellStart"/>
-      <w:r>
-        <w:t>destination.error</w:t>
-      </w:r>
-      <w:proofErr w:type="spellEnd"/>
-      <w:r>
-        <w:t>)</w:t>
-      </w:r>
-    </w:p>
-    <w:p>
-      <w:pPr>
-        <w:pStyle w:val="MyBookCode"/>
-      </w:pPr>
-      <w:r>
-        <w:t xml:space="preserve">  // error propagates backward through weights</w:t>
-      </w:r>
-    </w:p>
-    <w:p>
-      <w:pPr>
-        <w:pStyle w:val="MyBookCode"/>
-      </w:pPr>
-      <w:r>
-        <w:t xml:space="preserve">  if (!outConns.empty()) </w:t>
-      </w:r>
-    </w:p>
-    <w:p>
-      <w:pPr>
-        <w:pStyle w:val="MyBookCode"/>
-      </w:pPr>
-      <w:r>
-        <w:t xml:space="preserve">  </w:t>
-      </w:r>
-      <w:r>
-        <w:t>{</w:t>
-      </w:r>
-    </w:p>
-    <w:p>
-      <w:pPr>
-        <w:pStyle w:val="MyBookCode"/>
-      </w:pPr>
-      <w:r>
-        <w:t xml:space="preserve">    error = 0.0;</w:t>
-      </w:r>
-    </w:p>
-    <w:p>
-      <w:pPr>
-        <w:pStyle w:val="MyBookCode"/>
-      </w:pPr>
-      <w:r>
-        <w:t xml:space="preserve">    for (auto* c : outConns) </w:t>
-      </w:r>
-    </w:p>
-    <w:p>
-      <w:pPr>
-        <w:pStyle w:val="MyBookCode"/>
-      </w:pPr>
-      <w:r>
-        <w:t xml:space="preserve">    </w:t>
-      </w:r>
-      <w:r>
-        <w:t>{</w:t>
-      </w:r>
-    </w:p>
-    <w:p>
-      <w:pPr>
-        <w:pStyle w:val="MyBookCode"/>
-      </w:pPr>
-      <w:r>
-        <w:t xml:space="preserve">      double w = c-&gt;weight;</w:t>
-      </w:r>
-    </w:p>
-    <w:p>
-      <w:pPr>
-        <w:pStyle w:val="MyBookCode"/>
-      </w:pPr>
-      <w:r>
-        <w:t xml:space="preserve">      error += w * c-&gt;to-&gt;error;</w:t>
-      </w:r>
-    </w:p>
-    <w:p>
-      <w:pPr>
-        <w:pStyle w:val="MyBookCode"/>
-      </w:pPr>
-      <w:r>
-        <w:t xml:space="preserve">    }</w:t>
-      </w:r>
-    </w:p>
-    <w:p>
-      <w:pPr>
-        <w:pStyle w:val="MyBookCode"/>
-      </w:pPr>
-      <w:r>
-        <w:t xml:space="preserve">  }</w:t>
-      </w:r>
-    </w:p>
-    <w:p>
-      <w:pPr>
-        <w:pStyle w:val="MyBookCode"/>
-      </w:pPr>
-    </w:p>
-    <w:p>
-      <w:pPr>
-        <w:pStyle w:val="MyBookCode"/>
-      </w:pPr>
-      <w:r>
-        <w:t xml:space="preserve">  // STEP 2: multiply by activation derivative to get delta</w:t>
-      </w:r>
-    </w:p>
-    <w:p>
-      <w:pPr>
-        <w:pStyle w:val="MyBookCode"/>
-      </w:pPr>
-      <w:r>
-        <w:t xml:space="preserve">  // delta = how much each pre-activation change affects the loss</w:t>
-      </w:r>
-    </w:p>
-    <w:p>
-      <w:pPr>
-        <w:pStyle w:val="MyBookCode"/>
-      </w:pPr>
-      <w:r>
-        <w:t xml:space="preserve">  double delta = error * applyActDeriv(act, z);</w:t>
-      </w:r>
-    </w:p>
-    <w:p>
-      <w:pPr>
-        <w:pStyle w:val="MyBookCode"/>
-      </w:pPr>
-    </w:p>
-    <w:p>
-      <w:pPr>
-        <w:pStyle w:val="MyBookCode"/>
-      </w:pPr>
-      <w:r>
-        <w:t xml:space="preserve">  // STEP 3: accumulate weight gradients</w:t>
-      </w:r>
-    </w:p>
-    <w:p>
-      <w:pPr>
-        <w:pStyle w:val="MyBookCode"/>
-      </w:pPr>
-      <w:r>
-        <w:t xml:space="preserve">  // grad for each weight = delta * the input that came through that connection</w:t>
-      </w:r>
-    </w:p>
-    <w:p>
-      <w:pPr>
-        <w:pStyle w:val="MyBookCode"/>
-      </w:pPr>
-      <w:r>
-        <w:t xml:space="preserve">  for (auto* c : inConns) {</w:t>
-      </w:r>
-    </w:p>
-    <w:p>
-      <w:pPr>
-        <w:pStyle w:val="MyBookCode"/>
-      </w:pPr>
-      <w:r>
-        <w:t xml:space="preserve">    </w:t>
-      </w:r>
-    </w:p>
-    <w:p>
-      <w:pPr>
-        <w:pStyle w:val="MyBookCode"/>
-      </w:pPr>
-      <w:r>
-        <w:t xml:space="preserve">    double grad = delta * c-&gt;from-&gt;output;</w:t>
-      </w:r>
-    </w:p>
-    <w:p>
-      <w:pPr>
-        <w:pStyle w:val="MyBookCode"/>
-      </w:pPr>
-      <w:r>
-        <w:t xml:space="preserve">    else</w:t>
-      </w:r>
-    </w:p>
-    <w:p>
-      <w:pPr>
-        <w:pStyle w:val="MyBookCode"/>
-      </w:pPr>
-      <w:r>
-        <w:t xml:space="preserve">      c-&gt;gradient += grad;</w:t>
-      </w:r>
-    </w:p>
-    <w:p>
-      <w:pPr>
-        <w:pStyle w:val="MyBookCode"/>
-      </w:pPr>
-      <w:r>
-        <w:t xml:space="preserve">  }</w:t>
-      </w:r>
-    </w:p>
-    <w:p>
-      <w:pPr>
-        <w:pStyle w:val="MyBookCode"/>
-      </w:pPr>
-    </w:p>
-    <w:p>
-      <w:pPr>
-        <w:pStyle w:val="MyBookCode"/>
-      </w:pPr>
-      <w:r>
-        <w:t xml:space="preserve">  // STEP 4: gradient for the bias</w:t>
-      </w:r>
-    </w:p>
-    <w:p>
-      <w:pPr>
-        <w:pStyle w:val="MyBookCode"/>
-      </w:pPr>
-      <w:r>
-        <w:t xml:space="preserve">  // bias gradient = delta (because dz/</w:t>
-      </w:r>
-      <w:proofErr w:type="spellStart"/>
-      <w:r>
-        <w:t>db</w:t>
-      </w:r>
-      <w:proofErr w:type="spellEnd"/>
-      <w:r>
-        <w:t xml:space="preserve"> = 1)</w:t>
-      </w:r>
-    </w:p>
-    <w:p>
-      <w:pPr>
-        <w:pStyle w:val="MyBookCode"/>
-      </w:pPr>
-      <w:r>
-        <w:t xml:space="preserve">  biasGradient += delta;</w:t>
+        <w:t xml:space="preserve">    c-&gt;gradient = 0.0;   // ready for the next round</w:t>
       </w:r>
     </w:p>
     <w:p>
@@ -8043,12 +7292,11 @@
         <w:rPr>
           <w:noProof/>
         </w:rPr>
-        <w:lastRenderedPageBreak/>
         <w:drawing>
-          <wp:inline distT="0" distB="0" distL="0" distR="0" wp14:anchorId="42E854EF" wp14:editId="660F345B">
-            <wp:extent cx="5334000" cy="2047875"/>
+          <wp:inline distT="0" distB="0" distL="0" distR="0" wp14:anchorId="4CB226F5" wp14:editId="698D65E2">
+            <wp:extent cx="5334000" cy="1600200"/>
             <wp:effectExtent l="0" t="0" r="0" b="0"/>
-            <wp:docPr id="959667831" name="Picture 959667831"/>
+            <wp:docPr id="1882725680" name="Picture 1882725680"/>
             <wp:cNvGraphicFramePr>
               <a:graphicFrameLocks xmlns:a="http://schemas.openxmlformats.org/drawingml/2006/main" noChangeAspect="1"/>
             </wp:cNvGraphicFramePr>
@@ -8071,7 +7319,7 @@
                   <pic:spPr bwMode="auto">
                     <a:xfrm>
                       <a:off x="0" y="0"/>
-                      <a:ext cx="5334000" cy="2047875"/>
+                      <a:ext cx="5334000" cy="1600200"/>
                     </a:xfrm>
                     <a:prstGeom prst="rect">
                       <a:avLst/>
@@ -8089,7 +7337,15 @@
         <w:pStyle w:val="MyBookText"/>
       </w:pPr>
       <w:r>
-        <w:t>Figure 2.4: The four steps of Neuron::backward(). Error flows right to left. Step 1 receives the error from the next layer. Step 2 applies the activation derivative. Steps 3 and 4 compute the gradients for weights and bias.</w:t>
+        <w:t>Figure 2.5: step() uses the accumulated gradient to apply a small update to each weight and bias. Each update moves the parameter slightly in the direction that reduces the loss.</w:t>
+      </w:r>
+    </w:p>
+    <w:p>
+      <w:pPr>
+        <w:pStyle w:val="MyBookText"/>
+      </w:pPr>
+      <w:r>
+        <w:t>The learning rate lr controls how large each update step is: a large learning rate moves weights quickly but risks overshooting the minimum, while a small learning rate is more stable but slower to converge. Choosing the right learning rate is one of the most important practical decisions in training a neural network, and we will discuss it further in Chapter 3.</w:t>
       </w:r>
     </w:p>
     <w:p>
@@ -8097,23 +7353,109 @@
         <w:pStyle w:val="MyBookHeading2"/>
       </w:pPr>
       <w:r>
-        <w:t>2.8.3 Why Gradients Accumulate</w:t>
-      </w:r>
-    </w:p>
-    <w:p>
-      <w:pPr>
-        <w:pStyle w:val="MyBookText"/>
-      </w:pPr>
-      <w:r>
-        <w:t>Notice that the code uses += to accumulate gradients, rather than assigning them. This is intentional and important. During training we process many examples in a batch, and the gradients from each example are accumulated before the weights are updated. This gives a more stable estimate of the gradient direction than updating after every single example.</w:t>
-      </w:r>
-    </w:p>
-    <w:p>
-      <w:pPr>
-        <w:pStyle w:val="MyBookText"/>
-      </w:pPr>
-      <w:r>
-        <w:t>After all examples in a batch have been processed, step() applies the accumulated gradient to update the weight, and then zero_grad() resets all gradients to zero in preparation for the next batch. This three-step sequence, backward() then step() then zero_grad(), is the heartbeat of the training loop.</w:t>
+        <w:t>2.10 The Connection Class: The Graph Edges</w:t>
+      </w:r>
+    </w:p>
+    <w:p>
+      <w:pPr>
+        <w:pStyle w:val="MyBookText"/>
+      </w:pPr>
+      <w:r>
+        <w:t>A neuron does not store its weights directly. Instead, weights live on Connection objects, which are the edges of the neural network graph. Understanding the Connection class is key to understanding how the network topology is encoded.</w:t>
+      </w:r>
+    </w:p>
+    <w:p>
+      <w:pPr>
+        <w:pStyle w:val="MyBookCode"/>
+      </w:pPr>
+      <w:r>
+        <w:t>class Connection</w:t>
+      </w:r>
+    </w:p>
+    <w:p>
+      <w:pPr>
+        <w:pStyle w:val="MyBookCode"/>
+      </w:pPr>
+      <w:r>
+        <w:t>{</w:t>
+      </w:r>
+    </w:p>
+    <w:p>
+      <w:pPr>
+        <w:pStyle w:val="MyBookCode"/>
+      </w:pPr>
+      <w:r>
+        <w:t>public:</w:t>
+      </w:r>
+    </w:p>
+    <w:p>
+      <w:pPr>
+        <w:pStyle w:val="MyBookCode"/>
+      </w:pPr>
+      <w:r>
+        <w:t xml:space="preserve">    Neuron*   from;        // source neuron</w:t>
+      </w:r>
+    </w:p>
+    <w:p>
+      <w:pPr>
+        <w:pStyle w:val="MyBookCode"/>
+      </w:pPr>
+      <w:r>
+        <w:t xml:space="preserve">    Neuron*   to;          // destination neuron</w:t>
+      </w:r>
+    </w:p>
+    <w:p>
+      <w:pPr>
+        <w:pStyle w:val="MyBookCode"/>
+      </w:pPr>
+      <w:r>
+        <w:t xml:space="preserve">    double    weight;      // the learnable(dense/normal connections)</w:t>
+      </w:r>
+    </w:p>
+    <w:p>
+      <w:pPr>
+        <w:pStyle w:val="MyBookCode"/>
+      </w:pPr>
+      <w:r>
+        <w:lastRenderedPageBreak/>
+        <w:t xml:space="preserve">    double    gradient;    // accumulated gradient from backward()</w:t>
+      </w:r>
+    </w:p>
+    <w:p>
+      <w:pPr>
+        <w:pStyle w:val="MyBookCode"/>
+      </w:pPr>
+      <w:r>
+        <w:t xml:space="preserve">    bool      trainable;   // false = fixed (not updated by step())</w:t>
+      </w:r>
+    </w:p>
+    <w:p>
+      <w:pPr>
+        <w:pStyle w:val="MyBookCode"/>
+      </w:pPr>
+      <w:r>
+        <w:t>};</w:t>
+      </w:r>
+    </w:p>
+    <w:p>
+      <w:pPr>
+        <w:pStyle w:val="MyBookText"/>
+      </w:pPr>
+    </w:p>
+    <w:p>
+      <w:pPr>
+        <w:pStyle w:val="MyBookText"/>
+      </w:pPr>
+      <w:r>
+        <w:t>The trainable, weight, and gradient fields are everything the neuron needs for the forward and backward pass. The design is intentionally simple at this stage: one connection, one weight, one gradient.</w:t>
+      </w:r>
+    </w:p>
+    <w:p>
+      <w:pPr>
+        <w:pStyle w:val="MyBookText"/>
+      </w:pPr>
+      <w:r>
+        <w:t>For now, all connections we deal with are trainable dense connections: every connection carries its own weight, and every weight is updated by step() after each training batch.</w:t>
       </w:r>
     </w:p>
     <w:p>
@@ -8121,265 +7463,96 @@
         <w:pStyle w:val="MyBookHeading2"/>
       </w:pPr>
       <w:r>
-        <w:t>2.8.4 A Backward Pass Worked Example</w:t>
-      </w:r>
-    </w:p>
-    <w:p>
-      <w:pPr>
-        <w:pStyle w:val="MyBookText"/>
-      </w:pPr>
-      <w:r>
-        <w:t>Let us continue the worked example from the forward pass. The neuron had z = 0.57, output = 0.57 (ReLU), and suppose that after the forward pass the next layer has computed that this neuron's error = 0.3 (meaning the loss would increase by 0.3 if we increased this neuron's output by 1).</w:t>
-      </w:r>
-    </w:p>
-    <w:p>
-      <w:pPr>
-        <w:pStyle w:val="MyBookText"/>
-      </w:pPr>
-      <w:r>
-        <w:t>Step 1: error is already set to 0.3 by the next layer during its backward pass.</w:t>
-      </w:r>
-    </w:p>
-    <w:p>
-      <w:pPr>
-        <w:pStyle w:val="MyBookText"/>
-      </w:pPr>
-      <w:r>
-        <w:t>Step 2: Compute delta = error * ReLU'(z) = 0.3 * 1.0 = 0.3. (ReLU derivative is 1 for z &gt; 0, and z = 0.57 &gt; 0.)</w:t>
-      </w:r>
-    </w:p>
-    <w:p>
-      <w:pPr>
-        <w:pStyle w:val="MyBookText"/>
-      </w:pPr>
-      <w:r>
-        <w:lastRenderedPageBreak/>
-        <w:t>Step 3: Compute weight gradients:</w:t>
-      </w:r>
-    </w:p>
-    <w:p>
-      <w:pPr>
-        <w:pStyle w:val="MyBookEquation2"/>
-      </w:pPr>
-      <w:r>
-        <w:t>grad(w1) = delta * x1 = 0.3 * 0.5 = 0.150</w:t>
-      </w:r>
-    </w:p>
-    <w:p>
-      <w:pPr>
-        <w:pStyle w:val="MyBookEquation2"/>
-      </w:pPr>
-      <w:r>
-        <w:t>grad(w2) = delta * x2 = 0.3 * 0.8 = 0.240</w:t>
-      </w:r>
-    </w:p>
-    <w:p>
-      <w:pPr>
-        <w:pStyle w:val="MyBookEquation2"/>
-      </w:pPr>
-      <w:r>
-        <w:t>grad(w3) = delta * x3 = 0.3 * 0.3 = 0.090</w:t>
-      </w:r>
-    </w:p>
-    <w:p>
-      <w:pPr>
-        <w:pStyle w:val="MyBookText"/>
-      </w:pPr>
-      <w:r>
-        <w:t>Step 4: Bias gradient = delta = 0.3</w:t>
-      </w:r>
-    </w:p>
-    <w:p>
-      <w:pPr>
-        <w:pStyle w:val="MyBookText"/>
-      </w:pPr>
-      <w:r>
-        <w:t>These gradients are now accumulated on the connections. When step() runs, it will use them to update each weight in the direction that reduces the loss.</w:t>
-      </w:r>
-    </w:p>
-    <w:p>
-      <w:pPr>
-        <w:pStyle w:val="MyBookText"/>
-      </w:pPr>
-      <w:r>
-        <w:t>2.9 The Weight Update: step() and zero_grad()</w:t>
-      </w:r>
-    </w:p>
-    <w:p>
-      <w:pPr>
-        <w:pStyle w:val="MyBookText"/>
-      </w:pPr>
-      <w:r>
-        <w:t>After backward() has computed gradients for all weights and biases, step() applies the updates. The update is straightforward:</w:t>
-      </w:r>
-    </w:p>
-    <w:p>
-      <w:pPr>
-        <w:pStyle w:val="MyBookCode"/>
-      </w:pPr>
-      <w:r>
-        <w:t>void Neuron::step(double lr, int t)</w:t>
-      </w:r>
-    </w:p>
-    <w:p>
-      <w:pPr>
-        <w:pStyle w:val="MyBookCode"/>
-      </w:pPr>
-      <w:r>
-        <w:t>{</w:t>
-      </w:r>
-    </w:p>
-    <w:p>
-      <w:pPr>
-        <w:pStyle w:val="MyBookCode"/>
-      </w:pPr>
-      <w:r>
-        <w:t xml:space="preserve">  for (auto* c : inConns)</w:t>
-      </w:r>
-    </w:p>
-    <w:p>
-      <w:pPr>
-        <w:pStyle w:val="MyBookCode"/>
-      </w:pPr>
-      <w:r>
-        <w:t xml:space="preserve">  {</w:t>
-      </w:r>
-    </w:p>
-    <w:p>
-      <w:pPr>
-        <w:pStyle w:val="MyBookCode"/>
-      </w:pPr>
-      <w:r>
-        <w:t xml:space="preserve">    if (c-&gt;trainable)</w:t>
-      </w:r>
-    </w:p>
-    <w:p>
-      <w:pPr>
-        <w:pStyle w:val="MyBookCode"/>
-      </w:pPr>
-      <w:r>
-        <w:t xml:space="preserve">    {</w:t>
-      </w:r>
-    </w:p>
-    <w:p>
-      <w:pPr>
-        <w:pStyle w:val="MyBookCode"/>
-      </w:pPr>
-      <w:r>
-        <w:t xml:space="preserve">      // Update this weight using gradient descent</w:t>
-      </w:r>
-    </w:p>
-    <w:p>
-      <w:pPr>
-        <w:pStyle w:val="MyBookCode"/>
-      </w:pPr>
-      <w:r>
-        <w:t xml:space="preserve">      c-&gt;weight -= lr * c-&gt;gradient;</w:t>
-      </w:r>
-    </w:p>
-    <w:p>
-      <w:pPr>
-        <w:pStyle w:val="MyBookCode"/>
-      </w:pPr>
-      <w:r>
-        <w:t xml:space="preserve">    }</w:t>
-      </w:r>
-    </w:p>
-    <w:p>
-      <w:pPr>
-        <w:pStyle w:val="MyBookCode"/>
-      </w:pPr>
-      <w:r>
-        <w:t xml:space="preserve">  }</w:t>
-      </w:r>
-    </w:p>
-    <w:p>
-      <w:pPr>
-        <w:pStyle w:val="MyBookCode"/>
-      </w:pPr>
-      <w:r>
-        <w:t xml:space="preserve">  // Update the bias</w:t>
-      </w:r>
-    </w:p>
-    <w:p>
-      <w:pPr>
-        <w:pStyle w:val="MyBookCode"/>
-      </w:pPr>
-      <w:r>
-        <w:t xml:space="preserve">  bias -= lr * biasGradient;</w:t>
-      </w:r>
-    </w:p>
-    <w:p>
-      <w:pPr>
-        <w:pStyle w:val="MyBookCode"/>
-      </w:pPr>
-      <w:r>
-        <w:t>}</w:t>
-      </w:r>
-    </w:p>
-    <w:p>
-      <w:pPr>
-        <w:pStyle w:val="MyBookCode"/>
-      </w:pPr>
-    </w:p>
-    <w:p>
-      <w:pPr>
-        <w:pStyle w:val="MyBookCode"/>
-      </w:pPr>
-      <w:r>
-        <w:t>void Neuron::zero_grad()</w:t>
-      </w:r>
-    </w:p>
-    <w:p>
-      <w:pPr>
-        <w:pStyle w:val="MyBookCode"/>
-      </w:pPr>
-      <w:r>
-        <w:t>{</w:t>
-      </w:r>
-    </w:p>
-    <w:p>
-      <w:pPr>
-        <w:pStyle w:val="MyBookCode"/>
-      </w:pPr>
-      <w:r>
-        <w:t xml:space="preserve">  error        = 0.0;</w:t>
-      </w:r>
-    </w:p>
-    <w:p>
-      <w:pPr>
-        <w:pStyle w:val="MyBookCode"/>
-      </w:pPr>
-      <w:r>
-        <w:t xml:space="preserve">  biasGradient = 0.0;</w:t>
-      </w:r>
-    </w:p>
-    <w:p>
-      <w:pPr>
-        <w:pStyle w:val="MyBookCode"/>
-      </w:pPr>
-      <w:r>
-        <w:t xml:space="preserve">  for (auto* c : inConns)</w:t>
-      </w:r>
-    </w:p>
-    <w:p>
-      <w:pPr>
-        <w:pStyle w:val="MyBookCode"/>
-      </w:pPr>
-      <w:r>
-        <w:t xml:space="preserve">    c-&gt;gradient = 0.0;   // ready for the next </w:t>
-      </w:r>
-      <w:r>
-        <w:t>round</w:t>
-      </w:r>
-    </w:p>
-    <w:p>
-      <w:pPr>
-        <w:pStyle w:val="MyBookCode"/>
-      </w:pPr>
-      <w:r>
-        <w:t>}</w:t>
-      </w:r>
+        <w:t>2.11 Putting It All Together: The Training Loop</w:t>
+      </w:r>
+    </w:p>
+    <w:p>
+      <w:pPr>
+        <w:pStyle w:val="MyBookText"/>
+      </w:pPr>
+      <w:r>
+        <w:t>Now we can describe the full training cycle that the Network class orchestrates. For each batch of training examples:</w:t>
+      </w:r>
+    </w:p>
+    <w:p>
+      <w:pPr>
+        <w:pStyle w:val="MyBookText"/>
+      </w:pPr>
+      <w:r>
+        <w:rPr>
+          <w:b/>
+          <w:bCs/>
+        </w:rPr>
+        <w:t xml:space="preserve">Forward pass: </w:t>
+      </w:r>
+      <w:r>
+        <w:t>Every layer calls forward() on each of its neurons, from the first layer to the last. Data flows left to right through the graph. When the last layer is done, each output neuron holds its prediction in output.</w:t>
+      </w:r>
+    </w:p>
+    <w:p>
+      <w:pPr>
+        <w:pStyle w:val="MyBookText"/>
+      </w:pPr>
+      <w:r>
+        <w:rPr>
+          <w:b/>
+          <w:bCs/>
+        </w:rPr>
+        <w:t xml:space="preserve">Loss computation: </w:t>
+      </w:r>
+      <w:r>
+        <w:t>The loss function compares the output neurons' values to the target labels. It computes the initial error signal and seeds it into the output neurons' error fields. This is the starting point for the backward pass.</w:t>
+      </w:r>
+    </w:p>
+    <w:p>
+      <w:pPr>
+        <w:pStyle w:val="MyBookText"/>
+      </w:pPr>
+      <w:r>
+        <w:rPr>
+          <w:b/>
+          <w:bCs/>
+        </w:rPr>
+        <w:t xml:space="preserve">Backward pass: </w:t>
+      </w:r>
+      <w:r>
+        <w:t>Every layer calls backward() on each of its neurons, from the last layer to the first. Error signals propagate right to left. By the time the backward pass reaches the first hidden layer, every weight in the network has an accumulated gradient.</w:t>
+      </w:r>
+    </w:p>
+    <w:p>
+      <w:pPr>
+        <w:pStyle w:val="MyBookText"/>
+      </w:pPr>
+      <w:r>
+        <w:rPr>
+          <w:b/>
+          <w:bCs/>
+        </w:rPr>
+        <w:t xml:space="preserve">Weight update: </w:t>
+      </w:r>
+      <w:r>
+        <w:t>step() is called on every neuron. Each weight and bias is updated by subtracting a small fraction (the learning rate) of its accumulated gradient.</w:t>
+      </w:r>
+    </w:p>
+    <w:p>
+      <w:pPr>
+        <w:pStyle w:val="MyBookText"/>
+      </w:pPr>
+      <w:r>
+        <w:rPr>
+          <w:b/>
+          <w:bCs/>
+        </w:rPr>
+        <w:t xml:space="preserve">Reset: </w:t>
+      </w:r>
+      <w:r>
+        <w:t>zero_grad() is called on every neuron, clearing error, biasGradient, and all connection gradients, ready for the next batch.</w:t>
+      </w:r>
+    </w:p>
+    <w:p>
+      <w:pPr>
+        <w:pStyle w:val="MyBookText"/>
+      </w:pPr>
     </w:p>
     <w:p>
       <w:pPr>
@@ -8389,11 +7562,12 @@
         <w:rPr>
           <w:noProof/>
         </w:rPr>
+        <w:lastRenderedPageBreak/>
         <w:drawing>
-          <wp:inline distT="0" distB="0" distL="0" distR="0" wp14:anchorId="70587799" wp14:editId="0CF1220B">
-            <wp:extent cx="5334000" cy="1600200"/>
+          <wp:inline distT="0" distB="0" distL="0" distR="0" wp14:anchorId="708A89FB" wp14:editId="0DDC5E31">
+            <wp:extent cx="5334000" cy="1447800"/>
             <wp:effectExtent l="0" t="0" r="0" b="0"/>
-            <wp:docPr id="1882725680" name="Picture 1882725680"/>
+            <wp:docPr id="744049794" name="Picture 744049794"/>
             <wp:cNvGraphicFramePr>
               <a:graphicFrameLocks xmlns:a="http://schemas.openxmlformats.org/drawingml/2006/main" noChangeAspect="1"/>
             </wp:cNvGraphicFramePr>
@@ -8416,291 +7590,6 @@
                   <pic:spPr bwMode="auto">
                     <a:xfrm>
                       <a:off x="0" y="0"/>
-                      <a:ext cx="5334000" cy="1600200"/>
-                    </a:xfrm>
-                    <a:prstGeom prst="rect">
-                      <a:avLst/>
-                    </a:prstGeom>
-                  </pic:spPr>
-                </pic:pic>
-              </a:graphicData>
-            </a:graphic>
-          </wp:inline>
-        </w:drawing>
-      </w:r>
-    </w:p>
-    <w:p>
-      <w:pPr>
-        <w:pStyle w:val="MyBookText"/>
-      </w:pPr>
-      <w:r>
-        <w:rPr>
-          <w:rFonts w:ascii="Arial" w:eastAsia="Arial" w:hAnsi="Arial" w:cs="Arial"/>
-          <w:i/>
-          <w:iCs/>
-          <w:color w:val="555555"/>
-          <w:sz w:val="20"/>
-          <w:szCs w:val="20"/>
-        </w:rPr>
-        <w:t>Figure 2.5: step() uses the accumulated gradient to apply a small update to each weight and bias. Each update moves the parameter slightly in the direction that reduces the loss.</w:t>
-      </w:r>
-    </w:p>
-    <w:p>
-      <w:pPr>
-        <w:pStyle w:val="MyBookText"/>
-      </w:pPr>
-      <w:r>
-        <w:lastRenderedPageBreak/>
-        <w:t>The learning rate lr controls how large each update step is: a large learning rate moves weights quickly but risks overshooting the minimum, while a small learning rate is more stable but slower to converge. Choosing the right learning rate is one of the most important practical decisions in training a neural network, and we will discuss it further in Chapter 3.</w:t>
-      </w:r>
-    </w:p>
-    <w:p>
-      <w:pPr>
-        <w:pStyle w:val="MyBookHeading2"/>
-      </w:pPr>
-      <w:r>
-        <w:t>2.10 The Connection Class: The Graph Edges</w:t>
-      </w:r>
-    </w:p>
-    <w:p>
-      <w:pPr>
-        <w:pStyle w:val="MyBookText"/>
-      </w:pPr>
-      <w:r>
-        <w:t>A neuron does not store its weights directly. Instead, weights live on Connection objects, which are the edges of the neural network graph. Understanding the Connection class is key to understanding how the network topology is encoded.</w:t>
-      </w:r>
-    </w:p>
-    <w:p>
-      <w:pPr>
-        <w:pStyle w:val="MyBookCode"/>
-      </w:pPr>
-      <w:r>
-        <w:t>class Connection</w:t>
-      </w:r>
-    </w:p>
-    <w:p>
-      <w:pPr>
-        <w:pStyle w:val="MyBookCode"/>
-      </w:pPr>
-      <w:r>
-        <w:t>{</w:t>
-      </w:r>
-    </w:p>
-    <w:p>
-      <w:pPr>
-        <w:pStyle w:val="MyBookCode"/>
-      </w:pPr>
-      <w:r>
-        <w:t>public:</w:t>
-      </w:r>
-    </w:p>
-    <w:p>
-      <w:pPr>
-        <w:pStyle w:val="MyBookCode"/>
-      </w:pPr>
-      <w:r>
-        <w:t xml:space="preserve">    Neuron*   from;        // source neuron</w:t>
-      </w:r>
-    </w:p>
-    <w:p>
-      <w:pPr>
-        <w:pStyle w:val="MyBookCode"/>
-      </w:pPr>
-      <w:r>
-        <w:t xml:space="preserve">    Neuron*   to;          // destination neuron</w:t>
-      </w:r>
-    </w:p>
-    <w:p>
-      <w:pPr>
-        <w:pStyle w:val="MyBookCode"/>
-      </w:pPr>
-      <w:r>
-        <w:t xml:space="preserve">    double    weight;      // the learnable(dense/normal connections)</w:t>
-      </w:r>
-    </w:p>
-    <w:p>
-      <w:pPr>
-        <w:pStyle w:val="MyBookCode"/>
-      </w:pPr>
-      <w:r>
-        <w:t xml:space="preserve">    double    gradient;    // accumulated gradient from backward()</w:t>
-      </w:r>
-    </w:p>
-    <w:p>
-      <w:pPr>
-        <w:pStyle w:val="MyBookCode"/>
-      </w:pPr>
-      <w:r>
-        <w:t xml:space="preserve">    bool      trainable;   // false = fixed</w:t>
-      </w:r>
-      <w:r>
-        <w:t xml:space="preserve"> </w:t>
-      </w:r>
-      <w:r>
-        <w:t>(not updated by step())</w:t>
-      </w:r>
-    </w:p>
-    <w:p>
-      <w:pPr>
-        <w:pStyle w:val="MyBookCode"/>
-      </w:pPr>
-      <w:r>
-        <w:t>};</w:t>
-      </w:r>
-    </w:p>
-    <w:p>
-      <w:pPr>
-        <w:pStyle w:val="MyBookText"/>
-      </w:pPr>
-    </w:p>
-    <w:p>
-      <w:pPr>
-        <w:pStyle w:val="MyBookText"/>
-      </w:pPr>
-      <w:r>
-        <w:t>The trainable, weight, and gradient fields are everything the neuron needs for the forward and backward pass. The design is intentionally simple at this stage: one connection, one weight, one gradient.</w:t>
-      </w:r>
-    </w:p>
-    <w:p>
-      <w:pPr>
-        <w:pStyle w:val="MyBookText"/>
-      </w:pPr>
-      <w:r>
-        <w:t>For now, all connections we deal with are trainable dense connections: every connection carries its own weight, and every weight is updated by step() after each training batch.</w:t>
-      </w:r>
-    </w:p>
-    <w:p>
-      <w:pPr>
-        <w:pStyle w:val="MyBookHeading2"/>
-      </w:pPr>
-      <w:r>
-        <w:t>2.11 Putting It All Together: The Training Loop</w:t>
-      </w:r>
-    </w:p>
-    <w:p>
-      <w:pPr>
-        <w:pStyle w:val="MyBookText"/>
-      </w:pPr>
-      <w:r>
-        <w:t>Now we can describe the full training cycle that the Network class orchestrates. For each batch of training examples:</w:t>
-      </w:r>
-    </w:p>
-    <w:p>
-      <w:pPr>
-        <w:pStyle w:val="MyBookText"/>
-      </w:pPr>
-      <w:r>
-        <w:rPr>
-          <w:b/>
-          <w:bCs/>
-        </w:rPr>
-        <w:t xml:space="preserve">Forward pass: </w:t>
-      </w:r>
-      <w:r>
-        <w:t>Every layer calls forward() on each of its neurons, from the first layer to the last. Data flows left to right through the graph. When the last layer is done, each output neuron holds its prediction in output.</w:t>
-      </w:r>
-    </w:p>
-    <w:p>
-      <w:pPr>
-        <w:pStyle w:val="MyBookText"/>
-      </w:pPr>
-      <w:r>
-        <w:rPr>
-          <w:b/>
-          <w:bCs/>
-        </w:rPr>
-        <w:t xml:space="preserve">Loss computation: </w:t>
-      </w:r>
-      <w:r>
-        <w:t>The loss function compares the output neurons' values to the target labels. It computes the initial error signal and seeds it into the output neurons' error fields. This is the starting point for the backward pass.</w:t>
-      </w:r>
-    </w:p>
-    <w:p>
-      <w:pPr>
-        <w:pStyle w:val="MyBookText"/>
-      </w:pPr>
-      <w:r>
-        <w:rPr>
-          <w:b/>
-          <w:bCs/>
-        </w:rPr>
-        <w:lastRenderedPageBreak/>
-        <w:t xml:space="preserve">Backward pass: </w:t>
-      </w:r>
-      <w:r>
-        <w:t>Every layer calls backward() on each of its neurons, from the last layer to the first. Error signals propagate right to left. By the time the backward pass reaches the first hidden layer, every weight in the network has an accumulated gradient.</w:t>
-      </w:r>
-    </w:p>
-    <w:p>
-      <w:pPr>
-        <w:pStyle w:val="MyBookText"/>
-      </w:pPr>
-      <w:r>
-        <w:rPr>
-          <w:b/>
-          <w:bCs/>
-        </w:rPr>
-        <w:t xml:space="preserve">Weight update: </w:t>
-      </w:r>
-      <w:r>
-        <w:t>step() is called on every neuron. Each weight and bias is updated by subtracting a small fraction (the learning rate) of its accumulated gradient.</w:t>
-      </w:r>
-    </w:p>
-    <w:p>
-      <w:pPr>
-        <w:pStyle w:val="MyBookText"/>
-      </w:pPr>
-      <w:r>
-        <w:rPr>
-          <w:b/>
-          <w:bCs/>
-        </w:rPr>
-        <w:t xml:space="preserve">Reset: </w:t>
-      </w:r>
-      <w:r>
-        <w:t>zero_grad() is called on every neuron, clearing error, biasGradient, and all connection gradients, ready for the next batch.</w:t>
-      </w:r>
-    </w:p>
-    <w:p>
-      <w:pPr>
-        <w:pStyle w:val="MyBookText"/>
-      </w:pPr>
-    </w:p>
-    <w:p>
-      <w:pPr>
-        <w:pStyle w:val="MyBookText"/>
-      </w:pPr>
-      <w:r>
-        <w:rPr>
-          <w:noProof/>
-        </w:rPr>
-        <w:drawing>
-          <wp:inline distT="0" distB="0" distL="0" distR="0" wp14:anchorId="19B3C469" wp14:editId="20829D67">
-            <wp:extent cx="5334000" cy="1447800"/>
-            <wp:effectExtent l="0" t="0" r="0" b="0"/>
-            <wp:docPr id="744049794" name="Picture 744049794"/>
-            <wp:cNvGraphicFramePr>
-              <a:graphicFrameLocks xmlns:a="http://schemas.openxmlformats.org/drawingml/2006/main" noChangeAspect="1"/>
-            </wp:cNvGraphicFramePr>
-            <a:graphic xmlns:a="http://schemas.openxmlformats.org/drawingml/2006/main">
-              <a:graphicData uri="http://schemas.openxmlformats.org/drawingml/2006/picture">
-                <pic:pic xmlns:pic="http://schemas.openxmlformats.org/drawingml/2006/picture">
-                  <pic:nvPicPr>
-                    <pic:cNvPr id="0" name=""/>
-                    <pic:cNvPicPr>
-                      <a:picLocks noChangeAspect="1" noChangeArrowheads="1"/>
-                    </pic:cNvPicPr>
-                  </pic:nvPicPr>
-                  <pic:blipFill>
-                    <a:blip r:embed="rId29"/>
-                    <a:srcRect/>
-                    <a:stretch>
-                      <a:fillRect/>
-                    </a:stretch>
-                  </pic:blipFill>
-                  <pic:spPr bwMode="auto">
-                    <a:xfrm>
-                      <a:off x="0" y="0"/>
                       <a:ext cx="5334000" cy="1447800"/>
                     </a:xfrm>
                     <a:prstGeom prst="rect">
@@ -8719,14 +7608,6 @@
         <w:pStyle w:val="MyBookText"/>
       </w:pPr>
       <w:r>
-        <w:rPr>
-          <w:rFonts w:ascii="Arial" w:eastAsia="Arial" w:hAnsi="Arial" w:cs="Arial"/>
-          <w:i/>
-          <w:iCs/>
-          <w:color w:val="555555"/>
-          <w:sz w:val="20"/>
-          <w:szCs w:val="20"/>
-        </w:rPr>
         <w:t>Figure 2.6: The four phases of the training loop. Each phase builds on the one before. forward() produces predictions, loss() measures error, backward() attributes blame, step() makes corrections.</w:t>
       </w:r>
     </w:p>
@@ -8775,16 +7656,48 @@
         <w:pStyle w:val="MyBookText"/>
       </w:pPr>
       <w:r>
+        <w:t>If all weights in a layer are the same, all neurons in that layer will compute the same output on every input. They will also receive the same error signal during the backward pass and will update their weights by the same amount. After the update, all weights in the layer are still equal. This symmetry is never broken. The neurons in the layer are, effectively, all computing the same function, which means the layer is functionally equivalent to a single neuron. All that capacity is wasted.</w:t>
+      </w:r>
+    </w:p>
+    <w:p>
+      <w:pPr>
+        <w:pStyle w:val="MyBookText"/>
+      </w:pPr>
+      <w:r>
+        <w:t>The solution is random initialization: give each weight a small random value, so that neurons start with different responses and break symmetry from the first forward pass.</w:t>
+      </w:r>
+    </w:p>
+    <w:p>
+      <w:pPr>
+        <w:pStyle w:val="MyBookHeading2"/>
+      </w:pPr>
+      <w:r>
         <w:lastRenderedPageBreak/>
-        <w:t>If all weights in a layer are the same, all neurons in that layer will compute the same output on every input. They will also receive the same error signal during the backward pass and will update their weights by the same amount. After the update, all weights in the layer are still equal. This symmetry is never broken. The neurons in the layer are, effectively, all computing the same function, which means the layer is functionally equivalent to a single neuron. All that capacity is wasted.</w:t>
-      </w:r>
-    </w:p>
-    <w:p>
-      <w:pPr>
-        <w:pStyle w:val="MyBookText"/>
-      </w:pPr>
-      <w:r>
-        <w:t>The solution is random initialization: give each weight a small random value, so that neurons start with different responses and break symmetry from the first forward pass.</w:t>
+        <w:t>2.13.2 Small Random Values</w:t>
+      </w:r>
+    </w:p>
+    <w:p>
+      <w:pPr>
+        <w:pStyle w:val="MyBookText"/>
+      </w:pPr>
+      <w:r>
+        <w:t>Your library initializes weights by sampling from a Gaussian distribution with mean zero and a configurable standard deviation (initStd). Values are small, typically in the range 0.01 to 0.5, depending on the layer type. The bias is initialized to zero or to a small constant.</w:t>
+      </w:r>
+    </w:p>
+    <w:p>
+      <w:pPr>
+        <w:pStyle w:val="MyBookText"/>
+      </w:pPr>
+      <w:r>
+        <w:t>The magnitude of the initial weights matters. If they are too large, the pre-activation z will be very large or very small, pushing sigmoid and tanh neurons into their saturation regions where the gradient is near zero. The network starts in a region of weight space where learning is very slow. If the initial weights are too small, the activations shrink as they pass through many layers, reaching negligibly small values in the output layer. Both extremes make training slow or impossible.</w:t>
+      </w:r>
+    </w:p>
+    <w:p>
+      <w:pPr>
+        <w:pStyle w:val="MyBookText"/>
+      </w:pPr>
+      <w:r>
+        <w:t>The rule of thumb is to initialize weights with a standard deviation proportional to 1/sqrt(n), where n is the number of inputs to the neuron. This is the essence of the Xavier and He initialization schemes used in modern deep learning. For this book's library, the initStd parameter lets you tune the scale for each layer, and the defaults are chosen to work well with the architectures we build.</w:t>
       </w:r>
     </w:p>
     <w:p>
@@ -8792,39 +7705,23 @@
         <w:pStyle w:val="MyBookHeading2"/>
       </w:pPr>
       <w:r>
-        <w:t>2.13.2 Small Random Values</w:t>
-      </w:r>
-    </w:p>
-    <w:p>
-      <w:pPr>
-        <w:pStyle w:val="MyBookText"/>
-      </w:pPr>
-      <w:r>
-        <w:t>Your library initializes weights by sampling from a Gaussian distribution with mean zero and a configurable standard deviation (initStd). Values are small, typically in the range 0.01 to 0.5, depending on the layer type. The bias is initialized to zero or to a small constant.</w:t>
-      </w:r>
-    </w:p>
-    <w:p>
-      <w:pPr>
-        <w:pStyle w:val="MyBookText"/>
-      </w:pPr>
-      <w:r>
-        <w:t xml:space="preserve">The magnitude of the initial </w:t>
-      </w:r>
-      <w:proofErr w:type="gramStart"/>
-      <w:r>
-        <w:t>weights</w:t>
-      </w:r>
-      <w:proofErr w:type="gramEnd"/>
-      <w:r>
-        <w:t xml:space="preserve"> matters. If they are too large, the pre-activation z will be very large or very small, pushing sigmoid and tanh neurons into their saturation regions where the gradient is near zero. The network starts in a region of weight space where learning is very slow. If the initial weights are too small, the activations shrink as they pass through many layers, reaching negligibly small values in the output layer. Both extremes make training slow or impossible.</w:t>
-      </w:r>
-    </w:p>
-    <w:p>
-      <w:pPr>
-        <w:pStyle w:val="MyBookText"/>
-      </w:pPr>
-      <w:r>
-        <w:t>The rule of thumb is to initialize weights with a standard deviation proportional to 1/sqrt(n), where n is the number of inputs to the neuron. This is the essence of the Xavier and He initialization schemes used in modern deep learning. For this book's library, the initStd parameter lets you tune the scale for each layer, and the defaults are chosen to work well with the architectures we build.</w:t>
+        <w:t>2.13.3 What Happens During Early Training</w:t>
+      </w:r>
+    </w:p>
+    <w:p>
+      <w:pPr>
+        <w:pStyle w:val="MyBookText"/>
+      </w:pPr>
+      <w:r>
+        <w:t>In the first few training steps, the weights are random and the network's predictions are essentially random. The loss is high. The gradients are large and somewhat noisy. Gradient descent handles this simply: each weight is updated by lr * gradient, and a moderate learning rate keeps the steps from being too large.</w:t>
+      </w:r>
+    </w:p>
+    <w:p>
+      <w:pPr>
+        <w:pStyle w:val="MyBookText"/>
+      </w:pPr>
+      <w:r>
+        <w:t>Over the first few epochs, the weights move rapidly toward useful regions of weight space, and the loss drops quickly. This initial fast learning phase is followed by a slower refinement phase, where the easy patterns have been learned and the network is working on the harder, more subtle ones. The loss curve typically shows a steep drop followed by a plateau, then further slow improvement. This shape is so common that it has a name: the learning curve.</w:t>
       </w:r>
     </w:p>
     <w:p>
@@ -8832,24 +7729,19 @@
         <w:pStyle w:val="MyBookHeading2"/>
       </w:pPr>
       <w:r>
-        <w:t>2.13.3 What Happens During Early Training</w:t>
-      </w:r>
-    </w:p>
-    <w:p>
-      <w:pPr>
-        <w:pStyle w:val="MyBookText"/>
-      </w:pPr>
-      <w:r>
-        <w:t>In the first few training steps, the weights are random and the network's predictions are essentially random. The loss is high. The gradients are large and somewhat noisy. Gradient descent handles this simply: each weight is updated by lr * gradient, and a moderate learning rate keeps the steps from being too large.</w:t>
-      </w:r>
-    </w:p>
-    <w:p>
-      <w:pPr>
-        <w:pStyle w:val="MyBookText"/>
-      </w:pPr>
+        <w:t>2.13 The Neuron in the Context of the Appliance Controller</w:t>
+      </w:r>
+    </w:p>
+    <w:p>
+      <w:pPr>
+        <w:pStyle w:val="MyBookText"/>
+      </w:pPr>
+      <w:r>
+        <w:t xml:space="preserve">Throughout this book, we ground our understanding in the running project: the natural language appliance controller. Let us take a moment </w:t>
+      </w:r>
       <w:r>
         <w:lastRenderedPageBreak/>
-        <w:t>Over the first few epochs, the weights move rapidly toward useful regions of weight space, and the loss drops quickly. This initial fast learning phase is followed by a slower refinement phase, where the easy patterns have been learned and the network is working on the harder, more subtle ones. The loss curve typically shows a steep drop followed by a plateau, then further slow improvement. This shape is so common that it has a name: the learning curve.</w:t>
+        <w:t>to trace how a single neuron in that network functions, to connect the abstract machinery we have built to a concrete use case.</w:t>
       </w:r>
     </w:p>
     <w:p>
@@ -8857,23 +7749,31 @@
         <w:pStyle w:val="MyBookHeading2"/>
       </w:pPr>
       <w:r>
-        <w:t>2.13 The Neuron in the Context of the Appliance Controller</w:t>
-      </w:r>
-    </w:p>
-    <w:p>
-      <w:pPr>
-        <w:pStyle w:val="MyBookText"/>
-      </w:pPr>
-      <w:r>
-        <w:t xml:space="preserve">Throughout this book, we ground our understanding in the running project: the natural language appliance controller. Let us take a moment to trace how a single neuron in that </w:t>
-      </w:r>
-      <w:proofErr w:type="gramStart"/>
-      <w:r>
-        <w:t>network functions,</w:t>
-      </w:r>
-      <w:proofErr w:type="gramEnd"/>
-      <w:r>
-        <w:t xml:space="preserve"> to connect the abstract machinery we have built to a concrete use case.</w:t>
+        <w:t>2.14.1 What the Neurons Are Computing</w:t>
+      </w:r>
+    </w:p>
+    <w:p>
+      <w:pPr>
+        <w:pStyle w:val="MyBookText"/>
+      </w:pPr>
+      <w:r>
+        <w:t>The appliance controller takes a sentence like "turn on the lights and the fan" and predicts five output values, one per appliance, indicating whether each should be on, off, or unchanged. The network that produces these predictions is a stack of layers, each composed of neurons like the one we have studied.</w:t>
+      </w:r>
+    </w:p>
+    <w:p>
+      <w:pPr>
+        <w:pStyle w:val="MyBookText"/>
+      </w:pPr>
+      <w:r>
+        <w:t>In the hidden layers, neurons compute weighted combinations of the input features. A neuron with a ReLU activation is essentially asking: does this particular pattern of input values push my pre-activation above zero? If so, it fires. If not, it stays silent. Over training, each neuron's weights arrange themselves so that it fires specifically for the patterns that are useful for predicting the correct output.</w:t>
+      </w:r>
+    </w:p>
+    <w:p>
+      <w:pPr>
+        <w:pStyle w:val="MyBookText"/>
+      </w:pPr>
+      <w:r>
+        <w:t>In the output layer, each neuron corresponds to one appliance. Its sigmoid activation squashes its pre-activation value into the range (0, 1), which we interpret as a probability: the probability that the sentence intends to change this appliance's state. A value above 0.75 is treated as on, a value between 0.25 and 0.75 as off, and a value below 0.25 as not mentioned.</w:t>
       </w:r>
     </w:p>
     <w:p>
@@ -8881,39 +7781,40 @@
         <w:pStyle w:val="MyBookHeading2"/>
       </w:pPr>
       <w:r>
-        <w:t>2.14.1 What the Neurons Are Computing</w:t>
-      </w:r>
-    </w:p>
-    <w:p>
-      <w:pPr>
-        <w:pStyle w:val="MyBookText"/>
-      </w:pPr>
-      <w:r>
-        <w:t xml:space="preserve">The appliance controller takes a sentence like "turn on the lights and the fan" and predicts five output values, one per appliance, indicating whether each should be on, off, or unchanged. The network that produces these predictions is a stack of </w:t>
-      </w:r>
-      <w:proofErr w:type="gramStart"/>
-      <w:r>
-        <w:t>layers,</w:t>
-      </w:r>
-      <w:proofErr w:type="gramEnd"/>
-      <w:r>
-        <w:t xml:space="preserve"> each composed of neurons like the one we have studied.</w:t>
-      </w:r>
-    </w:p>
-    <w:p>
-      <w:pPr>
-        <w:pStyle w:val="MyBookText"/>
-      </w:pPr>
-      <w:r>
-        <w:t>In the hidden layers, neurons compute weighted combinations of the input features. A neuron with a ReLU activation is essentially asking: does this particular pattern of input values push my pre-activation above zero? If so, it fires. If not, it stays silent. Over training, each neuron's weights arrange themselves so that it fires specifically for the patterns that are useful for predicting the correct output.</w:t>
-      </w:r>
-    </w:p>
-    <w:p>
-      <w:pPr>
-        <w:pStyle w:val="MyBookText"/>
-      </w:pPr>
-      <w:r>
-        <w:t>In the output layer, each neuron corresponds to one appliance. Its sigmoid activation squashes its pre-activation value into the range (0, 1), which we interpret as a probability: the probability that the sentence intends to change this appliance's state. A value above 0.75 is treated as on, a value between 0.25 and 0.75 as off, and a value below 0.25 as not mentioned.</w:t>
+        <w:t>2.14.2 A Neuron Learning to Detect "Turn On"</w:t>
+      </w:r>
+    </w:p>
+    <w:p>
+      <w:pPr>
+        <w:pStyle w:val="MyBookText"/>
+      </w:pPr>
+      <w:r>
+        <w:t>Here is a concrete story of what one neuron might learn. Consider a neuron in the first hidden layer, connected to the embedding of the words in a window of the sentence. Initially, its weights are small random numbers, and it responds more or less randomly to any sequence of words.</w:t>
+      </w:r>
+    </w:p>
+    <w:p>
+      <w:pPr>
+        <w:pStyle w:val="MyBookText"/>
+      </w:pPr>
+      <w:r>
+        <w:t>During training, this neuron receives many examples. When the sentence contains "turn on" in its window, the corresponding labels often have high values for appliance outputs. When the sentence contains "turn off" or "switch off", the labels have low values. The backward pass attributes some of the prediction error to this neuron, and the weight update nudges its weights so that it responds more strongly to the "turn on" pattern and less strongly to the "turn off" pattern.</w:t>
+      </w:r>
+    </w:p>
+    <w:p>
+      <w:pPr>
+        <w:pStyle w:val="MyBookText"/>
+      </w:pPr>
+      <w:r>
+        <w:lastRenderedPageBreak/>
+        <w:t>Over hundreds of training steps, this neuron gradually develops weights that produce a high output specifically when "turn on" appears in its window, and a low or zero output otherwise. It has learned a feature detector. It does not know what the words mean in a human sense; it has simply found a pattern in the weight space that reduces the training loss. But that pattern corresponds precisely to a feature that is useful for the task.</w:t>
+      </w:r>
+    </w:p>
+    <w:p>
+      <w:pPr>
+        <w:pStyle w:val="MyBookText"/>
+      </w:pPr>
+      <w:r>
+        <w:t>This is how all neural network learning works, from the simplest classifier to the largest language model. Neurons find patterns that reduce the loss on the training data. The art of neural network design is choosing an architecture and training procedure that allows the neurons to find patterns that generalize beyond the training data.</w:t>
       </w:r>
     </w:p>
     <w:p>
@@ -8921,43 +7822,59 @@
         <w:pStyle w:val="MyBookHeading2"/>
       </w:pPr>
       <w:r>
-        <w:t>2.14.2 A Neuron Learning to Detect "Turn On"</w:t>
-      </w:r>
-    </w:p>
-    <w:p>
-      <w:pPr>
-        <w:pStyle w:val="MyBookText"/>
-      </w:pPr>
-      <w:r>
-        <w:t xml:space="preserve">Here is a concrete story of what one neuron might learn. Consider a neuron in the first hidden layer, connected to the embedding of the words in a window of the sentence. Initially, its weights are small random </w:t>
+        <w:t>2.14.3 Tracing a Forward Pass Through the Network</w:t>
+      </w:r>
+    </w:p>
+    <w:p>
+      <w:pPr>
+        <w:pStyle w:val="MyBookText"/>
+      </w:pPr>
+      <w:r>
+        <w:t>When you run the trained controller on the sentence "turn on the lights", here is what happens at the neuron level. The network processes the input through its layers one by one. Each layer's neurons compute their weighted sums, apply their activations, and pass their outputs to the next layer. The final layer's neurons produce the five output values, one per appliance, which sigmoid squashes to probabilities.</w:t>
+      </w:r>
+    </w:p>
+    <w:p>
+      <w:pPr>
+        <w:pStyle w:val="MyBookText"/>
+      </w:pPr>
+      <w:r>
+        <w:t>Each of these operations is a forward pass through a layer of neurons, each neuron computing exactly the weighted sum and activation we have described in this chapter. The only thing that changes from layer to layer is the inputs (each layer reads from the previous layer's output neurons), the weights (each neuron has its own learned weights), and the activation function (ReLU in the hidden layers, sigmoid in the output layer).</w:t>
+      </w:r>
+    </w:p>
+    <w:p>
+      <w:pPr>
+        <w:pStyle w:val="MyBookText"/>
+      </w:pPr>
+      <w:r>
+        <w:t>By the time you implement the full network in Chapter 9, all of this will be second nature. The complexity of the full system is just the sum of many simple pieces, each of which you will have built and understood yourself.</w:t>
+      </w:r>
+    </w:p>
+    <w:p>
+      <w:pPr>
+        <w:pStyle w:val="MyBookHeading2"/>
+      </w:pPr>
+      <w:r>
+        <w:t>2.14 Common Questions and Misconceptions</w:t>
+      </w:r>
+    </w:p>
+    <w:p>
+      <w:pPr>
+        <w:pStyle w:val="MyBookHeading2"/>
+      </w:pPr>
+      <w:r>
+        <w:t>2.13.1 "Why Store Both z and output?"</w:t>
+      </w:r>
+    </w:p>
+    <w:p>
+      <w:pPr>
+        <w:pStyle w:val="MyBookText"/>
+      </w:pPr>
+      <w:r>
+        <w:t xml:space="preserve">As noted earlier, the pre-activation z must be stored because backward() needs it to compute the activation derivative f'(z). You cannot recover z from output in general: the activation function is not necessarily invertible, and even where it is, the inversion can be numerically unstable. </w:t>
       </w:r>
       <w:r>
         <w:lastRenderedPageBreak/>
-        <w:t>numbers, and it responds more or less randomly to any sequence of words.</w:t>
-      </w:r>
-    </w:p>
-    <w:p>
-      <w:pPr>
-        <w:pStyle w:val="MyBookText"/>
-      </w:pPr>
-      <w:r>
-        <w:t>During training, this neuron receives many examples. When the sentence contains "turn on" in its window, the corresponding labels often have high values for appliance outputs. When the sentence contains "turn off" or "switch off", the labels have low values. The backward pass attributes some of the prediction error to this neuron, and the weight update nudges its weights so that it responds more strongly to the "turn on" pattern and less strongly to the "turn off" pattern.</w:t>
-      </w:r>
-    </w:p>
-    <w:p>
-      <w:pPr>
-        <w:pStyle w:val="MyBookText"/>
-      </w:pPr>
-      <w:r>
-        <w:t>Over hundreds of training steps, this neuron gradually develops weights that produce a high output specifically when "turn on" appears in its window, and a low or zero output otherwise. It has learned a feature detector. It does not know what the words mean in a human sense; it has simply found a pattern in the weight space that reduces the training loss. But that pattern corresponds precisely to a feature that is useful for the task.</w:t>
-      </w:r>
-    </w:p>
-    <w:p>
-      <w:pPr>
-        <w:pStyle w:val="MyBookText"/>
-      </w:pPr>
-      <w:r>
-        <w:t>This is how all neural network learning works, from the simplest classifier to the largest language model. Neurons find patterns that reduce the loss on the training data. The art of neural network design is choosing an architecture and training procedure that allows the neurons to find patterns that generalize beyond the training data.</w:t>
+        <w:t>Storing z costs one double per neuron, which is negligible compared to the benefit of having it available during backward().</w:t>
       </w:r>
     </w:p>
     <w:p>
@@ -8965,24 +7882,93 @@
         <w:pStyle w:val="MyBookHeading2"/>
       </w:pPr>
       <w:r>
-        <w:t>2.14.3 Tracing a Forward Pass Through the Network</w:t>
-      </w:r>
-    </w:p>
-    <w:p>
-      <w:pPr>
-        <w:pStyle w:val="MyBookText"/>
-      </w:pPr>
-      <w:r>
-        <w:t>When you run the trained controller on the sentence "turn on the lights", here is what happens at the neuron level. The network processes the input through its layers one by one. Each layer's neurons compute their weighted sums, apply their activations, and pass their outputs to the next layer. The final layer's neurons produce the five output values, one per appliance, which sigmoid squashes to probabilities.</w:t>
-      </w:r>
-    </w:p>
-    <w:p>
-      <w:pPr>
-        <w:pStyle w:val="MyBookText"/>
-      </w:pPr>
-      <w:r>
-        <w:t>Each of these operations is a forward pass through a layer of neurons, each neuron computing exactly the weighted sum and activation we have described in this chapter. The only thing that changes from layer to layer is the inputs (each layer reads from the previous layer's output neurons), the weights (each neuron has its own learned weights), and the activation function (ReLU in the hidden layers, sigmoid in the output layer).</w:t>
-      </w:r>
+        <w:t>2.13.3 "What Happens if a Neuron Has No Inputs?"</w:t>
+      </w:r>
+    </w:p>
+    <w:p>
+      <w:pPr>
+        <w:pStyle w:val="MyBookText"/>
+      </w:pPr>
+      <w:r>
+        <w:t>Input neurons, those in the first layer, have no incoming connections. Their output is set directly by the Network class before forward() is called. The check if (inConns.empty()) return; at the top of forward() and backward() ensures that these neurons skip the computation: they have nothing to sum and nothing to propagate gradients through.</w:t>
+      </w:r>
+    </w:p>
+    <w:p>
+      <w:pPr>
+        <w:pStyle w:val="MyBookHeading2"/>
+      </w:pPr>
+      <w:r>
+        <w:t>2.12.4 "Why Does the Error Accumulate with +=?"</w:t>
+      </w:r>
+    </w:p>
+    <w:p>
+      <w:pPr>
+        <w:pStyle w:val="MyBookText"/>
+      </w:pPr>
+      <w:r>
+        <w:t>A neuron can have multiple outgoing connections, to multiple neurons in the next layer. Each of those next-layer neurons will send back an error signal proportional to the weight on the connection and its own error. The total error from this neuron's perspective is the sum of all those signals. This is again the chain rule: the gradient of the loss with respect to a neuron's output is the sum of contributions from all the paths through which that output affects the loss.</w:t>
+      </w:r>
+    </w:p>
+    <w:p>
+      <w:pPr>
+        <w:pStyle w:val="MyBookHeading2"/>
+      </w:pPr>
+      <w:r>
+        <w:t>2.13 What We Have Built and What Is Next</w:t>
+      </w:r>
+    </w:p>
+    <w:p>
+      <w:pPr>
+        <w:pStyle w:val="MyBookText"/>
+      </w:pPr>
+      <w:r>
+        <w:t>In this chapter we have gone from intuition to mathematics to implementation for the most fundamental component of the library: the Neuron class. We have traced every variable and every line of every method. We understand:</w:t>
+      </w:r>
+    </w:p>
+    <w:p>
+      <w:pPr>
+        <w:pStyle w:val="MyBookText"/>
+      </w:pPr>
+      <w:r>
+        <w:t>The forward pass: how z is computed as a weighted sum plus bias, and how output is produced by the activation function.</w:t>
+      </w:r>
+    </w:p>
+    <w:p>
+      <w:pPr>
+        <w:pStyle w:val="MyBookText"/>
+      </w:pPr>
+      <w:r>
+        <w:t>The activation functions: sigmoid for probabilities, ReLU and Leaky ReLU for hidden layers, tanh for zero-centered output.</w:t>
+      </w:r>
+    </w:p>
+    <w:p>
+      <w:pPr>
+        <w:pStyle w:val="MyBookText"/>
+      </w:pPr>
+      <w:r>
+        <w:t>The backward pass: how the chain rule propagates error signals backward and accumulates gradients for every weight and bias.</w:t>
+      </w:r>
+    </w:p>
+    <w:p>
+      <w:pPr>
+        <w:pStyle w:val="MyBookText"/>
+      </w:pPr>
+      <w:r>
+        <w:t>The weight update: how step() uses gradient descent to apply those gradients, and how zero_grad() clears them for the next batch.</w:t>
+      </w:r>
+    </w:p>
+    <w:p>
+      <w:pPr>
+        <w:pStyle w:val="MyBookText"/>
+      </w:pPr>
+      <w:r>
+        <w:t>The Connection class: how weights and gradients are stored on graph edges, cleanly separating topology from computation.</w:t>
+      </w:r>
+    </w:p>
+    <w:p>
+      <w:pPr>
+        <w:pStyle w:val="MyBookText"/>
+      </w:pPr>
     </w:p>
     <w:p>
       <w:pPr>
@@ -8990,140 +7976,6 @@
       </w:pPr>
       <w:r>
         <w:lastRenderedPageBreak/>
-        <w:t>By the time you implement the full network in Chapter 9, all of this will be second nature. The complexity of the full system is just the sum of many simple pieces, each of which you will have built and understood yourself.</w:t>
-      </w:r>
-    </w:p>
-    <w:p>
-      <w:pPr>
-        <w:pStyle w:val="MyBookHeading2"/>
-      </w:pPr>
-      <w:r>
-        <w:t>2.14 Common Questions and Misconceptions</w:t>
-      </w:r>
-    </w:p>
-    <w:p>
-      <w:pPr>
-        <w:pStyle w:val="MyBookHeading2"/>
-      </w:pPr>
-      <w:r>
-        <w:t>2.13.1 "Why Store Both z and output?"</w:t>
-      </w:r>
-    </w:p>
-    <w:p>
-      <w:pPr>
-        <w:pStyle w:val="MyBookText"/>
-      </w:pPr>
-      <w:r>
-        <w:t>As noted earlier, the pre-activation z must be stored because backward() needs it to compute the activation derivative f'(z). You cannot recover z from output in general: the activation function is not necessarily invertible, and even where it is, the inversion can be numerically unstable. Storing z costs one double per neuron, which is negligible compared to the benefit of having it available during backward().</w:t>
-      </w:r>
-    </w:p>
-    <w:p>
-      <w:pPr>
-        <w:pStyle w:val="MyBookHeading2"/>
-      </w:pPr>
-      <w:r>
-        <w:t>2.13.3 "What Happens if a Neuron Has No Inputs?"</w:t>
-      </w:r>
-    </w:p>
-    <w:p>
-      <w:pPr>
-        <w:pStyle w:val="MyBookText"/>
-      </w:pPr>
-      <w:r>
-        <w:t>Input neurons, those in the first layer, have no incoming connections. Their output is set directly by the Network class before forward() is called. The check if (inConns.empty()) return; at the top of forward() and backward() ensures that these neurons skip the computation: they have nothing to sum and nothing to propagate gradients through.</w:t>
-      </w:r>
-    </w:p>
-    <w:p>
-      <w:pPr>
-        <w:pStyle w:val="MyBookHeading2"/>
-      </w:pPr>
-      <w:r>
-        <w:t>2.12.4 "Why Does the Error Accumulate with +=?"</w:t>
-      </w:r>
-    </w:p>
-    <w:p>
-      <w:pPr>
-        <w:pStyle w:val="MyBookText"/>
-      </w:pPr>
-      <w:r>
-        <w:t>A neuron can have multiple outgoing connections, to multiple neurons in the next layer. Each of those next-layer neurons will send back an error signal proportional to the weight on the connection and its own error. The total error from this neuron's perspective is the sum of all those signals. This is again the chain rule: the gradient of the loss with respect to a neuron's output is the sum of contributions from all the paths through which that output affects the loss.</w:t>
-      </w:r>
-    </w:p>
-    <w:p>
-      <w:pPr>
-        <w:pStyle w:val="MyBookHeading2"/>
-      </w:pPr>
-      <w:r>
-        <w:t>2.13 What We Have Built and What Is Next</w:t>
-      </w:r>
-    </w:p>
-    <w:p>
-      <w:pPr>
-        <w:pStyle w:val="MyBookText"/>
-      </w:pPr>
-      <w:r>
-        <w:t>In this chapter we have gone from intuition to mathematics to implementation for the most fundamental component of the library: the Neuron class. We have traced every variable and every line of every method. We understand:</w:t>
-      </w:r>
-    </w:p>
-    <w:p>
-      <w:pPr>
-        <w:pStyle w:val="MyBookText"/>
-      </w:pPr>
-      <w:r>
-        <w:t>The forward pass: how z is computed as a weighted sum plus bias, and how output is produced by the activation function.</w:t>
-      </w:r>
-    </w:p>
-    <w:p>
-      <w:pPr>
-        <w:pStyle w:val="MyBookText"/>
-      </w:pPr>
-      <w:r>
-        <w:lastRenderedPageBreak/>
-        <w:t>The activation functions: sigmoid for probabilities, ReLU and Leaky ReLU for hidden layers, tanh for zero-</w:t>
-      </w:r>
-      <w:proofErr w:type="spellStart"/>
-      <w:r>
-        <w:t>centered</w:t>
-      </w:r>
-      <w:proofErr w:type="spellEnd"/>
-      <w:r>
-        <w:t xml:space="preserve"> output.</w:t>
-      </w:r>
-    </w:p>
-    <w:p>
-      <w:pPr>
-        <w:pStyle w:val="MyBookText"/>
-      </w:pPr>
-      <w:r>
-        <w:t>The backward pass: how the chain rule propagates error signals backward and accumulates gradients for every weight and bias.</w:t>
-      </w:r>
-    </w:p>
-    <w:p>
-      <w:pPr>
-        <w:pStyle w:val="MyBookText"/>
-      </w:pPr>
-      <w:r>
-        <w:t>The weight update: how step() uses gradient descent to apply those gradients, and how zero_grad() clears them for the next batch.</w:t>
-      </w:r>
-    </w:p>
-    <w:p>
-      <w:pPr>
-        <w:pStyle w:val="MyBookText"/>
-      </w:pPr>
-      <w:r>
-        <w:t>The Connection class: how weights and gradients are stored on graph edges, cleanly separating topology from computation.</w:t>
-      </w:r>
-    </w:p>
-    <w:p>
-      <w:pPr>
-        <w:pStyle w:val="MyBookText"/>
-      </w:pPr>
-    </w:p>
-    <w:p>
-      <w:pPr>
-        <w:pStyle w:val="MyBookText"/>
-      </w:pPr>
-      <w:r>
         <w:t>In Chapter 3, we will build the Layer class that groups neurons together, wire neurons into a multi-layer network, and implement the Network class that orchestrates the full training loop. We will also derive and implement the loss functions that seed the initial error signal into the output layer.</w:t>
       </w:r>
     </w:p>
@@ -9148,11 +8000,7 @@
         <w:pStyle w:val="MyBookText"/>
       </w:pPr>
       <w:r>
-        <w:t xml:space="preserve">By stacking neurons into layers and layers into networks, we compose many simple linear-plus-nonlinear transformations into a single complex function that can, in principle, approximate any continuous function on a compact domain. This is the universal approximation theorem, and it is the theoretical foundation that explains why deep networks are so powerful. We will not prove it in this book, but you will see it in action: the </w:t>
-      </w:r>
-      <w:r>
-        <w:lastRenderedPageBreak/>
-        <w:t>networks we build will learn functions far more complex than any single neuron could represent.</w:t>
+        <w:t>By stacking neurons into layers and layers into networks, we compose many simple linear-plus-nonlinear transformations into a single complex function that can, in principle, approximate any continuous function on a compact domain. This is the universal approximation theorem, and it is the theoretical foundation that explains why deep networks are so powerful. We will not prove it in this book, but you will see it in action: the networks we build will learn functions far more complex than any single neuron could represent.</w:t>
       </w:r>
     </w:p>
     <w:p>
@@ -9196,12 +8044,6 @@
         <w:pStyle w:val="MyBookText"/>
       </w:pPr>
       <w:r>
-        <w:rPr>
-          <w:rFonts w:ascii="Arial" w:eastAsia="Arial" w:hAnsi="Arial" w:cs="Arial"/>
-          <w:b/>
-          <w:bCs/>
-          <w:color w:val="1F3864"/>
-        </w:rPr>
         <w:t>Chapter Summary</w:t>
       </w:r>
     </w:p>
@@ -9258,13 +8100,14 @@
         <w:pStyle w:val="MyBookText"/>
       </w:pPr>
     </w:p>
+    <w:p/>
     <w:sectPr>
-      <w:headerReference w:type="even" r:id="rId30"/>
-      <w:headerReference w:type="default" r:id="rId31"/>
-      <w:footerReference w:type="even" r:id="rId32"/>
-      <w:footerReference w:type="default" r:id="rId33"/>
-      <w:headerReference w:type="first" r:id="rId34"/>
-      <w:footerReference w:type="first" r:id="rId35"/>
+      <w:headerReference w:type="even" r:id="rId29"/>
+      <w:headerReference w:type="default" r:id="rId30"/>
+      <w:footerReference w:type="even" r:id="rId31"/>
+      <w:footerReference w:type="default" r:id="rId32"/>
+      <w:headerReference w:type="first" r:id="rId33"/>
+      <w:footerReference w:type="first" r:id="rId34"/>
       <w:pgSz w:w="11906" w:h="16838"/>
       <w:pgMar w:top="1440" w:right="1440" w:bottom="1440" w:left="1440" w:header="708" w:footer="708" w:gutter="0"/>
       <w:pgNumType w:start="1"/>
@@ -9887,6 +8730,119 @@
 <file path=word/numbering.xml><?xml version="1.0" encoding="utf-8"?>
 <w:numbering xmlns:wpc="http://schemas.microsoft.com/office/word/2010/wordprocessingCanvas" xmlns:cx="http://schemas.microsoft.com/office/drawing/2014/chartex" xmlns:cx1="http://schemas.microsoft.com/office/drawing/2015/9/8/chartex" xmlns:cx2="http://schemas.microsoft.com/office/drawing/2015/10/21/chartex" xmlns:cx3="http://schemas.microsoft.com/office/drawing/2016/5/9/chartex" xmlns:cx4="http://schemas.microsoft.com/office/drawing/2016/5/10/chartex" xmlns:cx5="http://schemas.microsoft.com/office/drawing/2016/5/11/chartex" xmlns:cx6="http://schemas.microsoft.com/office/drawing/2016/5/12/chartex" xmlns:cx7="http://schemas.microsoft.com/office/drawing/2016/5/13/chartex" xmlns:cx8="http://schemas.microsoft.com/office/drawing/2016/5/14/chartex" xmlns:mc="http://schemas.openxmlformats.org/markup-compatibility/2006" xmlns:aink="http://schemas.microsoft.com/office/drawing/2016/ink" xmlns:am3d="http://schemas.microsoft.com/office/drawing/2017/model3d" xmlns:o="urn:schemas-microsoft-com:office:office" xmlns:oel="http://schemas.microsoft.com/office/2019/extlst" xmlns:r="http://schemas.openxmlformats.org/officeDocument/2006/relationships" xmlns:m="http://schemas.openxmlformats.org/officeDocument/2006/math" xmlns:v="urn:schemas-microsoft-com:vml" xmlns:wp14="http://schemas.microsoft.com/office/word/2010/wordprocessingDrawing" xmlns:wp="http://schemas.openxmlformats.org/drawingml/2006/wordprocessingDrawing" xmlns:w10="urn:schemas-microsoft-com:office:word" xmlns:w="http://schemas.openxmlformats.org/wordprocessingml/2006/main" xmlns:w14="http://schemas.microsoft.com/office/word/2010/wordml" xmlns:w15="http://schemas.microsoft.com/office/word/2012/wordml" xmlns:w16cex="http://schemas.microsoft.com/office/word/2018/wordml/cex" xmlns:w16cid="http://schemas.microsoft.com/office/word/2016/wordml/cid" xmlns:w16="http://schemas.microsoft.com/office/word/2018/wordml" xmlns:w16du="http://schemas.microsoft.com/office/word/2023/wordml/word16du" xmlns:w16sdtdh="http://schemas.microsoft.com/office/word/2020/wordml/sdtdatahash" xmlns:w16sdtfl="http://schemas.microsoft.com/office/word/2024/wordml/sdtformatlock" xmlns:w16se="http://schemas.microsoft.com/office/word/2015/wordml/symex" xmlns:wpg="http://schemas.microsoft.com/office/word/2010/wordprocessingGroup" xmlns:wpi="http://schemas.microsoft.com/office/word/2010/wordprocessingInk" xmlns:wne="http://schemas.microsoft.com/office/word/2006/wordml" xmlns:wps="http://schemas.microsoft.com/office/word/2010/wordprocessingShape" mc:Ignorable="w14 w15 w16se w16cid w16 w16cex w16sdtdh w16sdtfl w16du wp14">
   <w:abstractNum w:abstractNumId="0" w15:restartNumberingAfterBreak="0">
+    <w:nsid w:val="17135C21"/>
+    <w:multiLevelType w:val="hybridMultilevel"/>
+    <w:tmpl w:val="6B72622A"/>
+    <w:lvl w:ilvl="0" w:tplc="913075B2">
+      <w:start w:val="2"/>
+      <w:numFmt w:val="bullet"/>
+      <w:lvlText w:val="-"/>
+      <w:lvlJc w:val="left"/>
+      <w:pPr>
+        <w:ind w:left="720" w:hanging="360"/>
+      </w:pPr>
+      <w:rPr>
+        <w:rFonts w:ascii="Calibri" w:eastAsiaTheme="minorHAnsi" w:hAnsi="Calibri" w:cs="Calibri" w:hint="default"/>
+      </w:rPr>
+    </w:lvl>
+    <w:lvl w:ilvl="1" w:tplc="0C090003" w:tentative="1">
+      <w:start w:val="1"/>
+      <w:numFmt w:val="bullet"/>
+      <w:lvlText w:val="o"/>
+      <w:lvlJc w:val="left"/>
+      <w:pPr>
+        <w:ind w:left="1440" w:hanging="360"/>
+      </w:pPr>
+      <w:rPr>
+        <w:rFonts w:ascii="Courier New" w:hAnsi="Courier New" w:cs="Courier New" w:hint="default"/>
+      </w:rPr>
+    </w:lvl>
+    <w:lvl w:ilvl="2" w:tplc="0C090005" w:tentative="1">
+      <w:start w:val="1"/>
+      <w:numFmt w:val="bullet"/>
+      <w:lvlText w:val=""/>
+      <w:lvlJc w:val="left"/>
+      <w:pPr>
+        <w:ind w:left="2160" w:hanging="360"/>
+      </w:pPr>
+      <w:rPr>
+        <w:rFonts w:ascii="Wingdings" w:hAnsi="Wingdings" w:hint="default"/>
+      </w:rPr>
+    </w:lvl>
+    <w:lvl w:ilvl="3" w:tplc="0C090001" w:tentative="1">
+      <w:start w:val="1"/>
+      <w:numFmt w:val="bullet"/>
+      <w:lvlText w:val=""/>
+      <w:lvlJc w:val="left"/>
+      <w:pPr>
+        <w:ind w:left="2880" w:hanging="360"/>
+      </w:pPr>
+      <w:rPr>
+        <w:rFonts w:ascii="Symbol" w:hAnsi="Symbol" w:hint="default"/>
+      </w:rPr>
+    </w:lvl>
+    <w:lvl w:ilvl="4" w:tplc="0C090003" w:tentative="1">
+      <w:start w:val="1"/>
+      <w:numFmt w:val="bullet"/>
+      <w:lvlText w:val="o"/>
+      <w:lvlJc w:val="left"/>
+      <w:pPr>
+        <w:ind w:left="3600" w:hanging="360"/>
+      </w:pPr>
+      <w:rPr>
+        <w:rFonts w:ascii="Courier New" w:hAnsi="Courier New" w:cs="Courier New" w:hint="default"/>
+      </w:rPr>
+    </w:lvl>
+    <w:lvl w:ilvl="5" w:tplc="0C090005" w:tentative="1">
+      <w:start w:val="1"/>
+      <w:numFmt w:val="bullet"/>
+      <w:lvlText w:val=""/>
+      <w:lvlJc w:val="left"/>
+      <w:pPr>
+        <w:ind w:left="4320" w:hanging="360"/>
+      </w:pPr>
+      <w:rPr>
+        <w:rFonts w:ascii="Wingdings" w:hAnsi="Wingdings" w:hint="default"/>
+      </w:rPr>
+    </w:lvl>
+    <w:lvl w:ilvl="6" w:tplc="0C090001" w:tentative="1">
+      <w:start w:val="1"/>
+      <w:numFmt w:val="bullet"/>
+      <w:lvlText w:val=""/>
+      <w:lvlJc w:val="left"/>
+      <w:pPr>
+        <w:ind w:left="5040" w:hanging="360"/>
+      </w:pPr>
+      <w:rPr>
+        <w:rFonts w:ascii="Symbol" w:hAnsi="Symbol" w:hint="default"/>
+      </w:rPr>
+    </w:lvl>
+    <w:lvl w:ilvl="7" w:tplc="0C090003" w:tentative="1">
+      <w:start w:val="1"/>
+      <w:numFmt w:val="bullet"/>
+      <w:lvlText w:val="o"/>
+      <w:lvlJc w:val="left"/>
+      <w:pPr>
+        <w:ind w:left="5760" w:hanging="360"/>
+      </w:pPr>
+      <w:rPr>
+        <w:rFonts w:ascii="Courier New" w:hAnsi="Courier New" w:cs="Courier New" w:hint="default"/>
+      </w:rPr>
+    </w:lvl>
+    <w:lvl w:ilvl="8" w:tplc="0C090005" w:tentative="1">
+      <w:start w:val="1"/>
+      <w:numFmt w:val="bullet"/>
+      <w:lvlText w:val=""/>
+      <w:lvlJc w:val="left"/>
+      <w:pPr>
+        <w:ind w:left="6480" w:hanging="360"/>
+      </w:pPr>
+      <w:rPr>
+        <w:rFonts w:ascii="Wingdings" w:hAnsi="Wingdings" w:hint="default"/>
+      </w:rPr>
+    </w:lvl>
+  </w:abstractNum>
+  <w:abstractNum w:abstractNumId="1" w15:restartNumberingAfterBreak="0">
     <w:nsid w:val="23B91921"/>
     <w:multiLevelType w:val="multilevel"/>
     <w:tmpl w:val="82A8D280"/>
@@ -10035,7 +8991,7 @@
       </w:rPr>
     </w:lvl>
   </w:abstractNum>
-  <w:abstractNum w:abstractNumId="1" w15:restartNumberingAfterBreak="0">
+  <w:abstractNum w:abstractNumId="2" w15:restartNumberingAfterBreak="0">
     <w:nsid w:val="27FD44E3"/>
     <w:multiLevelType w:val="hybridMultilevel"/>
     <w:tmpl w:val="1234C7FA"/>
@@ -10089,7 +9045,7 @@
       <w:lvlJc w:val="left"/>
     </w:lvl>
   </w:abstractNum>
-  <w:abstractNum w:abstractNumId="2" w15:restartNumberingAfterBreak="0">
+  <w:abstractNum w:abstractNumId="3" w15:restartNumberingAfterBreak="0">
     <w:nsid w:val="30126ADC"/>
     <w:multiLevelType w:val="multilevel"/>
     <w:tmpl w:val="A7620BEE"/>
@@ -10238,7 +9194,7 @@
       </w:rPr>
     </w:lvl>
   </w:abstractNum>
-  <w:abstractNum w:abstractNumId="3" w15:restartNumberingAfterBreak="0">
+  <w:abstractNum w:abstractNumId="4" w15:restartNumberingAfterBreak="0">
     <w:nsid w:val="3F9E5F8F"/>
     <w:multiLevelType w:val="hybridMultilevel"/>
     <w:tmpl w:val="701E9342"/>
@@ -10292,7 +9248,7 @@
       <w:lvlJc w:val="left"/>
     </w:lvl>
   </w:abstractNum>
-  <w:abstractNum w:abstractNumId="4" w15:restartNumberingAfterBreak="0">
+  <w:abstractNum w:abstractNumId="5" w15:restartNumberingAfterBreak="0">
     <w:nsid w:val="407925AA"/>
     <w:multiLevelType w:val="multilevel"/>
     <w:tmpl w:val="47202242"/>
@@ -10405,7 +9361,7 @@
       </w:pPr>
     </w:lvl>
   </w:abstractNum>
-  <w:abstractNum w:abstractNumId="5" w15:restartNumberingAfterBreak="0">
+  <w:abstractNum w:abstractNumId="6" w15:restartNumberingAfterBreak="0">
     <w:nsid w:val="44FC3563"/>
     <w:multiLevelType w:val="multilevel"/>
     <w:tmpl w:val="AC32A544"/>
@@ -10554,7 +9510,7 @@
       </w:rPr>
     </w:lvl>
   </w:abstractNum>
-  <w:abstractNum w:abstractNumId="6" w15:restartNumberingAfterBreak="0">
+  <w:abstractNum w:abstractNumId="7" w15:restartNumberingAfterBreak="0">
     <w:nsid w:val="509D6BB8"/>
     <w:multiLevelType w:val="hybridMultilevel"/>
     <w:tmpl w:val="5AA4C418"/>
@@ -10608,7 +9564,7 @@
       <w:lvlJc w:val="left"/>
     </w:lvl>
   </w:abstractNum>
-  <w:abstractNum w:abstractNumId="7" w15:restartNumberingAfterBreak="0">
+  <w:abstractNum w:abstractNumId="8" w15:restartNumberingAfterBreak="0">
     <w:nsid w:val="5B411392"/>
     <w:multiLevelType w:val="multilevel"/>
     <w:tmpl w:val="178EFCBA"/>
@@ -10757,7 +9713,7 @@
       </w:rPr>
     </w:lvl>
   </w:abstractNum>
-  <w:abstractNum w:abstractNumId="8" w15:restartNumberingAfterBreak="0">
+  <w:abstractNum w:abstractNumId="9" w15:restartNumberingAfterBreak="0">
     <w:nsid w:val="71313494"/>
     <w:multiLevelType w:val="multilevel"/>
     <w:tmpl w:val="7C204582"/>
@@ -10906,7 +9862,7 @@
       </w:rPr>
     </w:lvl>
   </w:abstractNum>
-  <w:abstractNum w:abstractNumId="9" w15:restartNumberingAfterBreak="0">
+  <w:abstractNum w:abstractNumId="10" w15:restartNumberingAfterBreak="0">
     <w:nsid w:val="71807A61"/>
     <w:multiLevelType w:val="multilevel"/>
     <w:tmpl w:val="3A0E9DE2"/>
@@ -11055,7 +10011,7 @@
       </w:rPr>
     </w:lvl>
   </w:abstractNum>
-  <w:abstractNum w:abstractNumId="10" w15:restartNumberingAfterBreak="0">
+  <w:abstractNum w:abstractNumId="11" w15:restartNumberingAfterBreak="0">
     <w:nsid w:val="780B1895"/>
     <w:multiLevelType w:val="multilevel"/>
     <w:tmpl w:val="A59281EA"/>
@@ -11204,7 +10160,7 @@
       </w:rPr>
     </w:lvl>
   </w:abstractNum>
-  <w:abstractNum w:abstractNumId="11" w15:restartNumberingAfterBreak="0">
+  <w:abstractNum w:abstractNumId="12" w15:restartNumberingAfterBreak="0">
     <w:nsid w:val="7ACA6EFF"/>
     <w:multiLevelType w:val="hybridMultilevel"/>
     <w:tmpl w:val="184A27A4"/>
@@ -11258,7 +10214,7 @@
       <w:lvlJc w:val="left"/>
     </w:lvl>
   </w:abstractNum>
-  <w:abstractNum w:abstractNumId="12" w15:restartNumberingAfterBreak="0">
+  <w:abstractNum w:abstractNumId="13" w15:restartNumberingAfterBreak="0">
     <w:nsid w:val="7C2C6BE4"/>
     <w:multiLevelType w:val="hybridMultilevel"/>
     <w:tmpl w:val="C5C0072A"/>
@@ -11312,7 +10268,7 @@
       <w:lvlJc w:val="left"/>
     </w:lvl>
   </w:abstractNum>
-  <w:abstractNum w:abstractNumId="13" w15:restartNumberingAfterBreak="0">
+  <w:abstractNum w:abstractNumId="14" w15:restartNumberingAfterBreak="0">
     <w:nsid w:val="7EF677F2"/>
     <w:multiLevelType w:val="hybridMultilevel"/>
     <w:tmpl w:val="BEFC42F2"/>
@@ -11426,61 +10382,64 @@
     </w:lvl>
   </w:abstractNum>
   <w:num w:numId="1" w16cid:durableId="217203133">
-    <w:abstractNumId w:val="2"/>
+    <w:abstractNumId w:val="3"/>
   </w:num>
   <w:num w:numId="2" w16cid:durableId="163322013">
-    <w:abstractNumId w:val="0"/>
+    <w:abstractNumId w:val="1"/>
   </w:num>
   <w:num w:numId="3" w16cid:durableId="761220150">
-    <w:abstractNumId w:val="9"/>
+    <w:abstractNumId w:val="10"/>
   </w:num>
   <w:num w:numId="4" w16cid:durableId="1163811030">
-    <w:abstractNumId w:val="10"/>
+    <w:abstractNumId w:val="11"/>
   </w:num>
   <w:num w:numId="5" w16cid:durableId="389504127">
-    <w:abstractNumId w:val="7"/>
+    <w:abstractNumId w:val="8"/>
   </w:num>
   <w:num w:numId="6" w16cid:durableId="1235898861">
-    <w:abstractNumId w:val="4"/>
+    <w:abstractNumId w:val="5"/>
   </w:num>
   <w:num w:numId="7" w16cid:durableId="1275282315">
-    <w:abstractNumId w:val="5"/>
+    <w:abstractNumId w:val="6"/>
   </w:num>
   <w:num w:numId="8" w16cid:durableId="699167122">
-    <w:abstractNumId w:val="11"/>
+    <w:abstractNumId w:val="12"/>
     <w:lvlOverride w:ilvl="0">
       <w:startOverride w:val="1"/>
     </w:lvlOverride>
   </w:num>
   <w:num w:numId="9" w16cid:durableId="1133793415">
-    <w:abstractNumId w:val="1"/>
+    <w:abstractNumId w:val="2"/>
     <w:lvlOverride w:ilvl="0">
       <w:startOverride w:val="1"/>
     </w:lvlOverride>
   </w:num>
   <w:num w:numId="10" w16cid:durableId="1349480382">
-    <w:abstractNumId w:val="6"/>
+    <w:abstractNumId w:val="7"/>
     <w:lvlOverride w:ilvl="0">
       <w:startOverride w:val="1"/>
     </w:lvlOverride>
   </w:num>
   <w:num w:numId="11" w16cid:durableId="1563053922">
-    <w:abstractNumId w:val="12"/>
+    <w:abstractNumId w:val="13"/>
     <w:lvlOverride w:ilvl="0">
       <w:startOverride w:val="1"/>
     </w:lvlOverride>
   </w:num>
   <w:num w:numId="12" w16cid:durableId="1432897714">
-    <w:abstractNumId w:val="3"/>
+    <w:abstractNumId w:val="4"/>
     <w:lvlOverride w:ilvl="0">
       <w:startOverride w:val="1"/>
     </w:lvlOverride>
   </w:num>
   <w:num w:numId="13" w16cid:durableId="2008971739">
-    <w:abstractNumId w:val="8"/>
+    <w:abstractNumId w:val="9"/>
   </w:num>
   <w:num w:numId="14" w16cid:durableId="980496123">
-    <w:abstractNumId w:val="13"/>
+    <w:abstractNumId w:val="14"/>
+  </w:num>
+  <w:num w:numId="15" w16cid:durableId="2008747819">
+    <w:abstractNumId w:val="0"/>
   </w:num>
 </w:numbering>
 </file>
@@ -12088,6 +11047,7 @@
   <w:style w:type="character" w:default="1" w:styleId="DefaultParagraphFont">
     <w:name w:val="Default Paragraph Font"/>
     <w:uiPriority w:val="1"/>
+    <w:semiHidden/>
     <w:unhideWhenUsed/>
   </w:style>
   <w:style w:type="table" w:default="1" w:styleId="TableNormal">
@@ -12465,11 +11425,11 @@
     <w:name w:val="MyBookChapterNumber"/>
     <w:next w:val="Normal"/>
     <w:qFormat/>
-    <w:rsid w:val="00D75AEF"/>
+    <w:rsid w:val="00A95380"/>
     <w:rPr>
       <w:rFonts w:ascii="Arial" w:hAnsi="Arial"/>
       <w:b/>
-      <w:color w:val="3B2DF7"/>
+      <w:color w:val="153D63" w:themeColor="text2" w:themeTint="E6"/>
       <w:spacing w:val="120"/>
       <w:sz w:val="22"/>
     </w:rPr>
@@ -12680,6 +11640,20 @@
       <w:i/>
       <w:iCs/>
       <w:color w:val="555555"/>
+    </w:rPr>
+  </w:style>
+  <w:style w:type="paragraph" w:customStyle="1" w:styleId="break-words">
+    <w:name w:val="break-words"/>
+    <w:basedOn w:val="Normal"/>
+    <w:rsid w:val="00513D9F"/>
+    <w:pPr>
+      <w:spacing w:before="100" w:beforeAutospacing="1" w:after="100" w:afterAutospacing="1" w:line="240" w:lineRule="auto"/>
+    </w:pPr>
+    <w:rPr>
+      <w:rFonts w:ascii="Times New Roman" w:eastAsia="Times New Roman" w:hAnsi="Times New Roman" w:cs="Times New Roman"/>
+      <w:kern w:val="0"/>
+      <w:lang w:eastAsia="en-AU"/>
+      <w14:ligatures w14:val="none"/>
     </w:rPr>
   </w:style>
 </w:styles>
